--- a/4.质量管理/2.运行记录类文件/JXTX-04-11-运维服务质量管理内审计划.docx
+++ b/4.质量管理/2.运行记录类文件/JXTX-04-11-运维服务质量管理内审计划.docx
@@ -21,7 +21,60 @@
         <w:spacing w:before="3120" w:beforeLines="1000"/>
         <w:textAlignment w:val="baseline"/>
       </w:pPr>
+      <w:bookmarkStart w:id="18" w:name="_GoBack"/>
       <w:bookmarkStart w:id="0" w:name="_Toc14559"/>
+      <w:r>
+        <w:drawing>
+          <wp:anchor distT="0" distB="0" distL="114300" distR="114300" simplePos="0" relativeHeight="251661312" behindDoc="1" locked="0" layoutInCell="1" allowOverlap="1">
+            <wp:simplePos x="0" y="0"/>
+            <wp:positionH relativeFrom="column">
+              <wp:posOffset>-19050</wp:posOffset>
+            </wp:positionH>
+            <wp:positionV relativeFrom="paragraph">
+              <wp:posOffset>-22225</wp:posOffset>
+            </wp:positionV>
+            <wp:extent cx="5304790" cy="8893810"/>
+            <wp:effectExtent l="0" t="0" r="13970" b="6350"/>
+            <wp:wrapNone/>
+            <wp:docPr id="1" name="图片 1"/>
+            <wp:cNvGraphicFramePr>
+              <a:graphicFrameLocks xmlns:a="http://schemas.openxmlformats.org/drawingml/2006/main" noChangeAspect="1"/>
+            </wp:cNvGraphicFramePr>
+            <a:graphic xmlns:a="http://schemas.openxmlformats.org/drawingml/2006/main">
+              <a:graphicData uri="http://schemas.openxmlformats.org/drawingml/2006/picture">
+                <pic:pic xmlns:pic="http://schemas.openxmlformats.org/drawingml/2006/picture">
+                  <pic:nvPicPr>
+                    <pic:cNvPr id="1" name="图片 1"/>
+                    <pic:cNvPicPr>
+                      <a:picLocks noChangeAspect="1"/>
+                    </pic:cNvPicPr>
+                  </pic:nvPicPr>
+                  <pic:blipFill>
+                    <a:blip r:embed="rId7"/>
+                    <a:stretch>
+                      <a:fillRect/>
+                    </a:stretch>
+                  </pic:blipFill>
+                  <pic:spPr>
+                    <a:xfrm>
+                      <a:off x="0" y="0"/>
+                      <a:ext cx="5304790" cy="8893810"/>
+                    </a:xfrm>
+                    <a:prstGeom prst="rect">
+                      <a:avLst/>
+                    </a:prstGeom>
+                    <a:noFill/>
+                    <a:ln>
+                      <a:noFill/>
+                    </a:ln>
+                  </pic:spPr>
+                </pic:pic>
+              </a:graphicData>
+            </a:graphic>
+          </wp:anchor>
+        </w:drawing>
+      </w:r>
+      <w:bookmarkEnd w:id="18"/>
       <w:r>
         <w:drawing>
           <wp:anchor distT="0" distB="0" distL="114300" distR="114300" simplePos="0" relativeHeight="251660288" behindDoc="1" locked="0" layoutInCell="1" allowOverlap="1">
@@ -49,7 +102,7 @@
                     </pic:cNvPicPr>
                   </pic:nvPicPr>
                   <pic:blipFill>
-                    <a:blip r:embed="rId7"/>
+                    <a:blip r:embed="rId8"/>
                     <a:stretch>
                       <a:fillRect/>
                     </a:stretch>
@@ -104,7 +157,7 @@
                     </pic:cNvPicPr>
                   </pic:nvPicPr>
                   <pic:blipFill>
-                    <a:blip r:embed="rId8">
+                    <a:blip r:embed="rId9">
                       <a:alphaModFix amt="58000"/>
                       <a:lum contrast="-52000"/>
                     </a:blip>
@@ -1156,8 +1209,6 @@
               </w:rPr>
               <w:t>11</w:t>
             </w:r>
-            <w:bookmarkStart w:id="18" w:name="_GoBack"/>
-            <w:bookmarkEnd w:id="18"/>
             <w:r>
               <w:rPr>
                 <w:rFonts w:ascii="宋体" w:hAnsi="宋体" w:eastAsia="宋体" w:cs="宋体"/>

--- a/4.质量管理/2.运行记录类文件/JXTX-04-11-运维服务质量管理内审计划.docx
+++ b/4.质量管理/2.运行记录类文件/JXTX-04-11-运维服务质量管理内审计划.docx
@@ -21,8 +21,7 @@
         <w:spacing w:before="3120" w:beforeLines="1000"/>
         <w:textAlignment w:val="baseline"/>
       </w:pPr>
-      <w:bookmarkStart w:id="18" w:name="_GoBack"/>
-      <w:bookmarkStart w:id="0" w:name="_Toc14559"/>
+      <w:bookmarkStart w:id="0" w:name="_Toc2239"/>
       <w:r>
         <w:drawing>
           <wp:anchor distT="0" distB="0" distL="114300" distR="114300" simplePos="0" relativeHeight="251661312" behindDoc="1" locked="0" layoutInCell="1" allowOverlap="1">
@@ -74,7 +73,6 @@
           </wp:anchor>
         </w:drawing>
       </w:r>
-      <w:bookmarkEnd w:id="18"/>
       <w:r>
         <w:drawing>
           <wp:anchor distT="0" distB="0" distL="114300" distR="114300" simplePos="0" relativeHeight="251660288" behindDoc="1" locked="0" layoutInCell="1" allowOverlap="1">
@@ -212,7 +210,7 @@
           <w:lang w:val="en-US" w:eastAsia="zh-CN"/>
         </w:rPr>
       </w:pPr>
-      <w:bookmarkStart w:id="1" w:name="_Toc7485"/>
+      <w:bookmarkStart w:id="1" w:name="_Toc22589"/>
       <w:r>
         <w:rPr>
           <w:rFonts w:hint="eastAsia"/>
@@ -468,7 +466,7 @@
                 <w:vertAlign w:val="baseline"/>
                 <w:lang w:val="en-US" w:eastAsia="zh-CN"/>
               </w:rPr>
-              <w:t>2025.09.10</w:t>
+              <w:t>2025.11.10</w:t>
             </w:r>
           </w:p>
         </w:tc>
@@ -635,7 +633,7 @@
                 <w:vertAlign w:val="baseline"/>
                 <w:lang w:val="en-US" w:eastAsia="zh-CN"/>
               </w:rPr>
-              <w:t>2025.09.10</w:t>
+              <w:t>2025.11.10</w:t>
             </w:r>
           </w:p>
         </w:tc>
@@ -776,7 +774,7 @@
                 <w:vertAlign w:val="baseline"/>
                 <w:lang w:val="en-US" w:eastAsia="zh-CN"/>
               </w:rPr>
-              <w:t>2025.09.10</w:t>
+              <w:t>2025.11.10</w:t>
             </w:r>
           </w:p>
         </w:tc>
@@ -2066,6 +2064,8 @@
               <w:tab w:val="right" w:leader="dot" w:pos="8306"/>
             </w:tabs>
           </w:pPr>
+          <w:bookmarkStart w:id="6" w:name="_GoBack"/>
+          <w:bookmarkEnd w:id="6"/>
           <w:r>
             <w:rPr>
               <w:rFonts w:hint="eastAsia" w:ascii="宋体" w:hAnsi="宋体" w:eastAsia="宋体" w:cs="宋体"/>
@@ -2102,7 +2102,7 @@
               <w:rFonts w:hint="eastAsia" w:ascii="宋体" w:hAnsi="宋体" w:eastAsia="宋体" w:cs="宋体"/>
               <w:szCs w:val="24"/>
             </w:rPr>
-            <w:instrText xml:space="preserve"> HYPERLINK \l _Toc14559 </w:instrText>
+            <w:instrText xml:space="preserve"> HYPERLINK \l _Toc2239 </w:instrText>
           </w:r>
           <w:r>
             <w:rPr>
@@ -2125,7 +2125,7 @@
             <w:fldChar w:fldCharType="begin"/>
           </w:r>
           <w:r>
-            <w:instrText xml:space="preserve"> PAGEREF _Toc14559 \h </w:instrText>
+            <w:instrText xml:space="preserve"> PAGEREF _Toc2239 \h </w:instrText>
           </w:r>
           <w:r>
             <w:fldChar w:fldCharType="separate"/>
@@ -2163,7 +2163,7 @@
               <w:rFonts w:hint="eastAsia" w:ascii="宋体" w:hAnsi="宋体" w:eastAsia="宋体" w:cs="宋体"/>
               <w:szCs w:val="24"/>
             </w:rPr>
-            <w:instrText xml:space="preserve"> HYPERLINK \l _Toc7485 </w:instrText>
+            <w:instrText xml:space="preserve"> HYPERLINK \l _Toc22589 </w:instrText>
           </w:r>
           <w:r>
             <w:rPr>
@@ -2186,7 +2186,7 @@
             <w:fldChar w:fldCharType="begin"/>
           </w:r>
           <w:r>
-            <w:instrText xml:space="preserve"> PAGEREF _Toc7485 \h </w:instrText>
+            <w:instrText xml:space="preserve"> PAGEREF _Toc22589 \h </w:instrText>
           </w:r>
           <w:r>
             <w:fldChar w:fldCharType="separate"/>
@@ -2224,7 +2224,7 @@
               <w:rFonts w:hint="eastAsia" w:ascii="宋体" w:hAnsi="宋体" w:eastAsia="宋体" w:cs="宋体"/>
               <w:szCs w:val="24"/>
             </w:rPr>
-            <w:instrText xml:space="preserve"> HYPERLINK \l _Toc2990 </w:instrText>
+            <w:instrText xml:space="preserve"> HYPERLINK \l _Toc9858 </w:instrText>
           </w:r>
           <w:r>
             <w:rPr>
@@ -2244,7 +2244,7 @@
               <w:rFonts w:hint="eastAsia"/>
               <w:lang w:val="en-US" w:eastAsia="zh-CN"/>
             </w:rPr>
-            <w:t>总则</w:t>
+            <w:t>目的</w:t>
           </w:r>
           <w:r>
             <w:tab/>
@@ -2253,7 +2253,7 @@
             <w:fldChar w:fldCharType="begin"/>
           </w:r>
           <w:r>
-            <w:instrText xml:space="preserve"> PAGEREF _Toc2990 \h </w:instrText>
+            <w:instrText xml:space="preserve"> PAGEREF _Toc9858 \h </w:instrText>
           </w:r>
           <w:r>
             <w:fldChar w:fldCharType="separate"/>
@@ -2291,7 +2291,7 @@
               <w:rFonts w:hint="eastAsia" w:ascii="宋体" w:hAnsi="宋体" w:eastAsia="宋体" w:cs="宋体"/>
               <w:szCs w:val="24"/>
             </w:rPr>
-            <w:instrText xml:space="preserve"> HYPERLINK \l _Toc10280 </w:instrText>
+            <w:instrText xml:space="preserve"> HYPERLINK \l _Toc20773 </w:instrText>
           </w:r>
           <w:r>
             <w:rPr>
@@ -2312,7 +2312,7 @@
               <w:rFonts w:hint="eastAsia"/>
               <w:lang w:val="en-US" w:eastAsia="zh-CN"/>
             </w:rPr>
-            <w:t>目的</w:t>
+            <w:t>审核基本信息</w:t>
           </w:r>
           <w:r>
             <w:tab/>
@@ -2321,7 +2321,7 @@
             <w:fldChar w:fldCharType="begin"/>
           </w:r>
           <w:r>
-            <w:instrText xml:space="preserve"> PAGEREF _Toc10280 \h </w:instrText>
+            <w:instrText xml:space="preserve"> PAGEREF _Toc20773 \h </w:instrText>
           </w:r>
           <w:r>
             <w:fldChar w:fldCharType="separate"/>
@@ -2359,7 +2359,7 @@
               <w:rFonts w:hint="eastAsia" w:ascii="宋体" w:hAnsi="宋体" w:eastAsia="宋体" w:cs="宋体"/>
               <w:szCs w:val="24"/>
             </w:rPr>
-            <w:instrText xml:space="preserve"> HYPERLINK \l _Toc11269 </w:instrText>
+            <w:instrText xml:space="preserve"> HYPERLINK \l _Toc28118 </w:instrText>
           </w:r>
           <w:r>
             <w:rPr>
@@ -2380,7 +2380,7 @@
               <w:rFonts w:hint="eastAsia"/>
               <w:lang w:val="en-US" w:eastAsia="zh-CN"/>
             </w:rPr>
-            <w:t>适用范围</w:t>
+            <w:t>审核组成员</w:t>
           </w:r>
           <w:r>
             <w:tab/>
@@ -2389,7 +2389,7 @@
             <w:fldChar w:fldCharType="begin"/>
           </w:r>
           <w:r>
-            <w:instrText xml:space="preserve"> PAGEREF _Toc11269 \h </w:instrText>
+            <w:instrText xml:space="preserve"> PAGEREF _Toc28118 \h </w:instrText>
           </w:r>
           <w:r>
             <w:fldChar w:fldCharType="separate"/>
@@ -2427,7 +2427,7 @@
               <w:rFonts w:hint="eastAsia" w:ascii="宋体" w:hAnsi="宋体" w:eastAsia="宋体" w:cs="宋体"/>
               <w:szCs w:val="24"/>
             </w:rPr>
-            <w:instrText xml:space="preserve"> HYPERLINK \l _Toc8830 </w:instrText>
+            <w:instrText xml:space="preserve"> HYPERLINK \l _Toc27432 </w:instrText>
           </w:r>
           <w:r>
             <w:rPr>
@@ -2448,7 +2448,7 @@
               <w:rFonts w:hint="eastAsia"/>
               <w:lang w:val="en-US" w:eastAsia="zh-CN"/>
             </w:rPr>
-            <w:t>岗位职责</w:t>
+            <w:t>审核日程进度</w:t>
           </w:r>
           <w:r>
             <w:tab/>
@@ -2457,810 +2457,13 @@
             <w:fldChar w:fldCharType="begin"/>
           </w:r>
           <w:r>
-            <w:instrText xml:space="preserve"> PAGEREF _Toc8830 \h </w:instrText>
+            <w:instrText xml:space="preserve"> PAGEREF _Toc27432 \h </w:instrText>
           </w:r>
           <w:r>
             <w:fldChar w:fldCharType="separate"/>
           </w:r>
           <w:r>
             <w:t>4</w:t>
-          </w:r>
-          <w:r>
-            <w:fldChar w:fldCharType="end"/>
-          </w:r>
-          <w:r>
-            <w:rPr>
-              <w:rFonts w:hint="eastAsia" w:ascii="宋体" w:hAnsi="宋体" w:eastAsia="宋体" w:cs="宋体"/>
-              <w:szCs w:val="24"/>
-            </w:rPr>
-            <w:fldChar w:fldCharType="end"/>
-          </w:r>
-        </w:p>
-        <w:p>
-          <w:pPr>
-            <w:pStyle w:val="13"/>
-            <w:tabs>
-              <w:tab w:val="right" w:leader="dot" w:pos="8306"/>
-            </w:tabs>
-          </w:pPr>
-          <w:r>
-            <w:rPr>
-              <w:rFonts w:hint="eastAsia" w:ascii="宋体" w:hAnsi="宋体" w:eastAsia="宋体" w:cs="宋体"/>
-              <w:szCs w:val="24"/>
-            </w:rPr>
-            <w:fldChar w:fldCharType="begin"/>
-          </w:r>
-          <w:r>
-            <w:rPr>
-              <w:rFonts w:hint="eastAsia" w:ascii="宋体" w:hAnsi="宋体" w:eastAsia="宋体" w:cs="宋体"/>
-              <w:szCs w:val="24"/>
-            </w:rPr>
-            <w:instrText xml:space="preserve"> HYPERLINK \l _Toc20243 </w:instrText>
-          </w:r>
-          <w:r>
-            <w:rPr>
-              <w:rFonts w:hint="eastAsia" w:ascii="宋体" w:hAnsi="宋体" w:eastAsia="宋体" w:cs="宋体"/>
-              <w:szCs w:val="24"/>
-            </w:rPr>
-            <w:fldChar w:fldCharType="separate"/>
-          </w:r>
-          <w:r>
-            <w:rPr>
-              <w:rFonts w:hint="default"/>
-              <w:lang w:val="en-US" w:eastAsia="zh-CN"/>
-            </w:rPr>
-            <w:t>1.3.1. 质量管理部</w:t>
-          </w:r>
-          <w:r>
-            <w:tab/>
-          </w:r>
-          <w:r>
-            <w:fldChar w:fldCharType="begin"/>
-          </w:r>
-          <w:r>
-            <w:instrText xml:space="preserve"> PAGEREF _Toc20243 \h </w:instrText>
-          </w:r>
-          <w:r>
-            <w:fldChar w:fldCharType="separate"/>
-          </w:r>
-          <w:r>
-            <w:t>4</w:t>
-          </w:r>
-          <w:r>
-            <w:fldChar w:fldCharType="end"/>
-          </w:r>
-          <w:r>
-            <w:rPr>
-              <w:rFonts w:hint="eastAsia" w:ascii="宋体" w:hAnsi="宋体" w:eastAsia="宋体" w:cs="宋体"/>
-              <w:szCs w:val="24"/>
-            </w:rPr>
-            <w:fldChar w:fldCharType="end"/>
-          </w:r>
-        </w:p>
-        <w:p>
-          <w:pPr>
-            <w:pStyle w:val="13"/>
-            <w:tabs>
-              <w:tab w:val="right" w:leader="dot" w:pos="8306"/>
-            </w:tabs>
-          </w:pPr>
-          <w:r>
-            <w:rPr>
-              <w:rFonts w:hint="eastAsia" w:ascii="宋体" w:hAnsi="宋体" w:eastAsia="宋体" w:cs="宋体"/>
-              <w:szCs w:val="24"/>
-            </w:rPr>
-            <w:fldChar w:fldCharType="begin"/>
-          </w:r>
-          <w:r>
-            <w:rPr>
-              <w:rFonts w:hint="eastAsia" w:ascii="宋体" w:hAnsi="宋体" w:eastAsia="宋体" w:cs="宋体"/>
-              <w:szCs w:val="24"/>
-            </w:rPr>
-            <w:instrText xml:space="preserve"> HYPERLINK \l _Toc5828 </w:instrText>
-          </w:r>
-          <w:r>
-            <w:rPr>
-              <w:rFonts w:hint="eastAsia" w:ascii="宋体" w:hAnsi="宋体" w:eastAsia="宋体" w:cs="宋体"/>
-              <w:szCs w:val="24"/>
-            </w:rPr>
-            <w:fldChar w:fldCharType="separate"/>
-          </w:r>
-          <w:r>
-            <w:rPr>
-              <w:rFonts w:hint="default"/>
-              <w:lang w:val="en-US" w:eastAsia="zh-CN"/>
-            </w:rPr>
-            <w:t xml:space="preserve">1.3.2. </w:t>
-          </w:r>
-          <w:r>
-            <w:rPr>
-              <w:rFonts w:hint="eastAsia"/>
-              <w:lang w:val="en-US" w:eastAsia="zh-CN"/>
-            </w:rPr>
-            <w:t>质量管理部经理</w:t>
-          </w:r>
-          <w:r>
-            <w:tab/>
-          </w:r>
-          <w:r>
-            <w:fldChar w:fldCharType="begin"/>
-          </w:r>
-          <w:r>
-            <w:instrText xml:space="preserve"> PAGEREF _Toc5828 \h </w:instrText>
-          </w:r>
-          <w:r>
-            <w:fldChar w:fldCharType="separate"/>
-          </w:r>
-          <w:r>
-            <w:t>4</w:t>
-          </w:r>
-          <w:r>
-            <w:fldChar w:fldCharType="end"/>
-          </w:r>
-          <w:r>
-            <w:rPr>
-              <w:rFonts w:hint="eastAsia" w:ascii="宋体" w:hAnsi="宋体" w:eastAsia="宋体" w:cs="宋体"/>
-              <w:szCs w:val="24"/>
-            </w:rPr>
-            <w:fldChar w:fldCharType="end"/>
-          </w:r>
-        </w:p>
-        <w:p>
-          <w:pPr>
-            <w:pStyle w:val="13"/>
-            <w:tabs>
-              <w:tab w:val="right" w:leader="dot" w:pos="8306"/>
-            </w:tabs>
-          </w:pPr>
-          <w:r>
-            <w:rPr>
-              <w:rFonts w:hint="eastAsia" w:ascii="宋体" w:hAnsi="宋体" w:eastAsia="宋体" w:cs="宋体"/>
-              <w:szCs w:val="24"/>
-            </w:rPr>
-            <w:fldChar w:fldCharType="begin"/>
-          </w:r>
-          <w:r>
-            <w:rPr>
-              <w:rFonts w:hint="eastAsia" w:ascii="宋体" w:hAnsi="宋体" w:eastAsia="宋体" w:cs="宋体"/>
-              <w:szCs w:val="24"/>
-            </w:rPr>
-            <w:instrText xml:space="preserve"> HYPERLINK \l _Toc7958 </w:instrText>
-          </w:r>
-          <w:r>
-            <w:rPr>
-              <w:rFonts w:hint="eastAsia" w:ascii="宋体" w:hAnsi="宋体" w:eastAsia="宋体" w:cs="宋体"/>
-              <w:szCs w:val="24"/>
-            </w:rPr>
-            <w:fldChar w:fldCharType="separate"/>
-          </w:r>
-          <w:r>
-            <w:rPr>
-              <w:rFonts w:hint="default"/>
-              <w:lang w:val="en-US" w:eastAsia="zh-CN"/>
-            </w:rPr>
-            <w:t>1.3.3. 内审员</w:t>
-          </w:r>
-          <w:r>
-            <w:tab/>
-          </w:r>
-          <w:r>
-            <w:fldChar w:fldCharType="begin"/>
-          </w:r>
-          <w:r>
-            <w:instrText xml:space="preserve"> PAGEREF _Toc7958 \h </w:instrText>
-          </w:r>
-          <w:r>
-            <w:fldChar w:fldCharType="separate"/>
-          </w:r>
-          <w:r>
-            <w:t>4</w:t>
-          </w:r>
-          <w:r>
-            <w:fldChar w:fldCharType="end"/>
-          </w:r>
-          <w:r>
-            <w:rPr>
-              <w:rFonts w:hint="eastAsia" w:ascii="宋体" w:hAnsi="宋体" w:eastAsia="宋体" w:cs="宋体"/>
-              <w:szCs w:val="24"/>
-            </w:rPr>
-            <w:fldChar w:fldCharType="end"/>
-          </w:r>
-        </w:p>
-        <w:p>
-          <w:pPr>
-            <w:pStyle w:val="13"/>
-            <w:tabs>
-              <w:tab w:val="right" w:leader="dot" w:pos="8306"/>
-            </w:tabs>
-          </w:pPr>
-          <w:r>
-            <w:rPr>
-              <w:rFonts w:hint="eastAsia" w:ascii="宋体" w:hAnsi="宋体" w:eastAsia="宋体" w:cs="宋体"/>
-              <w:szCs w:val="24"/>
-            </w:rPr>
-            <w:fldChar w:fldCharType="begin"/>
-          </w:r>
-          <w:r>
-            <w:rPr>
-              <w:rFonts w:hint="eastAsia" w:ascii="宋体" w:hAnsi="宋体" w:eastAsia="宋体" w:cs="宋体"/>
-              <w:szCs w:val="24"/>
-            </w:rPr>
-            <w:instrText xml:space="preserve"> HYPERLINK \l _Toc20704 </w:instrText>
-          </w:r>
-          <w:r>
-            <w:rPr>
-              <w:rFonts w:hint="eastAsia" w:ascii="宋体" w:hAnsi="宋体" w:eastAsia="宋体" w:cs="宋体"/>
-              <w:szCs w:val="24"/>
-            </w:rPr>
-            <w:fldChar w:fldCharType="separate"/>
-          </w:r>
-          <w:r>
-            <w:rPr>
-              <w:rFonts w:hint="default"/>
-              <w:lang w:val="en-US" w:eastAsia="zh-CN"/>
-            </w:rPr>
-            <w:t xml:space="preserve">1.3.4. </w:t>
-          </w:r>
-          <w:r>
-            <w:rPr>
-              <w:rFonts w:hint="eastAsia"/>
-              <w:lang w:val="en-US" w:eastAsia="zh-CN"/>
-            </w:rPr>
-            <w:t>各运维相关部门</w:t>
-          </w:r>
-          <w:r>
-            <w:tab/>
-          </w:r>
-          <w:r>
-            <w:fldChar w:fldCharType="begin"/>
-          </w:r>
-          <w:r>
-            <w:instrText xml:space="preserve"> PAGEREF _Toc20704 \h </w:instrText>
-          </w:r>
-          <w:r>
-            <w:fldChar w:fldCharType="separate"/>
-          </w:r>
-          <w:r>
-            <w:t>4</w:t>
-          </w:r>
-          <w:r>
-            <w:fldChar w:fldCharType="end"/>
-          </w:r>
-          <w:r>
-            <w:rPr>
-              <w:rFonts w:hint="eastAsia" w:ascii="宋体" w:hAnsi="宋体" w:eastAsia="宋体" w:cs="宋体"/>
-              <w:szCs w:val="24"/>
-            </w:rPr>
-            <w:fldChar w:fldCharType="end"/>
-          </w:r>
-        </w:p>
-        <w:p>
-          <w:pPr>
-            <w:pStyle w:val="16"/>
-            <w:tabs>
-              <w:tab w:val="right" w:leader="dot" w:pos="8306"/>
-            </w:tabs>
-          </w:pPr>
-          <w:r>
-            <w:rPr>
-              <w:rFonts w:hint="eastAsia" w:ascii="宋体" w:hAnsi="宋体" w:eastAsia="宋体" w:cs="宋体"/>
-              <w:szCs w:val="24"/>
-            </w:rPr>
-            <w:fldChar w:fldCharType="begin"/>
-          </w:r>
-          <w:r>
-            <w:rPr>
-              <w:rFonts w:hint="eastAsia" w:ascii="宋体" w:hAnsi="宋体" w:eastAsia="宋体" w:cs="宋体"/>
-              <w:szCs w:val="24"/>
-            </w:rPr>
-            <w:instrText xml:space="preserve"> HYPERLINK \l _Toc24690 </w:instrText>
-          </w:r>
-          <w:r>
-            <w:rPr>
-              <w:rFonts w:hint="eastAsia" w:ascii="宋体" w:hAnsi="宋体" w:eastAsia="宋体" w:cs="宋体"/>
-              <w:szCs w:val="24"/>
-            </w:rPr>
-            <w:fldChar w:fldCharType="separate"/>
-          </w:r>
-          <w:r>
-            <w:rPr>
-              <w:rFonts w:hint="default"/>
-              <w:lang w:val="en-US" w:eastAsia="zh-CN"/>
-            </w:rPr>
-            <w:t xml:space="preserve">2. </w:t>
-          </w:r>
-          <w:r>
-            <w:rPr>
-              <w:rFonts w:hint="eastAsia"/>
-              <w:lang w:val="en-US" w:eastAsia="zh-CN"/>
-            </w:rPr>
-            <w:t>引用依据</w:t>
-          </w:r>
-          <w:r>
-            <w:tab/>
-          </w:r>
-          <w:r>
-            <w:fldChar w:fldCharType="begin"/>
-          </w:r>
-          <w:r>
-            <w:instrText xml:space="preserve"> PAGEREF _Toc24690 \h </w:instrText>
-          </w:r>
-          <w:r>
-            <w:fldChar w:fldCharType="separate"/>
-          </w:r>
-          <w:r>
-            <w:t>4</w:t>
-          </w:r>
-          <w:r>
-            <w:fldChar w:fldCharType="end"/>
-          </w:r>
-          <w:r>
-            <w:rPr>
-              <w:rFonts w:hint="eastAsia" w:ascii="宋体" w:hAnsi="宋体" w:eastAsia="宋体" w:cs="宋体"/>
-              <w:szCs w:val="24"/>
-            </w:rPr>
-            <w:fldChar w:fldCharType="end"/>
-          </w:r>
-        </w:p>
-        <w:p>
-          <w:pPr>
-            <w:pStyle w:val="16"/>
-            <w:tabs>
-              <w:tab w:val="right" w:leader="dot" w:pos="8306"/>
-            </w:tabs>
-          </w:pPr>
-          <w:r>
-            <w:rPr>
-              <w:rFonts w:hint="eastAsia" w:ascii="宋体" w:hAnsi="宋体" w:eastAsia="宋体" w:cs="宋体"/>
-              <w:szCs w:val="24"/>
-            </w:rPr>
-            <w:fldChar w:fldCharType="begin"/>
-          </w:r>
-          <w:r>
-            <w:rPr>
-              <w:rFonts w:hint="eastAsia" w:ascii="宋体" w:hAnsi="宋体" w:eastAsia="宋体" w:cs="宋体"/>
-              <w:szCs w:val="24"/>
-            </w:rPr>
-            <w:instrText xml:space="preserve"> HYPERLINK \l _Toc29528 </w:instrText>
-          </w:r>
-          <w:r>
-            <w:rPr>
-              <w:rFonts w:hint="eastAsia" w:ascii="宋体" w:hAnsi="宋体" w:eastAsia="宋体" w:cs="宋体"/>
-              <w:szCs w:val="24"/>
-            </w:rPr>
-            <w:fldChar w:fldCharType="separate"/>
-          </w:r>
-          <w:r>
-            <w:rPr>
-              <w:rFonts w:hint="default"/>
-            </w:rPr>
-            <w:t xml:space="preserve">3. </w:t>
-          </w:r>
-          <w:r>
-            <w:rPr>
-              <w:rFonts w:hint="eastAsia"/>
-              <w:lang w:val="en-US" w:eastAsia="zh-CN"/>
-            </w:rPr>
-            <w:t>定义与术语</w:t>
-          </w:r>
-          <w:r>
-            <w:tab/>
-          </w:r>
-          <w:r>
-            <w:fldChar w:fldCharType="begin"/>
-          </w:r>
-          <w:r>
-            <w:instrText xml:space="preserve"> PAGEREF _Toc29528 \h </w:instrText>
-          </w:r>
-          <w:r>
-            <w:fldChar w:fldCharType="separate"/>
-          </w:r>
-          <w:r>
-            <w:t>5</w:t>
-          </w:r>
-          <w:r>
-            <w:fldChar w:fldCharType="end"/>
-          </w:r>
-          <w:r>
-            <w:rPr>
-              <w:rFonts w:hint="eastAsia" w:ascii="宋体" w:hAnsi="宋体" w:eastAsia="宋体" w:cs="宋体"/>
-              <w:szCs w:val="24"/>
-            </w:rPr>
-            <w:fldChar w:fldCharType="end"/>
-          </w:r>
-        </w:p>
-        <w:p>
-          <w:pPr>
-            <w:pStyle w:val="17"/>
-            <w:tabs>
-              <w:tab w:val="right" w:leader="dot" w:pos="8306"/>
-            </w:tabs>
-          </w:pPr>
-          <w:r>
-            <w:rPr>
-              <w:rFonts w:hint="eastAsia" w:ascii="宋体" w:hAnsi="宋体" w:eastAsia="宋体" w:cs="宋体"/>
-              <w:szCs w:val="24"/>
-            </w:rPr>
-            <w:fldChar w:fldCharType="begin"/>
-          </w:r>
-          <w:r>
-            <w:rPr>
-              <w:rFonts w:hint="eastAsia" w:ascii="宋体" w:hAnsi="宋体" w:eastAsia="宋体" w:cs="宋体"/>
-              <w:szCs w:val="24"/>
-            </w:rPr>
-            <w:instrText xml:space="preserve"> HYPERLINK \l _Toc9347 </w:instrText>
-          </w:r>
-          <w:r>
-            <w:rPr>
-              <w:rFonts w:hint="eastAsia" w:ascii="宋体" w:hAnsi="宋体" w:eastAsia="宋体" w:cs="宋体"/>
-              <w:szCs w:val="24"/>
-            </w:rPr>
-            <w:fldChar w:fldCharType="separate"/>
-          </w:r>
-          <w:r>
-            <w:rPr>
-              <w:rFonts w:hint="default"/>
-            </w:rPr>
-            <w:t xml:space="preserve">3.1. </w:t>
-          </w:r>
-          <w:r>
-            <w:rPr>
-              <w:rFonts w:hint="eastAsia"/>
-            </w:rPr>
-            <w:t>内部审核</w:t>
-          </w:r>
-          <w:r>
-            <w:tab/>
-          </w:r>
-          <w:r>
-            <w:fldChar w:fldCharType="begin"/>
-          </w:r>
-          <w:r>
-            <w:instrText xml:space="preserve"> PAGEREF _Toc9347 \h </w:instrText>
-          </w:r>
-          <w:r>
-            <w:fldChar w:fldCharType="separate"/>
-          </w:r>
-          <w:r>
-            <w:t>5</w:t>
-          </w:r>
-          <w:r>
-            <w:fldChar w:fldCharType="end"/>
-          </w:r>
-          <w:r>
-            <w:rPr>
-              <w:rFonts w:hint="eastAsia" w:ascii="宋体" w:hAnsi="宋体" w:eastAsia="宋体" w:cs="宋体"/>
-              <w:szCs w:val="24"/>
-            </w:rPr>
-            <w:fldChar w:fldCharType="end"/>
-          </w:r>
-        </w:p>
-        <w:p>
-          <w:pPr>
-            <w:pStyle w:val="17"/>
-            <w:tabs>
-              <w:tab w:val="right" w:leader="dot" w:pos="8306"/>
-            </w:tabs>
-          </w:pPr>
-          <w:r>
-            <w:rPr>
-              <w:rFonts w:hint="eastAsia" w:ascii="宋体" w:hAnsi="宋体" w:eastAsia="宋体" w:cs="宋体"/>
-              <w:szCs w:val="24"/>
-            </w:rPr>
-            <w:fldChar w:fldCharType="begin"/>
-          </w:r>
-          <w:r>
-            <w:rPr>
-              <w:rFonts w:hint="eastAsia" w:ascii="宋体" w:hAnsi="宋体" w:eastAsia="宋体" w:cs="宋体"/>
-              <w:szCs w:val="24"/>
-            </w:rPr>
-            <w:instrText xml:space="preserve"> HYPERLINK \l _Toc1887 </w:instrText>
-          </w:r>
-          <w:r>
-            <w:rPr>
-              <w:rFonts w:hint="eastAsia" w:ascii="宋体" w:hAnsi="宋体" w:eastAsia="宋体" w:cs="宋体"/>
-              <w:szCs w:val="24"/>
-            </w:rPr>
-            <w:fldChar w:fldCharType="separate"/>
-          </w:r>
-          <w:r>
-            <w:rPr>
-              <w:rFonts w:hint="default"/>
-            </w:rPr>
-            <w:t xml:space="preserve">3.2. </w:t>
-          </w:r>
-          <w:r>
-            <w:rPr>
-              <w:rFonts w:hint="eastAsia"/>
-            </w:rPr>
-            <w:t>不符合项</w:t>
-          </w:r>
-          <w:r>
-            <w:tab/>
-          </w:r>
-          <w:r>
-            <w:fldChar w:fldCharType="begin"/>
-          </w:r>
-          <w:r>
-            <w:instrText xml:space="preserve"> PAGEREF _Toc1887 \h </w:instrText>
-          </w:r>
-          <w:r>
-            <w:fldChar w:fldCharType="separate"/>
-          </w:r>
-          <w:r>
-            <w:t>5</w:t>
-          </w:r>
-          <w:r>
-            <w:fldChar w:fldCharType="end"/>
-          </w:r>
-          <w:r>
-            <w:rPr>
-              <w:rFonts w:hint="eastAsia" w:ascii="宋体" w:hAnsi="宋体" w:eastAsia="宋体" w:cs="宋体"/>
-              <w:szCs w:val="24"/>
-            </w:rPr>
-            <w:fldChar w:fldCharType="end"/>
-          </w:r>
-        </w:p>
-        <w:p>
-          <w:pPr>
-            <w:pStyle w:val="16"/>
-            <w:tabs>
-              <w:tab w:val="right" w:leader="dot" w:pos="8306"/>
-            </w:tabs>
-          </w:pPr>
-          <w:r>
-            <w:rPr>
-              <w:rFonts w:hint="eastAsia" w:ascii="宋体" w:hAnsi="宋体" w:eastAsia="宋体" w:cs="宋体"/>
-              <w:szCs w:val="24"/>
-            </w:rPr>
-            <w:fldChar w:fldCharType="begin"/>
-          </w:r>
-          <w:r>
-            <w:rPr>
-              <w:rFonts w:hint="eastAsia" w:ascii="宋体" w:hAnsi="宋体" w:eastAsia="宋体" w:cs="宋体"/>
-              <w:szCs w:val="24"/>
-            </w:rPr>
-            <w:instrText xml:space="preserve"> HYPERLINK \l _Toc8168 </w:instrText>
-          </w:r>
-          <w:r>
-            <w:rPr>
-              <w:rFonts w:hint="eastAsia" w:ascii="宋体" w:hAnsi="宋体" w:eastAsia="宋体" w:cs="宋体"/>
-              <w:szCs w:val="24"/>
-            </w:rPr>
-            <w:fldChar w:fldCharType="separate"/>
-          </w:r>
-          <w:r>
-            <w:rPr>
-              <w:rFonts w:hint="default"/>
-              <w:lang w:val="en-US" w:eastAsia="zh-CN"/>
-            </w:rPr>
-            <w:t xml:space="preserve">4. </w:t>
-          </w:r>
-          <w:r>
-            <w:rPr>
-              <w:rFonts w:hint="eastAsia"/>
-              <w:lang w:val="en-US" w:eastAsia="zh-CN"/>
-            </w:rPr>
-            <w:t>管理内容与要求</w:t>
-          </w:r>
-          <w:r>
-            <w:tab/>
-          </w:r>
-          <w:r>
-            <w:fldChar w:fldCharType="begin"/>
-          </w:r>
-          <w:r>
-            <w:instrText xml:space="preserve"> PAGEREF _Toc8168 \h </w:instrText>
-          </w:r>
-          <w:r>
-            <w:fldChar w:fldCharType="separate"/>
-          </w:r>
-          <w:r>
-            <w:t>5</w:t>
-          </w:r>
-          <w:r>
-            <w:fldChar w:fldCharType="end"/>
-          </w:r>
-          <w:r>
-            <w:rPr>
-              <w:rFonts w:hint="eastAsia" w:ascii="宋体" w:hAnsi="宋体" w:eastAsia="宋体" w:cs="宋体"/>
-              <w:szCs w:val="24"/>
-            </w:rPr>
-            <w:fldChar w:fldCharType="end"/>
-          </w:r>
-        </w:p>
-        <w:p>
-          <w:pPr>
-            <w:pStyle w:val="17"/>
-            <w:tabs>
-              <w:tab w:val="right" w:leader="dot" w:pos="8306"/>
-            </w:tabs>
-          </w:pPr>
-          <w:r>
-            <w:rPr>
-              <w:rFonts w:hint="eastAsia" w:ascii="宋体" w:hAnsi="宋体" w:eastAsia="宋体" w:cs="宋体"/>
-              <w:szCs w:val="24"/>
-            </w:rPr>
-            <w:fldChar w:fldCharType="begin"/>
-          </w:r>
-          <w:r>
-            <w:rPr>
-              <w:rFonts w:hint="eastAsia" w:ascii="宋体" w:hAnsi="宋体" w:eastAsia="宋体" w:cs="宋体"/>
-              <w:szCs w:val="24"/>
-            </w:rPr>
-            <w:instrText xml:space="preserve"> HYPERLINK \l _Toc26209 </w:instrText>
-          </w:r>
-          <w:r>
-            <w:rPr>
-              <w:rFonts w:hint="eastAsia" w:ascii="宋体" w:hAnsi="宋体" w:eastAsia="宋体" w:cs="宋体"/>
-              <w:szCs w:val="24"/>
-            </w:rPr>
-            <w:fldChar w:fldCharType="separate"/>
-          </w:r>
-          <w:r>
-            <w:rPr>
-              <w:rFonts w:hint="default"/>
-              <w:lang w:val="en-US" w:eastAsia="zh-CN"/>
-            </w:rPr>
-            <w:t xml:space="preserve">4.1. </w:t>
-          </w:r>
-          <w:r>
-            <w:rPr>
-              <w:rFonts w:hint="eastAsia"/>
-              <w:lang w:val="en-US" w:eastAsia="zh-CN"/>
-            </w:rPr>
-            <w:t>审核基本信息</w:t>
-          </w:r>
-          <w:r>
-            <w:tab/>
-          </w:r>
-          <w:r>
-            <w:fldChar w:fldCharType="begin"/>
-          </w:r>
-          <w:r>
-            <w:instrText xml:space="preserve"> PAGEREF _Toc26209 \h </w:instrText>
-          </w:r>
-          <w:r>
-            <w:fldChar w:fldCharType="separate"/>
-          </w:r>
-          <w:r>
-            <w:t>5</w:t>
-          </w:r>
-          <w:r>
-            <w:fldChar w:fldCharType="end"/>
-          </w:r>
-          <w:r>
-            <w:rPr>
-              <w:rFonts w:hint="eastAsia" w:ascii="宋体" w:hAnsi="宋体" w:eastAsia="宋体" w:cs="宋体"/>
-              <w:szCs w:val="24"/>
-            </w:rPr>
-            <w:fldChar w:fldCharType="end"/>
-          </w:r>
-        </w:p>
-        <w:p>
-          <w:pPr>
-            <w:pStyle w:val="17"/>
-            <w:tabs>
-              <w:tab w:val="right" w:leader="dot" w:pos="8306"/>
-            </w:tabs>
-          </w:pPr>
-          <w:r>
-            <w:rPr>
-              <w:rFonts w:hint="eastAsia" w:ascii="宋体" w:hAnsi="宋体" w:eastAsia="宋体" w:cs="宋体"/>
-              <w:szCs w:val="24"/>
-            </w:rPr>
-            <w:fldChar w:fldCharType="begin"/>
-          </w:r>
-          <w:r>
-            <w:rPr>
-              <w:rFonts w:hint="eastAsia" w:ascii="宋体" w:hAnsi="宋体" w:eastAsia="宋体" w:cs="宋体"/>
-              <w:szCs w:val="24"/>
-            </w:rPr>
-            <w:instrText xml:space="preserve"> HYPERLINK \l _Toc10343 </w:instrText>
-          </w:r>
-          <w:r>
-            <w:rPr>
-              <w:rFonts w:hint="eastAsia" w:ascii="宋体" w:hAnsi="宋体" w:eastAsia="宋体" w:cs="宋体"/>
-              <w:szCs w:val="24"/>
-            </w:rPr>
-            <w:fldChar w:fldCharType="separate"/>
-          </w:r>
-          <w:r>
-            <w:rPr>
-              <w:rFonts w:hint="default"/>
-              <w:lang w:val="en-US" w:eastAsia="zh-CN"/>
-            </w:rPr>
-            <w:t xml:space="preserve">4.2. </w:t>
-          </w:r>
-          <w:r>
-            <w:rPr>
-              <w:rFonts w:hint="eastAsia"/>
-              <w:lang w:val="en-US" w:eastAsia="zh-CN"/>
-            </w:rPr>
-            <w:t>审核组成员</w:t>
-          </w:r>
-          <w:r>
-            <w:tab/>
-          </w:r>
-          <w:r>
-            <w:fldChar w:fldCharType="begin"/>
-          </w:r>
-          <w:r>
-            <w:instrText xml:space="preserve"> PAGEREF _Toc10343 \h </w:instrText>
-          </w:r>
-          <w:r>
-            <w:fldChar w:fldCharType="separate"/>
-          </w:r>
-          <w:r>
-            <w:t>5</w:t>
-          </w:r>
-          <w:r>
-            <w:fldChar w:fldCharType="end"/>
-          </w:r>
-          <w:r>
-            <w:rPr>
-              <w:rFonts w:hint="eastAsia" w:ascii="宋体" w:hAnsi="宋体" w:eastAsia="宋体" w:cs="宋体"/>
-              <w:szCs w:val="24"/>
-            </w:rPr>
-            <w:fldChar w:fldCharType="end"/>
-          </w:r>
-        </w:p>
-        <w:p>
-          <w:pPr>
-            <w:pStyle w:val="17"/>
-            <w:tabs>
-              <w:tab w:val="right" w:leader="dot" w:pos="8306"/>
-            </w:tabs>
-          </w:pPr>
-          <w:r>
-            <w:rPr>
-              <w:rFonts w:hint="eastAsia" w:ascii="宋体" w:hAnsi="宋体" w:eastAsia="宋体" w:cs="宋体"/>
-              <w:szCs w:val="24"/>
-            </w:rPr>
-            <w:fldChar w:fldCharType="begin"/>
-          </w:r>
-          <w:r>
-            <w:rPr>
-              <w:rFonts w:hint="eastAsia" w:ascii="宋体" w:hAnsi="宋体" w:eastAsia="宋体" w:cs="宋体"/>
-              <w:szCs w:val="24"/>
-            </w:rPr>
-            <w:instrText xml:space="preserve"> HYPERLINK \l _Toc4343 </w:instrText>
-          </w:r>
-          <w:r>
-            <w:rPr>
-              <w:rFonts w:hint="eastAsia" w:ascii="宋体" w:hAnsi="宋体" w:eastAsia="宋体" w:cs="宋体"/>
-              <w:szCs w:val="24"/>
-            </w:rPr>
-            <w:fldChar w:fldCharType="separate"/>
-          </w:r>
-          <w:r>
-            <w:rPr>
-              <w:rFonts w:hint="default"/>
-              <w:lang w:val="en-US" w:eastAsia="zh-CN"/>
-            </w:rPr>
-            <w:t xml:space="preserve">4.3. </w:t>
-          </w:r>
-          <w:r>
-            <w:rPr>
-              <w:rFonts w:hint="eastAsia"/>
-              <w:lang w:val="en-US" w:eastAsia="zh-CN"/>
-            </w:rPr>
-            <w:t>审核日程进度</w:t>
-          </w:r>
-          <w:r>
-            <w:tab/>
-          </w:r>
-          <w:r>
-            <w:fldChar w:fldCharType="begin"/>
-          </w:r>
-          <w:r>
-            <w:instrText xml:space="preserve"> PAGEREF _Toc4343 \h </w:instrText>
-          </w:r>
-          <w:r>
-            <w:fldChar w:fldCharType="separate"/>
-          </w:r>
-          <w:r>
-            <w:t>6</w:t>
           </w:r>
           <w:r>
             <w:fldChar w:fldCharType="end"/>
@@ -3363,44 +2566,48 @@
         <w:snapToGrid w:val="0"/>
         <w:textAlignment w:val="baseline"/>
       </w:pPr>
-      <w:bookmarkStart w:id="2" w:name="_Toc2990"/>
+      <w:bookmarkStart w:id="2" w:name="_Toc9858"/>
       <w:r>
         <w:rPr>
           <w:rFonts w:hint="eastAsia"/>
           <w:lang w:val="en-US" w:eastAsia="zh-CN"/>
         </w:rPr>
-        <w:t>总则</w:t>
+        <w:t>目的</w:t>
       </w:r>
       <w:bookmarkEnd w:id="2"/>
     </w:p>
     <w:p>
       <w:pPr>
+        <w:pStyle w:val="29"/>
+        <w:rPr>
+          <w:rFonts w:hint="default"/>
+          <w:lang w:val="en-US" w:eastAsia="zh-CN"/>
+        </w:rPr>
+      </w:pPr>
+      <w:r>
+        <w:rPr>
+          <w:rFonts w:hint="eastAsia"/>
+          <w:lang w:val="en-US" w:eastAsia="zh-CN"/>
+        </w:rPr>
+        <w:t>为验证公司运维工作的规范性、准确性及在实际场景中的应用效果，确保其符合公司既定的服务标准与沟通规范，并能有效支撑运维服务质量的统一交付与客户体验的提升，特制定本年度内部审核计划。</w:t>
+      </w:r>
+    </w:p>
+    <w:p>
+      <w:pPr>
         <w:pStyle w:val="30"/>
-        <w:keepNext w:val="0"/>
-        <w:keepLines w:val="0"/>
-        <w:pageBreakBefore w:val="0"/>
-        <w:widowControl w:val="0"/>
-        <w:kinsoku w:val="0"/>
-        <w:wordWrap/>
-        <w:overflowPunct/>
-        <w:autoSpaceDE w:val="0"/>
-        <w:autoSpaceDN w:val="0"/>
         <w:bidi w:val="0"/>
-        <w:adjustRightInd w:val="0"/>
-        <w:snapToGrid w:val="0"/>
-        <w:textAlignment w:val="baseline"/>
         <w:rPr>
           <w:rFonts w:hint="eastAsia"/>
           <w:lang w:val="en-US" w:eastAsia="zh-CN"/>
         </w:rPr>
       </w:pPr>
-      <w:bookmarkStart w:id="3" w:name="_Toc10280"/>
+      <w:bookmarkStart w:id="3" w:name="_Toc20773"/>
       <w:r>
         <w:rPr>
           <w:rFonts w:hint="eastAsia"/>
           <w:lang w:val="en-US" w:eastAsia="zh-CN"/>
         </w:rPr>
-        <w:t>目的</w:t>
+        <w:t>审核基本信息</w:t>
       </w:r>
       <w:bookmarkEnd w:id="3"/>
     </w:p>
@@ -3408,48 +2615,17 @@
       <w:pPr>
         <w:pStyle w:val="29"/>
         <w:rPr>
+          <w:rFonts w:hint="default"/>
+          <w:lang w:val="en-US" w:eastAsia="zh-CN"/>
+        </w:rPr>
+      </w:pPr>
+      <w:r>
+        <w:rPr>
           <w:rFonts w:hint="eastAsia"/>
           <w:lang w:val="en-US" w:eastAsia="zh-CN"/>
         </w:rPr>
-      </w:pPr>
-      <w:r>
-        <w:rPr>
-          <w:rFonts w:hint="eastAsia"/>
-          <w:lang w:val="en-US" w:eastAsia="zh-CN"/>
-        </w:rPr>
-        <w:t>为验证公司运维工作的规范性、准确性及在实际场景中的应用效果，确保其符合公司既定的服务标准与沟通规范，并能有效支撑运维服务质量的统一交付与客户体验的提升，特制定本年度内部审核计划。</w:t>
-      </w:r>
-    </w:p>
-    <w:p>
-      <w:pPr>
-        <w:pStyle w:val="30"/>
-        <w:keepNext w:val="0"/>
-        <w:keepLines w:val="0"/>
-        <w:pageBreakBefore w:val="0"/>
-        <w:widowControl w:val="0"/>
-        <w:kinsoku w:val="0"/>
-        <w:wordWrap/>
-        <w:overflowPunct/>
-        <w:autoSpaceDE w:val="0"/>
-        <w:autoSpaceDN w:val="0"/>
-        <w:bidi w:val="0"/>
-        <w:adjustRightInd w:val="0"/>
-        <w:snapToGrid w:val="0"/>
-        <w:textAlignment w:val="baseline"/>
-        <w:rPr>
-          <w:rFonts w:hint="eastAsia"/>
-          <w:lang w:val="en-US" w:eastAsia="zh-CN"/>
-        </w:rPr>
-      </w:pPr>
-      <w:bookmarkStart w:id="4" w:name="_Toc11269"/>
-      <w:r>
-        <w:rPr>
-          <w:rFonts w:hint="eastAsia"/>
-          <w:lang w:val="en-US" w:eastAsia="zh-CN"/>
-        </w:rPr>
-        <w:t>适用范围</w:t>
-      </w:r>
-      <w:bookmarkEnd w:id="4"/>
+        <w:t>时间安排：2025.11.15-2025.11.16</w:t>
+      </w:r>
     </w:p>
     <w:p>
       <w:pPr>
@@ -3464,58 +2640,8 @@
           <w:rFonts w:hint="eastAsia"/>
           <w:lang w:val="en-US" w:eastAsia="zh-CN"/>
         </w:rPr>
-        <w:t>本计划适用于公司所有运维服务过程及项目所涉及的质量管理活动，涵盖活动范围、内容、管理机制及相关支持活动。</w:t>
-      </w:r>
-    </w:p>
-    <w:p>
-      <w:pPr>
-        <w:pStyle w:val="30"/>
-        <w:keepNext w:val="0"/>
-        <w:keepLines w:val="0"/>
-        <w:pageBreakBefore w:val="0"/>
-        <w:widowControl w:val="0"/>
-        <w:kinsoku w:val="0"/>
-        <w:wordWrap/>
-        <w:overflowPunct/>
-        <w:autoSpaceDE w:val="0"/>
-        <w:autoSpaceDN w:val="0"/>
-        <w:bidi w:val="0"/>
-        <w:adjustRightInd w:val="0"/>
-        <w:snapToGrid w:val="0"/>
-        <w:textAlignment w:val="baseline"/>
-        <w:rPr>
-          <w:rFonts w:hint="default"/>
-          <w:lang w:val="en-US" w:eastAsia="zh-CN"/>
-        </w:rPr>
-      </w:pPr>
-      <w:bookmarkStart w:id="5" w:name="_Toc8830"/>
-      <w:r>
-        <w:rPr>
-          <w:rFonts w:hint="eastAsia"/>
-          <w:lang w:val="en-US" w:eastAsia="zh-CN"/>
-        </w:rPr>
-        <w:t>岗位职责</w:t>
-      </w:r>
-      <w:bookmarkEnd w:id="5"/>
-    </w:p>
-    <w:p>
-      <w:pPr>
-        <w:pStyle w:val="31"/>
-        <w:bidi w:val="0"/>
-        <w:rPr>
-          <w:rFonts w:hint="default"/>
-          <w:lang w:val="en-US" w:eastAsia="zh-CN"/>
-        </w:rPr>
-      </w:pPr>
-      <w:bookmarkStart w:id="6" w:name="_Toc20243"/>
-      <w:r>
-        <w:rPr>
-          <w:rFonts w:hint="default"/>
-          <w:lang w:val="en-US" w:eastAsia="zh-CN"/>
-        </w:rPr>
-        <w:t>质量管理部</w:t>
-      </w:r>
-      <w:bookmarkEnd w:id="6"/>
+        <w:t>首次会议：2025.11.15 9:30</w:t>
+      </w:r>
     </w:p>
     <w:p>
       <w:pPr>
@@ -3527,258 +2653,11 @@
       </w:pPr>
       <w:r>
         <w:rPr>
-          <w:rFonts w:hint="default"/>
-          <w:lang w:val="en-US" w:eastAsia="zh-CN"/>
-        </w:rPr>
-        <w:t>负责本计划的制定、组织与协调；负责组织审核组，任命审核组长。</w:t>
-      </w:r>
-    </w:p>
-    <w:p>
-      <w:pPr>
-        <w:pStyle w:val="31"/>
-        <w:bidi w:val="0"/>
-        <w:rPr>
           <w:rFonts w:hint="eastAsia"/>
           <w:lang w:val="en-US" w:eastAsia="zh-CN"/>
         </w:rPr>
-      </w:pPr>
-      <w:bookmarkStart w:id="7" w:name="_Toc5828"/>
-      <w:r>
-        <w:rPr>
-          <w:rFonts w:hint="eastAsia"/>
-          <w:lang w:val="en-US" w:eastAsia="zh-CN"/>
-        </w:rPr>
-        <w:t>质量管理部经理</w:t>
-      </w:r>
-      <w:bookmarkEnd w:id="7"/>
-    </w:p>
-    <w:p>
-      <w:pPr>
-        <w:pStyle w:val="29"/>
-        <w:rPr>
-          <w:rFonts w:hint="default"/>
-          <w:lang w:val="en-US" w:eastAsia="zh-CN"/>
-        </w:rPr>
-      </w:pPr>
-      <w:r>
-        <w:rPr>
-          <w:rFonts w:hint="default"/>
-          <w:lang w:val="en-US" w:eastAsia="zh-CN"/>
-        </w:rPr>
-        <w:t>负责编制《内部审核检查表》，组织实施现场审核，编写《内部审核报告》</w:t>
-      </w:r>
-    </w:p>
-    <w:p>
-      <w:pPr>
-        <w:pStyle w:val="31"/>
-        <w:bidi w:val="0"/>
-        <w:rPr>
-          <w:rFonts w:hint="default"/>
-          <w:lang w:val="en-US" w:eastAsia="zh-CN"/>
-        </w:rPr>
-      </w:pPr>
-      <w:bookmarkStart w:id="8" w:name="_Toc7958"/>
-      <w:r>
-        <w:rPr>
-          <w:rFonts w:hint="default"/>
-          <w:lang w:val="en-US" w:eastAsia="zh-CN"/>
-        </w:rPr>
-        <w:t>内审员</w:t>
-      </w:r>
-      <w:bookmarkEnd w:id="8"/>
-    </w:p>
-    <w:p>
-      <w:pPr>
-        <w:pStyle w:val="29"/>
-        <w:rPr>
-          <w:rFonts w:hint="default"/>
-          <w:lang w:val="en-US" w:eastAsia="zh-CN"/>
-        </w:rPr>
-      </w:pPr>
-      <w:r>
-        <w:rPr>
-          <w:rFonts w:hint="default"/>
-          <w:lang w:val="en-US" w:eastAsia="zh-CN"/>
-        </w:rPr>
-        <w:t>依据计划分工，完成指定的审核任务，报告审核发现。</w:t>
-      </w:r>
-    </w:p>
-    <w:p>
-      <w:pPr>
-        <w:pStyle w:val="31"/>
-        <w:bidi w:val="0"/>
-        <w:rPr>
-          <w:rFonts w:hint="eastAsia"/>
-          <w:lang w:val="en-US" w:eastAsia="zh-CN"/>
-        </w:rPr>
-      </w:pPr>
-      <w:bookmarkStart w:id="9" w:name="_Toc20704"/>
-      <w:r>
-        <w:rPr>
-          <w:rFonts w:hint="eastAsia"/>
-          <w:lang w:val="en-US" w:eastAsia="zh-CN"/>
-        </w:rPr>
-        <w:t>各运维相关部门</w:t>
-      </w:r>
-      <w:bookmarkEnd w:id="9"/>
-    </w:p>
-    <w:p>
-      <w:pPr>
-        <w:pStyle w:val="29"/>
-        <w:rPr>
-          <w:rFonts w:hint="default"/>
-          <w:lang w:val="en-US" w:eastAsia="zh-CN"/>
-        </w:rPr>
-      </w:pPr>
-      <w:r>
-        <w:rPr>
-          <w:rFonts w:hint="default"/>
-          <w:lang w:val="en-US" w:eastAsia="zh-CN"/>
-        </w:rPr>
-        <w:t>部门负责人应确保资源提供，指派陪同人员，并对审核发现的不符合项实施纠正措施。</w:t>
-      </w:r>
-    </w:p>
-    <w:p>
-      <w:pPr>
-        <w:pStyle w:val="28"/>
-        <w:keepNext w:val="0"/>
-        <w:keepLines w:val="0"/>
-        <w:pageBreakBefore w:val="0"/>
-        <w:widowControl w:val="0"/>
-        <w:kinsoku w:val="0"/>
-        <w:wordWrap/>
-        <w:overflowPunct/>
-        <w:autoSpaceDE w:val="0"/>
-        <w:autoSpaceDN w:val="0"/>
-        <w:bidi w:val="0"/>
-        <w:adjustRightInd w:val="0"/>
-        <w:snapToGrid w:val="0"/>
-        <w:textAlignment w:val="baseline"/>
-        <w:rPr>
-          <w:rFonts w:hint="eastAsia"/>
-          <w:lang w:val="en-US" w:eastAsia="zh-CN"/>
-        </w:rPr>
-      </w:pPr>
-      <w:bookmarkStart w:id="10" w:name="_Toc24690"/>
-      <w:r>
-        <w:rPr>
-          <w:rFonts w:hint="eastAsia"/>
-          <w:lang w:val="en-US" w:eastAsia="zh-CN"/>
-        </w:rPr>
-        <w:t>引用依据</w:t>
-      </w:r>
-      <w:bookmarkEnd w:id="10"/>
-    </w:p>
-    <w:p>
-      <w:pPr>
-        <w:pStyle w:val="29"/>
-        <w:numPr>
-          <w:ilvl w:val="0"/>
-          <w:numId w:val="2"/>
-        </w:numPr>
-        <w:ind w:left="425" w:leftChars="0" w:hanging="425" w:firstLineChars="0"/>
-        <w:rPr>
-          <w:rFonts w:hint="eastAsia"/>
-          <w:lang w:val="en-US" w:eastAsia="zh-CN"/>
-        </w:rPr>
-      </w:pPr>
-      <w:r>
-        <w:rPr>
-          <w:rFonts w:hint="eastAsia"/>
-          <w:lang w:val="en-US" w:eastAsia="zh-CN"/>
-        </w:rPr>
-        <w:t>GB/T 28827.1-2022 《信息技术服务 运行维护 第1部分：通用要求》</w:t>
-      </w:r>
-    </w:p>
-    <w:p>
-      <w:pPr>
-        <w:pStyle w:val="29"/>
-        <w:numPr>
-          <w:ilvl w:val="0"/>
-          <w:numId w:val="2"/>
-        </w:numPr>
-        <w:ind w:left="425" w:leftChars="0" w:hanging="425" w:firstLineChars="0"/>
-        <w:rPr>
-          <w:rFonts w:hint="eastAsia"/>
-          <w:lang w:val="en-US" w:eastAsia="zh-CN"/>
-        </w:rPr>
-      </w:pPr>
-      <w:r>
-        <w:rPr>
-          <w:rFonts w:hint="eastAsia"/>
-          <w:lang w:val="en-US" w:eastAsia="zh-CN"/>
-        </w:rPr>
-        <w:t>GB/T 28827.2-2012 《信息技术服务 运行维护 第2部分：交付规范》</w:t>
-      </w:r>
-    </w:p>
-    <w:p>
-      <w:pPr>
-        <w:pStyle w:val="29"/>
-        <w:numPr>
-          <w:ilvl w:val="0"/>
-          <w:numId w:val="2"/>
-        </w:numPr>
-        <w:ind w:left="425" w:leftChars="0" w:hanging="425" w:firstLineChars="0"/>
-        <w:rPr>
-          <w:rFonts w:hint="eastAsia"/>
-          <w:lang w:val="en-US" w:eastAsia="zh-CN"/>
-        </w:rPr>
-      </w:pPr>
-      <w:r>
-        <w:rPr>
-          <w:rFonts w:hint="eastAsia"/>
-          <w:lang w:val="en-US" w:eastAsia="zh-CN"/>
-        </w:rPr>
-        <w:t>T/CESA 1299—2023 《信息技术服务 运行维护服务能力成熟度模型》</w:t>
-      </w:r>
-    </w:p>
-    <w:p>
-      <w:pPr>
-        <w:pStyle w:val="29"/>
-        <w:numPr>
-          <w:ilvl w:val="0"/>
-          <w:numId w:val="2"/>
-        </w:numPr>
-        <w:ind w:left="425" w:leftChars="0" w:hanging="425" w:firstLineChars="0"/>
-        <w:rPr>
-          <w:rFonts w:hint="eastAsia"/>
-          <w:lang w:val="en-US" w:eastAsia="zh-CN"/>
-        </w:rPr>
-      </w:pPr>
-      <w:r>
-        <w:rPr>
-          <w:rFonts w:hint="eastAsia"/>
-          <w:lang w:val="en-US" w:eastAsia="zh-CN"/>
-        </w:rPr>
-        <w:t>公司现行的运维服务管理体系文件（如：服务目录、服务级别协议、流程制度等）</w:t>
-      </w:r>
-    </w:p>
-    <w:p>
-      <w:pPr>
-        <w:pStyle w:val="28"/>
-        <w:keepNext w:val="0"/>
-        <w:keepLines w:val="0"/>
-        <w:pageBreakBefore w:val="0"/>
-        <w:widowControl w:val="0"/>
-        <w:kinsoku w:val="0"/>
-        <w:wordWrap/>
-        <w:overflowPunct/>
-        <w:autoSpaceDE w:val="0"/>
-        <w:autoSpaceDN w:val="0"/>
-        <w:bidi w:val="0"/>
-        <w:adjustRightInd w:val="0"/>
-        <w:snapToGrid w:val="0"/>
-        <w:textAlignment w:val="baseline"/>
-      </w:pPr>
-      <w:bookmarkStart w:id="11" w:name="_Toc29528"/>
-      <w:r>
-        <w:rPr>
-          <w:rFonts w:hint="eastAsia"/>
-          <w:lang w:val="en-US" w:eastAsia="zh-CN"/>
-        </w:rPr>
-        <w:t>定义与术语</w:t>
-      </w:r>
-      <w:bookmarkEnd w:id="11"/>
+        <w:t>末次会议：2025.11.16 17:30</w:t>
+      </w:r>
     </w:p>
     <w:p>
       <w:pPr>
@@ -3786,178 +2665,18 @@
         <w:bidi w:val="0"/>
         <w:rPr>
           <w:rFonts w:hint="eastAsia"/>
+          <w:lang w:val="en-US" w:eastAsia="zh-CN"/>
         </w:rPr>
       </w:pPr>
-      <w:bookmarkStart w:id="12" w:name="_Toc9347"/>
+      <w:bookmarkStart w:id="4" w:name="_Toc28118"/>
       <w:r>
         <w:rPr>
           <w:rFonts w:hint="eastAsia"/>
-        </w:rPr>
-        <w:t>内部审核</w:t>
-      </w:r>
-      <w:bookmarkEnd w:id="12"/>
-    </w:p>
-    <w:p>
-      <w:pPr>
-        <w:pStyle w:val="29"/>
-        <w:rPr>
-          <w:rFonts w:hint="eastAsia"/>
-        </w:rPr>
-      </w:pPr>
-      <w:r>
-        <w:rPr>
-          <w:rFonts w:hint="eastAsia"/>
-        </w:rPr>
-        <w:t>为获得审核证据并对其进行客观的评价，以确定满足审核准则的程度所进行的系统的、独立的并形成文件的过程。</w:t>
-      </w:r>
-    </w:p>
-    <w:p>
-      <w:pPr>
-        <w:pStyle w:val="30"/>
-        <w:bidi w:val="0"/>
-        <w:rPr>
-          <w:rFonts w:hint="eastAsia"/>
-        </w:rPr>
-      </w:pPr>
-      <w:bookmarkStart w:id="13" w:name="_Toc1887"/>
-      <w:r>
-        <w:rPr>
-          <w:rFonts w:hint="eastAsia"/>
-        </w:rPr>
-        <w:t>不符合项</w:t>
-      </w:r>
-      <w:bookmarkEnd w:id="13"/>
-    </w:p>
-    <w:p>
-      <w:pPr>
-        <w:pStyle w:val="29"/>
-        <w:rPr>
-          <w:rFonts w:hint="eastAsia"/>
-        </w:rPr>
-      </w:pPr>
-      <w:r>
-        <w:rPr>
-          <w:rFonts w:hint="eastAsia"/>
-        </w:rPr>
-        <w:t>未满足审核准则的要求。</w:t>
-      </w:r>
-    </w:p>
-    <w:p>
-      <w:pPr>
-        <w:pStyle w:val="28"/>
-        <w:keepNext w:val="0"/>
-        <w:keepLines w:val="0"/>
-        <w:pageBreakBefore w:val="0"/>
-        <w:widowControl w:val="0"/>
-        <w:kinsoku w:val="0"/>
-        <w:wordWrap/>
-        <w:overflowPunct/>
-        <w:autoSpaceDE w:val="0"/>
-        <w:autoSpaceDN w:val="0"/>
-        <w:bidi w:val="0"/>
-        <w:adjustRightInd w:val="0"/>
-        <w:snapToGrid w:val="0"/>
-        <w:textAlignment w:val="baseline"/>
-        <w:rPr>
-          <w:rFonts w:hint="default"/>
-          <w:lang w:val="en-US" w:eastAsia="zh-CN"/>
-        </w:rPr>
-      </w:pPr>
-      <w:bookmarkStart w:id="14" w:name="_Toc8168"/>
-      <w:r>
-        <w:rPr>
-          <w:rFonts w:hint="eastAsia"/>
-          <w:lang w:val="en-US" w:eastAsia="zh-CN"/>
-        </w:rPr>
-        <w:t>管理内容与要求</w:t>
-      </w:r>
-      <w:bookmarkEnd w:id="14"/>
-    </w:p>
-    <w:p>
-      <w:pPr>
-        <w:pStyle w:val="30"/>
-        <w:bidi w:val="0"/>
-        <w:rPr>
-          <w:rFonts w:hint="eastAsia"/>
-          <w:lang w:val="en-US" w:eastAsia="zh-CN"/>
-        </w:rPr>
-      </w:pPr>
-      <w:bookmarkStart w:id="15" w:name="_Toc26209"/>
-      <w:r>
-        <w:rPr>
-          <w:rFonts w:hint="eastAsia"/>
-          <w:lang w:val="en-US" w:eastAsia="zh-CN"/>
-        </w:rPr>
-        <w:t>审核基本信息</w:t>
-      </w:r>
-      <w:bookmarkEnd w:id="15"/>
-    </w:p>
-    <w:p>
-      <w:pPr>
-        <w:pStyle w:val="29"/>
-        <w:rPr>
-          <w:rFonts w:hint="eastAsia"/>
-          <w:lang w:val="en-US" w:eastAsia="zh-CN"/>
-        </w:rPr>
-      </w:pPr>
-      <w:r>
-        <w:rPr>
-          <w:rFonts w:hint="eastAsia"/>
-          <w:lang w:val="en-US" w:eastAsia="zh-CN"/>
-        </w:rPr>
-        <w:t>时间安排：$1.11.$3-$1.11.$3</w:t>
-      </w:r>
-    </w:p>
-    <w:p>
-      <w:pPr>
-        <w:pStyle w:val="29"/>
-        <w:rPr>
-          <w:rFonts w:hint="eastAsia"/>
-          <w:lang w:val="en-US" w:eastAsia="zh-CN"/>
-        </w:rPr>
-      </w:pPr>
-      <w:r>
-        <w:rPr>
-          <w:rFonts w:hint="eastAsia"/>
-          <w:lang w:val="en-US" w:eastAsia="zh-CN"/>
-        </w:rPr>
-        <w:t>首次会议：$1.11.$3 9:30</w:t>
-      </w:r>
-    </w:p>
-    <w:p>
-      <w:pPr>
-        <w:pStyle w:val="29"/>
-        <w:rPr>
-          <w:rFonts w:hint="default"/>
-          <w:lang w:val="en-US" w:eastAsia="zh-CN"/>
-        </w:rPr>
-      </w:pPr>
-      <w:r>
-        <w:rPr>
-          <w:rFonts w:hint="eastAsia"/>
-          <w:lang w:val="en-US" w:eastAsia="zh-CN"/>
-        </w:rPr>
-        <w:t>末次会议：$1.11.$3 17:30</w:t>
-      </w:r>
-    </w:p>
-    <w:p>
-      <w:pPr>
-        <w:pStyle w:val="30"/>
-        <w:bidi w:val="0"/>
-        <w:rPr>
-          <w:rFonts w:hint="eastAsia"/>
-          <w:lang w:val="en-US" w:eastAsia="zh-CN"/>
-        </w:rPr>
-      </w:pPr>
-      <w:bookmarkStart w:id="16" w:name="_Toc10343"/>
-      <w:r>
-        <w:rPr>
-          <w:rFonts w:hint="eastAsia"/>
           <w:lang w:val="en-US" w:eastAsia="zh-CN"/>
         </w:rPr>
         <w:t>审核组成员</w:t>
       </w:r>
-      <w:bookmarkEnd w:id="16"/>
+      <w:bookmarkEnd w:id="4"/>
     </w:p>
     <w:p>
       <w:pPr>
@@ -4356,7 +3075,7 @@
           <w:lang w:val="en-US" w:eastAsia="zh-CN"/>
         </w:rPr>
       </w:pPr>
-      <w:bookmarkStart w:id="17" w:name="_Toc4343"/>
+      <w:bookmarkStart w:id="5" w:name="_Toc27432"/>
       <w:r>
         <w:rPr>
           <w:rFonts w:hint="eastAsia"/>
@@ -4364,7 +3083,7 @@
         </w:rPr>
         <w:t>审核日程进度</w:t>
       </w:r>
-      <w:bookmarkEnd w:id="17"/>
+      <w:bookmarkEnd w:id="5"/>
     </w:p>
     <w:p>
       <w:pPr>
@@ -4672,7 +3391,7 @@
                 <w:rFonts w:hint="eastAsia"/>
                 <w:lang w:val="en-US" w:eastAsia="zh-CN"/>
               </w:rPr>
-              <w:t>9月</w:t>
+              <w:t>11月</w:t>
             </w:r>
           </w:p>
           <w:p>
@@ -5302,7 +4021,7 @@
                 <w:rFonts w:hint="eastAsia"/>
                 <w:lang w:val="en-US" w:eastAsia="zh-CN"/>
               </w:rPr>
-              <w:t>9月</w:t>
+              <w:t>11月</w:t>
             </w:r>
           </w:p>
           <w:p>
@@ -5361,22 +4080,6 @@
               <w:spacing w:before="65" w:line="228" w:lineRule="auto"/>
               <w:ind w:left="407"/>
               <w:rPr>
-                <w:spacing w:val="6"/>
-              </w:rPr>
-            </w:pPr>
-            <w:r>
-              <w:rPr>
-                <w:spacing w:val="6"/>
-              </w:rPr>
-              <w:t>数智运营部</w:t>
-            </w:r>
-          </w:p>
-          <w:p>
-            <w:pPr>
-              <w:pStyle w:val="27"/>
-              <w:spacing w:before="65" w:line="228" w:lineRule="auto"/>
-              <w:ind w:left="407"/>
-              <w:rPr>
                 <w:rFonts w:hint="default" w:eastAsia="宋体"/>
                 <w:spacing w:val="6"/>
                 <w:lang w:val="en-US" w:eastAsia="zh-CN"/>
@@ -5384,11 +4087,9 @@
             </w:pPr>
             <w:r>
               <w:rPr>
-                <w:rFonts w:hint="eastAsia"/>
                 <w:spacing w:val="6"/>
-                <w:lang w:val="en-US" w:eastAsia="zh-CN"/>
-              </w:rPr>
-              <w:t>采购部</w:t>
+              </w:rPr>
+              <w:t>数智运营部</w:t>
             </w:r>
           </w:p>
         </w:tc>
@@ -5407,15 +4108,7 @@
               <w:rPr>
                 <w:spacing w:val="2"/>
               </w:rPr>
-              <w:t>7.6.1 运行维护工具、7.6.2 服务台、7.6.</w:t>
-            </w:r>
-            <w:r>
-              <w:rPr>
-                <w:rFonts w:hint="eastAsia"/>
-                <w:spacing w:val="2"/>
-                <w:lang w:val="en-US" w:eastAsia="zh-CN"/>
-              </w:rPr>
-              <w:t>3 备件库</w:t>
+              <w:t>7.6.1 运行维护工具、7.6.2 服务台</w:t>
             </w:r>
             <w:r>
               <w:rPr>
@@ -5427,9 +4120,17 @@
             </w:r>
             <w:r>
               <w:rPr>
+                <w:rFonts w:hint="eastAsia"/>
                 <w:spacing w:val="2"/>
-              </w:rPr>
-              <w:t>7.6</w:t>
+                <w:lang w:val="en-US" w:eastAsia="zh-CN"/>
+              </w:rPr>
+              <w:t>7</w:t>
+            </w:r>
+            <w:r>
+              <w:rPr>
+                <w:spacing w:val="2"/>
+              </w:rPr>
+              <w:t>.6</w:t>
             </w:r>
             <w:r>
               <w:rPr>
@@ -5479,6 +4180,153 @@
               </w:rPr>
               <w:t>D</w:t>
             </w:r>
+          </w:p>
+        </w:tc>
+      </w:tr>
+      <w:tr>
+        <w:tblPrEx>
+          <w:tblBorders>
+            <w:top w:val="single" w:color="000000" w:sz="2" w:space="0"/>
+            <w:left w:val="single" w:color="000000" w:sz="2" w:space="0"/>
+            <w:bottom w:val="single" w:color="000000" w:sz="2" w:space="0"/>
+            <w:right w:val="single" w:color="000000" w:sz="2" w:space="0"/>
+            <w:insideH w:val="single" w:color="000000" w:sz="2" w:space="0"/>
+            <w:insideV w:val="single" w:color="000000" w:sz="2" w:space="0"/>
+          </w:tblBorders>
+          <w:tblCellMar>
+            <w:top w:w="0" w:type="dxa"/>
+            <w:left w:w="0" w:type="dxa"/>
+            <w:bottom w:w="0" w:type="dxa"/>
+            <w:right w:w="0" w:type="dxa"/>
+          </w:tblCellMar>
+        </w:tblPrEx>
+        <w:trPr>
+          <w:trHeight w:val="1135" w:hRule="atLeast"/>
+        </w:trPr>
+        <w:tc>
+          <w:tcPr>
+            <w:tcW w:w="966" w:type="dxa"/>
+            <w:vMerge w:val="continue"/>
+          </w:tcPr>
+          <w:p>
+            <w:pPr>
+              <w:pStyle w:val="27"/>
+              <w:spacing w:before="65" w:line="290" w:lineRule="auto"/>
+              <w:ind w:left="113" w:right="324" w:rightChars="0"/>
+              <w:jc w:val="both"/>
+              <w:rPr>
+                <w:rFonts w:hint="eastAsia"/>
+                <w:lang w:val="en-US" w:eastAsia="zh-CN"/>
+              </w:rPr>
+            </w:pPr>
+          </w:p>
+        </w:tc>
+        <w:tc>
+          <w:tcPr>
+            <w:tcW w:w="1512" w:type="dxa"/>
+            <w:shd w:val="clear" w:color="auto" w:fill="auto"/>
+            <w:vAlign w:val="center"/>
+          </w:tcPr>
+          <w:p>
+            <w:pPr>
+              <w:pStyle w:val="27"/>
+              <w:spacing w:before="72"/>
+              <w:ind w:left="263" w:leftChars="0"/>
+              <w:rPr>
+                <w:rFonts w:ascii="宋体" w:hAnsi="宋体" w:eastAsia="宋体" w:cs="宋体"/>
+                <w:snapToGrid w:val="0"/>
+                <w:color w:val="000000"/>
+                <w:kern w:val="0"/>
+                <w:sz w:val="22"/>
+                <w:szCs w:val="22"/>
+                <w:lang w:val="en-US" w:eastAsia="en-US" w:bidi="ar-SA"/>
+              </w:rPr>
+            </w:pPr>
+            <w:r>
+              <w:rPr>
+                <w:spacing w:val="-2"/>
+                <w:sz w:val="22"/>
+                <w:szCs w:val="22"/>
+              </w:rPr>
+              <w:t>9:30-17:00</w:t>
+            </w:r>
+          </w:p>
+        </w:tc>
+        <w:tc>
+          <w:tcPr>
+            <w:tcW w:w="1693" w:type="dxa"/>
+            <w:shd w:val="clear" w:color="auto" w:fill="auto"/>
+            <w:vAlign w:val="center"/>
+          </w:tcPr>
+          <w:p>
+            <w:pPr>
+              <w:pStyle w:val="27"/>
+              <w:spacing w:before="65" w:line="228" w:lineRule="auto"/>
+              <w:ind w:left="407" w:leftChars="0"/>
+              <w:rPr>
+                <w:rFonts w:hint="default" w:ascii="宋体" w:hAnsi="宋体" w:eastAsia="宋体" w:cs="宋体"/>
+                <w:snapToGrid w:val="0"/>
+                <w:color w:val="000000"/>
+                <w:spacing w:val="6"/>
+                <w:kern w:val="0"/>
+                <w:sz w:val="21"/>
+                <w:szCs w:val="21"/>
+                <w:lang w:val="en-US" w:eastAsia="zh-CN" w:bidi="ar-SA"/>
+              </w:rPr>
+            </w:pPr>
+            <w:r>
+              <w:rPr>
+                <w:spacing w:val="6"/>
+              </w:rPr>
+              <w:t>数智运营部</w:t>
+            </w:r>
+          </w:p>
+        </w:tc>
+        <w:tc>
+          <w:tcPr>
+            <w:tcW w:w="4066" w:type="dxa"/>
+            <w:vAlign w:val="center"/>
+          </w:tcPr>
+          <w:p>
+            <w:pPr>
+              <w:pStyle w:val="27"/>
+              <w:spacing w:before="65" w:line="289" w:lineRule="auto"/>
+              <w:ind w:left="114" w:right="105" w:firstLine="1"/>
+              <w:rPr>
+                <w:spacing w:val="2"/>
+              </w:rPr>
+            </w:pPr>
+            <w:r>
+              <w:rPr>
+                <w:spacing w:val="2"/>
+              </w:rPr>
+              <w:t>7.6.</w:t>
+            </w:r>
+            <w:r>
+              <w:rPr>
+                <w:rFonts w:hint="eastAsia"/>
+                <w:spacing w:val="2"/>
+                <w:lang w:val="en-US" w:eastAsia="zh-CN"/>
+              </w:rPr>
+              <w:t>3 备件库（不适应）</w:t>
+            </w:r>
+          </w:p>
+        </w:tc>
+        <w:tc>
+          <w:tcPr>
+            <w:tcW w:w="1442" w:type="dxa"/>
+            <w:vAlign w:val="center"/>
+          </w:tcPr>
+          <w:p>
+            <w:pPr>
+              <w:pStyle w:val="27"/>
+              <w:spacing w:before="65" w:line="228" w:lineRule="auto"/>
+              <w:ind w:left="325"/>
+              <w:rPr>
+                <w:rFonts w:hint="eastAsia"/>
+                <w:lang w:val="en-US" w:eastAsia="zh-CN"/>
+              </w:rPr>
+            </w:pPr>
           </w:p>
         </w:tc>
       </w:tr>
@@ -6238,28 +5086,8 @@
       </w:rPr>
     </w:lvl>
   </w:abstractNum>
-  <w:abstractNum w:abstractNumId="1">
-    <w:nsid w:val="D2CB2888"/>
-    <w:multiLevelType w:val="singleLevel"/>
-    <w:tmpl w:val="D2CB2888"/>
-    <w:lvl w:ilvl="0" w:tentative="0">
-      <w:start w:val="1"/>
-      <w:numFmt w:val="decimal"/>
-      <w:lvlText w:val="%1."/>
-      <w:lvlJc w:val="left"/>
-      <w:pPr>
-        <w:ind w:left="425" w:hanging="425"/>
-      </w:pPr>
-      <w:rPr>
-        <w:rFonts w:hint="default"/>
-      </w:rPr>
-    </w:lvl>
-  </w:abstractNum>
   <w:num w:numId="1">
     <w:abstractNumId w:val="0"/>
-  </w:num>
-  <w:num w:numId="2">
-    <w:abstractNumId w:val="1"/>
   </w:num>
 </w:numbering>
 </file>

--- a/4.质量管理/2.运行记录类文件/JXTX-04-11-运维服务质量管理内审计划.docx
+++ b/4.质量管理/2.运行记录类文件/JXTX-04-11-运维服务质量管理内审计划.docx
@@ -1,10 +1,11 @@
 
 <file path=word/document.xml><?xml version="1.0" encoding="utf-8"?>
-<w:document xmlns:wpc="http://schemas.microsoft.com/office/word/2010/wordprocessingCanvas" xmlns:mc="http://schemas.openxmlformats.org/markup-compatibility/2006" xmlns:o="urn:schemas-microsoft-com:office:office" xmlns:r="http://schemas.openxmlformats.org/officeDocument/2006/relationships" xmlns:m="http://schemas.openxmlformats.org/officeDocument/2006/math" xmlns:v="urn:schemas-microsoft-com:vml" xmlns:wp14="http://schemas.microsoft.com/office/word/2010/wordprocessingDrawing" xmlns:wp="http://schemas.openxmlformats.org/drawingml/2006/wordprocessingDrawing" xmlns:w="http://schemas.openxmlformats.org/wordprocessingml/2006/main" xmlns:w14="http://schemas.microsoft.com/office/word/2010/wordml" xmlns:w10="urn:schemas-microsoft-com:office:word" xmlns:w15="http://schemas.microsoft.com/office/word/2012/wordml" xmlns:wpg="http://schemas.microsoft.com/office/word/2010/wordprocessingGroup" xmlns:wpi="http://schemas.microsoft.com/office/word/2010/wordprocessingInk" xmlns:wne="http://schemas.microsoft.com/office/word/2006/wordml" xmlns:wps="http://schemas.microsoft.com/office/word/2010/wordprocessingShape" xmlns:wpsCustomData="http://www.wps.cn/officeDocument/2013/wpsCustomData" mc:Ignorable="w14 w15 wp14">
+<w:document xmlns:wpc="http://schemas.microsoft.com/office/word/2010/wordprocessingCanvas" xmlns:mc="http://schemas.openxmlformats.org/markup-compatibility/2006" xmlns:o="urn:schemas-microsoft-com:office:office" xmlns:r="http://schemas.openxmlformats.org/officeDocument/2006/relationships" xmlns:m="http://schemas.openxmlformats.org/officeDocument/2006/math" xmlns:v="urn:schemas-microsoft-com:vml" xmlns:wp14="http://schemas.microsoft.com/office/word/2010/wordprocessingDrawing" xmlns:wp="http://schemas.openxmlformats.org/drawingml/2006/wordprocessingDrawing" xmlns:w10="urn:schemas-microsoft-com:office:word" xmlns:w="http://schemas.openxmlformats.org/wordprocessingml/2006/main" xmlns:w14="http://schemas.microsoft.com/office/word/2010/wordml" xmlns:w15="http://schemas.microsoft.com/office/word/2012/wordml" xmlns:wne="http://schemas.microsoft.com/office/word/2006/wordml" xmlns:wpg="http://schemas.microsoft.com/office/word/2010/wordprocessingGroup" xmlns:wpi="http://schemas.microsoft.com/office/word/2010/wordprocessingInk" xmlns:wps="http://schemas.microsoft.com/office/word/2010/wordprocessingShape" mc:Ignorable="w14 w15 wp14">
+  <!-- Generated by Aspose.Words for .NET 13.3.0.1 -->
   <w:body>
     <w:p>
       <w:pPr>
-        <w:pStyle w:val="24"/>
+        <w:pStyle w:val="a"/>
         <w:keepNext w:val="0"/>
         <w:keepLines w:val="0"/>
         <w:pageBreakBefore w:val="0"/>
@@ -24,7 +25,7 @@
       <w:bookmarkStart w:id="0" w:name="_Toc2239"/>
       <w:r>
         <w:drawing>
-          <wp:anchor distT="0" distB="0" distL="114300" distR="114300" simplePos="0" relativeHeight="251661312" behindDoc="1" locked="0" layoutInCell="1" allowOverlap="1">
+          <wp:anchor distT="0" distB="0" distL="114300" distR="114300" simplePos="0" relativeHeight="251660288" behindDoc="1" locked="0" layoutInCell="1" allowOverlap="1">
             <wp:simplePos x="0" y="0"/>
             <wp:positionH relativeFrom="column">
               <wp:posOffset>-19050</wp:posOffset>
@@ -49,7 +50,7 @@
                     </pic:cNvPicPr>
                   </pic:nvPicPr>
                   <pic:blipFill>
-                    <a:blip r:embed="rId7"/>
+                    <a:blip xmlns:r="http://schemas.openxmlformats.org/officeDocument/2006/relationships" r:embed="rId4"/>
                     <a:stretch>
                       <a:fillRect/>
                     </a:stretch>
@@ -75,7 +76,7 @@
       </w:r>
       <w:r>
         <w:drawing>
-          <wp:anchor distT="0" distB="0" distL="114300" distR="114300" simplePos="0" relativeHeight="251660288" behindDoc="1" locked="0" layoutInCell="1" allowOverlap="1">
+          <wp:anchor distT="0" distB="0" distL="114300" distR="114300" simplePos="0" relativeHeight="251659264" behindDoc="1" locked="0" layoutInCell="1" allowOverlap="1">
             <wp:simplePos x="0" y="0"/>
             <wp:positionH relativeFrom="column">
               <wp:posOffset>0</wp:posOffset>
@@ -100,7 +101,7 @@
                     </pic:cNvPicPr>
                   </pic:nvPicPr>
                   <pic:blipFill>
-                    <a:blip r:embed="rId8"/>
+                    <a:blip xmlns:r="http://schemas.openxmlformats.org/officeDocument/2006/relationships" r:embed="rId5"/>
                     <a:stretch>
                       <a:fillRect/>
                     </a:stretch>
@@ -130,7 +131,7 @@
           <w:lang w:val="en-US" w:eastAsia="zh-CN"/>
         </w:rPr>
         <w:drawing>
-          <wp:anchor distT="0" distB="0" distL="114300" distR="114300" simplePos="0" relativeHeight="251659264" behindDoc="1" locked="0" layoutInCell="1" allowOverlap="1">
+          <wp:anchor distT="0" distB="0" distL="114300" distR="114300" simplePos="0" relativeHeight="251658240" behindDoc="1" locked="0" layoutInCell="1" allowOverlap="1">
             <wp:simplePos x="0" y="0"/>
             <wp:positionH relativeFrom="column">
               <wp:posOffset>635</wp:posOffset>
@@ -155,7 +156,7 @@
                     </pic:cNvPicPr>
                   </pic:nvPicPr>
                   <pic:blipFill>
-                    <a:blip r:embed="rId9">
+                    <a:blip xmlns:r="http://schemas.openxmlformats.org/officeDocument/2006/relationships" r:embed="rId6">
                       <a:alphaModFix amt="58000"/>
                       <a:lum contrast="-52000"/>
                     </a:blip>
@@ -189,7 +190,7 @@
     </w:p>
     <w:p>
       <w:pPr>
-        <w:pStyle w:val="25"/>
+        <w:pStyle w:val="a0"/>
         <w:keepNext w:val="0"/>
         <w:keepLines w:val="0"/>
         <w:pageBreakBefore w:val="0"/>
@@ -236,11 +237,11 @@
         <w:adjustRightInd w:val="0"/>
         <w:snapToGrid w:val="0"/>
         <w:spacing w:after="624" w:afterLines="200" w:line="219" w:lineRule="auto"/>
-        <w:ind w:left="0" w:leftChars="0" w:right="0" w:rightChars="0" w:firstLine="0" w:firstLineChars="0"/>
+        <w:ind w:left="0" w:right="0" w:firstLine="0" w:leftChars="0" w:rightChars="0" w:firstLineChars="0"/>
         <w:jc w:val="center"/>
         <w:textAlignment w:val="baseline"/>
         <w:rPr>
-          <w:rFonts w:hint="default" w:ascii="宋体" w:hAnsi="宋体" w:eastAsia="宋体" w:cs="宋体"/>
+          <w:rFonts w:ascii="宋体" w:eastAsia="宋体" w:hAnsi="宋体" w:cs="宋体" w:hint="default"/>
           <w:sz w:val="24"/>
           <w:szCs w:val="24"/>
           <w:lang w:val="en-US" w:eastAsia="zh-CN"/>
@@ -248,7 +249,7 @@
       </w:pPr>
       <w:r>
         <w:rPr>
-          <w:rFonts w:ascii="宋体" w:hAnsi="宋体" w:eastAsia="宋体" w:cs="宋体"/>
+          <w:rFonts w:ascii="宋体" w:eastAsia="宋体" w:hAnsi="宋体" w:cs="宋体"/>
           <w:b/>
           <w:bCs/>
           <w:spacing w:val="-3"/>
@@ -259,7 +260,7 @@
       </w:r>
       <w:r>
         <w:rPr>
-          <w:rFonts w:hint="eastAsia" w:ascii="宋体" w:hAnsi="宋体" w:eastAsia="宋体" w:cs="宋体"/>
+          <w:rFonts w:ascii="宋体" w:eastAsia="宋体" w:hAnsi="宋体" w:cs="宋体" w:hint="eastAsia"/>
           <w:b/>
           <w:bCs/>
           <w:spacing w:val="-3"/>
@@ -271,7 +272,7 @@
       </w:r>
       <w:r>
         <w:rPr>
-          <w:rFonts w:ascii="宋体" w:hAnsi="宋体" w:eastAsia="宋体" w:cs="宋体"/>
+          <w:rFonts w:ascii="宋体" w:eastAsia="宋体" w:hAnsi="宋体" w:cs="宋体"/>
           <w:b/>
           <w:bCs/>
           <w:spacing w:val="-3"/>
@@ -282,7 +283,7 @@
       </w:r>
       <w:r>
         <w:rPr>
-          <w:rFonts w:hint="eastAsia" w:ascii="宋体" w:hAnsi="宋体" w:cs="宋体"/>
+          <w:rFonts w:ascii="宋体" w:hAnsi="宋体" w:cs="宋体" w:hint="eastAsia"/>
           <w:b/>
           <w:bCs/>
           <w:spacing w:val="-3"/>
@@ -294,7 +295,7 @@
       </w:r>
       <w:r>
         <w:rPr>
-          <w:rFonts w:ascii="宋体" w:hAnsi="宋体" w:eastAsia="宋体" w:cs="宋体"/>
+          <w:rFonts w:ascii="宋体" w:eastAsia="宋体" w:hAnsi="宋体" w:cs="宋体"/>
           <w:b/>
           <w:bCs/>
           <w:spacing w:val="-3"/>
@@ -305,7 +306,7 @@
       </w:r>
       <w:r>
         <w:rPr>
-          <w:rFonts w:hint="eastAsia" w:ascii="宋体" w:hAnsi="宋体" w:cs="宋体"/>
+          <w:rFonts w:ascii="宋体" w:hAnsi="宋体" w:cs="宋体" w:hint="eastAsia"/>
           <w:b/>
           <w:bCs/>
           <w:spacing w:val="-3"/>
@@ -318,18 +319,17 @@
     </w:p>
     <w:tbl>
       <w:tblPr>
-        <w:tblStyle w:val="21"/>
+        <w:tblStyle w:val="TableGrid"/>
         <w:tblW w:w="0" w:type="auto"/>
         <w:jc w:val="center"/>
         <w:tblBorders>
-          <w:top w:val="none" w:color="auto" w:sz="0" w:space="0"/>
-          <w:left w:val="none" w:color="auto" w:sz="0" w:space="0"/>
-          <w:bottom w:val="none" w:color="auto" w:sz="0" w:space="0"/>
-          <w:right w:val="none" w:color="auto" w:sz="0" w:space="0"/>
-          <w:insideH w:val="none" w:color="auto" w:sz="0" w:space="0"/>
-          <w:insideV w:val="none" w:color="auto" w:sz="0" w:space="0"/>
+          <w:top w:val="nil"/>
+          <w:left w:val="nil"/>
+          <w:bottom w:val="nil"/>
+          <w:right w:val="nil"/>
+          <w:insideH w:val="nil"/>
+          <w:insideV w:val="nil"/>
         </w:tblBorders>
-        <w:tblLayout w:type="autofit"/>
         <w:tblCellMar>
           <w:top w:w="0" w:type="dxa"/>
           <w:left w:w="108" w:type="dxa"/>
@@ -343,13 +343,15 @@
       </w:tblGrid>
       <w:tr>
         <w:tblPrEx>
+          <w:tblW w:w="0" w:type="auto"/>
+          <w:jc w:val="center"/>
           <w:tblBorders>
-            <w:top w:val="none" w:color="auto" w:sz="0" w:space="0"/>
-            <w:left w:val="none" w:color="auto" w:sz="0" w:space="0"/>
-            <w:bottom w:val="none" w:color="auto" w:sz="0" w:space="0"/>
-            <w:right w:val="none" w:color="auto" w:sz="0" w:space="0"/>
-            <w:insideH w:val="none" w:color="auto" w:sz="0" w:space="0"/>
-            <w:insideV w:val="none" w:color="auto" w:sz="0" w:space="0"/>
+            <w:top w:val="nil"/>
+            <w:left w:val="nil"/>
+            <w:bottom w:val="nil"/>
+            <w:right w:val="nil"/>
+            <w:insideH w:val="nil"/>
+            <w:insideV w:val="nil"/>
           </w:tblBorders>
           <w:tblCellMar>
             <w:top w:w="0" w:type="dxa"/>
@@ -359,7 +361,7 @@
           </w:tblCellMar>
         </w:tblPrEx>
         <w:trPr>
-          <w:trHeight w:val="810" w:hRule="atLeast"/>
+          <w:trHeight w:val="810"/>
           <w:jc w:val="center"/>
         </w:trPr>
         <w:tc>
@@ -397,7 +399,7 @@
             </w:r>
             <w:r>
               <w:rPr>
-                <w:rFonts w:hint="default" w:asciiTheme="minorAscii" w:hAnsiTheme="minorAscii" w:eastAsiaTheme="minorEastAsia"/>
+                <w:rFonts w:asciiTheme="minorAscii" w:eastAsiaTheme="minorEastAsia" w:hAnsiTheme="minorAscii" w:hint="default"/>
                 <w:spacing w:val="227"/>
                 <w:sz w:val="21"/>
                 <w:vertAlign w:val="baseline"/>
@@ -451,7 +453,7 @@
             </w:r>
             <w:r>
               <w:rPr>
-                <w:rFonts w:hint="eastAsia" w:asciiTheme="minorAscii" w:hAnsiTheme="minorAscii" w:eastAsiaTheme="minorEastAsia"/>
+                <w:rFonts w:asciiTheme="minorAscii" w:eastAsiaTheme="minorEastAsia" w:hAnsiTheme="minorAscii" w:hint="eastAsia"/>
                 <w:spacing w:val="227"/>
                 <w:sz w:val="21"/>
                 <w:vertAlign w:val="baseline"/>
@@ -473,14 +475,8 @@
       </w:tr>
       <w:tr>
         <w:tblPrEx>
-          <w:tblBorders>
-            <w:top w:val="none" w:color="auto" w:sz="0" w:space="0"/>
-            <w:left w:val="none" w:color="auto" w:sz="0" w:space="0"/>
-            <w:bottom w:val="none" w:color="auto" w:sz="0" w:space="0"/>
-            <w:right w:val="none" w:color="auto" w:sz="0" w:space="0"/>
-            <w:insideH w:val="none" w:color="auto" w:sz="0" w:space="0"/>
-            <w:insideV w:val="none" w:color="auto" w:sz="0" w:space="0"/>
-          </w:tblBorders>
+          <w:tblW w:w="0" w:type="auto"/>
+          <w:jc w:val="center"/>
           <w:tblCellMar>
             <w:top w:w="0" w:type="dxa"/>
             <w:left w:w="108" w:type="dxa"/>
@@ -489,7 +485,7 @@
           </w:tblCellMar>
         </w:tblPrEx>
         <w:trPr>
-          <w:trHeight w:val="810" w:hRule="atLeast"/>
+          <w:trHeight w:val="810"/>
           <w:jc w:val="center"/>
         </w:trPr>
         <w:tc>
@@ -513,7 +509,7 @@
               <w:snapToGrid w:val="0"/>
               <w:textAlignment w:val="baseline"/>
               <w:rPr>
-                <w:rFonts w:hint="default" w:ascii="Arial" w:hAnsi="Arial" w:eastAsia="Arial" w:cs="Arial"/>
+                <w:rFonts w:ascii="Arial" w:eastAsia="Arial" w:hAnsi="Arial" w:cs="Arial" w:hint="default"/>
                 <w:snapToGrid w:val="0"/>
                 <w:color w:val="000000"/>
                 <w:kern w:val="0"/>
@@ -545,7 +541,7 @@
             </w:r>
             <w:r>
               <w:rPr>
-                <w:rFonts w:hint="default" w:asciiTheme="minorAscii" w:hAnsiTheme="minorAscii" w:eastAsiaTheme="minorEastAsia"/>
+                <w:rFonts w:asciiTheme="minorAscii" w:eastAsiaTheme="minorEastAsia" w:hAnsiTheme="minorAscii" w:hint="default"/>
                 <w:spacing w:val="227"/>
                 <w:sz w:val="21"/>
                 <w:vertAlign w:val="baseline"/>
@@ -598,7 +594,7 @@
               <w:snapToGrid w:val="0"/>
               <w:textAlignment w:val="baseline"/>
               <w:rPr>
-                <w:rFonts w:hint="default" w:ascii="Arial" w:hAnsi="Arial" w:eastAsia="Arial" w:cs="Arial"/>
+                <w:rFonts w:ascii="Arial" w:eastAsia="Arial" w:hAnsi="Arial" w:cs="Arial" w:hint="default"/>
                 <w:snapToGrid w:val="0"/>
                 <w:color w:val="000000"/>
                 <w:kern w:val="0"/>
@@ -618,7 +614,7 @@
             </w:r>
             <w:r>
               <w:rPr>
-                <w:rFonts w:hint="eastAsia" w:asciiTheme="minorAscii" w:hAnsiTheme="minorAscii" w:eastAsiaTheme="minorEastAsia"/>
+                <w:rFonts w:asciiTheme="minorAscii" w:eastAsiaTheme="minorEastAsia" w:hAnsiTheme="minorAscii" w:hint="eastAsia"/>
                 <w:spacing w:val="227"/>
                 <w:sz w:val="21"/>
                 <w:vertAlign w:val="baseline"/>
@@ -640,14 +636,8 @@
       </w:tr>
       <w:tr>
         <w:tblPrEx>
-          <w:tblBorders>
-            <w:top w:val="none" w:color="auto" w:sz="0" w:space="0"/>
-            <w:left w:val="none" w:color="auto" w:sz="0" w:space="0"/>
-            <w:bottom w:val="none" w:color="auto" w:sz="0" w:space="0"/>
-            <w:right w:val="none" w:color="auto" w:sz="0" w:space="0"/>
-            <w:insideH w:val="none" w:color="auto" w:sz="0" w:space="0"/>
-            <w:insideV w:val="none" w:color="auto" w:sz="0" w:space="0"/>
-          </w:tblBorders>
+          <w:tblW w:w="0" w:type="auto"/>
+          <w:jc w:val="center"/>
           <w:tblCellMar>
             <w:top w:w="0" w:type="dxa"/>
             <w:left w:w="108" w:type="dxa"/>
@@ -656,7 +646,7 @@
           </w:tblCellMar>
         </w:tblPrEx>
         <w:trPr>
-          <w:trHeight w:val="635" w:hRule="atLeast"/>
+          <w:trHeight w:val="635"/>
           <w:jc w:val="center"/>
         </w:trPr>
         <w:tc>
@@ -706,7 +696,7 @@
             </w:r>
             <w:r>
               <w:rPr>
-                <w:rFonts w:hint="eastAsia" w:asciiTheme="minorAscii" w:hAnsiTheme="minorAscii" w:eastAsiaTheme="minorEastAsia"/>
+                <w:rFonts w:asciiTheme="minorAscii" w:eastAsiaTheme="minorEastAsia" w:hAnsiTheme="minorAscii" w:hint="eastAsia"/>
                 <w:spacing w:val="227"/>
                 <w:sz w:val="21"/>
                 <w:vertAlign w:val="baseline"/>
@@ -759,7 +749,7 @@
             </w:r>
             <w:r>
               <w:rPr>
-                <w:rFonts w:hint="eastAsia" w:asciiTheme="minorAscii" w:hAnsiTheme="minorAscii" w:eastAsiaTheme="minorEastAsia"/>
+                <w:rFonts w:asciiTheme="minorAscii" w:eastAsiaTheme="minorEastAsia" w:hAnsiTheme="minorAscii" w:hint="eastAsia"/>
                 <w:spacing w:val="227"/>
                 <w:sz w:val="21"/>
                 <w:vertAlign w:val="baseline"/>
@@ -818,14 +808,14 @@
         <w:ind w:left="3634"/>
         <w:textAlignment w:val="baseline"/>
         <w:rPr>
-          <w:rFonts w:ascii="宋体" w:hAnsi="宋体" w:eastAsia="宋体" w:cs="宋体"/>
+          <w:rFonts w:ascii="宋体" w:eastAsia="宋体" w:hAnsi="宋体" w:cs="宋体"/>
           <w:sz w:val="31"/>
           <w:szCs w:val="31"/>
         </w:rPr>
       </w:pPr>
       <w:r>
         <w:rPr>
-          <w:rFonts w:ascii="宋体" w:hAnsi="宋体" w:eastAsia="宋体" w:cs="宋体"/>
+          <w:rFonts w:ascii="宋体" w:eastAsia="宋体" w:hAnsi="宋体" w:cs="宋体"/>
           <w:b/>
           <w:bCs/>
           <w:spacing w:val="4"/>
@@ -837,16 +827,16 @@
     </w:p>
     <w:tbl>
       <w:tblPr>
-        <w:tblStyle w:val="26"/>
+        <w:tblStyle w:val="TableNormal0"/>
         <w:tblW w:w="8214" w:type="dxa"/>
         <w:jc w:val="center"/>
         <w:tblBorders>
-          <w:top w:val="single" w:color="000000" w:sz="2" w:space="0"/>
-          <w:left w:val="single" w:color="000000" w:sz="2" w:space="0"/>
-          <w:bottom w:val="single" w:color="000000" w:sz="2" w:space="0"/>
-          <w:right w:val="single" w:color="000000" w:sz="2" w:space="0"/>
-          <w:insideH w:val="single" w:color="000000" w:sz="2" w:space="0"/>
-          <w:insideV w:val="single" w:color="000000" w:sz="2" w:space="0"/>
+          <w:top w:val="single" w:sz="2" w:space="0" w:color="000000"/>
+          <w:left w:val="single" w:sz="2" w:space="0" w:color="000000"/>
+          <w:bottom w:val="single" w:sz="2" w:space="0" w:color="000000"/>
+          <w:right w:val="single" w:sz="2" w:space="0" w:color="000000"/>
+          <w:insideH w:val="single" w:sz="2" w:space="0" w:color="000000"/>
+          <w:insideV w:val="single" w:sz="2" w:space="0" w:color="000000"/>
         </w:tblBorders>
         <w:tblLayout w:type="fixed"/>
         <w:tblCellMar>
@@ -866,14 +856,17 @@
       </w:tblGrid>
       <w:tr>
         <w:tblPrEx>
+          <w:tblW w:w="8214" w:type="dxa"/>
+          <w:jc w:val="center"/>
           <w:tblBorders>
-            <w:top w:val="single" w:color="000000" w:sz="2" w:space="0"/>
-            <w:left w:val="single" w:color="000000" w:sz="2" w:space="0"/>
-            <w:bottom w:val="single" w:color="000000" w:sz="2" w:space="0"/>
-            <w:right w:val="single" w:color="000000" w:sz="2" w:space="0"/>
-            <w:insideH w:val="single" w:color="000000" w:sz="2" w:space="0"/>
-            <w:insideV w:val="single" w:color="000000" w:sz="2" w:space="0"/>
+            <w:top w:val="single" w:sz="2" w:space="0" w:color="000000"/>
+            <w:left w:val="single" w:sz="2" w:space="0" w:color="000000"/>
+            <w:bottom w:val="single" w:sz="2" w:space="0" w:color="000000"/>
+            <w:right w:val="single" w:sz="2" w:space="0" w:color="000000"/>
+            <w:insideH w:val="single" w:sz="2" w:space="0" w:color="000000"/>
+            <w:insideV w:val="single" w:sz="2" w:space="0" w:color="000000"/>
           </w:tblBorders>
+          <w:tblLayout w:type="fixed"/>
           <w:tblCellMar>
             <w:top w:w="0" w:type="dxa"/>
             <w:left w:w="0" w:type="dxa"/>
@@ -882,7 +875,7 @@
           </w:tblCellMar>
         </w:tblPrEx>
         <w:trPr>
-          <w:trHeight w:val="593" w:hRule="atLeast"/>
+          <w:trHeight w:val="593"/>
           <w:jc w:val="center"/>
         </w:trPr>
         <w:tc>
@@ -904,18 +897,18 @@
               <w:adjustRightInd w:val="0"/>
               <w:snapToGrid w:val="0"/>
               <w:spacing w:before="176" w:line="228" w:lineRule="auto"/>
-              <w:ind w:left="0" w:leftChars="0" w:right="0" w:rightChars="0" w:firstLine="0" w:firstLineChars="0"/>
+              <w:ind w:left="0" w:right="0" w:firstLine="0" w:leftChars="0" w:rightChars="0" w:firstLineChars="0"/>
               <w:jc w:val="center"/>
               <w:textAlignment w:val="baseline"/>
               <w:rPr>
-                <w:rFonts w:ascii="宋体" w:hAnsi="宋体" w:eastAsia="宋体" w:cs="宋体"/>
+                <w:rFonts w:ascii="宋体" w:eastAsia="宋体" w:hAnsi="宋体" w:cs="宋体"/>
                 <w:sz w:val="20"/>
                 <w:szCs w:val="20"/>
               </w:rPr>
             </w:pPr>
             <w:r>
               <w:rPr>
-                <w:rFonts w:hint="eastAsia" w:ascii="宋体" w:hAnsi="宋体" w:cs="宋体"/>
+                <w:rFonts w:ascii="宋体" w:hAnsi="宋体" w:cs="宋体" w:hint="eastAsia"/>
                 <w:spacing w:val="-14"/>
                 <w:sz w:val="20"/>
                 <w:szCs w:val="20"/>
@@ -925,7 +918,7 @@
             </w:r>
             <w:r>
               <w:rPr>
-                <w:rFonts w:ascii="宋体" w:hAnsi="宋体" w:eastAsia="宋体" w:cs="宋体"/>
+                <w:rFonts w:ascii="宋体" w:eastAsia="宋体" w:hAnsi="宋体" w:cs="宋体"/>
                 <w:spacing w:val="-14"/>
                 <w:sz w:val="20"/>
                 <w:szCs w:val="20"/>
@@ -953,18 +946,18 @@
               <w:adjustRightInd w:val="0"/>
               <w:snapToGrid w:val="0"/>
               <w:spacing w:before="175" w:line="227" w:lineRule="auto"/>
-              <w:ind w:left="0" w:leftChars="0" w:right="0" w:rightChars="0" w:firstLine="0" w:firstLineChars="0"/>
+              <w:ind w:left="0" w:right="0" w:firstLine="0" w:leftChars="0" w:rightChars="0" w:firstLineChars="0"/>
               <w:jc w:val="center"/>
               <w:textAlignment w:val="baseline"/>
               <w:rPr>
-                <w:rFonts w:ascii="宋体" w:hAnsi="宋体" w:eastAsia="宋体" w:cs="宋体"/>
+                <w:rFonts w:ascii="宋体" w:eastAsia="宋体" w:hAnsi="宋体" w:cs="宋体"/>
                 <w:sz w:val="20"/>
                 <w:szCs w:val="20"/>
               </w:rPr>
             </w:pPr>
             <w:r>
               <w:rPr>
-                <w:rFonts w:ascii="宋体" w:hAnsi="宋体" w:eastAsia="宋体" w:cs="宋体"/>
+                <w:rFonts w:ascii="宋体" w:eastAsia="宋体" w:hAnsi="宋体" w:cs="宋体"/>
                 <w:spacing w:val="4"/>
                 <w:sz w:val="20"/>
                 <w:szCs w:val="20"/>
@@ -992,18 +985,18 @@
               <w:adjustRightInd w:val="0"/>
               <w:snapToGrid w:val="0"/>
               <w:spacing w:before="175" w:line="228" w:lineRule="auto"/>
-              <w:ind w:left="0" w:leftChars="0" w:right="0" w:rightChars="0" w:firstLine="0" w:firstLineChars="0"/>
+              <w:ind w:left="0" w:right="0" w:firstLine="0" w:leftChars="0" w:rightChars="0" w:firstLineChars="0"/>
               <w:jc w:val="center"/>
               <w:textAlignment w:val="baseline"/>
               <w:rPr>
-                <w:rFonts w:ascii="宋体" w:hAnsi="宋体" w:eastAsia="宋体" w:cs="宋体"/>
+                <w:rFonts w:ascii="宋体" w:eastAsia="宋体" w:hAnsi="宋体" w:cs="宋体"/>
                 <w:sz w:val="20"/>
                 <w:szCs w:val="20"/>
               </w:rPr>
             </w:pPr>
             <w:r>
               <w:rPr>
-                <w:rFonts w:ascii="宋体" w:hAnsi="宋体" w:eastAsia="宋体" w:cs="宋体"/>
+                <w:rFonts w:ascii="宋体" w:eastAsia="宋体" w:hAnsi="宋体" w:cs="宋体"/>
                 <w:spacing w:val="7"/>
                 <w:sz w:val="20"/>
                 <w:szCs w:val="20"/>
@@ -1031,11 +1024,11 @@
               <w:adjustRightInd w:val="0"/>
               <w:snapToGrid w:val="0"/>
               <w:spacing w:before="175" w:line="228" w:lineRule="auto"/>
-              <w:ind w:left="0" w:leftChars="0" w:right="0" w:rightChars="0" w:firstLine="0" w:firstLineChars="0"/>
+              <w:ind w:left="0" w:right="0" w:firstLine="0" w:leftChars="0" w:rightChars="0" w:firstLineChars="0"/>
               <w:jc w:val="center"/>
               <w:textAlignment w:val="baseline"/>
               <w:rPr>
-                <w:rFonts w:hint="eastAsia" w:ascii="宋体" w:hAnsi="宋体" w:eastAsia="宋体" w:cs="宋体"/>
+                <w:rFonts w:ascii="宋体" w:eastAsia="宋体" w:hAnsi="宋体" w:cs="宋体" w:hint="eastAsia"/>
                 <w:spacing w:val="7"/>
                 <w:sz w:val="20"/>
                 <w:szCs w:val="20"/>
@@ -1044,7 +1037,7 @@
             </w:pPr>
             <w:r>
               <w:rPr>
-                <w:rFonts w:hint="eastAsia" w:ascii="宋体" w:hAnsi="宋体" w:cs="宋体"/>
+                <w:rFonts w:ascii="宋体" w:hAnsi="宋体" w:cs="宋体" w:hint="eastAsia"/>
                 <w:spacing w:val="7"/>
                 <w:sz w:val="20"/>
                 <w:szCs w:val="20"/>
@@ -1073,11 +1066,11 @@
               <w:adjustRightInd w:val="0"/>
               <w:snapToGrid w:val="0"/>
               <w:spacing w:before="175" w:line="228" w:lineRule="auto"/>
-              <w:ind w:left="0" w:leftChars="0" w:right="0" w:rightChars="0" w:firstLine="0" w:firstLineChars="0"/>
+              <w:ind w:left="0" w:right="0" w:firstLine="0" w:leftChars="0" w:rightChars="0" w:firstLineChars="0"/>
               <w:jc w:val="center"/>
               <w:textAlignment w:val="baseline"/>
               <w:rPr>
-                <w:rFonts w:hint="default" w:ascii="宋体" w:hAnsi="宋体" w:cs="宋体"/>
+                <w:rFonts w:ascii="宋体" w:hAnsi="宋体" w:cs="宋体" w:hint="default"/>
                 <w:spacing w:val="7"/>
                 <w:sz w:val="20"/>
                 <w:szCs w:val="20"/>
@@ -1086,7 +1079,7 @@
             </w:pPr>
             <w:r>
               <w:rPr>
-                <w:rFonts w:hint="eastAsia" w:ascii="宋体" w:hAnsi="宋体" w:cs="宋体"/>
+                <w:rFonts w:ascii="宋体" w:hAnsi="宋体" w:cs="宋体" w:hint="eastAsia"/>
                 <w:spacing w:val="7"/>
                 <w:sz w:val="20"/>
                 <w:szCs w:val="20"/>
@@ -1115,18 +1108,18 @@
               <w:adjustRightInd w:val="0"/>
               <w:snapToGrid w:val="0"/>
               <w:spacing w:before="176" w:line="229" w:lineRule="auto"/>
-              <w:ind w:left="0" w:leftChars="0" w:right="0" w:rightChars="0" w:firstLine="0" w:firstLineChars="0"/>
+              <w:ind w:left="0" w:right="0" w:firstLine="0" w:leftChars="0" w:rightChars="0" w:firstLineChars="0"/>
               <w:jc w:val="center"/>
               <w:textAlignment w:val="baseline"/>
               <w:rPr>
-                <w:rFonts w:ascii="宋体" w:hAnsi="宋体" w:eastAsia="宋体" w:cs="宋体"/>
+                <w:rFonts w:ascii="宋体" w:eastAsia="宋体" w:hAnsi="宋体" w:cs="宋体"/>
                 <w:sz w:val="20"/>
                 <w:szCs w:val="20"/>
               </w:rPr>
             </w:pPr>
             <w:r>
               <w:rPr>
-                <w:rFonts w:ascii="宋体" w:hAnsi="宋体" w:eastAsia="宋体" w:cs="宋体"/>
+                <w:rFonts w:ascii="宋体" w:eastAsia="宋体" w:hAnsi="宋体" w:cs="宋体"/>
                 <w:spacing w:val="7"/>
                 <w:sz w:val="20"/>
                 <w:szCs w:val="20"/>
@@ -1138,14 +1131,9 @@
       </w:tr>
       <w:tr>
         <w:tblPrEx>
-          <w:tblBorders>
-            <w:top w:val="single" w:color="000000" w:sz="2" w:space="0"/>
-            <w:left w:val="single" w:color="000000" w:sz="2" w:space="0"/>
-            <w:bottom w:val="single" w:color="000000" w:sz="2" w:space="0"/>
-            <w:right w:val="single" w:color="000000" w:sz="2" w:space="0"/>
-            <w:insideH w:val="single" w:color="000000" w:sz="2" w:space="0"/>
-            <w:insideV w:val="single" w:color="000000" w:sz="2" w:space="0"/>
-          </w:tblBorders>
+          <w:tblW w:w="8214" w:type="dxa"/>
+          <w:jc w:val="center"/>
+          <w:tblLayout w:type="fixed"/>
           <w:tblCellMar>
             <w:top w:w="0" w:type="dxa"/>
             <w:left w:w="0" w:type="dxa"/>
@@ -1154,7 +1142,7 @@
           </w:tblCellMar>
         </w:tblPrEx>
         <w:trPr>
-          <w:trHeight w:val="516" w:hRule="atLeast"/>
+          <w:trHeight w:val="516"/>
           <w:jc w:val="center"/>
         </w:trPr>
         <w:tc>
@@ -1176,11 +1164,11 @@
               <w:adjustRightInd w:val="0"/>
               <w:snapToGrid w:val="0"/>
               <w:spacing w:before="173" w:line="267" w:lineRule="exact"/>
-              <w:ind w:left="0" w:leftChars="0" w:right="0" w:rightChars="0" w:firstLine="0" w:firstLineChars="0"/>
+              <w:ind w:left="0" w:right="0" w:firstLine="0" w:leftChars="0" w:rightChars="0" w:firstLineChars="0"/>
               <w:jc w:val="center"/>
               <w:textAlignment w:val="baseline"/>
               <w:rPr>
-                <w:rFonts w:hint="default" w:ascii="宋体" w:hAnsi="宋体" w:eastAsia="宋体" w:cs="宋体"/>
+                <w:rFonts w:ascii="宋体" w:eastAsia="宋体" w:hAnsi="宋体" w:cs="宋体" w:hint="default"/>
                 <w:sz w:val="20"/>
                 <w:szCs w:val="20"/>
                 <w:lang w:val="en-US"/>
@@ -1188,7 +1176,7 @@
             </w:pPr>
             <w:r>
               <w:rPr>
-                <w:rFonts w:ascii="宋体" w:hAnsi="宋体" w:eastAsia="宋体" w:cs="宋体"/>
+                <w:rFonts w:ascii="宋体" w:eastAsia="宋体" w:hAnsi="宋体" w:cs="宋体"/>
                 <w:spacing w:val="3"/>
                 <w:position w:val="1"/>
                 <w:sz w:val="20"/>
@@ -1198,7 +1186,7 @@
             </w:r>
             <w:r>
               <w:rPr>
-                <w:rFonts w:hint="eastAsia" w:ascii="宋体" w:hAnsi="宋体" w:cs="宋体"/>
+                <w:rFonts w:ascii="宋体" w:hAnsi="宋体" w:cs="宋体" w:hint="eastAsia"/>
                 <w:spacing w:val="3"/>
                 <w:position w:val="1"/>
                 <w:sz w:val="20"/>
@@ -1209,7 +1197,7 @@
             </w:r>
             <w:r>
               <w:rPr>
-                <w:rFonts w:ascii="宋体" w:hAnsi="宋体" w:eastAsia="宋体" w:cs="宋体"/>
+                <w:rFonts w:ascii="宋体" w:eastAsia="宋体" w:hAnsi="宋体" w:cs="宋体"/>
                 <w:spacing w:val="3"/>
                 <w:position w:val="1"/>
                 <w:sz w:val="20"/>
@@ -1219,7 +1207,7 @@
             </w:r>
             <w:r>
               <w:rPr>
-                <w:rFonts w:hint="eastAsia" w:ascii="宋体" w:hAnsi="宋体" w:cs="宋体"/>
+                <w:rFonts w:ascii="宋体" w:hAnsi="宋体" w:cs="宋体" w:hint="eastAsia"/>
                 <w:spacing w:val="3"/>
                 <w:position w:val="1"/>
                 <w:sz w:val="20"/>
@@ -1249,18 +1237,18 @@
               <w:adjustRightInd w:val="0"/>
               <w:snapToGrid w:val="0"/>
               <w:spacing w:before="173" w:line="267" w:lineRule="exact"/>
-              <w:ind w:left="0" w:leftChars="0" w:right="0" w:rightChars="0" w:firstLine="0" w:firstLineChars="0"/>
+              <w:ind w:left="0" w:right="0" w:firstLine="0" w:leftChars="0" w:rightChars="0" w:firstLineChars="0"/>
               <w:jc w:val="center"/>
               <w:textAlignment w:val="baseline"/>
               <w:rPr>
-                <w:rFonts w:ascii="宋体" w:hAnsi="宋体" w:eastAsia="宋体" w:cs="宋体"/>
+                <w:rFonts w:ascii="宋体" w:eastAsia="宋体" w:hAnsi="宋体" w:cs="宋体"/>
                 <w:sz w:val="20"/>
                 <w:szCs w:val="20"/>
               </w:rPr>
             </w:pPr>
             <w:r>
               <w:rPr>
-                <w:rFonts w:ascii="宋体" w:hAnsi="宋体" w:eastAsia="宋体" w:cs="宋体"/>
+                <w:rFonts w:ascii="宋体" w:eastAsia="宋体" w:hAnsi="宋体" w:cs="宋体"/>
                 <w:spacing w:val="4"/>
                 <w:position w:val="1"/>
                 <w:sz w:val="20"/>
@@ -1289,18 +1277,18 @@
               <w:adjustRightInd w:val="0"/>
               <w:snapToGrid w:val="0"/>
               <w:spacing w:before="172" w:line="228" w:lineRule="auto"/>
-              <w:ind w:left="0" w:leftChars="0" w:right="0" w:rightChars="0" w:firstLine="0" w:firstLineChars="0"/>
+              <w:ind w:left="0" w:right="0" w:firstLine="0" w:leftChars="0" w:rightChars="0" w:firstLineChars="0"/>
               <w:jc w:val="center"/>
               <w:textAlignment w:val="baseline"/>
               <w:rPr>
-                <w:rFonts w:ascii="宋体" w:hAnsi="宋体" w:eastAsia="宋体" w:cs="宋体"/>
+                <w:rFonts w:ascii="宋体" w:eastAsia="宋体" w:hAnsi="宋体" w:cs="宋体"/>
                 <w:sz w:val="20"/>
                 <w:szCs w:val="20"/>
               </w:rPr>
             </w:pPr>
             <w:r>
               <w:rPr>
-                <w:rFonts w:ascii="宋体" w:hAnsi="宋体" w:eastAsia="宋体" w:cs="宋体"/>
+                <w:rFonts w:ascii="宋体" w:eastAsia="宋体" w:hAnsi="宋体" w:cs="宋体"/>
                 <w:spacing w:val="200"/>
                 <w:kern w:val="0"/>
                 <w:sz w:val="20"/>
@@ -1310,7 +1298,7 @@
             </w:r>
             <w:r>
               <w:rPr>
-                <w:rFonts w:ascii="宋体" w:hAnsi="宋体" w:eastAsia="宋体" w:cs="宋体"/>
+                <w:rFonts w:ascii="宋体" w:eastAsia="宋体" w:hAnsi="宋体" w:cs="宋体"/>
                 <w:spacing w:val="0"/>
                 <w:kern w:val="0"/>
                 <w:sz w:val="20"/>
@@ -1339,11 +1327,11 @@
               <w:adjustRightInd w:val="0"/>
               <w:snapToGrid w:val="0"/>
               <w:spacing w:before="173" w:line="229" w:lineRule="auto"/>
-              <w:ind w:left="0" w:leftChars="0" w:right="0" w:rightChars="0" w:firstLine="0" w:firstLineChars="0"/>
+              <w:ind w:left="0" w:right="0" w:firstLine="0" w:leftChars="0" w:rightChars="0" w:firstLineChars="0"/>
               <w:jc w:val="center"/>
               <w:textAlignment w:val="baseline"/>
               <w:rPr>
-                <w:rFonts w:ascii="宋体" w:hAnsi="宋体" w:eastAsia="宋体" w:cs="宋体"/>
+                <w:rFonts w:ascii="宋体" w:eastAsia="宋体" w:hAnsi="宋体" w:cs="宋体"/>
                 <w:spacing w:val="200"/>
                 <w:kern w:val="0"/>
                 <w:sz w:val="20"/>
@@ -1352,7 +1340,7 @@
             </w:pPr>
             <w:r>
               <w:rPr>
-                <w:rFonts w:hint="eastAsia" w:asciiTheme="minorAscii" w:hAnsiTheme="minorAscii" w:eastAsiaTheme="minorEastAsia"/>
+                <w:rFonts w:asciiTheme="minorAscii" w:eastAsiaTheme="minorEastAsia" w:hAnsiTheme="minorAscii" w:hint="eastAsia"/>
                 <w:spacing w:val="0"/>
                 <w:kern w:val="0"/>
                 <w:sz w:val="21"/>
@@ -1382,11 +1370,11 @@
               <w:adjustRightInd w:val="0"/>
               <w:snapToGrid w:val="0"/>
               <w:spacing w:before="172" w:line="228" w:lineRule="auto"/>
-              <w:ind w:left="0" w:leftChars="0" w:right="0" w:rightChars="0" w:firstLine="0" w:firstLineChars="0"/>
+              <w:ind w:left="0" w:right="0" w:firstLine="0" w:leftChars="0" w:rightChars="0" w:firstLineChars="0"/>
               <w:jc w:val="center"/>
               <w:textAlignment w:val="baseline"/>
               <w:rPr>
-                <w:rFonts w:ascii="宋体" w:hAnsi="宋体" w:eastAsia="宋体" w:cs="宋体"/>
+                <w:rFonts w:ascii="宋体" w:eastAsia="宋体" w:hAnsi="宋体" w:cs="宋体"/>
                 <w:spacing w:val="200"/>
                 <w:kern w:val="0"/>
                 <w:sz w:val="20"/>
@@ -1395,7 +1383,7 @@
             </w:pPr>
             <w:r>
               <w:rPr>
-                <w:rFonts w:hint="eastAsia" w:ascii="宋体" w:hAnsi="宋体" w:eastAsia="宋体" w:cs="宋体"/>
+                <w:rFonts w:ascii="宋体" w:eastAsia="宋体" w:hAnsi="宋体" w:cs="宋体" w:hint="eastAsia"/>
                 <w:spacing w:val="200"/>
                 <w:kern w:val="0"/>
                 <w:sz w:val="20"/>
@@ -1405,7 +1393,7 @@
             </w:r>
             <w:r>
               <w:rPr>
-                <w:rFonts w:hint="eastAsia" w:asciiTheme="minorAscii" w:hAnsiTheme="minorAscii" w:eastAsiaTheme="minorEastAsia"/>
+                <w:rFonts w:asciiTheme="minorAscii" w:eastAsiaTheme="minorEastAsia" w:hAnsiTheme="minorAscii" w:hint="eastAsia"/>
                 <w:spacing w:val="0"/>
                 <w:kern w:val="0"/>
                 <w:sz w:val="21"/>
@@ -1435,18 +1423,18 @@
               <w:adjustRightInd w:val="0"/>
               <w:snapToGrid w:val="0"/>
               <w:spacing w:before="173" w:line="229" w:lineRule="auto"/>
-              <w:ind w:left="0" w:leftChars="0" w:right="0" w:rightChars="0" w:firstLine="0" w:firstLineChars="0"/>
+              <w:ind w:left="0" w:right="0" w:firstLine="0" w:leftChars="0" w:rightChars="0" w:firstLineChars="0"/>
               <w:jc w:val="center"/>
               <w:textAlignment w:val="baseline"/>
               <w:rPr>
-                <w:rFonts w:ascii="宋体" w:hAnsi="宋体" w:eastAsia="宋体" w:cs="宋体"/>
+                <w:rFonts w:ascii="宋体" w:eastAsia="宋体" w:hAnsi="宋体" w:cs="宋体"/>
                 <w:sz w:val="20"/>
                 <w:szCs w:val="20"/>
               </w:rPr>
             </w:pPr>
             <w:r>
               <w:rPr>
-                <w:rFonts w:hint="eastAsia" w:asciiTheme="minorAscii" w:hAnsiTheme="minorAscii" w:eastAsiaTheme="minorEastAsia"/>
+                <w:rFonts w:asciiTheme="minorAscii" w:eastAsiaTheme="minorEastAsia" w:hAnsiTheme="minorAscii" w:hint="eastAsia"/>
                 <w:spacing w:val="0"/>
                 <w:kern w:val="0"/>
                 <w:sz w:val="21"/>
@@ -1460,14 +1448,9 @@
       </w:tr>
       <w:tr>
         <w:tblPrEx>
-          <w:tblBorders>
-            <w:top w:val="single" w:color="000000" w:sz="2" w:space="0"/>
-            <w:left w:val="single" w:color="000000" w:sz="2" w:space="0"/>
-            <w:bottom w:val="single" w:color="000000" w:sz="2" w:space="0"/>
-            <w:right w:val="single" w:color="000000" w:sz="2" w:space="0"/>
-            <w:insideH w:val="single" w:color="000000" w:sz="2" w:space="0"/>
-            <w:insideV w:val="single" w:color="000000" w:sz="2" w:space="0"/>
-          </w:tblBorders>
+          <w:tblW w:w="8214" w:type="dxa"/>
+          <w:jc w:val="center"/>
+          <w:tblLayout w:type="fixed"/>
           <w:tblCellMar>
             <w:top w:w="0" w:type="dxa"/>
             <w:left w:w="0" w:type="dxa"/>
@@ -1476,7 +1459,7 @@
           </w:tblCellMar>
         </w:tblPrEx>
         <w:trPr>
-          <w:trHeight w:val="556" w:hRule="atLeast"/>
+          <w:trHeight w:val="556"/>
           <w:jc w:val="center"/>
         </w:trPr>
         <w:tc>
@@ -1485,7 +1468,7 @@
           </w:tcPr>
           <w:p>
             <w:pPr>
-              <w:pStyle w:val="27"/>
+              <w:pStyle w:val="TableText"/>
               <w:keepNext w:val="0"/>
               <w:keepLines w:val="0"/>
               <w:pageBreakBefore w:val="0"/>
@@ -1498,7 +1481,7 @@
               <w:bidi w:val="0"/>
               <w:adjustRightInd w:val="0"/>
               <w:snapToGrid w:val="0"/>
-              <w:ind w:left="0" w:leftChars="0" w:right="0" w:rightChars="0" w:firstLine="0" w:firstLineChars="0"/>
+              <w:ind w:left="0" w:right="0" w:firstLine="0" w:leftChars="0" w:rightChars="0" w:firstLineChars="0"/>
               <w:jc w:val="center"/>
               <w:textAlignment w:val="baseline"/>
             </w:pPr>
@@ -1510,7 +1493,7 @@
           </w:tcPr>
           <w:p>
             <w:pPr>
-              <w:pStyle w:val="27"/>
+              <w:pStyle w:val="TableText"/>
               <w:keepNext w:val="0"/>
               <w:keepLines w:val="0"/>
               <w:pageBreakBefore w:val="0"/>
@@ -1523,7 +1506,7 @@
               <w:bidi w:val="0"/>
               <w:adjustRightInd w:val="0"/>
               <w:snapToGrid w:val="0"/>
-              <w:ind w:left="0" w:leftChars="0" w:right="0" w:rightChars="0" w:firstLine="0" w:firstLineChars="0"/>
+              <w:ind w:left="0" w:right="0" w:firstLine="0" w:leftChars="0" w:rightChars="0" w:firstLineChars="0"/>
               <w:jc w:val="center"/>
               <w:textAlignment w:val="baseline"/>
             </w:pPr>
@@ -1535,7 +1518,7 @@
           </w:tcPr>
           <w:p>
             <w:pPr>
-              <w:pStyle w:val="27"/>
+              <w:pStyle w:val="TableText"/>
               <w:keepNext w:val="0"/>
               <w:keepLines w:val="0"/>
               <w:pageBreakBefore w:val="0"/>
@@ -1548,7 +1531,7 @@
               <w:bidi w:val="0"/>
               <w:adjustRightInd w:val="0"/>
               <w:snapToGrid w:val="0"/>
-              <w:ind w:left="0" w:leftChars="0" w:right="0" w:rightChars="0" w:firstLine="0" w:firstLineChars="0"/>
+              <w:ind w:left="0" w:right="0" w:firstLine="0" w:leftChars="0" w:rightChars="0" w:firstLineChars="0"/>
               <w:jc w:val="center"/>
               <w:textAlignment w:val="baseline"/>
             </w:pPr>
@@ -1560,7 +1543,7 @@
           </w:tcPr>
           <w:p>
             <w:pPr>
-              <w:pStyle w:val="27"/>
+              <w:pStyle w:val="TableText"/>
               <w:keepNext w:val="0"/>
               <w:keepLines w:val="0"/>
               <w:pageBreakBefore w:val="0"/>
@@ -1573,7 +1556,7 @@
               <w:bidi w:val="0"/>
               <w:adjustRightInd w:val="0"/>
               <w:snapToGrid w:val="0"/>
-              <w:ind w:left="0" w:leftChars="0" w:right="0" w:rightChars="0" w:firstLine="0" w:firstLineChars="0"/>
+              <w:ind w:left="0" w:right="0" w:firstLine="0" w:leftChars="0" w:rightChars="0" w:firstLineChars="0"/>
               <w:jc w:val="center"/>
               <w:textAlignment w:val="baseline"/>
             </w:pPr>
@@ -1585,7 +1568,7 @@
           </w:tcPr>
           <w:p>
             <w:pPr>
-              <w:pStyle w:val="27"/>
+              <w:pStyle w:val="TableText"/>
               <w:keepNext w:val="0"/>
               <w:keepLines w:val="0"/>
               <w:pageBreakBefore w:val="0"/>
@@ -1598,7 +1581,7 @@
               <w:bidi w:val="0"/>
               <w:adjustRightInd w:val="0"/>
               <w:snapToGrid w:val="0"/>
-              <w:ind w:left="0" w:leftChars="0" w:right="0" w:rightChars="0" w:firstLine="0" w:firstLineChars="0"/>
+              <w:ind w:left="0" w:right="0" w:firstLine="0" w:leftChars="0" w:rightChars="0" w:firstLineChars="0"/>
               <w:jc w:val="center"/>
               <w:textAlignment w:val="baseline"/>
             </w:pPr>
@@ -1610,7 +1593,7 @@
           </w:tcPr>
           <w:p>
             <w:pPr>
-              <w:pStyle w:val="27"/>
+              <w:pStyle w:val="TableText"/>
               <w:keepNext w:val="0"/>
               <w:keepLines w:val="0"/>
               <w:pageBreakBefore w:val="0"/>
@@ -1623,7 +1606,7 @@
               <w:bidi w:val="0"/>
               <w:adjustRightInd w:val="0"/>
               <w:snapToGrid w:val="0"/>
-              <w:ind w:left="0" w:leftChars="0" w:right="0" w:rightChars="0" w:firstLine="0" w:firstLineChars="0"/>
+              <w:ind w:left="0" w:right="0" w:firstLine="0" w:leftChars="0" w:rightChars="0" w:firstLineChars="0"/>
               <w:jc w:val="center"/>
               <w:textAlignment w:val="baseline"/>
             </w:pPr>
@@ -1632,14 +1615,9 @@
       </w:tr>
       <w:tr>
         <w:tblPrEx>
-          <w:tblBorders>
-            <w:top w:val="single" w:color="000000" w:sz="2" w:space="0"/>
-            <w:left w:val="single" w:color="000000" w:sz="2" w:space="0"/>
-            <w:bottom w:val="single" w:color="000000" w:sz="2" w:space="0"/>
-            <w:right w:val="single" w:color="000000" w:sz="2" w:space="0"/>
-            <w:insideH w:val="single" w:color="000000" w:sz="2" w:space="0"/>
-            <w:insideV w:val="single" w:color="000000" w:sz="2" w:space="0"/>
-          </w:tblBorders>
+          <w:tblW w:w="8214" w:type="dxa"/>
+          <w:jc w:val="center"/>
+          <w:tblLayout w:type="fixed"/>
           <w:tblCellMar>
             <w:top w:w="0" w:type="dxa"/>
             <w:left w:w="0" w:type="dxa"/>
@@ -1648,7 +1626,7 @@
           </w:tblCellMar>
         </w:tblPrEx>
         <w:trPr>
-          <w:trHeight w:val="556" w:hRule="atLeast"/>
+          <w:trHeight w:val="556"/>
           <w:jc w:val="center"/>
         </w:trPr>
         <w:tc>
@@ -1657,7 +1635,7 @@
           </w:tcPr>
           <w:p>
             <w:pPr>
-              <w:pStyle w:val="27"/>
+              <w:pStyle w:val="TableText"/>
               <w:keepNext w:val="0"/>
               <w:keepLines w:val="0"/>
               <w:pageBreakBefore w:val="0"/>
@@ -1670,7 +1648,7 @@
               <w:bidi w:val="0"/>
               <w:adjustRightInd w:val="0"/>
               <w:snapToGrid w:val="0"/>
-              <w:ind w:left="0" w:leftChars="0" w:right="0" w:rightChars="0" w:firstLine="0" w:firstLineChars="0"/>
+              <w:ind w:left="0" w:right="0" w:firstLine="0" w:leftChars="0" w:rightChars="0" w:firstLineChars="0"/>
               <w:jc w:val="center"/>
               <w:textAlignment w:val="baseline"/>
             </w:pPr>
@@ -1682,7 +1660,7 @@
           </w:tcPr>
           <w:p>
             <w:pPr>
-              <w:pStyle w:val="27"/>
+              <w:pStyle w:val="TableText"/>
               <w:keepNext w:val="0"/>
               <w:keepLines w:val="0"/>
               <w:pageBreakBefore w:val="0"/>
@@ -1695,7 +1673,7 @@
               <w:bidi w:val="0"/>
               <w:adjustRightInd w:val="0"/>
               <w:snapToGrid w:val="0"/>
-              <w:ind w:left="0" w:leftChars="0" w:right="0" w:rightChars="0" w:firstLine="0" w:firstLineChars="0"/>
+              <w:ind w:left="0" w:right="0" w:firstLine="0" w:leftChars="0" w:rightChars="0" w:firstLineChars="0"/>
               <w:jc w:val="center"/>
               <w:textAlignment w:val="baseline"/>
             </w:pPr>
@@ -1707,7 +1685,7 @@
           </w:tcPr>
           <w:p>
             <w:pPr>
-              <w:pStyle w:val="27"/>
+              <w:pStyle w:val="TableText"/>
               <w:keepNext w:val="0"/>
               <w:keepLines w:val="0"/>
               <w:pageBreakBefore w:val="0"/>
@@ -1720,7 +1698,7 @@
               <w:bidi w:val="0"/>
               <w:adjustRightInd w:val="0"/>
               <w:snapToGrid w:val="0"/>
-              <w:ind w:left="0" w:leftChars="0" w:right="0" w:rightChars="0" w:firstLine="0" w:firstLineChars="0"/>
+              <w:ind w:left="0" w:right="0" w:firstLine="0" w:leftChars="0" w:rightChars="0" w:firstLineChars="0"/>
               <w:jc w:val="center"/>
               <w:textAlignment w:val="baseline"/>
             </w:pPr>
@@ -1732,7 +1710,7 @@
           </w:tcPr>
           <w:p>
             <w:pPr>
-              <w:pStyle w:val="27"/>
+              <w:pStyle w:val="TableText"/>
               <w:keepNext w:val="0"/>
               <w:keepLines w:val="0"/>
               <w:pageBreakBefore w:val="0"/>
@@ -1745,7 +1723,7 @@
               <w:bidi w:val="0"/>
               <w:adjustRightInd w:val="0"/>
               <w:snapToGrid w:val="0"/>
-              <w:ind w:left="0" w:leftChars="0" w:right="0" w:rightChars="0" w:firstLine="0" w:firstLineChars="0"/>
+              <w:ind w:left="0" w:right="0" w:firstLine="0" w:leftChars="0" w:rightChars="0" w:firstLineChars="0"/>
               <w:jc w:val="center"/>
               <w:textAlignment w:val="baseline"/>
             </w:pPr>
@@ -1757,7 +1735,7 @@
           </w:tcPr>
           <w:p>
             <w:pPr>
-              <w:pStyle w:val="27"/>
+              <w:pStyle w:val="TableText"/>
               <w:keepNext w:val="0"/>
               <w:keepLines w:val="0"/>
               <w:pageBreakBefore w:val="0"/>
@@ -1770,7 +1748,7 @@
               <w:bidi w:val="0"/>
               <w:adjustRightInd w:val="0"/>
               <w:snapToGrid w:val="0"/>
-              <w:ind w:left="0" w:leftChars="0" w:right="0" w:rightChars="0" w:firstLine="0" w:firstLineChars="0"/>
+              <w:ind w:left="0" w:right="0" w:firstLine="0" w:leftChars="0" w:rightChars="0" w:firstLineChars="0"/>
               <w:jc w:val="center"/>
               <w:textAlignment w:val="baseline"/>
             </w:pPr>
@@ -1782,7 +1760,7 @@
           </w:tcPr>
           <w:p>
             <w:pPr>
-              <w:pStyle w:val="27"/>
+              <w:pStyle w:val="TableText"/>
               <w:keepNext w:val="0"/>
               <w:keepLines w:val="0"/>
               <w:pageBreakBefore w:val="0"/>
@@ -1795,7 +1773,7 @@
               <w:bidi w:val="0"/>
               <w:adjustRightInd w:val="0"/>
               <w:snapToGrid w:val="0"/>
-              <w:ind w:left="0" w:leftChars="0" w:right="0" w:rightChars="0" w:firstLine="0" w:firstLineChars="0"/>
+              <w:ind w:left="0" w:right="0" w:firstLine="0" w:leftChars="0" w:rightChars="0" w:firstLineChars="0"/>
               <w:jc w:val="center"/>
               <w:textAlignment w:val="baseline"/>
             </w:pPr>
@@ -1804,14 +1782,9 @@
       </w:tr>
       <w:tr>
         <w:tblPrEx>
-          <w:tblBorders>
-            <w:top w:val="single" w:color="000000" w:sz="2" w:space="0"/>
-            <w:left w:val="single" w:color="000000" w:sz="2" w:space="0"/>
-            <w:bottom w:val="single" w:color="000000" w:sz="2" w:space="0"/>
-            <w:right w:val="single" w:color="000000" w:sz="2" w:space="0"/>
-            <w:insideH w:val="single" w:color="000000" w:sz="2" w:space="0"/>
-            <w:insideV w:val="single" w:color="000000" w:sz="2" w:space="0"/>
-          </w:tblBorders>
+          <w:tblW w:w="8214" w:type="dxa"/>
+          <w:jc w:val="center"/>
+          <w:tblLayout w:type="fixed"/>
           <w:tblCellMar>
             <w:top w:w="0" w:type="dxa"/>
             <w:left w:w="0" w:type="dxa"/>
@@ -1820,7 +1793,7 @@
           </w:tblCellMar>
         </w:tblPrEx>
         <w:trPr>
-          <w:trHeight w:val="557" w:hRule="atLeast"/>
+          <w:trHeight w:val="557"/>
           <w:jc w:val="center"/>
         </w:trPr>
         <w:tc>
@@ -1829,7 +1802,7 @@
           </w:tcPr>
           <w:p>
             <w:pPr>
-              <w:pStyle w:val="27"/>
+              <w:pStyle w:val="TableText"/>
               <w:keepNext w:val="0"/>
               <w:keepLines w:val="0"/>
               <w:pageBreakBefore w:val="0"/>
@@ -1842,7 +1815,7 @@
               <w:bidi w:val="0"/>
               <w:adjustRightInd w:val="0"/>
               <w:snapToGrid w:val="0"/>
-              <w:ind w:left="0" w:leftChars="0" w:right="0" w:rightChars="0" w:firstLine="0" w:firstLineChars="0"/>
+              <w:ind w:left="0" w:right="0" w:firstLine="0" w:leftChars="0" w:rightChars="0" w:firstLineChars="0"/>
               <w:jc w:val="center"/>
               <w:textAlignment w:val="baseline"/>
             </w:pPr>
@@ -1854,7 +1827,7 @@
           </w:tcPr>
           <w:p>
             <w:pPr>
-              <w:pStyle w:val="27"/>
+              <w:pStyle w:val="TableText"/>
               <w:keepNext w:val="0"/>
               <w:keepLines w:val="0"/>
               <w:pageBreakBefore w:val="0"/>
@@ -1867,7 +1840,7 @@
               <w:bidi w:val="0"/>
               <w:adjustRightInd w:val="0"/>
               <w:snapToGrid w:val="0"/>
-              <w:ind w:left="0" w:leftChars="0" w:right="0" w:rightChars="0" w:firstLine="0" w:firstLineChars="0"/>
+              <w:ind w:left="0" w:right="0" w:firstLine="0" w:leftChars="0" w:rightChars="0" w:firstLineChars="0"/>
               <w:jc w:val="center"/>
               <w:textAlignment w:val="baseline"/>
             </w:pPr>
@@ -1879,7 +1852,7 @@
           </w:tcPr>
           <w:p>
             <w:pPr>
-              <w:pStyle w:val="27"/>
+              <w:pStyle w:val="TableText"/>
               <w:keepNext w:val="0"/>
               <w:keepLines w:val="0"/>
               <w:pageBreakBefore w:val="0"/>
@@ -1892,7 +1865,7 @@
               <w:bidi w:val="0"/>
               <w:adjustRightInd w:val="0"/>
               <w:snapToGrid w:val="0"/>
-              <w:ind w:left="0" w:leftChars="0" w:right="0" w:rightChars="0" w:firstLine="0" w:firstLineChars="0"/>
+              <w:ind w:left="0" w:right="0" w:firstLine="0" w:leftChars="0" w:rightChars="0" w:firstLineChars="0"/>
               <w:jc w:val="center"/>
               <w:textAlignment w:val="baseline"/>
             </w:pPr>
@@ -1904,7 +1877,7 @@
           </w:tcPr>
           <w:p>
             <w:pPr>
-              <w:pStyle w:val="27"/>
+              <w:pStyle w:val="TableText"/>
               <w:keepNext w:val="0"/>
               <w:keepLines w:val="0"/>
               <w:pageBreakBefore w:val="0"/>
@@ -1917,7 +1890,7 @@
               <w:bidi w:val="0"/>
               <w:adjustRightInd w:val="0"/>
               <w:snapToGrid w:val="0"/>
-              <w:ind w:left="0" w:leftChars="0" w:right="0" w:rightChars="0" w:firstLine="0" w:firstLineChars="0"/>
+              <w:ind w:left="0" w:right="0" w:firstLine="0" w:leftChars="0" w:rightChars="0" w:firstLineChars="0"/>
               <w:jc w:val="center"/>
               <w:textAlignment w:val="baseline"/>
             </w:pPr>
@@ -1929,7 +1902,7 @@
           </w:tcPr>
           <w:p>
             <w:pPr>
-              <w:pStyle w:val="27"/>
+              <w:pStyle w:val="TableText"/>
               <w:keepNext w:val="0"/>
               <w:keepLines w:val="0"/>
               <w:pageBreakBefore w:val="0"/>
@@ -1942,7 +1915,7 @@
               <w:bidi w:val="0"/>
               <w:adjustRightInd w:val="0"/>
               <w:snapToGrid w:val="0"/>
-              <w:ind w:left="0" w:leftChars="0" w:right="0" w:rightChars="0" w:firstLine="0" w:firstLineChars="0"/>
+              <w:ind w:left="0" w:right="0" w:firstLine="0" w:leftChars="0" w:rightChars="0" w:firstLineChars="0"/>
               <w:jc w:val="center"/>
               <w:textAlignment w:val="baseline"/>
             </w:pPr>
@@ -1954,7 +1927,7 @@
           </w:tcPr>
           <w:p>
             <w:pPr>
-              <w:pStyle w:val="27"/>
+              <w:pStyle w:val="TableText"/>
               <w:keepNext w:val="0"/>
               <w:keepLines w:val="0"/>
               <w:pageBreakBefore w:val="0"/>
@@ -1967,7 +1940,7 @@
               <w:bidi w:val="0"/>
               <w:adjustRightInd w:val="0"/>
               <w:snapToGrid w:val="0"/>
-              <w:ind w:left="0" w:leftChars="0" w:right="0" w:rightChars="0" w:firstLine="0" w:firstLineChars="0"/>
+              <w:ind w:left="0" w:right="0" w:firstLine="0" w:leftChars="0" w:rightChars="0" w:firstLineChars="0"/>
               <w:jc w:val="center"/>
               <w:textAlignment w:val="baseline"/>
             </w:pPr>
@@ -1998,7 +1971,7 @@
     <w:sdt>
       <w:sdtPr>
         <w:rPr>
-          <w:rFonts w:ascii="宋体" w:hAnsi="宋体" w:eastAsia="宋体" w:cs="Arial"/>
+          <w:rFonts w:ascii="宋体" w:eastAsia="宋体" w:hAnsi="宋体" w:cs="Arial"/>
           <w:snapToGrid w:val="0"/>
           <w:color w:val="000000"/>
           <w:kern w:val="0"/>
@@ -2014,7 +1987,7 @@
       </w:sdtPr>
       <w:sdtEndPr>
         <w:rPr>
-          <w:rFonts w:hint="eastAsia" w:ascii="宋体" w:hAnsi="宋体" w:eastAsia="宋体" w:cs="宋体"/>
+          <w:rFonts w:ascii="宋体" w:eastAsia="宋体" w:hAnsi="宋体" w:cs="宋体" w:hint="eastAsia"/>
           <w:snapToGrid w:val="0"/>
           <w:color w:val="000000"/>
           <w:kern w:val="0"/>
@@ -2039,18 +2012,18 @@
             <w:adjustRightInd w:val="0"/>
             <w:snapToGrid w:val="0"/>
             <w:spacing w:before="0" w:beforeLines="0" w:after="0" w:afterLines="0" w:line="240" w:lineRule="auto"/>
-            <w:ind w:left="0" w:leftChars="0" w:right="0" w:rightChars="0" w:firstLine="0" w:firstLineChars="0"/>
+            <w:ind w:left="0" w:right="0" w:firstLine="0" w:leftChars="0" w:rightChars="0" w:firstLineChars="0"/>
             <w:jc w:val="center"/>
             <w:textAlignment w:val="baseline"/>
             <w:rPr>
-              <w:rFonts w:hint="eastAsia" w:ascii="宋体" w:hAnsi="宋体" w:eastAsia="宋体" w:cs="宋体"/>
+              <w:rFonts w:ascii="宋体" w:eastAsia="宋体" w:hAnsi="宋体" w:cs="宋体" w:hint="eastAsia"/>
               <w:sz w:val="24"/>
               <w:szCs w:val="24"/>
             </w:rPr>
           </w:pPr>
           <w:r>
             <w:rPr>
-              <w:rFonts w:hint="eastAsia" w:ascii="宋体" w:hAnsi="宋体" w:eastAsia="宋体" w:cs="宋体"/>
+              <w:rFonts w:ascii="宋体" w:eastAsia="宋体" w:hAnsi="宋体" w:cs="宋体" w:hint="eastAsia"/>
               <w:sz w:val="24"/>
               <w:szCs w:val="24"/>
             </w:rPr>
@@ -2059,16 +2032,16 @@
         </w:p>
         <w:p>
           <w:pPr>
-            <w:pStyle w:val="16"/>
+            <w:pStyle w:val="TOC1"/>
             <w:tabs>
               <w:tab w:val="right" w:leader="dot" w:pos="8306"/>
             </w:tabs>
           </w:pPr>
-          <w:bookmarkStart w:id="6" w:name="_GoBack"/>
-          <w:bookmarkEnd w:id="6"/>
+          <w:bookmarkStart w:id="2" w:name="_GoBack"/>
+          <w:bookmarkEnd w:id="2"/>
           <w:r>
             <w:rPr>
-              <w:rFonts w:hint="eastAsia" w:ascii="宋体" w:hAnsi="宋体" w:eastAsia="宋体" w:cs="宋体"/>
+              <w:rFonts w:ascii="宋体" w:eastAsia="宋体" w:hAnsi="宋体" w:cs="宋体" w:hint="eastAsia"/>
               <w:sz w:val="24"/>
               <w:szCs w:val="24"/>
             </w:rPr>
@@ -2076,7 +2049,7 @@
           </w:r>
           <w:r>
             <w:rPr>
-              <w:rFonts w:hint="eastAsia" w:ascii="宋体" w:hAnsi="宋体" w:eastAsia="宋体" w:cs="宋体"/>
+              <w:rFonts w:ascii="宋体" w:eastAsia="宋体" w:hAnsi="宋体" w:cs="宋体" w:hint="eastAsia"/>
               <w:sz w:val="24"/>
               <w:szCs w:val="24"/>
             </w:rPr>
@@ -2084,7 +2057,7 @@
           </w:r>
           <w:r>
             <w:rPr>
-              <w:rFonts w:hint="eastAsia" w:ascii="宋体" w:hAnsi="宋体" w:eastAsia="宋体" w:cs="宋体"/>
+              <w:rFonts w:ascii="宋体" w:eastAsia="宋体" w:hAnsi="宋体" w:cs="宋体" w:hint="eastAsia"/>
               <w:sz w:val="24"/>
               <w:szCs w:val="24"/>
             </w:rPr>
@@ -2092,21 +2065,21 @@
           </w:r>
           <w:r>
             <w:rPr>
-              <w:rFonts w:hint="eastAsia" w:ascii="宋体" w:hAnsi="宋体" w:eastAsia="宋体" w:cs="宋体"/>
+              <w:rFonts w:ascii="宋体" w:eastAsia="宋体" w:hAnsi="宋体" w:cs="宋体" w:hint="eastAsia"/>
               <w:szCs w:val="24"/>
             </w:rPr>
             <w:fldChar w:fldCharType="begin"/>
           </w:r>
           <w:r>
             <w:rPr>
-              <w:rFonts w:hint="eastAsia" w:ascii="宋体" w:hAnsi="宋体" w:eastAsia="宋体" w:cs="宋体"/>
+              <w:rFonts w:ascii="宋体" w:eastAsia="宋体" w:hAnsi="宋体" w:cs="宋体" w:hint="eastAsia"/>
               <w:szCs w:val="24"/>
             </w:rPr>
             <w:instrText xml:space="preserve"> HYPERLINK \l _Toc2239 </w:instrText>
           </w:r>
           <w:r>
             <w:rPr>
-              <w:rFonts w:hint="eastAsia" w:ascii="宋体" w:hAnsi="宋体" w:eastAsia="宋体" w:cs="宋体"/>
+              <w:rFonts w:ascii="宋体" w:eastAsia="宋体" w:hAnsi="宋体" w:cs="宋体" w:hint="eastAsia"/>
               <w:szCs w:val="24"/>
             </w:rPr>
             <w:fldChar w:fldCharType="separate"/>
@@ -2138,7 +2111,7 @@
           </w:r>
           <w:r>
             <w:rPr>
-              <w:rFonts w:hint="eastAsia" w:ascii="宋体" w:hAnsi="宋体" w:eastAsia="宋体" w:cs="宋体"/>
+              <w:rFonts w:ascii="宋体" w:eastAsia="宋体" w:hAnsi="宋体" w:cs="宋体" w:hint="eastAsia"/>
               <w:szCs w:val="24"/>
             </w:rPr>
             <w:fldChar w:fldCharType="end"/>
@@ -2146,28 +2119,28 @@
         </w:p>
         <w:p>
           <w:pPr>
-            <w:pStyle w:val="16"/>
+            <w:pStyle w:val="TOC1"/>
             <w:tabs>
               <w:tab w:val="right" w:leader="dot" w:pos="8306"/>
             </w:tabs>
           </w:pPr>
           <w:r>
             <w:rPr>
-              <w:rFonts w:hint="eastAsia" w:ascii="宋体" w:hAnsi="宋体" w:eastAsia="宋体" w:cs="宋体"/>
+              <w:rFonts w:ascii="宋体" w:eastAsia="宋体" w:hAnsi="宋体" w:cs="宋体" w:hint="eastAsia"/>
               <w:szCs w:val="24"/>
             </w:rPr>
             <w:fldChar w:fldCharType="begin"/>
           </w:r>
           <w:r>
             <w:rPr>
-              <w:rFonts w:hint="eastAsia" w:ascii="宋体" w:hAnsi="宋体" w:eastAsia="宋体" w:cs="宋体"/>
+              <w:rFonts w:ascii="宋体" w:eastAsia="宋体" w:hAnsi="宋体" w:cs="宋体" w:hint="eastAsia"/>
               <w:szCs w:val="24"/>
             </w:rPr>
             <w:instrText xml:space="preserve"> HYPERLINK \l _Toc22589 </w:instrText>
           </w:r>
           <w:r>
             <w:rPr>
-              <w:rFonts w:hint="eastAsia" w:ascii="宋体" w:hAnsi="宋体" w:eastAsia="宋体" w:cs="宋体"/>
+              <w:rFonts w:ascii="宋体" w:eastAsia="宋体" w:hAnsi="宋体" w:cs="宋体" w:hint="eastAsia"/>
               <w:szCs w:val="24"/>
             </w:rPr>
             <w:fldChar w:fldCharType="separate"/>
@@ -2199,7 +2172,7 @@
           </w:r>
           <w:r>
             <w:rPr>
-              <w:rFonts w:hint="eastAsia" w:ascii="宋体" w:hAnsi="宋体" w:eastAsia="宋体" w:cs="宋体"/>
+              <w:rFonts w:ascii="宋体" w:eastAsia="宋体" w:hAnsi="宋体" w:cs="宋体" w:hint="eastAsia"/>
               <w:szCs w:val="24"/>
             </w:rPr>
             <w:fldChar w:fldCharType="end"/>
@@ -2207,28 +2180,28 @@
         </w:p>
         <w:p>
           <w:pPr>
-            <w:pStyle w:val="16"/>
+            <w:pStyle w:val="TOC1"/>
             <w:tabs>
               <w:tab w:val="right" w:leader="dot" w:pos="8306"/>
             </w:tabs>
           </w:pPr>
           <w:r>
             <w:rPr>
-              <w:rFonts w:hint="eastAsia" w:ascii="宋体" w:hAnsi="宋体" w:eastAsia="宋体" w:cs="宋体"/>
+              <w:rFonts w:ascii="宋体" w:eastAsia="宋体" w:hAnsi="宋体" w:cs="宋体" w:hint="eastAsia"/>
               <w:szCs w:val="24"/>
             </w:rPr>
             <w:fldChar w:fldCharType="begin"/>
           </w:r>
           <w:r>
             <w:rPr>
-              <w:rFonts w:hint="eastAsia" w:ascii="宋体" w:hAnsi="宋体" w:eastAsia="宋体" w:cs="宋体"/>
+              <w:rFonts w:ascii="宋体" w:eastAsia="宋体" w:hAnsi="宋体" w:cs="宋体" w:hint="eastAsia"/>
               <w:szCs w:val="24"/>
             </w:rPr>
             <w:instrText xml:space="preserve"> HYPERLINK \l _Toc9858 </w:instrText>
           </w:r>
           <w:r>
             <w:rPr>
-              <w:rFonts w:hint="eastAsia" w:ascii="宋体" w:hAnsi="宋体" w:eastAsia="宋体" w:cs="宋体"/>
+              <w:rFonts w:ascii="宋体" w:eastAsia="宋体" w:hAnsi="宋体" w:cs="宋体" w:hint="eastAsia"/>
               <w:szCs w:val="24"/>
             </w:rPr>
             <w:fldChar w:fldCharType="separate"/>
@@ -2266,7 +2239,7 @@
           </w:r>
           <w:r>
             <w:rPr>
-              <w:rFonts w:hint="eastAsia" w:ascii="宋体" w:hAnsi="宋体" w:eastAsia="宋体" w:cs="宋体"/>
+              <w:rFonts w:ascii="宋体" w:eastAsia="宋体" w:hAnsi="宋体" w:cs="宋体" w:hint="eastAsia"/>
               <w:szCs w:val="24"/>
             </w:rPr>
             <w:fldChar w:fldCharType="end"/>
@@ -2274,28 +2247,28 @@
         </w:p>
         <w:p>
           <w:pPr>
-            <w:pStyle w:val="17"/>
+            <w:pStyle w:val="TOC2"/>
             <w:tabs>
               <w:tab w:val="right" w:leader="dot" w:pos="8306"/>
             </w:tabs>
           </w:pPr>
           <w:r>
             <w:rPr>
-              <w:rFonts w:hint="eastAsia" w:ascii="宋体" w:hAnsi="宋体" w:eastAsia="宋体" w:cs="宋体"/>
+              <w:rFonts w:ascii="宋体" w:eastAsia="宋体" w:hAnsi="宋体" w:cs="宋体" w:hint="eastAsia"/>
               <w:szCs w:val="24"/>
             </w:rPr>
             <w:fldChar w:fldCharType="begin"/>
           </w:r>
           <w:r>
             <w:rPr>
-              <w:rFonts w:hint="eastAsia" w:ascii="宋体" w:hAnsi="宋体" w:eastAsia="宋体" w:cs="宋体"/>
+              <w:rFonts w:ascii="宋体" w:eastAsia="宋体" w:hAnsi="宋体" w:cs="宋体" w:hint="eastAsia"/>
               <w:szCs w:val="24"/>
             </w:rPr>
             <w:instrText xml:space="preserve"> HYPERLINK \l _Toc20773 </w:instrText>
           </w:r>
           <w:r>
             <w:rPr>
-              <w:rFonts w:hint="eastAsia" w:ascii="宋体" w:hAnsi="宋体" w:eastAsia="宋体" w:cs="宋体"/>
+              <w:rFonts w:ascii="宋体" w:eastAsia="宋体" w:hAnsi="宋体" w:cs="宋体" w:hint="eastAsia"/>
               <w:szCs w:val="24"/>
             </w:rPr>
             <w:fldChar w:fldCharType="separate"/>
@@ -2334,7 +2307,7 @@
           </w:r>
           <w:r>
             <w:rPr>
-              <w:rFonts w:hint="eastAsia" w:ascii="宋体" w:hAnsi="宋体" w:eastAsia="宋体" w:cs="宋体"/>
+              <w:rFonts w:ascii="宋体" w:eastAsia="宋体" w:hAnsi="宋体" w:cs="宋体" w:hint="eastAsia"/>
               <w:szCs w:val="24"/>
             </w:rPr>
             <w:fldChar w:fldCharType="end"/>
@@ -2342,28 +2315,28 @@
         </w:p>
         <w:p>
           <w:pPr>
-            <w:pStyle w:val="17"/>
+            <w:pStyle w:val="TOC2"/>
             <w:tabs>
               <w:tab w:val="right" w:leader="dot" w:pos="8306"/>
             </w:tabs>
           </w:pPr>
           <w:r>
             <w:rPr>
-              <w:rFonts w:hint="eastAsia" w:ascii="宋体" w:hAnsi="宋体" w:eastAsia="宋体" w:cs="宋体"/>
+              <w:rFonts w:ascii="宋体" w:eastAsia="宋体" w:hAnsi="宋体" w:cs="宋体" w:hint="eastAsia"/>
               <w:szCs w:val="24"/>
             </w:rPr>
             <w:fldChar w:fldCharType="begin"/>
           </w:r>
           <w:r>
             <w:rPr>
-              <w:rFonts w:hint="eastAsia" w:ascii="宋体" w:hAnsi="宋体" w:eastAsia="宋体" w:cs="宋体"/>
+              <w:rFonts w:ascii="宋体" w:eastAsia="宋体" w:hAnsi="宋体" w:cs="宋体" w:hint="eastAsia"/>
               <w:szCs w:val="24"/>
             </w:rPr>
             <w:instrText xml:space="preserve"> HYPERLINK \l _Toc28118 </w:instrText>
           </w:r>
           <w:r>
             <w:rPr>
-              <w:rFonts w:hint="eastAsia" w:ascii="宋体" w:hAnsi="宋体" w:eastAsia="宋体" w:cs="宋体"/>
+              <w:rFonts w:ascii="宋体" w:eastAsia="宋体" w:hAnsi="宋体" w:cs="宋体" w:hint="eastAsia"/>
               <w:szCs w:val="24"/>
             </w:rPr>
             <w:fldChar w:fldCharType="separate"/>
@@ -2402,7 +2375,7 @@
           </w:r>
           <w:r>
             <w:rPr>
-              <w:rFonts w:hint="eastAsia" w:ascii="宋体" w:hAnsi="宋体" w:eastAsia="宋体" w:cs="宋体"/>
+              <w:rFonts w:ascii="宋体" w:eastAsia="宋体" w:hAnsi="宋体" w:cs="宋体" w:hint="eastAsia"/>
               <w:szCs w:val="24"/>
             </w:rPr>
             <w:fldChar w:fldCharType="end"/>
@@ -2410,28 +2383,28 @@
         </w:p>
         <w:p>
           <w:pPr>
-            <w:pStyle w:val="17"/>
+            <w:pStyle w:val="TOC2"/>
             <w:tabs>
               <w:tab w:val="right" w:leader="dot" w:pos="8306"/>
             </w:tabs>
           </w:pPr>
           <w:r>
             <w:rPr>
-              <w:rFonts w:hint="eastAsia" w:ascii="宋体" w:hAnsi="宋体" w:eastAsia="宋体" w:cs="宋体"/>
+              <w:rFonts w:ascii="宋体" w:eastAsia="宋体" w:hAnsi="宋体" w:cs="宋体" w:hint="eastAsia"/>
               <w:szCs w:val="24"/>
             </w:rPr>
             <w:fldChar w:fldCharType="begin"/>
           </w:r>
           <w:r>
             <w:rPr>
-              <w:rFonts w:hint="eastAsia" w:ascii="宋体" w:hAnsi="宋体" w:eastAsia="宋体" w:cs="宋体"/>
+              <w:rFonts w:ascii="宋体" w:eastAsia="宋体" w:hAnsi="宋体" w:cs="宋体" w:hint="eastAsia"/>
               <w:szCs w:val="24"/>
             </w:rPr>
             <w:instrText xml:space="preserve"> HYPERLINK \l _Toc27432 </w:instrText>
           </w:r>
           <w:r>
             <w:rPr>
-              <w:rFonts w:hint="eastAsia" w:ascii="宋体" w:hAnsi="宋体" w:eastAsia="宋体" w:cs="宋体"/>
+              <w:rFonts w:ascii="宋体" w:eastAsia="宋体" w:hAnsi="宋体" w:cs="宋体" w:hint="eastAsia"/>
               <w:szCs w:val="24"/>
             </w:rPr>
             <w:fldChar w:fldCharType="separate"/>
@@ -2470,7 +2443,7 @@
           </w:r>
           <w:r>
             <w:rPr>
-              <w:rFonts w:hint="eastAsia" w:ascii="宋体" w:hAnsi="宋体" w:eastAsia="宋体" w:cs="宋体"/>
+              <w:rFonts w:ascii="宋体" w:eastAsia="宋体" w:hAnsi="宋体" w:cs="宋体" w:hint="eastAsia"/>
               <w:szCs w:val="24"/>
             </w:rPr>
             <w:fldChar w:fldCharType="end"/>
@@ -2492,7 +2465,7 @@
             <w:snapToGrid w:val="0"/>
             <w:textAlignment w:val="baseline"/>
             <w:rPr>
-              <w:rFonts w:hint="eastAsia" w:ascii="宋体" w:hAnsi="宋体" w:eastAsia="宋体" w:cs="宋体"/>
+              <w:rFonts w:ascii="宋体" w:eastAsia="宋体" w:hAnsi="宋体" w:cs="宋体" w:hint="eastAsia"/>
               <w:snapToGrid w:val="0"/>
               <w:color w:val="000000"/>
               <w:kern w:val="0"/>
@@ -2503,7 +2476,7 @@
           </w:pPr>
           <w:r>
             <w:rPr>
-              <w:rFonts w:hint="eastAsia" w:ascii="宋体" w:hAnsi="宋体" w:eastAsia="宋体" w:cs="宋体"/>
+              <w:rFonts w:ascii="宋体" w:eastAsia="宋体" w:hAnsi="宋体" w:cs="宋体" w:hint="eastAsia"/>
               <w:szCs w:val="24"/>
             </w:rPr>
             <w:fldChar w:fldCharType="end"/>
@@ -2527,7 +2500,7 @@
         <w:snapToGrid w:val="0"/>
         <w:textAlignment w:val="baseline"/>
         <w:rPr>
-          <w:rFonts w:ascii="Arial" w:hAnsi="Arial" w:eastAsia="Arial" w:cs="Arial"/>
+          <w:rFonts w:ascii="Arial" w:eastAsia="Arial" w:hAnsi="Arial" w:cs="Arial"/>
           <w:snapToGrid w:val="0"/>
           <w:color w:val="000000"/>
           <w:kern w:val="0"/>
@@ -2538,7 +2511,7 @@
       </w:pPr>
       <w:r>
         <w:rPr>
-          <w:rFonts w:ascii="Arial" w:hAnsi="Arial" w:eastAsia="Arial" w:cs="Arial"/>
+          <w:rFonts w:ascii="Arial" w:eastAsia="Arial" w:hAnsi="Arial" w:cs="Arial"/>
           <w:snapToGrid w:val="0"/>
           <w:color w:val="000000"/>
           <w:kern w:val="0"/>
@@ -2551,7 +2524,7 @@
     </w:p>
     <w:p>
       <w:pPr>
-        <w:pStyle w:val="28"/>
+        <w:pStyle w:val="1"/>
         <w:keepNext w:val="0"/>
         <w:keepLines w:val="0"/>
         <w:pageBreakBefore w:val="0"/>
@@ -2566,7 +2539,7 @@
         <w:snapToGrid w:val="0"/>
         <w:textAlignment w:val="baseline"/>
       </w:pPr>
-      <w:bookmarkStart w:id="2" w:name="_Toc9858"/>
+      <w:bookmarkStart w:id="3" w:name="_Toc9858"/>
       <w:r>
         <w:rPr>
           <w:rFonts w:hint="eastAsia"/>
@@ -2574,11 +2547,11 @@
         </w:rPr>
         <w:t>目的</w:t>
       </w:r>
-      <w:bookmarkEnd w:id="2"/>
+      <w:bookmarkEnd w:id="3"/>
     </w:p>
     <w:p>
       <w:pPr>
-        <w:pStyle w:val="29"/>
+        <w:pStyle w:val="a1"/>
         <w:rPr>
           <w:rFonts w:hint="default"/>
           <w:lang w:val="en-US" w:eastAsia="zh-CN"/>
@@ -2594,14 +2567,14 @@
     </w:p>
     <w:p>
       <w:pPr>
-        <w:pStyle w:val="30"/>
+        <w:pStyle w:val="2"/>
         <w:bidi w:val="0"/>
         <w:rPr>
           <w:rFonts w:hint="eastAsia"/>
           <w:lang w:val="en-US" w:eastAsia="zh-CN"/>
         </w:rPr>
       </w:pPr>
-      <w:bookmarkStart w:id="3" w:name="_Toc20773"/>
+      <w:bookmarkStart w:id="4" w:name="_Toc20773"/>
       <w:r>
         <w:rPr>
           <w:rFonts w:hint="eastAsia"/>
@@ -2609,11 +2582,11 @@
         </w:rPr>
         <w:t>审核基本信息</w:t>
       </w:r>
-      <w:bookmarkEnd w:id="3"/>
+      <w:bookmarkEnd w:id="4"/>
     </w:p>
     <w:p>
       <w:pPr>
-        <w:pStyle w:val="29"/>
+        <w:pStyle w:val="a1"/>
         <w:rPr>
           <w:rFonts w:hint="default"/>
           <w:lang w:val="en-US" w:eastAsia="zh-CN"/>
@@ -2629,7 +2602,7 @@
     </w:p>
     <w:p>
       <w:pPr>
-        <w:pStyle w:val="29"/>
+        <w:pStyle w:val="a1"/>
         <w:rPr>
           <w:rFonts w:hint="eastAsia"/>
           <w:lang w:val="en-US" w:eastAsia="zh-CN"/>
@@ -2645,7 +2618,7 @@
     </w:p>
     <w:p>
       <w:pPr>
-        <w:pStyle w:val="29"/>
+        <w:pStyle w:val="a1"/>
         <w:rPr>
           <w:rFonts w:hint="default"/>
           <w:lang w:val="en-US" w:eastAsia="zh-CN"/>
@@ -2661,14 +2634,14 @@
     </w:p>
     <w:p>
       <w:pPr>
-        <w:pStyle w:val="30"/>
+        <w:pStyle w:val="2"/>
         <w:bidi w:val="0"/>
         <w:rPr>
           <w:rFonts w:hint="eastAsia"/>
           <w:lang w:val="en-US" w:eastAsia="zh-CN"/>
         </w:rPr>
       </w:pPr>
-      <w:bookmarkStart w:id="4" w:name="_Toc28118"/>
+      <w:bookmarkStart w:id="5" w:name="_Toc28118"/>
       <w:r>
         <w:rPr>
           <w:rFonts w:hint="eastAsia"/>
@@ -2676,11 +2649,11 @@
         </w:rPr>
         <w:t>审核组成员</w:t>
       </w:r>
-      <w:bookmarkEnd w:id="4"/>
+      <w:bookmarkEnd w:id="5"/>
     </w:p>
     <w:p>
       <w:pPr>
-        <w:pStyle w:val="29"/>
+        <w:pStyle w:val="a1"/>
         <w:rPr>
           <w:rFonts w:hint="eastAsia"/>
           <w:lang w:val="en-US" w:eastAsia="zh-CN"/>
@@ -2756,8 +2729,8 @@
     </w:p>
     <w:p>
       <w:pPr>
-        <w:pStyle w:val="29"/>
-        <w:ind w:left="0" w:leftChars="0" w:right="0" w:rightChars="0" w:firstLine="0" w:firstLineChars="0"/>
+        <w:pStyle w:val="a1"/>
+        <w:ind w:left="0" w:right="0" w:firstLine="0" w:leftChars="0" w:rightChars="0" w:firstLineChars="0"/>
         <w:jc w:val="center"/>
         <w:rPr>
           <w:rFonts w:hint="default"/>
@@ -2795,8 +2768,8 @@
     </w:p>
     <w:p>
       <w:pPr>
-        <w:pStyle w:val="29"/>
-        <w:ind w:left="0" w:leftChars="0" w:right="0" w:rightChars="0" w:firstLine="0" w:firstLineChars="0"/>
+        <w:pStyle w:val="a1"/>
+        <w:ind w:left="0" w:right="0" w:firstLine="0" w:leftChars="0" w:rightChars="0" w:firstLineChars="0"/>
         <w:jc w:val="center"/>
         <w:rPr>
           <w:rFonts w:hint="default"/>
@@ -2855,8 +2828,8 @@
     </w:p>
     <w:p>
       <w:pPr>
-        <w:pStyle w:val="29"/>
-        <w:ind w:left="0" w:leftChars="0" w:right="0" w:rightChars="0" w:firstLine="0" w:firstLineChars="0"/>
+        <w:pStyle w:val="a1"/>
+        <w:ind w:left="0" w:right="0" w:firstLine="0" w:leftChars="0" w:rightChars="0" w:firstLineChars="0"/>
         <w:jc w:val="center"/>
         <w:rPr>
           <w:rFonts w:hint="eastAsia"/>
@@ -2894,18 +2867,17 @@
     </w:p>
     <w:tbl>
       <w:tblPr>
-        <w:tblStyle w:val="21"/>
+        <w:tblStyle w:val="TableGrid"/>
         <w:tblW w:w="0" w:type="auto"/>
         <w:jc w:val="center"/>
         <w:tblBorders>
-          <w:top w:val="single" w:color="auto" w:sz="4" w:space="0"/>
-          <w:left w:val="single" w:color="auto" w:sz="4" w:space="0"/>
-          <w:bottom w:val="single" w:color="auto" w:sz="4" w:space="0"/>
-          <w:right w:val="single" w:color="auto" w:sz="4" w:space="0"/>
-          <w:insideH w:val="single" w:color="auto" w:sz="4" w:space="0"/>
-          <w:insideV w:val="single" w:color="auto" w:sz="4" w:space="0"/>
+          <w:top w:val="single" w:sz="4" w:space="0" w:color="auto"/>
+          <w:left w:val="single" w:sz="4" w:space="0" w:color="auto"/>
+          <w:bottom w:val="single" w:sz="4" w:space="0" w:color="auto"/>
+          <w:right w:val="single" w:sz="4" w:space="0" w:color="auto"/>
+          <w:insideH w:val="single" w:sz="4" w:space="0" w:color="auto"/>
+          <w:insideV w:val="single" w:sz="4" w:space="0" w:color="auto"/>
         </w:tblBorders>
-        <w:tblLayout w:type="autofit"/>
         <w:tblCellMar>
           <w:top w:w="0" w:type="dxa"/>
           <w:left w:w="108" w:type="dxa"/>
@@ -2919,13 +2891,15 @@
       </w:tblGrid>
       <w:tr>
         <w:tblPrEx>
+          <w:tblW w:w="0" w:type="auto"/>
+          <w:jc w:val="center"/>
           <w:tblBorders>
-            <w:top w:val="single" w:color="auto" w:sz="4" w:space="0"/>
-            <w:left w:val="single" w:color="auto" w:sz="4" w:space="0"/>
-            <w:bottom w:val="single" w:color="auto" w:sz="4" w:space="0"/>
-            <w:right w:val="single" w:color="auto" w:sz="4" w:space="0"/>
-            <w:insideH w:val="single" w:color="auto" w:sz="4" w:space="0"/>
-            <w:insideV w:val="single" w:color="auto" w:sz="4" w:space="0"/>
+            <w:top w:val="single" w:sz="4" w:space="0" w:color="auto"/>
+            <w:left w:val="single" w:sz="4" w:space="0" w:color="auto"/>
+            <w:bottom w:val="single" w:sz="4" w:space="0" w:color="auto"/>
+            <w:right w:val="single" w:sz="4" w:space="0" w:color="auto"/>
+            <w:insideH w:val="single" w:sz="4" w:space="0" w:color="auto"/>
+            <w:insideV w:val="single" w:sz="4" w:space="0" w:color="auto"/>
           </w:tblBorders>
           <w:tblCellMar>
             <w:top w:w="0" w:type="dxa"/>
@@ -2935,7 +2909,7 @@
           </w:tblCellMar>
         </w:tblPrEx>
         <w:trPr>
-          <w:trHeight w:val="309" w:hRule="atLeast"/>
+          <w:trHeight w:val="309"/>
           <w:jc w:val="center"/>
         </w:trPr>
         <w:tc>
@@ -2944,9 +2918,9 @@
           </w:tcPr>
           <w:p>
             <w:pPr>
-              <w:pStyle w:val="29"/>
+              <w:pStyle w:val="a1"/>
               <w:widowControl w:val="0"/>
-              <w:ind w:left="0" w:leftChars="0" w:right="0" w:rightChars="0" w:firstLine="0" w:firstLineChars="0"/>
+              <w:ind w:left="0" w:right="0" w:firstLine="0" w:leftChars="0" w:rightChars="0" w:firstLineChars="0"/>
               <w:jc w:val="both"/>
               <w:rPr>
                 <w:rFonts w:hint="default"/>
@@ -2970,9 +2944,9 @@
           </w:tcPr>
           <w:p>
             <w:pPr>
-              <w:pStyle w:val="29"/>
+              <w:pStyle w:val="a1"/>
               <w:widowControl w:val="0"/>
-              <w:ind w:left="0" w:leftChars="0" w:right="0" w:rightChars="0" w:firstLine="0" w:firstLineChars="0"/>
+              <w:ind w:left="0" w:right="0" w:firstLine="0" w:leftChars="0" w:rightChars="0" w:firstLineChars="0"/>
               <w:jc w:val="both"/>
               <w:rPr>
                 <w:rFonts w:hint="default"/>
@@ -2993,14 +2967,8 @@
       </w:tr>
       <w:tr>
         <w:tblPrEx>
-          <w:tblBorders>
-            <w:top w:val="single" w:color="auto" w:sz="4" w:space="0"/>
-            <w:left w:val="single" w:color="auto" w:sz="4" w:space="0"/>
-            <w:bottom w:val="single" w:color="auto" w:sz="4" w:space="0"/>
-            <w:right w:val="single" w:color="auto" w:sz="4" w:space="0"/>
-            <w:insideH w:val="single" w:color="auto" w:sz="4" w:space="0"/>
-            <w:insideV w:val="single" w:color="auto" w:sz="4" w:space="0"/>
-          </w:tblBorders>
+          <w:tblW w:w="0" w:type="auto"/>
+          <w:jc w:val="center"/>
           <w:tblCellMar>
             <w:top w:w="0" w:type="dxa"/>
             <w:left w:w="108" w:type="dxa"/>
@@ -3009,7 +2977,7 @@
           </w:tblCellMar>
         </w:tblPrEx>
         <w:trPr>
-          <w:trHeight w:val="331" w:hRule="atLeast"/>
+          <w:trHeight w:val="331"/>
           <w:jc w:val="center"/>
         </w:trPr>
         <w:tc>
@@ -3018,9 +2986,9 @@
           </w:tcPr>
           <w:p>
             <w:pPr>
-              <w:pStyle w:val="29"/>
+              <w:pStyle w:val="a1"/>
               <w:widowControl w:val="0"/>
-              <w:ind w:left="0" w:leftChars="0" w:right="0" w:rightChars="0" w:firstLine="0" w:firstLineChars="0"/>
+              <w:ind w:left="0" w:right="0" w:firstLine="0" w:leftChars="0" w:rightChars="0" w:firstLineChars="0"/>
               <w:jc w:val="both"/>
               <w:rPr>
                 <w:rFonts w:hint="default"/>
@@ -3044,9 +3012,9 @@
           </w:tcPr>
           <w:p>
             <w:pPr>
-              <w:pStyle w:val="29"/>
+              <w:pStyle w:val="a1"/>
               <w:widowControl w:val="0"/>
-              <w:ind w:left="0" w:leftChars="0" w:right="0" w:rightChars="0" w:firstLine="0" w:firstLineChars="0"/>
+              <w:ind w:left="0" w:right="0" w:firstLine="0" w:leftChars="0" w:rightChars="0" w:firstLineChars="0"/>
               <w:jc w:val="both"/>
               <w:rPr>
                 <w:rFonts w:hint="default"/>
@@ -3068,14 +3036,14 @@
     </w:tbl>
     <w:p>
       <w:pPr>
-        <w:pStyle w:val="30"/>
+        <w:pStyle w:val="2"/>
         <w:bidi w:val="0"/>
         <w:rPr>
           <w:rFonts w:hint="default"/>
           <w:lang w:val="en-US" w:eastAsia="zh-CN"/>
         </w:rPr>
       </w:pPr>
-      <w:bookmarkStart w:id="5" w:name="_Toc27432"/>
+      <w:bookmarkStart w:id="6" w:name="_Toc27432"/>
       <w:r>
         <w:rPr>
           <w:rFonts w:hint="eastAsia"/>
@@ -3083,12 +3051,12 @@
         </w:rPr>
         <w:t>审核日程进度</w:t>
       </w:r>
-      <w:bookmarkEnd w:id="5"/>
+      <w:bookmarkEnd w:id="6"/>
     </w:p>
     <w:p>
       <w:pPr>
-        <w:pStyle w:val="29"/>
-        <w:ind w:left="0" w:leftChars="0" w:right="0" w:rightChars="0" w:firstLine="0" w:firstLineChars="0"/>
+        <w:pStyle w:val="a1"/>
+        <w:ind w:left="0" w:right="0" w:firstLine="0" w:leftChars="0" w:rightChars="0" w:firstLineChars="0"/>
         <w:jc w:val="center"/>
         <w:rPr>
           <w:rFonts w:hint="default"/>
@@ -3126,8 +3094,8 @@
     </w:p>
     <w:p>
       <w:pPr>
-        <w:pStyle w:val="29"/>
-        <w:ind w:left="0" w:leftChars="0" w:right="0" w:rightChars="0" w:firstLine="0" w:firstLineChars="0"/>
+        <w:pStyle w:val="a1"/>
+        <w:ind w:left="0" w:right="0" w:firstLine="0" w:leftChars="0" w:rightChars="0" w:firstLineChars="0"/>
         <w:jc w:val="center"/>
         <w:rPr>
           <w:rFonts w:hint="default"/>
@@ -3186,8 +3154,8 @@
     </w:p>
     <w:p>
       <w:pPr>
-        <w:pStyle w:val="29"/>
-        <w:ind w:left="0" w:leftChars="0" w:right="0" w:rightChars="0" w:firstLine="0" w:firstLineChars="0"/>
+        <w:pStyle w:val="a1"/>
+        <w:ind w:left="0" w:right="0" w:firstLine="0" w:leftChars="0" w:rightChars="0" w:firstLineChars="0"/>
         <w:jc w:val="center"/>
         <w:rPr>
           <w:rFonts w:hint="eastAsia"/>
@@ -3225,16 +3193,16 @@
     </w:p>
     <w:tbl>
       <w:tblPr>
-        <w:tblStyle w:val="26"/>
+        <w:tblStyle w:val="TableNormal0"/>
         <w:tblW w:w="9679" w:type="dxa"/>
         <w:tblInd w:w="2" w:type="dxa"/>
         <w:tblBorders>
-          <w:top w:val="single" w:color="000000" w:sz="2" w:space="0"/>
-          <w:left w:val="single" w:color="000000" w:sz="2" w:space="0"/>
-          <w:bottom w:val="single" w:color="000000" w:sz="2" w:space="0"/>
-          <w:right w:val="single" w:color="000000" w:sz="2" w:space="0"/>
-          <w:insideH w:val="single" w:color="000000" w:sz="2" w:space="0"/>
-          <w:insideV w:val="single" w:color="000000" w:sz="2" w:space="0"/>
+          <w:top w:val="single" w:sz="2" w:space="0" w:color="000000"/>
+          <w:left w:val="single" w:sz="2" w:space="0" w:color="000000"/>
+          <w:bottom w:val="single" w:sz="2" w:space="0" w:color="000000"/>
+          <w:right w:val="single" w:sz="2" w:space="0" w:color="000000"/>
+          <w:insideH w:val="single" w:sz="2" w:space="0" w:color="000000"/>
+          <w:insideV w:val="single" w:sz="2" w:space="0" w:color="000000"/>
         </w:tblBorders>
         <w:tblLayout w:type="fixed"/>
         <w:tblCellMar>
@@ -3253,14 +3221,17 @@
       </w:tblGrid>
       <w:tr>
         <w:tblPrEx>
+          <w:tblW w:w="9679" w:type="dxa"/>
+          <w:tblInd w:w="2" w:type="dxa"/>
           <w:tblBorders>
-            <w:top w:val="single" w:color="000000" w:sz="2" w:space="0"/>
-            <w:left w:val="single" w:color="000000" w:sz="2" w:space="0"/>
-            <w:bottom w:val="single" w:color="000000" w:sz="2" w:space="0"/>
-            <w:right w:val="single" w:color="000000" w:sz="2" w:space="0"/>
-            <w:insideH w:val="single" w:color="000000" w:sz="2" w:space="0"/>
-            <w:insideV w:val="single" w:color="000000" w:sz="2" w:space="0"/>
+            <w:top w:val="single" w:sz="2" w:space="0" w:color="000000"/>
+            <w:left w:val="single" w:sz="2" w:space="0" w:color="000000"/>
+            <w:bottom w:val="single" w:sz="2" w:space="0" w:color="000000"/>
+            <w:right w:val="single" w:sz="2" w:space="0" w:color="000000"/>
+            <w:insideH w:val="single" w:sz="2" w:space="0" w:color="000000"/>
+            <w:insideV w:val="single" w:sz="2" w:space="0" w:color="000000"/>
           </w:tblBorders>
+          <w:tblLayout w:type="fixed"/>
           <w:tblCellMar>
             <w:top w:w="0" w:type="dxa"/>
             <w:left w:w="0" w:type="dxa"/>
@@ -3269,7 +3240,7 @@
           </w:tblCellMar>
         </w:tblPrEx>
         <w:trPr>
-          <w:trHeight w:val="633" w:hRule="atLeast"/>
+          <w:trHeight w:val="633"/>
         </w:trPr>
         <w:tc>
           <w:tcPr>
@@ -3277,7 +3248,7 @@
           </w:tcPr>
           <w:p>
             <w:pPr>
-              <w:pStyle w:val="27"/>
+              <w:pStyle w:val="TableText"/>
               <w:spacing w:before="209" w:line="228" w:lineRule="auto"/>
               <w:jc w:val="center"/>
             </w:pPr>
@@ -3296,7 +3267,7 @@
           </w:tcPr>
           <w:p>
             <w:pPr>
-              <w:pStyle w:val="27"/>
+              <w:pStyle w:val="TableText"/>
               <w:spacing w:before="208" w:line="230" w:lineRule="auto"/>
               <w:jc w:val="center"/>
             </w:pPr>
@@ -3315,7 +3286,7 @@
           </w:tcPr>
           <w:p>
             <w:pPr>
-              <w:pStyle w:val="27"/>
+              <w:pStyle w:val="TableText"/>
               <w:spacing w:before="208" w:line="228" w:lineRule="auto"/>
               <w:jc w:val="center"/>
             </w:pPr>
@@ -3333,7 +3304,7 @@
           </w:tcPr>
           <w:p>
             <w:pPr>
-              <w:pStyle w:val="27"/>
+              <w:pStyle w:val="TableText"/>
               <w:spacing w:before="53" w:line="263" w:lineRule="auto"/>
               <w:ind w:right="316"/>
               <w:jc w:val="center"/>
@@ -3349,14 +3320,9 @@
       </w:tr>
       <w:tr>
         <w:tblPrEx>
-          <w:tblBorders>
-            <w:top w:val="single" w:color="000000" w:sz="2" w:space="0"/>
-            <w:left w:val="single" w:color="000000" w:sz="2" w:space="0"/>
-            <w:bottom w:val="single" w:color="000000" w:sz="2" w:space="0"/>
-            <w:right w:val="single" w:color="000000" w:sz="2" w:space="0"/>
-            <w:insideH w:val="single" w:color="000000" w:sz="2" w:space="0"/>
-            <w:insideV w:val="single" w:color="000000" w:sz="2" w:space="0"/>
-          </w:tblBorders>
+          <w:tblW w:w="9679" w:type="dxa"/>
+          <w:tblInd w:w="2" w:type="dxa"/>
+          <w:tblLayout w:type="fixed"/>
           <w:tblCellMar>
             <w:top w:w="0" w:type="dxa"/>
             <w:left w:w="0" w:type="dxa"/>
@@ -3365,7 +3331,7 @@
           </w:tblCellMar>
         </w:tblPrEx>
         <w:trPr>
-          <w:trHeight w:val="448" w:hRule="atLeast"/>
+          <w:trHeight w:val="448"/>
         </w:trPr>
         <w:tc>
           <w:tcPr>
@@ -3377,7 +3343,7 @@
           </w:tcPr>
           <w:p>
             <w:pPr>
-              <w:pStyle w:val="27"/>
+              <w:pStyle w:val="TableText"/>
               <w:spacing w:before="65" w:line="290" w:lineRule="auto"/>
               <w:ind w:left="113" w:right="324" w:rightChars="0"/>
               <w:jc w:val="both"/>
@@ -3396,12 +3362,12 @@
           </w:p>
           <w:p>
             <w:pPr>
-              <w:pStyle w:val="27"/>
+              <w:pStyle w:val="TableText"/>
               <w:spacing w:before="65" w:line="290" w:lineRule="auto"/>
               <w:ind w:left="113" w:right="324" w:rightChars="0"/>
               <w:jc w:val="both"/>
               <w:rPr>
-                <w:rFonts w:hint="default" w:eastAsia="宋体"/>
+                <w:rFonts w:eastAsia="宋体" w:hint="default"/>
                 <w:lang w:val="en-US" w:eastAsia="zh-CN"/>
               </w:rPr>
             </w:pPr>
@@ -3421,7 +3387,7 @@
           </w:tcPr>
           <w:p>
             <w:pPr>
-              <w:pStyle w:val="27"/>
+              <w:pStyle w:val="TableText"/>
               <w:spacing w:before="115" w:line="264" w:lineRule="exact"/>
               <w:ind w:left="181"/>
             </w:pPr>
@@ -3441,7 +3407,7 @@
           </w:tcPr>
           <w:p>
             <w:pPr>
-              <w:pStyle w:val="27"/>
+              <w:pStyle w:val="TableText"/>
               <w:spacing w:before="115" w:line="227" w:lineRule="auto"/>
               <w:ind w:left="1822"/>
             </w:pPr>
@@ -3459,7 +3425,7 @@
           </w:tcPr>
           <w:p>
             <w:pPr>
-              <w:pStyle w:val="27"/>
+              <w:pStyle w:val="TableText"/>
               <w:spacing w:before="115" w:line="229" w:lineRule="auto"/>
               <w:ind w:left="321"/>
             </w:pPr>
@@ -3471,14 +3437,9 @@
       </w:tr>
       <w:tr>
         <w:tblPrEx>
-          <w:tblBorders>
-            <w:top w:val="single" w:color="000000" w:sz="2" w:space="0"/>
-            <w:left w:val="single" w:color="000000" w:sz="2" w:space="0"/>
-            <w:bottom w:val="single" w:color="000000" w:sz="2" w:space="0"/>
-            <w:right w:val="single" w:color="000000" w:sz="2" w:space="0"/>
-            <w:insideH w:val="single" w:color="000000" w:sz="2" w:space="0"/>
-            <w:insideV w:val="single" w:color="000000" w:sz="2" w:space="0"/>
-          </w:tblBorders>
+          <w:tblW w:w="9679" w:type="dxa"/>
+          <w:tblInd w:w="2" w:type="dxa"/>
+          <w:tblLayout w:type="fixed"/>
           <w:tblCellMar>
             <w:top w:w="0" w:type="dxa"/>
             <w:left w:w="0" w:type="dxa"/>
@@ -3487,12 +3448,12 @@
           </w:tblCellMar>
         </w:tblPrEx>
         <w:trPr>
-          <w:trHeight w:val="1381" w:hRule="atLeast"/>
+          <w:trHeight w:val="1381"/>
         </w:trPr>
         <w:tc>
           <w:tcPr>
             <w:tcW w:w="966" w:type="dxa"/>
-            <w:vMerge w:val="continue"/>
+            <w:vMerge/>
             <w:tcBorders>
               <w:top w:val="nil"/>
               <w:bottom w:val="nil"/>
@@ -3514,7 +3475,7 @@
           </w:tcPr>
           <w:p>
             <w:pPr>
-              <w:pStyle w:val="27"/>
+              <w:pStyle w:val="TableText"/>
               <w:spacing w:before="72"/>
               <w:ind w:left="263"/>
               <w:rPr>
@@ -3539,7 +3500,7 @@
           </w:tcPr>
           <w:p>
             <w:pPr>
-              <w:pStyle w:val="27"/>
+              <w:pStyle w:val="TableText"/>
               <w:spacing w:before="65" w:line="228" w:lineRule="auto"/>
               <w:ind w:left="410"/>
               <w:rPr>
@@ -3557,11 +3518,11 @@
           </w:p>
           <w:p>
             <w:pPr>
-              <w:pStyle w:val="27"/>
+              <w:pStyle w:val="TableText"/>
               <w:spacing w:before="65" w:line="228" w:lineRule="auto"/>
               <w:ind w:left="410"/>
               <w:rPr>
-                <w:rFonts w:hint="eastAsia" w:eastAsia="宋体"/>
+                <w:rFonts w:eastAsia="宋体" w:hint="eastAsia"/>
                 <w:spacing w:val="5"/>
                 <w:lang w:val="en-US" w:eastAsia="zh-CN"/>
               </w:rPr>
@@ -3583,7 +3544,7 @@
           </w:tcPr>
           <w:p>
             <w:pPr>
-              <w:pStyle w:val="27"/>
+              <w:pStyle w:val="TableText"/>
               <w:spacing w:before="65" w:line="289" w:lineRule="auto"/>
               <w:ind w:left="112" w:right="102" w:firstLine="3"/>
             </w:pPr>
@@ -3626,11 +3587,11 @@
           </w:tcPr>
           <w:p>
             <w:pPr>
-              <w:pStyle w:val="27"/>
+              <w:pStyle w:val="TableText"/>
               <w:spacing w:before="65" w:line="228" w:lineRule="auto"/>
               <w:ind w:left="324"/>
               <w:rPr>
-                <w:rFonts w:hint="eastAsia" w:eastAsia="宋体"/>
+                <w:rFonts w:eastAsia="宋体" w:hint="eastAsia"/>
                 <w:lang w:eastAsia="zh-CN"/>
               </w:rPr>
             </w:pPr>
@@ -3646,14 +3607,9 @@
       </w:tr>
       <w:tr>
         <w:tblPrEx>
-          <w:tblBorders>
-            <w:top w:val="single" w:color="000000" w:sz="2" w:space="0"/>
-            <w:left w:val="single" w:color="000000" w:sz="2" w:space="0"/>
-            <w:bottom w:val="single" w:color="000000" w:sz="2" w:space="0"/>
-            <w:right w:val="single" w:color="000000" w:sz="2" w:space="0"/>
-            <w:insideH w:val="single" w:color="000000" w:sz="2" w:space="0"/>
-            <w:insideV w:val="single" w:color="000000" w:sz="2" w:space="0"/>
-          </w:tblBorders>
+          <w:tblW w:w="9679" w:type="dxa"/>
+          <w:tblInd w:w="2" w:type="dxa"/>
+          <w:tblLayout w:type="fixed"/>
           <w:tblCellMar>
             <w:top w:w="0" w:type="dxa"/>
             <w:left w:w="0" w:type="dxa"/>
@@ -3662,12 +3618,12 @@
           </w:tblCellMar>
         </w:tblPrEx>
         <w:trPr>
-          <w:trHeight w:val="1365" w:hRule="atLeast"/>
+          <w:trHeight w:val="1365"/>
         </w:trPr>
         <w:tc>
           <w:tcPr>
             <w:tcW w:w="966" w:type="dxa"/>
-            <w:vMerge w:val="continue"/>
+            <w:vMerge/>
             <w:tcBorders>
               <w:top w:val="nil"/>
               <w:bottom w:val="nil"/>
@@ -3689,7 +3645,7 @@
           </w:tcPr>
           <w:p>
             <w:pPr>
-              <w:pStyle w:val="27"/>
+              <w:pStyle w:val="TableText"/>
               <w:spacing w:before="72"/>
               <w:ind w:left="263"/>
               <w:rPr>
@@ -3714,7 +3670,7 @@
           </w:tcPr>
           <w:p>
             <w:pPr>
-              <w:pStyle w:val="27"/>
+              <w:pStyle w:val="TableText"/>
               <w:spacing w:before="65" w:line="289" w:lineRule="auto"/>
               <w:ind w:left="112" w:right="110" w:firstLine="2"/>
               <w:rPr>
@@ -3740,7 +3696,7 @@
           </w:p>
           <w:p>
             <w:pPr>
-              <w:pStyle w:val="27"/>
+              <w:pStyle w:val="TableText"/>
               <w:spacing w:before="65" w:line="289" w:lineRule="auto"/>
               <w:ind w:left="112" w:right="110" w:firstLine="2"/>
               <w:rPr>
@@ -3766,7 +3722,7 @@
           </w:tcPr>
           <w:p>
             <w:pPr>
-              <w:pStyle w:val="27"/>
+              <w:pStyle w:val="TableText"/>
               <w:spacing w:before="107" w:line="258" w:lineRule="auto"/>
               <w:ind w:left="110" w:right="108" w:firstLine="5"/>
             </w:pPr>
@@ -3809,7 +3765,7 @@
           </w:p>
           <w:p>
             <w:pPr>
-              <w:pStyle w:val="27"/>
+              <w:pStyle w:val="TableText"/>
               <w:spacing w:before="65" w:line="258" w:lineRule="auto"/>
               <w:ind w:left="110" w:right="189" w:firstLine="5"/>
             </w:pPr>
@@ -3828,11 +3784,11 @@
           </w:tcPr>
           <w:p>
             <w:pPr>
-              <w:pStyle w:val="27"/>
+              <w:pStyle w:val="TableText"/>
               <w:spacing w:before="65" w:line="228" w:lineRule="auto"/>
               <w:ind w:left="325"/>
               <w:rPr>
-                <w:rFonts w:hint="default" w:eastAsia="宋体"/>
+                <w:rFonts w:eastAsia="宋体" w:hint="default"/>
                 <w:lang w:val="en-US" w:eastAsia="zh-CN"/>
               </w:rPr>
             </w:pPr>
@@ -3848,14 +3804,9 @@
       </w:tr>
       <w:tr>
         <w:tblPrEx>
-          <w:tblBorders>
-            <w:top w:val="single" w:color="000000" w:sz="2" w:space="0"/>
-            <w:left w:val="single" w:color="000000" w:sz="2" w:space="0"/>
-            <w:bottom w:val="single" w:color="000000" w:sz="2" w:space="0"/>
-            <w:right w:val="single" w:color="000000" w:sz="2" w:space="0"/>
-            <w:insideH w:val="single" w:color="000000" w:sz="2" w:space="0"/>
-            <w:insideV w:val="single" w:color="000000" w:sz="2" w:space="0"/>
-          </w:tblBorders>
+          <w:tblW w:w="9679" w:type="dxa"/>
+          <w:tblInd w:w="2" w:type="dxa"/>
+          <w:tblLayout w:type="fixed"/>
           <w:tblCellMar>
             <w:top w:w="0" w:type="dxa"/>
             <w:left w:w="0" w:type="dxa"/>
@@ -3864,12 +3815,12 @@
           </w:tblCellMar>
         </w:tblPrEx>
         <w:trPr>
-          <w:trHeight w:val="1134" w:hRule="atLeast"/>
+          <w:trHeight w:val="1134"/>
         </w:trPr>
         <w:tc>
           <w:tcPr>
             <w:tcW w:w="966" w:type="dxa"/>
-            <w:vMerge w:val="continue"/>
+            <w:vMerge/>
             <w:tcBorders>
               <w:top w:val="nil"/>
             </w:tcBorders>
@@ -3890,7 +3841,7 @@
           </w:tcPr>
           <w:p>
             <w:pPr>
-              <w:pStyle w:val="27"/>
+              <w:pStyle w:val="TableText"/>
               <w:spacing w:before="72"/>
               <w:ind w:left="263"/>
               <w:rPr>
@@ -3915,11 +3866,11 @@
           </w:tcPr>
           <w:p>
             <w:pPr>
-              <w:pStyle w:val="27"/>
+              <w:pStyle w:val="TableText"/>
               <w:spacing w:before="65" w:line="228" w:lineRule="auto"/>
               <w:ind w:left="408"/>
               <w:rPr>
-                <w:rFonts w:hint="eastAsia" w:eastAsia="宋体"/>
+                <w:rFonts w:eastAsia="宋体" w:hint="eastAsia"/>
                 <w:lang w:eastAsia="zh-CN"/>
               </w:rPr>
             </w:pPr>
@@ -3940,7 +3891,7 @@
           </w:tcPr>
           <w:p>
             <w:pPr>
-              <w:pStyle w:val="27"/>
+              <w:pStyle w:val="TableText"/>
               <w:spacing w:before="305" w:line="289" w:lineRule="auto"/>
               <w:ind w:left="112" w:right="189" w:firstLine="3"/>
             </w:pPr>
@@ -3959,11 +3910,11 @@
           </w:tcPr>
           <w:p>
             <w:pPr>
-              <w:pStyle w:val="27"/>
+              <w:pStyle w:val="TableText"/>
               <w:spacing w:before="65" w:line="228" w:lineRule="auto"/>
               <w:ind w:left="323"/>
               <w:rPr>
-                <w:rFonts w:hint="eastAsia" w:eastAsia="宋体"/>
+                <w:rFonts w:eastAsia="宋体" w:hint="eastAsia"/>
                 <w:lang w:eastAsia="zh-CN"/>
               </w:rPr>
             </w:pPr>
@@ -3979,14 +3930,9 @@
       </w:tr>
       <w:tr>
         <w:tblPrEx>
-          <w:tblBorders>
-            <w:top w:val="single" w:color="000000" w:sz="2" w:space="0"/>
-            <w:left w:val="single" w:color="000000" w:sz="2" w:space="0"/>
-            <w:bottom w:val="single" w:color="000000" w:sz="2" w:space="0"/>
-            <w:right w:val="single" w:color="000000" w:sz="2" w:space="0"/>
-            <w:insideH w:val="single" w:color="000000" w:sz="2" w:space="0"/>
-            <w:insideV w:val="single" w:color="000000" w:sz="2" w:space="0"/>
-          </w:tblBorders>
+          <w:tblW w:w="9679" w:type="dxa"/>
+          <w:tblInd w:w="2" w:type="dxa"/>
+          <w:tblLayout w:type="fixed"/>
           <w:tblCellMar>
             <w:top w:w="0" w:type="dxa"/>
             <w:left w:w="0" w:type="dxa"/>
@@ -3995,7 +3941,7 @@
           </w:tblCellMar>
         </w:tblPrEx>
         <w:trPr>
-          <w:trHeight w:val="1135" w:hRule="atLeast"/>
+          <w:trHeight w:val="1135"/>
         </w:trPr>
         <w:tc>
           <w:tcPr>
@@ -4007,7 +3953,7 @@
           </w:tcPr>
           <w:p>
             <w:pPr>
-              <w:pStyle w:val="27"/>
+              <w:pStyle w:val="TableText"/>
               <w:spacing w:before="65" w:line="290" w:lineRule="auto"/>
               <w:ind w:left="113" w:right="324" w:rightChars="0"/>
               <w:jc w:val="both"/>
@@ -4026,12 +3972,12 @@
           </w:p>
           <w:p>
             <w:pPr>
-              <w:pStyle w:val="27"/>
+              <w:pStyle w:val="TableText"/>
               <w:spacing w:before="65" w:line="290" w:lineRule="auto"/>
               <w:ind w:left="113" w:right="324" w:rightChars="0"/>
               <w:jc w:val="both"/>
               <w:rPr>
-                <w:rFonts w:hint="default" w:eastAsia="宋体"/>
+                <w:rFonts w:eastAsia="宋体" w:hint="default"/>
                 <w:lang w:val="en-US" w:eastAsia="zh-CN"/>
               </w:rPr>
             </w:pPr>
@@ -4051,7 +3997,7 @@
           </w:tcPr>
           <w:p>
             <w:pPr>
-              <w:pStyle w:val="27"/>
+              <w:pStyle w:val="TableText"/>
               <w:spacing w:before="72"/>
               <w:ind w:left="263"/>
               <w:rPr>
@@ -4076,11 +4022,11 @@
           </w:tcPr>
           <w:p>
             <w:pPr>
-              <w:pStyle w:val="27"/>
+              <w:pStyle w:val="TableText"/>
               <w:spacing w:before="65" w:line="228" w:lineRule="auto"/>
               <w:ind w:left="407"/>
               <w:rPr>
-                <w:rFonts w:hint="default" w:eastAsia="宋体"/>
+                <w:rFonts w:eastAsia="宋体" w:hint="default"/>
                 <w:spacing w:val="6"/>
                 <w:lang w:val="en-US" w:eastAsia="zh-CN"/>
               </w:rPr>
@@ -4100,7 +4046,7 @@
           </w:tcPr>
           <w:p>
             <w:pPr>
-              <w:pStyle w:val="27"/>
+              <w:pStyle w:val="TableText"/>
               <w:spacing w:before="65" w:line="289" w:lineRule="auto"/>
               <w:ind w:left="114" w:right="105" w:firstLine="1"/>
             </w:pPr>
@@ -4165,11 +4111,11 @@
           </w:tcPr>
           <w:p>
             <w:pPr>
-              <w:pStyle w:val="27"/>
+              <w:pStyle w:val="TableText"/>
               <w:spacing w:before="65" w:line="228" w:lineRule="auto"/>
               <w:ind w:left="325"/>
               <w:rPr>
-                <w:rFonts w:hint="eastAsia" w:eastAsia="宋体"/>
+                <w:rFonts w:eastAsia="宋体" w:hint="eastAsia"/>
                 <w:lang w:eastAsia="zh-CN"/>
               </w:rPr>
             </w:pPr>
@@ -4185,14 +4131,9 @@
       </w:tr>
       <w:tr>
         <w:tblPrEx>
-          <w:tblBorders>
-            <w:top w:val="single" w:color="000000" w:sz="2" w:space="0"/>
-            <w:left w:val="single" w:color="000000" w:sz="2" w:space="0"/>
-            <w:bottom w:val="single" w:color="000000" w:sz="2" w:space="0"/>
-            <w:right w:val="single" w:color="000000" w:sz="2" w:space="0"/>
-            <w:insideH w:val="single" w:color="000000" w:sz="2" w:space="0"/>
-            <w:insideV w:val="single" w:color="000000" w:sz="2" w:space="0"/>
-          </w:tblBorders>
+          <w:tblW w:w="9679" w:type="dxa"/>
+          <w:tblInd w:w="2" w:type="dxa"/>
+          <w:tblLayout w:type="fixed"/>
           <w:tblCellMar>
             <w:top w:w="0" w:type="dxa"/>
             <w:left w:w="0" w:type="dxa"/>
@@ -4201,16 +4142,16 @@
           </w:tblCellMar>
         </w:tblPrEx>
         <w:trPr>
-          <w:trHeight w:val="1135" w:hRule="atLeast"/>
+          <w:trHeight w:val="1135"/>
         </w:trPr>
         <w:tc>
           <w:tcPr>
             <w:tcW w:w="966" w:type="dxa"/>
-            <w:vMerge w:val="continue"/>
-          </w:tcPr>
-          <w:p>
-            <w:pPr>
-              <w:pStyle w:val="27"/>
+            <w:vMerge/>
+          </w:tcPr>
+          <w:p>
+            <w:pPr>
+              <w:pStyle w:val="TableText"/>
               <w:spacing w:before="65" w:line="290" w:lineRule="auto"/>
               <w:ind w:left="113" w:right="324" w:rightChars="0"/>
               <w:jc w:val="both"/>
@@ -4229,11 +4170,11 @@
           </w:tcPr>
           <w:p>
             <w:pPr>
-              <w:pStyle w:val="27"/>
+              <w:pStyle w:val="TableText"/>
               <w:spacing w:before="72"/>
               <w:ind w:left="263" w:leftChars="0"/>
               <w:rPr>
-                <w:rFonts w:ascii="宋体" w:hAnsi="宋体" w:eastAsia="宋体" w:cs="宋体"/>
+                <w:rFonts w:ascii="宋体" w:eastAsia="宋体" w:hAnsi="宋体" w:cs="宋体"/>
                 <w:snapToGrid w:val="0"/>
                 <w:color w:val="000000"/>
                 <w:kern w:val="0"/>
@@ -4260,11 +4201,11 @@
           </w:tcPr>
           <w:p>
             <w:pPr>
-              <w:pStyle w:val="27"/>
+              <w:pStyle w:val="TableText"/>
               <w:spacing w:before="65" w:line="228" w:lineRule="auto"/>
               <w:ind w:left="407" w:leftChars="0"/>
               <w:rPr>
-                <w:rFonts w:hint="default" w:ascii="宋体" w:hAnsi="宋体" w:eastAsia="宋体" w:cs="宋体"/>
+                <w:rFonts w:ascii="宋体" w:eastAsia="宋体" w:hAnsi="宋体" w:cs="宋体" w:hint="default"/>
                 <w:snapToGrid w:val="0"/>
                 <w:color w:val="000000"/>
                 <w:spacing w:val="6"/>
@@ -4289,7 +4230,7 @@
           </w:tcPr>
           <w:p>
             <w:pPr>
-              <w:pStyle w:val="27"/>
+              <w:pStyle w:val="TableText"/>
               <w:spacing w:before="65" w:line="289" w:lineRule="auto"/>
               <w:ind w:left="114" w:right="105" w:firstLine="1"/>
               <w:rPr>
@@ -4319,7 +4260,7 @@
           </w:tcPr>
           <w:p>
             <w:pPr>
-              <w:pStyle w:val="27"/>
+              <w:pStyle w:val="TableText"/>
               <w:spacing w:before="65" w:line="228" w:lineRule="auto"/>
               <w:ind w:left="325"/>
               <w:rPr>
@@ -4332,14 +4273,9 @@
       </w:tr>
       <w:tr>
         <w:tblPrEx>
-          <w:tblBorders>
-            <w:top w:val="single" w:color="000000" w:sz="2" w:space="0"/>
-            <w:left w:val="single" w:color="000000" w:sz="2" w:space="0"/>
-            <w:bottom w:val="single" w:color="000000" w:sz="2" w:space="0"/>
-            <w:right w:val="single" w:color="000000" w:sz="2" w:space="0"/>
-            <w:insideH w:val="single" w:color="000000" w:sz="2" w:space="0"/>
-            <w:insideV w:val="single" w:color="000000" w:sz="2" w:space="0"/>
-          </w:tblBorders>
+          <w:tblW w:w="9679" w:type="dxa"/>
+          <w:tblInd w:w="2" w:type="dxa"/>
+          <w:tblLayout w:type="fixed"/>
           <w:tblCellMar>
             <w:top w:w="0" w:type="dxa"/>
             <w:left w:w="0" w:type="dxa"/>
@@ -4348,12 +4284,12 @@
           </w:tblCellMar>
         </w:tblPrEx>
         <w:trPr>
-          <w:trHeight w:val="1564" w:hRule="atLeast"/>
+          <w:trHeight w:val="1564"/>
         </w:trPr>
         <w:tc>
           <w:tcPr>
             <w:tcW w:w="966" w:type="dxa"/>
-            <w:vMerge w:val="continue"/>
+            <w:vMerge/>
             <w:tcBorders>
               <w:top w:val="nil"/>
               <w:bottom w:val="nil"/>
@@ -4372,13 +4308,13 @@
           <w:tcPr>
             <w:tcW w:w="1512" w:type="dxa"/>
             <w:tcBorders>
-              <w:bottom w:val="single" w:color="auto" w:sz="4" w:space="0"/>
+              <w:bottom w:val="single" w:sz="4" w:space="0" w:color="auto"/>
             </w:tcBorders>
             <w:vAlign w:val="center"/>
           </w:tcPr>
           <w:p>
             <w:pPr>
-              <w:pStyle w:val="27"/>
+              <w:pStyle w:val="TableText"/>
               <w:spacing w:before="72"/>
               <w:ind w:left="263"/>
               <w:rPr>
@@ -4400,13 +4336,13 @@
           <w:tcPr>
             <w:tcW w:w="1693" w:type="dxa"/>
             <w:tcBorders>
-              <w:bottom w:val="single" w:color="auto" w:sz="4" w:space="0"/>
+              <w:bottom w:val="single" w:sz="4" w:space="0" w:color="auto"/>
             </w:tcBorders>
             <w:vAlign w:val="center"/>
           </w:tcPr>
           <w:p>
             <w:pPr>
-              <w:pStyle w:val="27"/>
+              <w:pStyle w:val="TableText"/>
               <w:spacing w:before="65" w:line="228" w:lineRule="auto"/>
               <w:ind w:left="407"/>
               <w:rPr>
@@ -4422,11 +4358,11 @@
           </w:p>
           <w:p>
             <w:pPr>
-              <w:pStyle w:val="27"/>
+              <w:pStyle w:val="TableText"/>
               <w:spacing w:before="65" w:line="228" w:lineRule="auto"/>
               <w:ind w:left="407"/>
               <w:rPr>
-                <w:rFonts w:hint="eastAsia" w:eastAsia="宋体"/>
+                <w:rFonts w:eastAsia="宋体" w:hint="eastAsia"/>
                 <w:spacing w:val="6"/>
                 <w:lang w:val="en-US" w:eastAsia="zh-CN"/>
               </w:rPr>
@@ -4445,13 +4381,13 @@
           <w:tcPr>
             <w:tcW w:w="4066" w:type="dxa"/>
             <w:tcBorders>
-              <w:bottom w:val="single" w:color="auto" w:sz="4" w:space="0"/>
+              <w:bottom w:val="single" w:sz="4" w:space="0" w:color="auto"/>
             </w:tcBorders>
             <w:vAlign w:val="center"/>
           </w:tcPr>
           <w:p>
             <w:pPr>
-              <w:pStyle w:val="27"/>
+              <w:pStyle w:val="TableText"/>
               <w:spacing w:before="53" w:line="268" w:lineRule="auto"/>
               <w:ind w:left="110" w:right="189" w:firstLine="5"/>
             </w:pPr>
@@ -4500,7 +4436,7 @@
           </w:p>
           <w:p>
             <w:pPr>
-              <w:pStyle w:val="27"/>
+              <w:pStyle w:val="TableText"/>
               <w:spacing w:before="65" w:line="258" w:lineRule="auto"/>
               <w:ind w:left="116" w:right="189" w:hanging="1"/>
             </w:pPr>
@@ -4522,13 +4458,13 @@
           <w:tcPr>
             <w:tcW w:w="1442" w:type="dxa"/>
             <w:tcBorders>
-              <w:bottom w:val="single" w:color="auto" w:sz="4" w:space="0"/>
+              <w:bottom w:val="single" w:sz="4" w:space="0" w:color="auto"/>
             </w:tcBorders>
             <w:vAlign w:val="center"/>
           </w:tcPr>
           <w:p>
             <w:pPr>
-              <w:pStyle w:val="27"/>
+              <w:pStyle w:val="TableText"/>
               <w:spacing w:before="65" w:line="228" w:lineRule="auto"/>
               <w:ind w:left="324"/>
             </w:pPr>
@@ -4544,14 +4480,9 @@
       </w:tr>
       <w:tr>
         <w:tblPrEx>
-          <w:tblBorders>
-            <w:top w:val="single" w:color="000000" w:sz="2" w:space="0"/>
-            <w:left w:val="single" w:color="000000" w:sz="2" w:space="0"/>
-            <w:bottom w:val="single" w:color="000000" w:sz="2" w:space="0"/>
-            <w:right w:val="single" w:color="000000" w:sz="2" w:space="0"/>
-            <w:insideH w:val="single" w:color="000000" w:sz="2" w:space="0"/>
-            <w:insideV w:val="single" w:color="000000" w:sz="2" w:space="0"/>
-          </w:tblBorders>
+          <w:tblW w:w="9679" w:type="dxa"/>
+          <w:tblInd w:w="2" w:type="dxa"/>
+          <w:tblLayout w:type="fixed"/>
           <w:tblCellMar>
             <w:top w:w="0" w:type="dxa"/>
             <w:left w:w="0" w:type="dxa"/>
@@ -4560,12 +4491,12 @@
           </w:tblCellMar>
         </w:tblPrEx>
         <w:trPr>
-          <w:trHeight w:val="1878" w:hRule="atLeast"/>
+          <w:trHeight w:val="1878"/>
         </w:trPr>
         <w:tc>
           <w:tcPr>
             <w:tcW w:w="966" w:type="dxa"/>
-            <w:vMerge w:val="continue"/>
+            <w:vMerge/>
             <w:tcBorders>
               <w:top w:val="nil"/>
               <w:bottom w:val="nil"/>
@@ -4584,18 +4515,18 @@
           <w:tcPr>
             <w:tcW w:w="1512" w:type="dxa"/>
             <w:tcBorders>
-              <w:top w:val="single" w:color="auto" w:sz="4" w:space="0"/>
+              <w:top w:val="single" w:sz="4" w:space="0" w:color="auto"/>
             </w:tcBorders>
             <w:shd w:val="clear" w:color="auto" w:fill="auto"/>
             <w:vAlign w:val="center"/>
           </w:tcPr>
           <w:p>
             <w:pPr>
-              <w:pStyle w:val="27"/>
+              <w:pStyle w:val="TableText"/>
               <w:spacing w:before="72"/>
               <w:ind w:left="263" w:leftChars="0"/>
               <w:rPr>
-                <w:rFonts w:ascii="宋体" w:hAnsi="宋体" w:eastAsia="宋体" w:cs="宋体"/>
+                <w:rFonts w:ascii="宋体" w:eastAsia="宋体" w:hAnsi="宋体" w:cs="宋体"/>
                 <w:snapToGrid w:val="0"/>
                 <w:color w:val="000000"/>
                 <w:kern w:val="0"/>
@@ -4618,13 +4549,13 @@
           <w:tcPr>
             <w:tcW w:w="1693" w:type="dxa"/>
             <w:tcBorders>
-              <w:top w:val="single" w:color="auto" w:sz="4" w:space="0"/>
+              <w:top w:val="single" w:sz="4" w:space="0" w:color="auto"/>
             </w:tcBorders>
             <w:vAlign w:val="center"/>
           </w:tcPr>
           <w:p>
             <w:pPr>
-              <w:pStyle w:val="27"/>
+              <w:pStyle w:val="TableText"/>
               <w:spacing w:before="65" w:line="228" w:lineRule="auto"/>
               <w:ind w:left="407"/>
             </w:pPr>
@@ -4640,12 +4571,12 @@
           <w:tcPr>
             <w:tcW w:w="4066" w:type="dxa"/>
             <w:tcBorders>
-              <w:top w:val="single" w:color="auto" w:sz="4" w:space="0"/>
+              <w:top w:val="single" w:sz="4" w:space="0" w:color="auto"/>
             </w:tcBorders>
           </w:tcPr>
           <w:p>
             <w:pPr>
-              <w:pStyle w:val="27"/>
+              <w:pStyle w:val="TableText"/>
               <w:spacing w:before="54" w:line="228" w:lineRule="auto"/>
               <w:ind w:left="115"/>
             </w:pPr>
@@ -4658,7 +4589,7 @@
           </w:p>
           <w:p>
             <w:pPr>
-              <w:pStyle w:val="27"/>
+              <w:pStyle w:val="TableText"/>
               <w:spacing w:before="66" w:line="257" w:lineRule="auto"/>
               <w:ind w:left="133" w:right="35" w:hanging="18"/>
             </w:pPr>
@@ -4677,7 +4608,7 @@
           </w:p>
           <w:p>
             <w:pPr>
-              <w:pStyle w:val="27"/>
+              <w:pStyle w:val="TableText"/>
               <w:spacing w:before="65" w:line="268" w:lineRule="auto"/>
               <w:ind w:left="115" w:right="108"/>
             </w:pPr>
@@ -4717,13 +4648,13 @@
           <w:tcPr>
             <w:tcW w:w="1442" w:type="dxa"/>
             <w:tcBorders>
-              <w:top w:val="single" w:color="auto" w:sz="4" w:space="0"/>
+              <w:top w:val="single" w:sz="4" w:space="0" w:color="auto"/>
             </w:tcBorders>
             <w:vAlign w:val="center"/>
           </w:tcPr>
           <w:p>
             <w:pPr>
-              <w:pStyle w:val="27"/>
+              <w:pStyle w:val="TableText"/>
               <w:spacing w:before="65" w:line="228" w:lineRule="auto"/>
               <w:jc w:val="center"/>
               <w:rPr>
@@ -4741,7 +4672,7 @@
           </w:p>
           <w:p>
             <w:pPr>
-              <w:pStyle w:val="27"/>
+              <w:pStyle w:val="TableText"/>
               <w:spacing w:before="65" w:line="228" w:lineRule="auto"/>
             </w:pPr>
           </w:p>
@@ -4749,14 +4680,9 @@
       </w:tr>
       <w:tr>
         <w:tblPrEx>
-          <w:tblBorders>
-            <w:top w:val="single" w:color="000000" w:sz="2" w:space="0"/>
-            <w:left w:val="single" w:color="000000" w:sz="2" w:space="0"/>
-            <w:bottom w:val="single" w:color="000000" w:sz="2" w:space="0"/>
-            <w:right w:val="single" w:color="000000" w:sz="2" w:space="0"/>
-            <w:insideH w:val="single" w:color="000000" w:sz="2" w:space="0"/>
-            <w:insideV w:val="single" w:color="000000" w:sz="2" w:space="0"/>
-          </w:tblBorders>
+          <w:tblW w:w="9679" w:type="dxa"/>
+          <w:tblInd w:w="2" w:type="dxa"/>
+          <w:tblLayout w:type="fixed"/>
           <w:tblCellMar>
             <w:top w:w="0" w:type="dxa"/>
             <w:left w:w="0" w:type="dxa"/>
@@ -4765,12 +4691,12 @@
           </w:tblCellMar>
         </w:tblPrEx>
         <w:trPr>
-          <w:trHeight w:val="637" w:hRule="atLeast"/>
+          <w:trHeight w:val="637"/>
         </w:trPr>
         <w:tc>
           <w:tcPr>
             <w:tcW w:w="966" w:type="dxa"/>
-            <w:vMerge w:val="continue"/>
+            <w:vMerge/>
             <w:tcBorders>
               <w:top w:val="nil"/>
             </w:tcBorders>
@@ -4791,7 +4717,7 @@
           </w:tcPr>
           <w:p>
             <w:pPr>
-              <w:pStyle w:val="27"/>
+              <w:pStyle w:val="TableText"/>
               <w:spacing w:before="300" w:line="264" w:lineRule="exact"/>
               <w:ind w:left="124"/>
             </w:pPr>
@@ -4811,7 +4737,7 @@
           </w:tcPr>
           <w:p>
             <w:pPr>
-              <w:pStyle w:val="27"/>
+              <w:pStyle w:val="TableText"/>
               <w:spacing w:before="300" w:line="227" w:lineRule="auto"/>
               <w:ind w:left="2249"/>
             </w:pPr>
@@ -4830,11 +4756,11 @@
           </w:tcPr>
           <w:p>
             <w:pPr>
-              <w:pStyle w:val="27"/>
+              <w:pStyle w:val="TableText"/>
               <w:spacing w:before="300" w:line="229" w:lineRule="auto"/>
               <w:ind w:left="321"/>
               <w:rPr>
-                <w:rFonts w:hint="eastAsia" w:eastAsia="宋体"/>
+                <w:rFonts w:eastAsia="宋体" w:hint="eastAsia"/>
                 <w:lang w:eastAsia="zh-CN"/>
               </w:rPr>
             </w:pPr>
@@ -4851,7 +4777,7 @@
     </w:tbl>
     <w:p>
       <w:pPr>
-        <w:pStyle w:val="29"/>
+        <w:pStyle w:val="a1"/>
         <w:rPr>
           <w:rFonts w:hint="default"/>
           <w:lang w:val="en-US" w:eastAsia="zh-CN"/>
@@ -4859,73 +4785,23 @@
       </w:pPr>
     </w:p>
     <w:sectPr>
-      <w:headerReference r:id="rId5" w:type="default"/>
+      <w:headerReference w:type="default" r:id="rId7"/>
       <w:pgSz w:w="11906" w:h="16838"/>
       <w:pgMar w:top="1417" w:right="1800" w:bottom="1440" w:left="1800" w:header="1140" w:footer="992" w:gutter="0"/>
-      <w:cols w:space="425" w:num="1"/>
+      <w:cols w:num="1" w:space="425"/>
       <w:docGrid w:type="lines" w:linePitch="312" w:charSpace="0"/>
     </w:sectPr>
   </w:body>
 </w:document>
 </file>
 
-<file path=word/endnotes.xml><?xml version="1.0" encoding="utf-8"?>
-<w:endnotes xmlns:wpc="http://schemas.microsoft.com/office/word/2010/wordprocessingCanvas" xmlns:mc="http://schemas.openxmlformats.org/markup-compatibility/2006" xmlns:o="urn:schemas-microsoft-com:office:office" xmlns:r="http://schemas.openxmlformats.org/officeDocument/2006/relationships" xmlns:m="http://schemas.openxmlformats.org/officeDocument/2006/math" xmlns:v="urn:schemas-microsoft-com:vml" xmlns:wp14="http://schemas.microsoft.com/office/word/2010/wordprocessingDrawing" xmlns:wp="http://schemas.openxmlformats.org/drawingml/2006/wordprocessingDrawing" xmlns:w="http://schemas.openxmlformats.org/wordprocessingml/2006/main" xmlns:w14="http://schemas.microsoft.com/office/word/2010/wordml" xmlns:w15="http://schemas.microsoft.com/office/word/2012/wordml" xmlns:w10="urn:schemas-microsoft-com:office:word" xmlns:wpg="http://schemas.microsoft.com/office/word/2010/wordprocessingGroup" xmlns:wpi="http://schemas.microsoft.com/office/word/2010/wordprocessingInk" xmlns:wne="http://schemas.microsoft.com/office/word/2006/wordml" xmlns:wps="http://schemas.microsoft.com/office/word/2010/wordprocessingShape" xmlns:wpsCustomData="http://www.wps.cn/officeDocument/2013/wpsCustomData" mc:Ignorable="w14 w15 wp14">
-  <w:endnote w:type="separator" w:id="0">
-    <w:p>
-      <w:pPr>
-        <w:spacing w:line="240" w:lineRule="auto"/>
-      </w:pPr>
-      <w:r>
-        <w:separator/>
-      </w:r>
-    </w:p>
-  </w:endnote>
-  <w:endnote w:type="continuationSeparator" w:id="1">
-    <w:p>
-      <w:pPr>
-        <w:spacing w:line="240" w:lineRule="auto"/>
-      </w:pPr>
-      <w:r>
-        <w:continuationSeparator/>
-      </w:r>
-    </w:p>
-  </w:endnote>
-</w:endnotes>
-</file>
-
-<file path=word/footnotes.xml><?xml version="1.0" encoding="utf-8"?>
-<w:footnotes xmlns:wpc="http://schemas.microsoft.com/office/word/2010/wordprocessingCanvas" xmlns:mc="http://schemas.openxmlformats.org/markup-compatibility/2006" xmlns:o="urn:schemas-microsoft-com:office:office" xmlns:r="http://schemas.openxmlformats.org/officeDocument/2006/relationships" xmlns:m="http://schemas.openxmlformats.org/officeDocument/2006/math" xmlns:v="urn:schemas-microsoft-com:vml" xmlns:wp14="http://schemas.microsoft.com/office/word/2010/wordprocessingDrawing" xmlns:wp="http://schemas.openxmlformats.org/drawingml/2006/wordprocessingDrawing" xmlns:w="http://schemas.openxmlformats.org/wordprocessingml/2006/main" xmlns:w14="http://schemas.microsoft.com/office/word/2010/wordml" xmlns:w15="http://schemas.microsoft.com/office/word/2012/wordml" xmlns:w10="urn:schemas-microsoft-com:office:word" xmlns:wpg="http://schemas.microsoft.com/office/word/2010/wordprocessingGroup" xmlns:wpi="http://schemas.microsoft.com/office/word/2010/wordprocessingInk" xmlns:wne="http://schemas.microsoft.com/office/word/2006/wordml" xmlns:wps="http://schemas.microsoft.com/office/word/2010/wordprocessingShape" xmlns:wpsCustomData="http://www.wps.cn/officeDocument/2013/wpsCustomData" mc:Ignorable="w14 w15 wp14">
-  <w:footnote w:type="separator" w:id="0">
-    <w:p>
-      <w:pPr>
-        <w:spacing w:line="360" w:lineRule="auto"/>
-      </w:pPr>
-      <w:r>
-        <w:separator/>
-      </w:r>
-    </w:p>
-  </w:footnote>
-  <w:footnote w:type="continuationSeparator" w:id="1">
-    <w:p>
-      <w:pPr>
-        <w:spacing w:line="360" w:lineRule="auto"/>
-      </w:pPr>
-      <w:r>
-        <w:continuationSeparator/>
-      </w:r>
-    </w:p>
-  </w:footnote>
-</w:footnotes>
-</file>
-
 <file path=word/header1.xml><?xml version="1.0" encoding="utf-8"?>
-<w:hdr xmlns:wpc="http://schemas.microsoft.com/office/word/2010/wordprocessingCanvas" xmlns:mc="http://schemas.openxmlformats.org/markup-compatibility/2006" xmlns:o="urn:schemas-microsoft-com:office:office" xmlns:r="http://schemas.openxmlformats.org/officeDocument/2006/relationships" xmlns:m="http://schemas.openxmlformats.org/officeDocument/2006/math" xmlns:v="urn:schemas-microsoft-com:vml" xmlns:wp14="http://schemas.microsoft.com/office/word/2010/wordprocessingDrawing" xmlns:wp="http://schemas.openxmlformats.org/drawingml/2006/wordprocessingDrawing" xmlns:w10="urn:schemas-microsoft-com:office:word" xmlns:w="http://schemas.openxmlformats.org/wordprocessingml/2006/main" xmlns:w14="http://schemas.microsoft.com/office/word/2010/wordml" xmlns:w15="http://schemas.microsoft.com/office/word/2012/wordml" xmlns:wpg="http://schemas.microsoft.com/office/word/2010/wordprocessingGroup" xmlns:wpi="http://schemas.microsoft.com/office/word/2010/wordprocessingInk" xmlns:wne="http://schemas.microsoft.com/office/word/2006/wordml" xmlns:wps="http://schemas.microsoft.com/office/word/2010/wordprocessingShape" xmlns:wpsCustomData="http://www.wps.cn/officeDocument/2013/wpsCustomData" mc:Ignorable="w14 w15 wp14">
+<w:hdr xmlns:wpc="http://schemas.microsoft.com/office/word/2010/wordprocessingCanvas" xmlns:mc="http://schemas.openxmlformats.org/markup-compatibility/2006" xmlns:o="urn:schemas-microsoft-com:office:office" xmlns:r="http://schemas.openxmlformats.org/officeDocument/2006/relationships" xmlns:m="http://schemas.openxmlformats.org/officeDocument/2006/math" xmlns:v="urn:schemas-microsoft-com:vml" xmlns:wp14="http://schemas.microsoft.com/office/word/2010/wordprocessingDrawing" xmlns:wp="http://schemas.openxmlformats.org/drawingml/2006/wordprocessingDrawing" xmlns:w10="urn:schemas-microsoft-com:office:word" xmlns:w="http://schemas.openxmlformats.org/wordprocessingml/2006/main" xmlns:w14="http://schemas.microsoft.com/office/word/2010/wordml" xmlns:w15="http://schemas.microsoft.com/office/word/2012/wordml" xmlns:wne="http://schemas.microsoft.com/office/word/2006/wordml" xmlns:wpg="http://schemas.microsoft.com/office/word/2010/wordprocessingGroup" xmlns:wpi="http://schemas.microsoft.com/office/word/2010/wordprocessingInk" xmlns:wps="http://schemas.microsoft.com/office/word/2010/wordprocessingShape" mc:Ignorable="w14 w15 wp14">
   <w:p>
     <w:pPr>
-      <w:pStyle w:val="15"/>
+      <w:pStyle w:val="Header"/>
       <w:pBdr>
-        <w:bottom w:val="single" w:color="auto" w:sz="4" w:space="1"/>
+        <w:bottom w:val="single" w:sz="4" w:space="1" w:color="auto"/>
       </w:pBdr>
       <w:tabs>
         <w:tab w:val="left" w:pos="335"/>
@@ -4933,27 +4809,27 @@
       </w:tabs>
       <w:jc w:val="right"/>
       <w:rPr>
-        <w:rFonts w:hint="eastAsia" w:eastAsiaTheme="minorEastAsia"/>
+        <w:rFonts w:eastAsiaTheme="minorEastAsia" w:hint="eastAsia"/>
         <w:lang w:eastAsia="zh-CN"/>
       </w:rPr>
     </w:pPr>
     <w:r>
       <w:rPr>
-        <w:rFonts w:hint="eastAsia" w:eastAsiaTheme="minorEastAsia"/>
+        <w:rFonts w:eastAsiaTheme="minorEastAsia" w:hint="eastAsia"/>
         <w:lang w:val="en-US" w:eastAsia="zh-CN"/>
       </w:rPr>
       <w:tab/>
     </w:r>
     <w:r>
       <w:rPr>
-        <w:rFonts w:hint="eastAsia" w:eastAsiaTheme="minorEastAsia"/>
+        <w:rFonts w:eastAsiaTheme="minorEastAsia" w:hint="eastAsia"/>
         <w:lang w:val="en-US" w:eastAsia="zh-CN"/>
       </w:rPr>
       <w:tab/>
     </w:r>
     <w:r>
       <w:rPr>
-        <w:rFonts w:hint="eastAsia" w:eastAsiaTheme="minorEastAsia"/>
+        <w:rFonts w:eastAsiaTheme="minorEastAsia" w:hint="eastAsia"/>
         <w:lang w:val="en-US" w:eastAsia="zh-CN"/>
       </w:rPr>
       <w:t>江西通信产业服务有限公司</w:t>
@@ -4963,15 +4839,15 @@
 </file>
 
 <file path=word/numbering.xml><?xml version="1.0" encoding="utf-8"?>
-<w:numbering xmlns:wpc="http://schemas.microsoft.com/office/word/2010/wordprocessingCanvas" xmlns:mc="http://schemas.openxmlformats.org/markup-compatibility/2006" xmlns:o="urn:schemas-microsoft-com:office:office" xmlns:r="http://schemas.openxmlformats.org/officeDocument/2006/relationships" xmlns:m="http://schemas.openxmlformats.org/officeDocument/2006/math" xmlns:v="urn:schemas-microsoft-com:vml" xmlns:wp14="http://schemas.microsoft.com/office/word/2010/wordprocessingDrawing" xmlns:wp="http://schemas.openxmlformats.org/drawingml/2006/wordprocessingDrawing" xmlns:w10="urn:schemas-microsoft-com:office:word" xmlns:w="http://schemas.openxmlformats.org/wordprocessingml/2006/main" xmlns:w14="http://schemas.microsoft.com/office/word/2010/wordml" xmlns:wpg="http://schemas.microsoft.com/office/word/2010/wordprocessingGroup" xmlns:wpi="http://schemas.microsoft.com/office/word/2010/wordprocessingInk" xmlns:wne="http://schemas.microsoft.com/office/word/2006/wordml" xmlns:wps="http://schemas.microsoft.com/office/word/2010/wordprocessingShape" xmlns:wpsCustomData="http://www.wps.cn/officeDocument/2013/wpsCustomData" mc:Ignorable="w14 wp14">
+<w:numbering xmlns:wpc="http://schemas.microsoft.com/office/word/2010/wordprocessingCanvas" xmlns:mc="http://schemas.openxmlformats.org/markup-compatibility/2006" xmlns:o="urn:schemas-microsoft-com:office:office" xmlns:r="http://schemas.openxmlformats.org/officeDocument/2006/relationships" xmlns:m="http://schemas.openxmlformats.org/officeDocument/2006/math" xmlns:v="urn:schemas-microsoft-com:vml" xmlns:wp14="http://schemas.microsoft.com/office/word/2010/wordprocessingDrawing" xmlns:wp="http://schemas.openxmlformats.org/drawingml/2006/wordprocessingDrawing" xmlns:w10="urn:schemas-microsoft-com:office:word" xmlns:w="http://schemas.openxmlformats.org/wordprocessingml/2006/main" xmlns:w14="http://schemas.microsoft.com/office/word/2010/wordml" xmlns:w15="http://schemas.microsoft.com/office/word/2012/wordml" xmlns:wne="http://schemas.microsoft.com/office/word/2006/wordml" xmlns:wpg="http://schemas.microsoft.com/office/word/2010/wordprocessingGroup" xmlns:wpi="http://schemas.microsoft.com/office/word/2010/wordprocessingInk" xmlns:wps="http://schemas.microsoft.com/office/word/2010/wordprocessingShape" mc:Ignorable="w14 w15 wp14">
   <w:abstractNum w:abstractNumId="0">
     <w:nsid w:val="8E964DCE"/>
     <w:multiLevelType w:val="multilevel"/>
     <w:tmpl w:val="8E964DCE"/>
-    <w:lvl w:ilvl="0" w:tentative="0">
+    <w:lvl w:ilvl="0">
       <w:start w:val="1"/>
       <w:numFmt w:val="decimal"/>
-      <w:pStyle w:val="2"/>
+      <w:pStyle w:val="Heading1"/>
       <w:lvlText w:val="%1."/>
       <w:lvlJc w:val="left"/>
       <w:pPr>
@@ -4981,10 +4857,10 @@
         <w:rFonts w:hint="default"/>
       </w:rPr>
     </w:lvl>
-    <w:lvl w:ilvl="1" w:tentative="0">
+    <w:lvl w:ilvl="1">
       <w:start w:val="1"/>
       <w:numFmt w:val="decimal"/>
-      <w:pStyle w:val="3"/>
+      <w:pStyle w:val="Heading2"/>
       <w:lvlText w:val="%1.%2."/>
       <w:lvlJc w:val="left"/>
       <w:pPr>
@@ -4994,10 +4870,10 @@
         <w:rFonts w:hint="default"/>
       </w:rPr>
     </w:lvl>
-    <w:lvl w:ilvl="2" w:tentative="0">
+    <w:lvl w:ilvl="2">
       <w:start w:val="1"/>
       <w:numFmt w:val="decimal"/>
-      <w:pStyle w:val="4"/>
+      <w:pStyle w:val="Heading3"/>
       <w:lvlText w:val="%1.%2.%3."/>
       <w:lvlJc w:val="left"/>
       <w:pPr>
@@ -5007,10 +4883,10 @@
         <w:rFonts w:hint="default"/>
       </w:rPr>
     </w:lvl>
-    <w:lvl w:ilvl="3" w:tentative="0">
+    <w:lvl w:ilvl="3">
       <w:start w:val="1"/>
       <w:numFmt w:val="decimal"/>
-      <w:pStyle w:val="5"/>
+      <w:pStyle w:val="Heading4"/>
       <w:lvlText w:val="%1.%2.%3.%4."/>
       <w:lvlJc w:val="left"/>
       <w:pPr>
@@ -5020,10 +4896,10 @@
         <w:rFonts w:hint="default"/>
       </w:rPr>
     </w:lvl>
-    <w:lvl w:ilvl="4" w:tentative="0">
+    <w:lvl w:ilvl="4">
       <w:start w:val="1"/>
       <w:numFmt w:val="decimal"/>
-      <w:pStyle w:val="6"/>
+      <w:pStyle w:val="Heading5"/>
       <w:lvlText w:val="%1.%2.%3.%4.%5."/>
       <w:lvlJc w:val="left"/>
       <w:pPr>
@@ -5033,10 +4909,10 @@
         <w:rFonts w:hint="default"/>
       </w:rPr>
     </w:lvl>
-    <w:lvl w:ilvl="5" w:tentative="0">
+    <w:lvl w:ilvl="5">
       <w:start w:val="1"/>
       <w:numFmt w:val="decimal"/>
-      <w:pStyle w:val="7"/>
+      <w:pStyle w:val="Heading6"/>
       <w:lvlText w:val="%1.%2.%3.%4.%5.%6."/>
       <w:lvlJc w:val="left"/>
       <w:pPr>
@@ -5046,10 +4922,10 @@
         <w:rFonts w:hint="default"/>
       </w:rPr>
     </w:lvl>
-    <w:lvl w:ilvl="6" w:tentative="0">
+    <w:lvl w:ilvl="6">
       <w:start w:val="1"/>
       <w:numFmt w:val="decimal"/>
-      <w:pStyle w:val="8"/>
+      <w:pStyle w:val="Heading7"/>
       <w:lvlText w:val="%1.%2.%3.%4.%5.%6.%7."/>
       <w:lvlJc w:val="left"/>
       <w:pPr>
@@ -5059,10 +4935,10 @@
         <w:rFonts w:hint="default"/>
       </w:rPr>
     </w:lvl>
-    <w:lvl w:ilvl="7" w:tentative="0">
+    <w:lvl w:ilvl="7">
       <w:start w:val="1"/>
       <w:numFmt w:val="decimal"/>
-      <w:pStyle w:val="9"/>
+      <w:pStyle w:val="Heading8"/>
       <w:lvlText w:val="%1.%2.%3.%4.%5.%6.%7.%8."/>
       <w:lvlJc w:val="left"/>
       <w:pPr>
@@ -5072,10 +4948,10 @@
         <w:rFonts w:hint="default"/>
       </w:rPr>
     </w:lvl>
-    <w:lvl w:ilvl="8" w:tentative="0">
+    <w:lvl w:ilvl="8">
       <w:start w:val="1"/>
       <w:numFmt w:val="decimal"/>
-      <w:pStyle w:val="10"/>
+      <w:pStyle w:val="Heading9"/>
       <w:lvlText w:val="%1.%2.%3.%4.%5.%6.%7.%8.%9."/>
       <w:lvlJc w:val="left"/>
       <w:pPr>
@@ -5093,269 +4969,267 @@
 </file>
 
 <file path=word/styles.xml><?xml version="1.0" encoding="utf-8"?>
-<w:styles xmlns:mc="http://schemas.openxmlformats.org/markup-compatibility/2006" xmlns:o="urn:schemas-microsoft-com:office:office" xmlns:r="http://schemas.openxmlformats.org/officeDocument/2006/relationships" xmlns:m="http://schemas.openxmlformats.org/officeDocument/2006/math" xmlns:v="urn:schemas-microsoft-com:vml" xmlns:w="http://schemas.openxmlformats.org/wordprocessingml/2006/main" xmlns:w14="http://schemas.microsoft.com/office/word/2010/wordml" xmlns:w10="urn:schemas-microsoft-com:office:word" xmlns:sl="http://schemas.openxmlformats.org/schemaLibrary/2006/main" xmlns:wpsCustomData="http://www.wps.cn/officeDocument/2013/wpsCustomData" mc:Ignorable="w14">
+<w:styles xmlns:mc="http://schemas.openxmlformats.org/markup-compatibility/2006" xmlns:r="http://schemas.openxmlformats.org/officeDocument/2006/relationships" xmlns:w="http://schemas.openxmlformats.org/wordprocessingml/2006/main" xmlns:w14="http://schemas.microsoft.com/office/word/2010/wordml" xmlns:w15="http://schemas.microsoft.com/office/word/2012/wordml" mc:Ignorable="w14 w15">
   <w:docDefaults>
     <w:rPrDefault>
       <w:rPr>
-        <w:rFonts w:ascii="Times New Roman" w:hAnsi="Times New Roman" w:eastAsia="宋体" w:cs="Times New Roman"/>
+        <w:rFonts w:ascii="Times New Roman" w:eastAsia="宋体" w:hAnsi="Times New Roman" w:cs="Times New Roman"/>
       </w:rPr>
     </w:rPrDefault>
     <w:pPrDefault/>
   </w:docDefaults>
-  <w:latentStyles w:count="260" w:defQFormat="0" w:defUnhideWhenUsed="1" w:defSemiHidden="1" w:defUIPriority="99" w:defLockedState="0">
-    <w:lsdException w:qFormat="1" w:unhideWhenUsed="0" w:uiPriority="0" w:semiHidden="0" w:name="Normal"/>
-    <w:lsdException w:qFormat="1" w:unhideWhenUsed="0" w:uiPriority="0" w:semiHidden="0" w:name="heading 1"/>
-    <w:lsdException w:qFormat="1" w:uiPriority="0" w:semiHidden="0" w:name="heading 2"/>
-    <w:lsdException w:qFormat="1" w:uiPriority="0" w:name="heading 3"/>
-    <w:lsdException w:qFormat="1" w:uiPriority="0" w:semiHidden="0" w:name="heading 4"/>
-    <w:lsdException w:qFormat="1" w:uiPriority="0" w:name="heading 5"/>
-    <w:lsdException w:qFormat="1" w:uiPriority="0" w:name="heading 6"/>
-    <w:lsdException w:qFormat="1" w:uiPriority="0" w:name="heading 7"/>
-    <w:lsdException w:qFormat="1" w:uiPriority="0" w:name="heading 8"/>
-    <w:lsdException w:qFormat="1" w:uiPriority="0" w:name="heading 9"/>
-    <w:lsdException w:unhideWhenUsed="0" w:uiPriority="0" w:semiHidden="0" w:name="index 1"/>
-    <w:lsdException w:unhideWhenUsed="0" w:uiPriority="0" w:semiHidden="0" w:name="index 2"/>
-    <w:lsdException w:unhideWhenUsed="0" w:uiPriority="0" w:semiHidden="0" w:name="index 3"/>
-    <w:lsdException w:unhideWhenUsed="0" w:uiPriority="0" w:semiHidden="0" w:name="index 4"/>
-    <w:lsdException w:unhideWhenUsed="0" w:uiPriority="0" w:semiHidden="0" w:name="index 5"/>
-    <w:lsdException w:unhideWhenUsed="0" w:uiPriority="0" w:semiHidden="0" w:name="index 6"/>
-    <w:lsdException w:unhideWhenUsed="0" w:uiPriority="0" w:semiHidden="0" w:name="index 7"/>
-    <w:lsdException w:unhideWhenUsed="0" w:uiPriority="0" w:semiHidden="0" w:name="index 8"/>
-    <w:lsdException w:unhideWhenUsed="0" w:uiPriority="0" w:semiHidden="0" w:name="index 9"/>
-    <w:lsdException w:qFormat="1" w:unhideWhenUsed="0" w:uiPriority="0" w:semiHidden="0" w:name="toc 1"/>
-    <w:lsdException w:qFormat="1" w:unhideWhenUsed="0" w:uiPriority="0" w:semiHidden="0" w:name="toc 2"/>
-    <w:lsdException w:qFormat="1" w:unhideWhenUsed="0" w:uiPriority="0" w:semiHidden="0" w:name="toc 3"/>
-    <w:lsdException w:unhideWhenUsed="0" w:uiPriority="0" w:semiHidden="0" w:name="toc 4"/>
-    <w:lsdException w:unhideWhenUsed="0" w:uiPriority="0" w:semiHidden="0" w:name="toc 5"/>
-    <w:lsdException w:unhideWhenUsed="0" w:uiPriority="0" w:semiHidden="0" w:name="toc 6"/>
-    <w:lsdException w:unhideWhenUsed="0" w:uiPriority="0" w:semiHidden="0" w:name="toc 7"/>
-    <w:lsdException w:unhideWhenUsed="0" w:uiPriority="0" w:semiHidden="0" w:name="toc 8"/>
-    <w:lsdException w:unhideWhenUsed="0" w:uiPriority="0" w:semiHidden="0" w:name="toc 9"/>
-    <w:lsdException w:unhideWhenUsed="0" w:uiPriority="0" w:semiHidden="0" w:name="Normal Indent"/>
-    <w:lsdException w:unhideWhenUsed="0" w:uiPriority="0" w:semiHidden="0" w:name="footnote text"/>
-    <w:lsdException w:qFormat="1" w:unhideWhenUsed="0" w:uiPriority="0" w:semiHidden="0" w:name="annotation text"/>
-    <w:lsdException w:qFormat="1" w:unhideWhenUsed="0" w:uiPriority="0" w:semiHidden="0" w:name="header"/>
-    <w:lsdException w:qFormat="1" w:unhideWhenUsed="0" w:uiPriority="0" w:semiHidden="0" w:name="footer"/>
-    <w:lsdException w:unhideWhenUsed="0" w:uiPriority="0" w:semiHidden="0" w:name="index heading"/>
-    <w:lsdException w:qFormat="1" w:uiPriority="0" w:name="caption"/>
-    <w:lsdException w:unhideWhenUsed="0" w:uiPriority="0" w:semiHidden="0" w:name="table of figures"/>
-    <w:lsdException w:unhideWhenUsed="0" w:uiPriority="0" w:semiHidden="0" w:name="envelope address"/>
-    <w:lsdException w:unhideWhenUsed="0" w:uiPriority="0" w:semiHidden="0" w:name="envelope return"/>
-    <w:lsdException w:unhideWhenUsed="0" w:uiPriority="0" w:semiHidden="0" w:name="footnote reference"/>
-    <w:lsdException w:unhideWhenUsed="0" w:uiPriority="0" w:semiHidden="0" w:name="annotation reference"/>
-    <w:lsdException w:unhideWhenUsed="0" w:uiPriority="0" w:semiHidden="0" w:name="line number"/>
-    <w:lsdException w:unhideWhenUsed="0" w:uiPriority="0" w:semiHidden="0" w:name="page number"/>
-    <w:lsdException w:unhideWhenUsed="0" w:uiPriority="0" w:semiHidden="0" w:name="endnote reference"/>
-    <w:lsdException w:unhideWhenUsed="0" w:uiPriority="0" w:semiHidden="0" w:name="endnote text"/>
-    <w:lsdException w:unhideWhenUsed="0" w:uiPriority="0" w:semiHidden="0" w:name="table of authorities"/>
-    <w:lsdException w:unhideWhenUsed="0" w:uiPriority="0" w:semiHidden="0" w:name="macro"/>
-    <w:lsdException w:unhideWhenUsed="0" w:uiPriority="0" w:semiHidden="0" w:name="toa heading"/>
-    <w:lsdException w:unhideWhenUsed="0" w:uiPriority="0" w:semiHidden="0" w:name="List"/>
-    <w:lsdException w:unhideWhenUsed="0" w:uiPriority="0" w:semiHidden="0" w:name="List Bullet"/>
-    <w:lsdException w:unhideWhenUsed="0" w:uiPriority="0" w:semiHidden="0" w:name="List Number"/>
-    <w:lsdException w:unhideWhenUsed="0" w:uiPriority="0" w:semiHidden="0" w:name="List 2"/>
-    <w:lsdException w:unhideWhenUsed="0" w:uiPriority="0" w:semiHidden="0" w:name="List 3"/>
-    <w:lsdException w:unhideWhenUsed="0" w:uiPriority="0" w:semiHidden="0" w:name="List 4"/>
-    <w:lsdException w:unhideWhenUsed="0" w:uiPriority="0" w:semiHidden="0" w:name="List 5"/>
-    <w:lsdException w:unhideWhenUsed="0" w:uiPriority="0" w:semiHidden="0" w:name="List Bullet 2"/>
-    <w:lsdException w:unhideWhenUsed="0" w:uiPriority="0" w:semiHidden="0" w:name="List Bullet 3"/>
-    <w:lsdException w:unhideWhenUsed="0" w:uiPriority="0" w:semiHidden="0" w:name="List Bullet 4"/>
-    <w:lsdException w:unhideWhenUsed="0" w:uiPriority="0" w:semiHidden="0" w:name="List Bullet 5"/>
-    <w:lsdException w:unhideWhenUsed="0" w:uiPriority="0" w:semiHidden="0" w:name="List Number 2"/>
-    <w:lsdException w:unhideWhenUsed="0" w:uiPriority="0" w:semiHidden="0" w:name="List Number 3"/>
-    <w:lsdException w:unhideWhenUsed="0" w:uiPriority="0" w:semiHidden="0" w:name="List Number 4"/>
-    <w:lsdException w:unhideWhenUsed="0" w:uiPriority="0" w:semiHidden="0" w:name="List Number 5"/>
-    <w:lsdException w:qFormat="1" w:unhideWhenUsed="0" w:uiPriority="0" w:semiHidden="0" w:name="Title"/>
-    <w:lsdException w:unhideWhenUsed="0" w:uiPriority="0" w:semiHidden="0" w:name="Closing"/>
-    <w:lsdException w:unhideWhenUsed="0" w:uiPriority="0" w:semiHidden="0" w:name="Signature"/>
-    <w:lsdException w:qFormat="1" w:unhideWhenUsed="0" w:uiPriority="0" w:name="Default Paragraph Font"/>
-    <w:lsdException w:qFormat="1" w:unhideWhenUsed="0" w:uiPriority="0" w:name="Body Text"/>
-    <w:lsdException w:unhideWhenUsed="0" w:uiPriority="0" w:semiHidden="0" w:name="Body Text Indent"/>
-    <w:lsdException w:unhideWhenUsed="0" w:uiPriority="0" w:semiHidden="0" w:name="List Continue"/>
-    <w:lsdException w:unhideWhenUsed="0" w:uiPriority="0" w:semiHidden="0" w:name="List Continue 2"/>
-    <w:lsdException w:unhideWhenUsed="0" w:uiPriority="0" w:semiHidden="0" w:name="List Continue 3"/>
-    <w:lsdException w:unhideWhenUsed="0" w:uiPriority="0" w:semiHidden="0" w:name="List Continue 4"/>
-    <w:lsdException w:unhideWhenUsed="0" w:uiPriority="0" w:semiHidden="0" w:name="List Continue 5"/>
-    <w:lsdException w:unhideWhenUsed="0" w:uiPriority="0" w:semiHidden="0" w:name="Message Header"/>
-    <w:lsdException w:qFormat="1" w:unhideWhenUsed="0" w:uiPriority="0" w:semiHidden="0" w:name="Subtitle"/>
-    <w:lsdException w:unhideWhenUsed="0" w:uiPriority="0" w:semiHidden="0" w:name="Salutation"/>
-    <w:lsdException w:unhideWhenUsed="0" w:uiPriority="0" w:semiHidden="0" w:name="Date"/>
-    <w:lsdException w:unhideWhenUsed="0" w:uiPriority="0" w:semiHidden="0" w:name="Body Text First Indent"/>
-    <w:lsdException w:unhideWhenUsed="0" w:uiPriority="0" w:semiHidden="0" w:name="Body Text First Indent 2"/>
-    <w:lsdException w:uiPriority="99" w:name="Note Heading"/>
-    <w:lsdException w:unhideWhenUsed="0" w:uiPriority="0" w:semiHidden="0" w:name="Body Text 2"/>
-    <w:lsdException w:unhideWhenUsed="0" w:uiPriority="0" w:semiHidden="0" w:name="Body Text 3"/>
-    <w:lsdException w:unhideWhenUsed="0" w:uiPriority="0" w:semiHidden="0" w:name="Body Text Indent 2"/>
-    <w:lsdException w:unhideWhenUsed="0" w:uiPriority="0" w:semiHidden="0" w:name="Body Text Indent 3"/>
-    <w:lsdException w:unhideWhenUsed="0" w:uiPriority="0" w:semiHidden="0" w:name="Block Text"/>
-    <w:lsdException w:unhideWhenUsed="0" w:uiPriority="0" w:semiHidden="0" w:name="Hyperlink"/>
-    <w:lsdException w:unhideWhenUsed="0" w:uiPriority="0" w:semiHidden="0" w:name="FollowedHyperlink"/>
-    <w:lsdException w:qFormat="1" w:unhideWhenUsed="0" w:uiPriority="0" w:semiHidden="0" w:name="Strong"/>
-    <w:lsdException w:qFormat="1" w:unhideWhenUsed="0" w:uiPriority="0" w:semiHidden="0" w:name="Emphasis"/>
-    <w:lsdException w:unhideWhenUsed="0" w:uiPriority="0" w:semiHidden="0" w:name="Document Map"/>
-    <w:lsdException w:unhideWhenUsed="0" w:uiPriority="0" w:semiHidden="0" w:name="Plain Text"/>
-    <w:lsdException w:unhideWhenUsed="0" w:uiPriority="0" w:semiHidden="0" w:name="E-mail Signature"/>
-    <w:lsdException w:qFormat="1" w:unhideWhenUsed="0" w:uiPriority="0" w:semiHidden="0" w:name="Normal (Web)"/>
-    <w:lsdException w:unhideWhenUsed="0" w:uiPriority="0" w:semiHidden="0" w:name="HTML Acronym"/>
-    <w:lsdException w:unhideWhenUsed="0" w:uiPriority="0" w:semiHidden="0" w:name="HTML Address"/>
-    <w:lsdException w:unhideWhenUsed="0" w:uiPriority="0" w:semiHidden="0" w:name="HTML Cite"/>
-    <w:lsdException w:unhideWhenUsed="0" w:uiPriority="0" w:semiHidden="0" w:name="HTML Code"/>
-    <w:lsdException w:unhideWhenUsed="0" w:uiPriority="0" w:semiHidden="0" w:name="HTML Definition"/>
-    <w:lsdException w:unhideWhenUsed="0" w:uiPriority="0" w:semiHidden="0" w:name="HTML Keyboard"/>
-    <w:lsdException w:unhideWhenUsed="0" w:uiPriority="0" w:semiHidden="0" w:name="HTML Preformatted"/>
-    <w:lsdException w:unhideWhenUsed="0" w:uiPriority="0" w:semiHidden="0" w:name="HTML Sample"/>
-    <w:lsdException w:unhideWhenUsed="0" w:uiPriority="0" w:semiHidden="0" w:name="HTML Typewriter"/>
-    <w:lsdException w:unhideWhenUsed="0" w:uiPriority="0" w:semiHidden="0" w:name="HTML Variable"/>
-    <w:lsdException w:qFormat="1" w:unhideWhenUsed="0" w:uiPriority="0" w:name="Normal Table"/>
-    <w:lsdException w:unhideWhenUsed="0" w:uiPriority="0" w:semiHidden="0" w:name="annotation subject"/>
-    <w:lsdException w:unhideWhenUsed="0" w:uiPriority="0" w:semiHidden="0" w:name="Table Simple 1"/>
-    <w:lsdException w:unhideWhenUsed="0" w:uiPriority="0" w:semiHidden="0" w:name="Table Simple 2"/>
-    <w:lsdException w:unhideWhenUsed="0" w:uiPriority="0" w:semiHidden="0" w:name="Table Simple 3"/>
-    <w:lsdException w:unhideWhenUsed="0" w:uiPriority="0" w:semiHidden="0" w:name="Table Classic 1"/>
-    <w:lsdException w:unhideWhenUsed="0" w:uiPriority="0" w:semiHidden="0" w:name="Table Classic 2"/>
-    <w:lsdException w:unhideWhenUsed="0" w:uiPriority="0" w:semiHidden="0" w:name="Table Classic 3"/>
-    <w:lsdException w:unhideWhenUsed="0" w:uiPriority="0" w:semiHidden="0" w:name="Table Classic 4"/>
-    <w:lsdException w:unhideWhenUsed="0" w:uiPriority="0" w:semiHidden="0" w:name="Table Colorful 1"/>
-    <w:lsdException w:unhideWhenUsed="0" w:uiPriority="0" w:semiHidden="0" w:name="Table Colorful 2"/>
-    <w:lsdException w:unhideWhenUsed="0" w:uiPriority="0" w:semiHidden="0" w:name="Table Colorful 3"/>
-    <w:lsdException w:unhideWhenUsed="0" w:uiPriority="0" w:semiHidden="0" w:name="Table Columns 1"/>
-    <w:lsdException w:unhideWhenUsed="0" w:uiPriority="0" w:semiHidden="0" w:name="Table Columns 2"/>
-    <w:lsdException w:unhideWhenUsed="0" w:uiPriority="0" w:semiHidden="0" w:name="Table Columns 3"/>
-    <w:lsdException w:unhideWhenUsed="0" w:uiPriority="0" w:semiHidden="0" w:name="Table Columns 4"/>
-    <w:lsdException w:unhideWhenUsed="0" w:uiPriority="0" w:semiHidden="0" w:name="Table Columns 5"/>
-    <w:lsdException w:unhideWhenUsed="0" w:uiPriority="0" w:semiHidden="0" w:name="Table Grid 1"/>
-    <w:lsdException w:unhideWhenUsed="0" w:uiPriority="0" w:semiHidden="0" w:name="Table Grid 2"/>
-    <w:lsdException w:unhideWhenUsed="0" w:uiPriority="0" w:semiHidden="0" w:name="Table Grid 3"/>
-    <w:lsdException w:unhideWhenUsed="0" w:uiPriority="0" w:semiHidden="0" w:name="Table Grid 4"/>
-    <w:lsdException w:unhideWhenUsed="0" w:uiPriority="0" w:semiHidden="0" w:name="Table Grid 5"/>
-    <w:lsdException w:unhideWhenUsed="0" w:uiPriority="0" w:semiHidden="0" w:name="Table Grid 6"/>
-    <w:lsdException w:unhideWhenUsed="0" w:uiPriority="0" w:semiHidden="0" w:name="Table Grid 7"/>
-    <w:lsdException w:unhideWhenUsed="0" w:uiPriority="0" w:semiHidden="0" w:name="Table Grid 8"/>
-    <w:lsdException w:unhideWhenUsed="0" w:uiPriority="0" w:semiHidden="0" w:name="Table List 1"/>
-    <w:lsdException w:unhideWhenUsed="0" w:uiPriority="0" w:semiHidden="0" w:name="Table List 2"/>
-    <w:lsdException w:unhideWhenUsed="0" w:uiPriority="0" w:semiHidden="0" w:name="Table List 3"/>
-    <w:lsdException w:unhideWhenUsed="0" w:uiPriority="0" w:semiHidden="0" w:name="Table List 4"/>
-    <w:lsdException w:unhideWhenUsed="0" w:uiPriority="0" w:semiHidden="0" w:name="Table List 5"/>
-    <w:lsdException w:unhideWhenUsed="0" w:uiPriority="0" w:semiHidden="0" w:name="Table List 6"/>
-    <w:lsdException w:unhideWhenUsed="0" w:uiPriority="0" w:semiHidden="0" w:name="Table List 7"/>
-    <w:lsdException w:unhideWhenUsed="0" w:uiPriority="0" w:semiHidden="0" w:name="Table List 8"/>
-    <w:lsdException w:unhideWhenUsed="0" w:uiPriority="0" w:semiHidden="0" w:name="Table 3D effects 1"/>
-    <w:lsdException w:unhideWhenUsed="0" w:uiPriority="0" w:semiHidden="0" w:name="Table 3D effects 2"/>
-    <w:lsdException w:unhideWhenUsed="0" w:uiPriority="0" w:semiHidden="0" w:name="Table 3D effects 3"/>
-    <w:lsdException w:unhideWhenUsed="0" w:uiPriority="0" w:semiHidden="0" w:name="Table Contemporary"/>
-    <w:lsdException w:unhideWhenUsed="0" w:uiPriority="0" w:semiHidden="0" w:name="Table Elegant"/>
-    <w:lsdException w:unhideWhenUsed="0" w:uiPriority="0" w:semiHidden="0" w:name="Table Professional"/>
-    <w:lsdException w:unhideWhenUsed="0" w:uiPriority="0" w:semiHidden="0" w:name="Table Subtle 1"/>
-    <w:lsdException w:unhideWhenUsed="0" w:uiPriority="0" w:semiHidden="0" w:name="Table Subtle 2"/>
-    <w:lsdException w:unhideWhenUsed="0" w:uiPriority="0" w:semiHidden="0" w:name="Table Web 1"/>
-    <w:lsdException w:unhideWhenUsed="0" w:uiPriority="0" w:semiHidden="0" w:name="Table Web 2"/>
-    <w:lsdException w:unhideWhenUsed="0" w:uiPriority="0" w:semiHidden="0" w:name="Table Web 3"/>
-    <w:lsdException w:unhideWhenUsed="0" w:uiPriority="0" w:semiHidden="0" w:name="Balloon Text"/>
-    <w:lsdException w:qFormat="1" w:unhideWhenUsed="0" w:uiPriority="0" w:semiHidden="0" w:name="Table Grid"/>
-    <w:lsdException w:unhideWhenUsed="0" w:uiPriority="0" w:semiHidden="0" w:name="Table Theme"/>
-    <w:lsdException w:unhideWhenUsed="0" w:uiPriority="60" w:semiHidden="0" w:name="Light Shading"/>
-    <w:lsdException w:unhideWhenUsed="0" w:uiPriority="61" w:semiHidden="0" w:name="Light List"/>
-    <w:lsdException w:unhideWhenUsed="0" w:uiPriority="62" w:semiHidden="0" w:name="Light Grid"/>
-    <w:lsdException w:unhideWhenUsed="0" w:uiPriority="63" w:semiHidden="0" w:name="Medium Shading 1"/>
-    <w:lsdException w:unhideWhenUsed="0" w:uiPriority="64" w:semiHidden="0" w:name="Medium Shading 2"/>
-    <w:lsdException w:unhideWhenUsed="0" w:uiPriority="65" w:semiHidden="0" w:name="Medium List 1"/>
-    <w:lsdException w:unhideWhenUsed="0" w:uiPriority="66" w:semiHidden="0" w:name="Medium List 2"/>
-    <w:lsdException w:unhideWhenUsed="0" w:uiPriority="67" w:semiHidden="0" w:name="Medium Grid 1"/>
-    <w:lsdException w:unhideWhenUsed="0" w:uiPriority="68" w:semiHidden="0" w:name="Medium Grid 2"/>
-    <w:lsdException w:unhideWhenUsed="0" w:uiPriority="69" w:semiHidden="0" w:name="Medium Grid 3"/>
-    <w:lsdException w:unhideWhenUsed="0" w:uiPriority="70" w:semiHidden="0" w:name="Dark List"/>
-    <w:lsdException w:unhideWhenUsed="0" w:uiPriority="71" w:semiHidden="0" w:name="Colorful Shading"/>
-    <w:lsdException w:unhideWhenUsed="0" w:uiPriority="72" w:semiHidden="0" w:name="Colorful List"/>
-    <w:lsdException w:unhideWhenUsed="0" w:uiPriority="73" w:semiHidden="0" w:name="Colorful Grid"/>
-    <w:lsdException w:unhideWhenUsed="0" w:uiPriority="60" w:semiHidden="0" w:name="Light Shading Accent 1"/>
-    <w:lsdException w:unhideWhenUsed="0" w:uiPriority="61" w:semiHidden="0" w:name="Light List Accent 1"/>
-    <w:lsdException w:unhideWhenUsed="0" w:uiPriority="62" w:semiHidden="0" w:name="Light Grid Accent 1"/>
-    <w:lsdException w:unhideWhenUsed="0" w:uiPriority="63" w:semiHidden="0" w:name="Medium Shading 1 Accent 1"/>
-    <w:lsdException w:unhideWhenUsed="0" w:uiPriority="64" w:semiHidden="0" w:name="Medium Shading 2 Accent 1"/>
-    <w:lsdException w:unhideWhenUsed="0" w:uiPriority="65" w:semiHidden="0" w:name="Medium List 1 Accent 1"/>
-    <w:lsdException w:unhideWhenUsed="0" w:uiPriority="66" w:semiHidden="0" w:name="Medium List 2 Accent 1"/>
-    <w:lsdException w:unhideWhenUsed="0" w:uiPriority="67" w:semiHidden="0" w:name="Medium Grid 1 Accent 1"/>
-    <w:lsdException w:unhideWhenUsed="0" w:uiPriority="68" w:semiHidden="0" w:name="Medium Grid 2 Accent 1"/>
-    <w:lsdException w:unhideWhenUsed="0" w:uiPriority="69" w:semiHidden="0" w:name="Medium Grid 3 Accent 1"/>
-    <w:lsdException w:unhideWhenUsed="0" w:uiPriority="70" w:semiHidden="0" w:name="Dark List Accent 1"/>
-    <w:lsdException w:unhideWhenUsed="0" w:uiPriority="71" w:semiHidden="0" w:name="Colorful Shading Accent 1"/>
-    <w:lsdException w:unhideWhenUsed="0" w:uiPriority="72" w:semiHidden="0" w:name="Colorful List Accent 1"/>
-    <w:lsdException w:unhideWhenUsed="0" w:uiPriority="73" w:semiHidden="0" w:name="Colorful Grid Accent 1"/>
-    <w:lsdException w:unhideWhenUsed="0" w:uiPriority="60" w:semiHidden="0" w:name="Light Shading Accent 2"/>
-    <w:lsdException w:unhideWhenUsed="0" w:uiPriority="61" w:semiHidden="0" w:name="Light List Accent 2"/>
-    <w:lsdException w:unhideWhenUsed="0" w:uiPriority="62" w:semiHidden="0" w:name="Light Grid Accent 2"/>
-    <w:lsdException w:unhideWhenUsed="0" w:uiPriority="63" w:semiHidden="0" w:name="Medium Shading 1 Accent 2"/>
-    <w:lsdException w:unhideWhenUsed="0" w:uiPriority="64" w:semiHidden="0" w:name="Medium Shading 2 Accent 2"/>
-    <w:lsdException w:unhideWhenUsed="0" w:uiPriority="65" w:semiHidden="0" w:name="Medium List 1 Accent 2"/>
-    <w:lsdException w:unhideWhenUsed="0" w:uiPriority="66" w:semiHidden="0" w:name="Medium List 2 Accent 2"/>
-    <w:lsdException w:unhideWhenUsed="0" w:uiPriority="67" w:semiHidden="0" w:name="Medium Grid 1 Accent 2"/>
-    <w:lsdException w:unhideWhenUsed="0" w:uiPriority="68" w:semiHidden="0" w:name="Medium Grid 2 Accent 2"/>
-    <w:lsdException w:unhideWhenUsed="0" w:uiPriority="69" w:semiHidden="0" w:name="Medium Grid 3 Accent 2"/>
-    <w:lsdException w:unhideWhenUsed="0" w:uiPriority="70" w:semiHidden="0" w:name="Dark List Accent 2"/>
-    <w:lsdException w:unhideWhenUsed="0" w:uiPriority="71" w:semiHidden="0" w:name="Colorful Shading Accent 2"/>
-    <w:lsdException w:unhideWhenUsed="0" w:uiPriority="72" w:semiHidden="0" w:name="Colorful List Accent 2"/>
-    <w:lsdException w:unhideWhenUsed="0" w:uiPriority="73" w:semiHidden="0" w:name="Colorful Grid Accent 2"/>
-    <w:lsdException w:unhideWhenUsed="0" w:uiPriority="60" w:semiHidden="0" w:name="Light Shading Accent 3"/>
-    <w:lsdException w:unhideWhenUsed="0" w:uiPriority="61" w:semiHidden="0" w:name="Light List Accent 3"/>
-    <w:lsdException w:unhideWhenUsed="0" w:uiPriority="62" w:semiHidden="0" w:name="Light Grid Accent 3"/>
-    <w:lsdException w:unhideWhenUsed="0" w:uiPriority="63" w:semiHidden="0" w:name="Medium Shading 1 Accent 3"/>
-    <w:lsdException w:unhideWhenUsed="0" w:uiPriority="64" w:semiHidden="0" w:name="Medium Shading 2 Accent 3"/>
-    <w:lsdException w:unhideWhenUsed="0" w:uiPriority="65" w:semiHidden="0" w:name="Medium List 1 Accent 3"/>
-    <w:lsdException w:unhideWhenUsed="0" w:uiPriority="66" w:semiHidden="0" w:name="Medium List 2 Accent 3"/>
-    <w:lsdException w:unhideWhenUsed="0" w:uiPriority="67" w:semiHidden="0" w:name="Medium Grid 1 Accent 3"/>
-    <w:lsdException w:unhideWhenUsed="0" w:uiPriority="68" w:semiHidden="0" w:name="Medium Grid 2 Accent 3"/>
-    <w:lsdException w:unhideWhenUsed="0" w:uiPriority="69" w:semiHidden="0" w:name="Medium Grid 3 Accent 3"/>
-    <w:lsdException w:unhideWhenUsed="0" w:uiPriority="70" w:semiHidden="0" w:name="Dark List Accent 3"/>
-    <w:lsdException w:unhideWhenUsed="0" w:uiPriority="71" w:semiHidden="0" w:name="Colorful Shading Accent 3"/>
-    <w:lsdException w:unhideWhenUsed="0" w:uiPriority="72" w:semiHidden="0" w:name="Colorful List Accent 3"/>
-    <w:lsdException w:unhideWhenUsed="0" w:uiPriority="73" w:semiHidden="0" w:name="Colorful Grid Accent 3"/>
-    <w:lsdException w:unhideWhenUsed="0" w:uiPriority="60" w:semiHidden="0" w:name="Light Shading Accent 4"/>
-    <w:lsdException w:unhideWhenUsed="0" w:uiPriority="61" w:semiHidden="0" w:name="Light List Accent 4"/>
-    <w:lsdException w:unhideWhenUsed="0" w:uiPriority="62" w:semiHidden="0" w:name="Light Grid Accent 4"/>
-    <w:lsdException w:unhideWhenUsed="0" w:uiPriority="63" w:semiHidden="0" w:name="Medium Shading 1 Accent 4"/>
-    <w:lsdException w:unhideWhenUsed="0" w:uiPriority="64" w:semiHidden="0" w:name="Medium Shading 2 Accent 4"/>
-    <w:lsdException w:unhideWhenUsed="0" w:uiPriority="65" w:semiHidden="0" w:name="Medium List 1 Accent 4"/>
-    <w:lsdException w:unhideWhenUsed="0" w:uiPriority="66" w:semiHidden="0" w:name="Medium List 2 Accent 4"/>
-    <w:lsdException w:unhideWhenUsed="0" w:uiPriority="67" w:semiHidden="0" w:name="Medium Grid 1 Accent 4"/>
-    <w:lsdException w:unhideWhenUsed="0" w:uiPriority="68" w:semiHidden="0" w:name="Medium Grid 2 Accent 4"/>
-    <w:lsdException w:unhideWhenUsed="0" w:uiPriority="69" w:semiHidden="0" w:name="Medium Grid 3 Accent 4"/>
-    <w:lsdException w:unhideWhenUsed="0" w:uiPriority="70" w:semiHidden="0" w:name="Dark List Accent 4"/>
-    <w:lsdException w:unhideWhenUsed="0" w:uiPriority="71" w:semiHidden="0" w:name="Colorful Shading Accent 4"/>
-    <w:lsdException w:unhideWhenUsed="0" w:uiPriority="72" w:semiHidden="0" w:name="Colorful List Accent 4"/>
-    <w:lsdException w:unhideWhenUsed="0" w:uiPriority="73" w:semiHidden="0" w:name="Colorful Grid Accent 4"/>
-    <w:lsdException w:unhideWhenUsed="0" w:uiPriority="60" w:semiHidden="0" w:name="Light Shading Accent 5"/>
-    <w:lsdException w:unhideWhenUsed="0" w:uiPriority="61" w:semiHidden="0" w:name="Light List Accent 5"/>
-    <w:lsdException w:unhideWhenUsed="0" w:uiPriority="62" w:semiHidden="0" w:name="Light Grid Accent 5"/>
-    <w:lsdException w:unhideWhenUsed="0" w:uiPriority="63" w:semiHidden="0" w:name="Medium Shading 1 Accent 5"/>
-    <w:lsdException w:unhideWhenUsed="0" w:uiPriority="64" w:semiHidden="0" w:name="Medium Shading 2 Accent 5"/>
-    <w:lsdException w:unhideWhenUsed="0" w:uiPriority="65" w:semiHidden="0" w:name="Medium List 1 Accent 5"/>
-    <w:lsdException w:unhideWhenUsed="0" w:uiPriority="66" w:semiHidden="0" w:name="Medium List 2 Accent 5"/>
-    <w:lsdException w:unhideWhenUsed="0" w:uiPriority="67" w:semiHidden="0" w:name="Medium Grid 1 Accent 5"/>
-    <w:lsdException w:unhideWhenUsed="0" w:uiPriority="68" w:semiHidden="0" w:name="Medium Grid 2 Accent 5"/>
-    <w:lsdException w:unhideWhenUsed="0" w:uiPriority="69" w:semiHidden="0" w:name="Medium Grid 3 Accent 5"/>
-    <w:lsdException w:unhideWhenUsed="0" w:uiPriority="70" w:semiHidden="0" w:name="Dark List Accent 5"/>
-    <w:lsdException w:unhideWhenUsed="0" w:uiPriority="71" w:semiHidden="0" w:name="Colorful Shading Accent 5"/>
-    <w:lsdException w:unhideWhenUsed="0" w:uiPriority="72" w:semiHidden="0" w:name="Colorful List Accent 5"/>
-    <w:lsdException w:unhideWhenUsed="0" w:uiPriority="73" w:semiHidden="0" w:name="Colorful Grid Accent 5"/>
-    <w:lsdException w:unhideWhenUsed="0" w:uiPriority="60" w:semiHidden="0" w:name="Light Shading Accent 6"/>
-    <w:lsdException w:unhideWhenUsed="0" w:uiPriority="61" w:semiHidden="0" w:name="Light List Accent 6"/>
-    <w:lsdException w:unhideWhenUsed="0" w:uiPriority="62" w:semiHidden="0" w:name="Light Grid Accent 6"/>
-    <w:lsdException w:unhideWhenUsed="0" w:uiPriority="63" w:semiHidden="0" w:name="Medium Shading 1 Accent 6"/>
-    <w:lsdException w:unhideWhenUsed="0" w:uiPriority="64" w:semiHidden="0" w:name="Medium Shading 2 Accent 6"/>
-    <w:lsdException w:unhideWhenUsed="0" w:uiPriority="65" w:semiHidden="0" w:name="Medium List 1 Accent 6"/>
-    <w:lsdException w:unhideWhenUsed="0" w:uiPriority="66" w:semiHidden="0" w:name="Medium List 2 Accent 6"/>
-    <w:lsdException w:unhideWhenUsed="0" w:uiPriority="67" w:semiHidden="0" w:name="Medium Grid 1 Accent 6"/>
-    <w:lsdException w:unhideWhenUsed="0" w:uiPriority="68" w:semiHidden="0" w:name="Medium Grid 2 Accent 6"/>
-    <w:lsdException w:unhideWhenUsed="0" w:uiPriority="69" w:semiHidden="0" w:name="Medium Grid 3 Accent 6"/>
-    <w:lsdException w:unhideWhenUsed="0" w:uiPriority="70" w:semiHidden="0" w:name="Dark List Accent 6"/>
-    <w:lsdException w:unhideWhenUsed="0" w:uiPriority="71" w:semiHidden="0" w:name="Colorful Shading Accent 6"/>
-    <w:lsdException w:unhideWhenUsed="0" w:uiPriority="72" w:semiHidden="0" w:name="Colorful List Accent 6"/>
-    <w:lsdException w:unhideWhenUsed="0" w:uiPriority="73" w:semiHidden="0" w:name="Colorful Grid Accent 6"/>
+  <w:latentStyles w:defLockedState="0" w:defUIPriority="99" w:defSemiHidden="1" w:defUnhideWhenUsed="1" w:defQFormat="0" w:count="260">
+    <w:lsdException w:name="Normal" w:semiHidden="0" w:uiPriority="0" w:unhideWhenUsed="0" w:qFormat="1"/>
+    <w:lsdException w:name="heading 1" w:semiHidden="0" w:uiPriority="0" w:unhideWhenUsed="0" w:qFormat="1"/>
+    <w:lsdException w:name="heading 2" w:semiHidden="0" w:uiPriority="0" w:qFormat="1"/>
+    <w:lsdException w:name="heading 3" w:uiPriority="0" w:qFormat="1"/>
+    <w:lsdException w:name="heading 4" w:semiHidden="0" w:uiPriority="0" w:qFormat="1"/>
+    <w:lsdException w:name="heading 5" w:uiPriority="0" w:qFormat="1"/>
+    <w:lsdException w:name="heading 6" w:uiPriority="0" w:qFormat="1"/>
+    <w:lsdException w:name="heading 7" w:uiPriority="0" w:qFormat="1"/>
+    <w:lsdException w:name="heading 8" w:uiPriority="0" w:qFormat="1"/>
+    <w:lsdException w:name="heading 9" w:uiPriority="0" w:qFormat="1"/>
+    <w:lsdException w:name="index 1" w:semiHidden="0" w:uiPriority="0" w:unhideWhenUsed="0"/>
+    <w:lsdException w:name="index 2" w:semiHidden="0" w:uiPriority="0" w:unhideWhenUsed="0"/>
+    <w:lsdException w:name="index 3" w:semiHidden="0" w:uiPriority="0" w:unhideWhenUsed="0"/>
+    <w:lsdException w:name="index 4" w:semiHidden="0" w:uiPriority="0" w:unhideWhenUsed="0"/>
+    <w:lsdException w:name="index 5" w:semiHidden="0" w:uiPriority="0" w:unhideWhenUsed="0"/>
+    <w:lsdException w:name="index 6" w:semiHidden="0" w:uiPriority="0" w:unhideWhenUsed="0"/>
+    <w:lsdException w:name="index 7" w:semiHidden="0" w:uiPriority="0" w:unhideWhenUsed="0"/>
+    <w:lsdException w:name="index 8" w:semiHidden="0" w:uiPriority="0" w:unhideWhenUsed="0"/>
+    <w:lsdException w:name="index 9" w:semiHidden="0" w:uiPriority="0" w:unhideWhenUsed="0"/>
+    <w:lsdException w:name="toc 1" w:semiHidden="0" w:uiPriority="0" w:unhideWhenUsed="0" w:qFormat="1"/>
+    <w:lsdException w:name="toc 2" w:semiHidden="0" w:uiPriority="0" w:unhideWhenUsed="0" w:qFormat="1"/>
+    <w:lsdException w:name="toc 3" w:semiHidden="0" w:uiPriority="0" w:unhideWhenUsed="0" w:qFormat="1"/>
+    <w:lsdException w:name="toc 4" w:semiHidden="0" w:uiPriority="0" w:unhideWhenUsed="0"/>
+    <w:lsdException w:name="toc 5" w:semiHidden="0" w:uiPriority="0" w:unhideWhenUsed="0"/>
+    <w:lsdException w:name="toc 6" w:semiHidden="0" w:uiPriority="0" w:unhideWhenUsed="0"/>
+    <w:lsdException w:name="toc 7" w:semiHidden="0" w:uiPriority="0" w:unhideWhenUsed="0"/>
+    <w:lsdException w:name="toc 8" w:semiHidden="0" w:uiPriority="0" w:unhideWhenUsed="0"/>
+    <w:lsdException w:name="toc 9" w:semiHidden="0" w:uiPriority="0" w:unhideWhenUsed="0"/>
+    <w:lsdException w:name="Normal Indent" w:semiHidden="0" w:uiPriority="0" w:unhideWhenUsed="0"/>
+    <w:lsdException w:name="footnote text" w:semiHidden="0" w:uiPriority="0" w:unhideWhenUsed="0"/>
+    <w:lsdException w:name="annotation text" w:semiHidden="0" w:uiPriority="0" w:unhideWhenUsed="0" w:qFormat="1"/>
+    <w:lsdException w:name="header" w:semiHidden="0" w:uiPriority="0" w:unhideWhenUsed="0" w:qFormat="1"/>
+    <w:lsdException w:name="footer" w:semiHidden="0" w:uiPriority="0" w:unhideWhenUsed="0" w:qFormat="1"/>
+    <w:lsdException w:name="index heading" w:semiHidden="0" w:uiPriority="0" w:unhideWhenUsed="0"/>
+    <w:lsdException w:name="caption" w:uiPriority="0" w:qFormat="1"/>
+    <w:lsdException w:name="table of figures" w:semiHidden="0" w:uiPriority="0" w:unhideWhenUsed="0"/>
+    <w:lsdException w:name="envelope address" w:semiHidden="0" w:uiPriority="0" w:unhideWhenUsed="0"/>
+    <w:lsdException w:name="envelope return" w:semiHidden="0" w:uiPriority="0" w:unhideWhenUsed="0"/>
+    <w:lsdException w:name="footnote reference" w:semiHidden="0" w:uiPriority="0" w:unhideWhenUsed="0"/>
+    <w:lsdException w:name="annotation reference" w:semiHidden="0" w:uiPriority="0" w:unhideWhenUsed="0"/>
+    <w:lsdException w:name="line number" w:semiHidden="0" w:uiPriority="0" w:unhideWhenUsed="0"/>
+    <w:lsdException w:name="page number" w:semiHidden="0" w:uiPriority="0" w:unhideWhenUsed="0"/>
+    <w:lsdException w:name="endnote reference" w:semiHidden="0" w:uiPriority="0" w:unhideWhenUsed="0"/>
+    <w:lsdException w:name="endnote text" w:semiHidden="0" w:uiPriority="0" w:unhideWhenUsed="0"/>
+    <w:lsdException w:name="table of authorities" w:semiHidden="0" w:uiPriority="0" w:unhideWhenUsed="0"/>
+    <w:lsdException w:name="macro" w:semiHidden="0" w:uiPriority="0" w:unhideWhenUsed="0"/>
+    <w:lsdException w:name="toa heading" w:semiHidden="0" w:uiPriority="0" w:unhideWhenUsed="0"/>
+    <w:lsdException w:name="List" w:semiHidden="0" w:uiPriority="0" w:unhideWhenUsed="0"/>
+    <w:lsdException w:name="List Bullet" w:semiHidden="0" w:uiPriority="0" w:unhideWhenUsed="0"/>
+    <w:lsdException w:name="List Number" w:semiHidden="0" w:uiPriority="0" w:unhideWhenUsed="0"/>
+    <w:lsdException w:name="List 2" w:semiHidden="0" w:uiPriority="0" w:unhideWhenUsed="0"/>
+    <w:lsdException w:name="List 3" w:semiHidden="0" w:uiPriority="0" w:unhideWhenUsed="0"/>
+    <w:lsdException w:name="List 4" w:semiHidden="0" w:uiPriority="0" w:unhideWhenUsed="0"/>
+    <w:lsdException w:name="List 5" w:semiHidden="0" w:uiPriority="0" w:unhideWhenUsed="0"/>
+    <w:lsdException w:name="List Bullet 2" w:semiHidden="0" w:uiPriority="0" w:unhideWhenUsed="0"/>
+    <w:lsdException w:name="List Bullet 3" w:semiHidden="0" w:uiPriority="0" w:unhideWhenUsed="0"/>
+    <w:lsdException w:name="List Bullet 4" w:semiHidden="0" w:uiPriority="0" w:unhideWhenUsed="0"/>
+    <w:lsdException w:name="List Bullet 5" w:semiHidden="0" w:uiPriority="0" w:unhideWhenUsed="0"/>
+    <w:lsdException w:name="List Number 2" w:semiHidden="0" w:uiPriority="0" w:unhideWhenUsed="0"/>
+    <w:lsdException w:name="List Number 3" w:semiHidden="0" w:uiPriority="0" w:unhideWhenUsed="0"/>
+    <w:lsdException w:name="List Number 4" w:semiHidden="0" w:uiPriority="0" w:unhideWhenUsed="0"/>
+    <w:lsdException w:name="List Number 5" w:semiHidden="0" w:uiPriority="0" w:unhideWhenUsed="0"/>
+    <w:lsdException w:name="Title" w:semiHidden="0" w:uiPriority="0" w:unhideWhenUsed="0" w:qFormat="1"/>
+    <w:lsdException w:name="Closing" w:semiHidden="0" w:uiPriority="0" w:unhideWhenUsed="0"/>
+    <w:lsdException w:name="Signature" w:semiHidden="0" w:uiPriority="0" w:unhideWhenUsed="0"/>
+    <w:lsdException w:name="Default Paragraph Font" w:uiPriority="0" w:unhideWhenUsed="0" w:qFormat="1"/>
+    <w:lsdException w:name="Body Text" w:uiPriority="0" w:unhideWhenUsed="0" w:qFormat="1"/>
+    <w:lsdException w:name="Body Text Indent" w:semiHidden="0" w:uiPriority="0" w:unhideWhenUsed="0"/>
+    <w:lsdException w:name="List Continue" w:semiHidden="0" w:uiPriority="0" w:unhideWhenUsed="0"/>
+    <w:lsdException w:name="List Continue 2" w:semiHidden="0" w:uiPriority="0" w:unhideWhenUsed="0"/>
+    <w:lsdException w:name="List Continue 3" w:semiHidden="0" w:uiPriority="0" w:unhideWhenUsed="0"/>
+    <w:lsdException w:name="List Continue 4" w:semiHidden="0" w:uiPriority="0" w:unhideWhenUsed="0"/>
+    <w:lsdException w:name="List Continue 5" w:semiHidden="0" w:uiPriority="0" w:unhideWhenUsed="0"/>
+    <w:lsdException w:name="Message Header" w:semiHidden="0" w:uiPriority="0" w:unhideWhenUsed="0"/>
+    <w:lsdException w:name="Subtitle" w:semiHidden="0" w:uiPriority="0" w:unhideWhenUsed="0" w:qFormat="1"/>
+    <w:lsdException w:name="Salutation" w:semiHidden="0" w:uiPriority="0" w:unhideWhenUsed="0"/>
+    <w:lsdException w:name="Date" w:semiHidden="0" w:uiPriority="0" w:unhideWhenUsed="0"/>
+    <w:lsdException w:name="Body Text First Indent" w:semiHidden="0" w:uiPriority="0" w:unhideWhenUsed="0"/>
+    <w:lsdException w:name="Body Text First Indent 2" w:semiHidden="0" w:uiPriority="0" w:unhideWhenUsed="0"/>
+    <w:lsdException w:name="Body Text 2" w:semiHidden="0" w:uiPriority="0" w:unhideWhenUsed="0"/>
+    <w:lsdException w:name="Body Text 3" w:semiHidden="0" w:uiPriority="0" w:unhideWhenUsed="0"/>
+    <w:lsdException w:name="Body Text Indent 2" w:semiHidden="0" w:uiPriority="0" w:unhideWhenUsed="0"/>
+    <w:lsdException w:name="Body Text Indent 3" w:semiHidden="0" w:uiPriority="0" w:unhideWhenUsed="0"/>
+    <w:lsdException w:name="Block Text" w:semiHidden="0" w:uiPriority="0" w:unhideWhenUsed="0"/>
+    <w:lsdException w:name="Hyperlink" w:semiHidden="0" w:uiPriority="0" w:unhideWhenUsed="0"/>
+    <w:lsdException w:name="FollowedHyperlink" w:semiHidden="0" w:uiPriority="0" w:unhideWhenUsed="0"/>
+    <w:lsdException w:name="Strong" w:semiHidden="0" w:uiPriority="0" w:unhideWhenUsed="0" w:qFormat="1"/>
+    <w:lsdException w:name="Emphasis" w:semiHidden="0" w:uiPriority="0" w:unhideWhenUsed="0" w:qFormat="1"/>
+    <w:lsdException w:name="Document Map" w:semiHidden="0" w:uiPriority="0" w:unhideWhenUsed="0"/>
+    <w:lsdException w:name="Plain Text" w:semiHidden="0" w:uiPriority="0" w:unhideWhenUsed="0"/>
+    <w:lsdException w:name="E-mail Signature" w:semiHidden="0" w:uiPriority="0" w:unhideWhenUsed="0"/>
+    <w:lsdException w:name="Normal (Web)" w:semiHidden="0" w:uiPriority="0" w:unhideWhenUsed="0" w:qFormat="1"/>
+    <w:lsdException w:name="HTML Acronym" w:semiHidden="0" w:uiPriority="0" w:unhideWhenUsed="0"/>
+    <w:lsdException w:name="HTML Address" w:semiHidden="0" w:uiPriority="0" w:unhideWhenUsed="0"/>
+    <w:lsdException w:name="HTML Cite" w:semiHidden="0" w:uiPriority="0" w:unhideWhenUsed="0"/>
+    <w:lsdException w:name="HTML Code" w:semiHidden="0" w:uiPriority="0" w:unhideWhenUsed="0"/>
+    <w:lsdException w:name="HTML Definition" w:semiHidden="0" w:uiPriority="0" w:unhideWhenUsed="0"/>
+    <w:lsdException w:name="HTML Keyboard" w:semiHidden="0" w:uiPriority="0" w:unhideWhenUsed="0"/>
+    <w:lsdException w:name="HTML Preformatted" w:semiHidden="0" w:uiPriority="0" w:unhideWhenUsed="0"/>
+    <w:lsdException w:name="HTML Sample" w:semiHidden="0" w:uiPriority="0" w:unhideWhenUsed="0"/>
+    <w:lsdException w:name="HTML Typewriter" w:semiHidden="0" w:uiPriority="0" w:unhideWhenUsed="0"/>
+    <w:lsdException w:name="HTML Variable" w:semiHidden="0" w:uiPriority="0" w:unhideWhenUsed="0"/>
+    <w:lsdException w:name="Normal Table" w:uiPriority="0" w:unhideWhenUsed="0" w:qFormat="1"/>
+    <w:lsdException w:name="annotation subject" w:semiHidden="0" w:uiPriority="0" w:unhideWhenUsed="0"/>
+    <w:lsdException w:name="Table Simple 1" w:semiHidden="0" w:uiPriority="0" w:unhideWhenUsed="0"/>
+    <w:lsdException w:name="Table Simple 2" w:semiHidden="0" w:uiPriority="0" w:unhideWhenUsed="0"/>
+    <w:lsdException w:name="Table Simple 3" w:semiHidden="0" w:uiPriority="0" w:unhideWhenUsed="0"/>
+    <w:lsdException w:name="Table Classic 1" w:semiHidden="0" w:uiPriority="0" w:unhideWhenUsed="0"/>
+    <w:lsdException w:name="Table Classic 2" w:semiHidden="0" w:uiPriority="0" w:unhideWhenUsed="0"/>
+    <w:lsdException w:name="Table Classic 3" w:semiHidden="0" w:uiPriority="0" w:unhideWhenUsed="0"/>
+    <w:lsdException w:name="Table Classic 4" w:semiHidden="0" w:uiPriority="0" w:unhideWhenUsed="0"/>
+    <w:lsdException w:name="Table Colorful 1" w:semiHidden="0" w:uiPriority="0" w:unhideWhenUsed="0"/>
+    <w:lsdException w:name="Table Colorful 2" w:semiHidden="0" w:uiPriority="0" w:unhideWhenUsed="0"/>
+    <w:lsdException w:name="Table Colorful 3" w:semiHidden="0" w:uiPriority="0" w:unhideWhenUsed="0"/>
+    <w:lsdException w:name="Table Columns 1" w:semiHidden="0" w:uiPriority="0" w:unhideWhenUsed="0"/>
+    <w:lsdException w:name="Table Columns 2" w:semiHidden="0" w:uiPriority="0" w:unhideWhenUsed="0"/>
+    <w:lsdException w:name="Table Columns 3" w:semiHidden="0" w:uiPriority="0" w:unhideWhenUsed="0"/>
+    <w:lsdException w:name="Table Columns 4" w:semiHidden="0" w:uiPriority="0" w:unhideWhenUsed="0"/>
+    <w:lsdException w:name="Table Columns 5" w:semiHidden="0" w:uiPriority="0" w:unhideWhenUsed="0"/>
+    <w:lsdException w:name="Table Grid 1" w:semiHidden="0" w:uiPriority="0" w:unhideWhenUsed="0"/>
+    <w:lsdException w:name="Table Grid 2" w:semiHidden="0" w:uiPriority="0" w:unhideWhenUsed="0"/>
+    <w:lsdException w:name="Table Grid 3" w:semiHidden="0" w:uiPriority="0" w:unhideWhenUsed="0"/>
+    <w:lsdException w:name="Table Grid 4" w:semiHidden="0" w:uiPriority="0" w:unhideWhenUsed="0"/>
+    <w:lsdException w:name="Table Grid 5" w:semiHidden="0" w:uiPriority="0" w:unhideWhenUsed="0"/>
+    <w:lsdException w:name="Table Grid 6" w:semiHidden="0" w:uiPriority="0" w:unhideWhenUsed="0"/>
+    <w:lsdException w:name="Table Grid 7" w:semiHidden="0" w:uiPriority="0" w:unhideWhenUsed="0"/>
+    <w:lsdException w:name="Table Grid 8" w:semiHidden="0" w:uiPriority="0" w:unhideWhenUsed="0"/>
+    <w:lsdException w:name="Table List 1" w:semiHidden="0" w:uiPriority="0" w:unhideWhenUsed="0"/>
+    <w:lsdException w:name="Table List 2" w:semiHidden="0" w:uiPriority="0" w:unhideWhenUsed="0"/>
+    <w:lsdException w:name="Table List 3" w:semiHidden="0" w:uiPriority="0" w:unhideWhenUsed="0"/>
+    <w:lsdException w:name="Table List 4" w:semiHidden="0" w:uiPriority="0" w:unhideWhenUsed="0"/>
+    <w:lsdException w:name="Table List 5" w:semiHidden="0" w:uiPriority="0" w:unhideWhenUsed="0"/>
+    <w:lsdException w:name="Table List 6" w:semiHidden="0" w:uiPriority="0" w:unhideWhenUsed="0"/>
+    <w:lsdException w:name="Table List 7" w:semiHidden="0" w:uiPriority="0" w:unhideWhenUsed="0"/>
+    <w:lsdException w:name="Table List 8" w:semiHidden="0" w:uiPriority="0" w:unhideWhenUsed="0"/>
+    <w:lsdException w:name="Table 3D effects 1" w:semiHidden="0" w:uiPriority="0" w:unhideWhenUsed="0"/>
+    <w:lsdException w:name="Table 3D effects 2" w:semiHidden="0" w:uiPriority="0" w:unhideWhenUsed="0"/>
+    <w:lsdException w:name="Table 3D effects 3" w:semiHidden="0" w:uiPriority="0" w:unhideWhenUsed="0"/>
+    <w:lsdException w:name="Table Contemporary" w:semiHidden="0" w:uiPriority="0" w:unhideWhenUsed="0"/>
+    <w:lsdException w:name="Table Elegant" w:semiHidden="0" w:uiPriority="0" w:unhideWhenUsed="0"/>
+    <w:lsdException w:name="Table Professional" w:semiHidden="0" w:uiPriority="0" w:unhideWhenUsed="0"/>
+    <w:lsdException w:name="Table Subtle 1" w:semiHidden="0" w:uiPriority="0" w:unhideWhenUsed="0"/>
+    <w:lsdException w:name="Table Subtle 2" w:semiHidden="0" w:uiPriority="0" w:unhideWhenUsed="0"/>
+    <w:lsdException w:name="Table Web 1" w:semiHidden="0" w:uiPriority="0" w:unhideWhenUsed="0"/>
+    <w:lsdException w:name="Table Web 2" w:semiHidden="0" w:uiPriority="0" w:unhideWhenUsed="0"/>
+    <w:lsdException w:name="Table Web 3" w:semiHidden="0" w:uiPriority="0" w:unhideWhenUsed="0"/>
+    <w:lsdException w:name="Balloon Text" w:semiHidden="0" w:uiPriority="0" w:unhideWhenUsed="0"/>
+    <w:lsdException w:name="Table Grid" w:semiHidden="0" w:uiPriority="0" w:unhideWhenUsed="0" w:qFormat="1"/>
+    <w:lsdException w:name="Table Theme" w:semiHidden="0" w:uiPriority="0" w:unhideWhenUsed="0"/>
+    <w:lsdException w:name="Light Shading" w:semiHidden="0" w:uiPriority="60" w:unhideWhenUsed="0"/>
+    <w:lsdException w:name="Light List" w:semiHidden="0" w:uiPriority="61" w:unhideWhenUsed="0"/>
+    <w:lsdException w:name="Light Grid" w:semiHidden="0" w:uiPriority="62" w:unhideWhenUsed="0"/>
+    <w:lsdException w:name="Medium Shading 1" w:semiHidden="0" w:uiPriority="63" w:unhideWhenUsed="0"/>
+    <w:lsdException w:name="Medium Shading 2" w:semiHidden="0" w:uiPriority="64" w:unhideWhenUsed="0"/>
+    <w:lsdException w:name="Medium List 1" w:semiHidden="0" w:uiPriority="65" w:unhideWhenUsed="0"/>
+    <w:lsdException w:name="Medium List 2" w:semiHidden="0" w:uiPriority="66" w:unhideWhenUsed="0"/>
+    <w:lsdException w:name="Medium Grid 1" w:semiHidden="0" w:uiPriority="67" w:unhideWhenUsed="0"/>
+    <w:lsdException w:name="Medium Grid 2" w:semiHidden="0" w:uiPriority="68" w:unhideWhenUsed="0"/>
+    <w:lsdException w:name="Medium Grid 3" w:semiHidden="0" w:uiPriority="69" w:unhideWhenUsed="0"/>
+    <w:lsdException w:name="Dark List" w:semiHidden="0" w:uiPriority="70" w:unhideWhenUsed="0"/>
+    <w:lsdException w:name="Colorful Shading" w:semiHidden="0" w:uiPriority="71" w:unhideWhenUsed="0"/>
+    <w:lsdException w:name="Colorful List" w:semiHidden="0" w:uiPriority="72" w:unhideWhenUsed="0"/>
+    <w:lsdException w:name="Colorful Grid" w:semiHidden="0" w:uiPriority="73" w:unhideWhenUsed="0"/>
+    <w:lsdException w:name="Light Shading Accent 1" w:semiHidden="0" w:uiPriority="60" w:unhideWhenUsed="0"/>
+    <w:lsdException w:name="Light List Accent 1" w:semiHidden="0" w:uiPriority="61" w:unhideWhenUsed="0"/>
+    <w:lsdException w:name="Light Grid Accent 1" w:semiHidden="0" w:uiPriority="62" w:unhideWhenUsed="0"/>
+    <w:lsdException w:name="Medium Shading 1 Accent 1" w:semiHidden="0" w:uiPriority="63" w:unhideWhenUsed="0"/>
+    <w:lsdException w:name="Medium Shading 2 Accent 1" w:semiHidden="0" w:uiPriority="64" w:unhideWhenUsed="0"/>
+    <w:lsdException w:name="Medium List 1 Accent 1" w:semiHidden="0" w:uiPriority="65" w:unhideWhenUsed="0"/>
+    <w:lsdException w:name="Medium List 2 Accent 1" w:semiHidden="0" w:uiPriority="66" w:unhideWhenUsed="0"/>
+    <w:lsdException w:name="Medium Grid 1 Accent 1" w:semiHidden="0" w:uiPriority="67" w:unhideWhenUsed="0"/>
+    <w:lsdException w:name="Medium Grid 2 Accent 1" w:semiHidden="0" w:uiPriority="68" w:unhideWhenUsed="0"/>
+    <w:lsdException w:name="Medium Grid 3 Accent 1" w:semiHidden="0" w:uiPriority="69" w:unhideWhenUsed="0"/>
+    <w:lsdException w:name="Dark List Accent 1" w:semiHidden="0" w:uiPriority="70" w:unhideWhenUsed="0"/>
+    <w:lsdException w:name="Colorful Shading Accent 1" w:semiHidden="0" w:uiPriority="71" w:unhideWhenUsed="0"/>
+    <w:lsdException w:name="Colorful List Accent 1" w:semiHidden="0" w:uiPriority="72" w:unhideWhenUsed="0"/>
+    <w:lsdException w:name="Colorful Grid Accent 1" w:semiHidden="0" w:uiPriority="73" w:unhideWhenUsed="0"/>
+    <w:lsdException w:name="Light Shading Accent 2" w:semiHidden="0" w:uiPriority="60" w:unhideWhenUsed="0"/>
+    <w:lsdException w:name="Light List Accent 2" w:semiHidden="0" w:uiPriority="61" w:unhideWhenUsed="0"/>
+    <w:lsdException w:name="Light Grid Accent 2" w:semiHidden="0" w:uiPriority="62" w:unhideWhenUsed="0"/>
+    <w:lsdException w:name="Medium Shading 1 Accent 2" w:semiHidden="0" w:uiPriority="63" w:unhideWhenUsed="0"/>
+    <w:lsdException w:name="Medium Shading 2 Accent 2" w:semiHidden="0" w:uiPriority="64" w:unhideWhenUsed="0"/>
+    <w:lsdException w:name="Medium List 1 Accent 2" w:semiHidden="0" w:uiPriority="65" w:unhideWhenUsed="0"/>
+    <w:lsdException w:name="Medium List 2 Accent 2" w:semiHidden="0" w:uiPriority="66" w:unhideWhenUsed="0"/>
+    <w:lsdException w:name="Medium Grid 1 Accent 2" w:semiHidden="0" w:uiPriority="67" w:unhideWhenUsed="0"/>
+    <w:lsdException w:name="Medium Grid 2 Accent 2" w:semiHidden="0" w:uiPriority="68" w:unhideWhenUsed="0"/>
+    <w:lsdException w:name="Medium Grid 3 Accent 2" w:semiHidden="0" w:uiPriority="69" w:unhideWhenUsed="0"/>
+    <w:lsdException w:name="Dark List Accent 2" w:semiHidden="0" w:uiPriority="70" w:unhideWhenUsed="0"/>
+    <w:lsdException w:name="Colorful Shading Accent 2" w:semiHidden="0" w:uiPriority="71" w:unhideWhenUsed="0"/>
+    <w:lsdException w:name="Colorful List Accent 2" w:semiHidden="0" w:uiPriority="72" w:unhideWhenUsed="0"/>
+    <w:lsdException w:name="Colorful Grid Accent 2" w:semiHidden="0" w:uiPriority="73" w:unhideWhenUsed="0"/>
+    <w:lsdException w:name="Light Shading Accent 3" w:semiHidden="0" w:uiPriority="60" w:unhideWhenUsed="0"/>
+    <w:lsdException w:name="Light List Accent 3" w:semiHidden="0" w:uiPriority="61" w:unhideWhenUsed="0"/>
+    <w:lsdException w:name="Light Grid Accent 3" w:semiHidden="0" w:uiPriority="62" w:unhideWhenUsed="0"/>
+    <w:lsdException w:name="Medium Shading 1 Accent 3" w:semiHidden="0" w:uiPriority="63" w:unhideWhenUsed="0"/>
+    <w:lsdException w:name="Medium Shading 2 Accent 3" w:semiHidden="0" w:uiPriority="64" w:unhideWhenUsed="0"/>
+    <w:lsdException w:name="Medium List 1 Accent 3" w:semiHidden="0" w:uiPriority="65" w:unhideWhenUsed="0"/>
+    <w:lsdException w:name="Medium List 2 Accent 3" w:semiHidden="0" w:uiPriority="66" w:unhideWhenUsed="0"/>
+    <w:lsdException w:name="Medium Grid 1 Accent 3" w:semiHidden="0" w:uiPriority="67" w:unhideWhenUsed="0"/>
+    <w:lsdException w:name="Medium Grid 2 Accent 3" w:semiHidden="0" w:uiPriority="68" w:unhideWhenUsed="0"/>
+    <w:lsdException w:name="Medium Grid 3 Accent 3" w:semiHidden="0" w:uiPriority="69" w:unhideWhenUsed="0"/>
+    <w:lsdException w:name="Dark List Accent 3" w:semiHidden="0" w:uiPriority="70" w:unhideWhenUsed="0"/>
+    <w:lsdException w:name="Colorful Shading Accent 3" w:semiHidden="0" w:uiPriority="71" w:unhideWhenUsed="0"/>
+    <w:lsdException w:name="Colorful List Accent 3" w:semiHidden="0" w:uiPriority="72" w:unhideWhenUsed="0"/>
+    <w:lsdException w:name="Colorful Grid Accent 3" w:semiHidden="0" w:uiPriority="73" w:unhideWhenUsed="0"/>
+    <w:lsdException w:name="Light Shading Accent 4" w:semiHidden="0" w:uiPriority="60" w:unhideWhenUsed="0"/>
+    <w:lsdException w:name="Light List Accent 4" w:semiHidden="0" w:uiPriority="61" w:unhideWhenUsed="0"/>
+    <w:lsdException w:name="Light Grid Accent 4" w:semiHidden="0" w:uiPriority="62" w:unhideWhenUsed="0"/>
+    <w:lsdException w:name="Medium Shading 1 Accent 4" w:semiHidden="0" w:uiPriority="63" w:unhideWhenUsed="0"/>
+    <w:lsdException w:name="Medium Shading 2 Accent 4" w:semiHidden="0" w:uiPriority="64" w:unhideWhenUsed="0"/>
+    <w:lsdException w:name="Medium List 1 Accent 4" w:semiHidden="0" w:uiPriority="65" w:unhideWhenUsed="0"/>
+    <w:lsdException w:name="Medium List 2 Accent 4" w:semiHidden="0" w:uiPriority="66" w:unhideWhenUsed="0"/>
+    <w:lsdException w:name="Medium Grid 1 Accent 4" w:semiHidden="0" w:uiPriority="67" w:unhideWhenUsed="0"/>
+    <w:lsdException w:name="Medium Grid 2 Accent 4" w:semiHidden="0" w:uiPriority="68" w:unhideWhenUsed="0"/>
+    <w:lsdException w:name="Medium Grid 3 Accent 4" w:semiHidden="0" w:uiPriority="69" w:unhideWhenUsed="0"/>
+    <w:lsdException w:name="Dark List Accent 4" w:semiHidden="0" w:uiPriority="70" w:unhideWhenUsed="0"/>
+    <w:lsdException w:name="Colorful Shading Accent 4" w:semiHidden="0" w:uiPriority="71" w:unhideWhenUsed="0"/>
+    <w:lsdException w:name="Colorful List Accent 4" w:semiHidden="0" w:uiPriority="72" w:unhideWhenUsed="0"/>
+    <w:lsdException w:name="Colorful Grid Accent 4" w:semiHidden="0" w:uiPriority="73" w:unhideWhenUsed="0"/>
+    <w:lsdException w:name="Light Shading Accent 5" w:semiHidden="0" w:uiPriority="60" w:unhideWhenUsed="0"/>
+    <w:lsdException w:name="Light List Accent 5" w:semiHidden="0" w:uiPriority="61" w:unhideWhenUsed="0"/>
+    <w:lsdException w:name="Light Grid Accent 5" w:semiHidden="0" w:uiPriority="62" w:unhideWhenUsed="0"/>
+    <w:lsdException w:name="Medium Shading 1 Accent 5" w:semiHidden="0" w:uiPriority="63" w:unhideWhenUsed="0"/>
+    <w:lsdException w:name="Medium Shading 2 Accent 5" w:semiHidden="0" w:uiPriority="64" w:unhideWhenUsed="0"/>
+    <w:lsdException w:name="Medium List 1 Accent 5" w:semiHidden="0" w:uiPriority="65" w:unhideWhenUsed="0"/>
+    <w:lsdException w:name="Medium List 2 Accent 5" w:semiHidden="0" w:uiPriority="66" w:unhideWhenUsed="0"/>
+    <w:lsdException w:name="Medium Grid 1 Accent 5" w:semiHidden="0" w:uiPriority="67" w:unhideWhenUsed="0"/>
+    <w:lsdException w:name="Medium Grid 2 Accent 5" w:semiHidden="0" w:uiPriority="68" w:unhideWhenUsed="0"/>
+    <w:lsdException w:name="Medium Grid 3 Accent 5" w:semiHidden="0" w:uiPriority="69" w:unhideWhenUsed="0"/>
+    <w:lsdException w:name="Dark List Accent 5" w:semiHidden="0" w:uiPriority="70" w:unhideWhenUsed="0"/>
+    <w:lsdException w:name="Colorful Shading Accent 5" w:semiHidden="0" w:uiPriority="71" w:unhideWhenUsed="0"/>
+    <w:lsdException w:name="Colorful List Accent 5" w:semiHidden="0" w:uiPriority="72" w:unhideWhenUsed="0"/>
+    <w:lsdException w:name="Colorful Grid Accent 5" w:semiHidden="0" w:uiPriority="73" w:unhideWhenUsed="0"/>
+    <w:lsdException w:name="Light Shading Accent 6" w:semiHidden="0" w:uiPriority="60" w:unhideWhenUsed="0"/>
+    <w:lsdException w:name="Light List Accent 6" w:semiHidden="0" w:uiPriority="61" w:unhideWhenUsed="0"/>
+    <w:lsdException w:name="Light Grid Accent 6" w:semiHidden="0" w:uiPriority="62" w:unhideWhenUsed="0"/>
+    <w:lsdException w:name="Medium Shading 1 Accent 6" w:semiHidden="0" w:uiPriority="63" w:unhideWhenUsed="0"/>
+    <w:lsdException w:name="Medium Shading 2 Accent 6" w:semiHidden="0" w:uiPriority="64" w:unhideWhenUsed="0"/>
+    <w:lsdException w:name="Medium List 1 Accent 6" w:semiHidden="0" w:uiPriority="65" w:unhideWhenUsed="0"/>
+    <w:lsdException w:name="Medium List 2 Accent 6" w:semiHidden="0" w:uiPriority="66" w:unhideWhenUsed="0"/>
+    <w:lsdException w:name="Medium Grid 1 Accent 6" w:semiHidden="0" w:uiPriority="67" w:unhideWhenUsed="0"/>
+    <w:lsdException w:name="Medium Grid 2 Accent 6" w:semiHidden="0" w:uiPriority="68" w:unhideWhenUsed="0"/>
+    <w:lsdException w:name="Medium Grid 3 Accent 6" w:semiHidden="0" w:uiPriority="69" w:unhideWhenUsed="0"/>
+    <w:lsdException w:name="Dark List Accent 6" w:semiHidden="0" w:uiPriority="70" w:unhideWhenUsed="0"/>
+    <w:lsdException w:name="Colorful Shading Accent 6" w:semiHidden="0" w:uiPriority="71" w:unhideWhenUsed="0"/>
+    <w:lsdException w:name="Colorful List Accent 6" w:semiHidden="0" w:uiPriority="72" w:unhideWhenUsed="0"/>
+    <w:lsdException w:name="Colorful Grid Accent 6" w:semiHidden="0" w:uiPriority="73" w:unhideWhenUsed="0"/>
   </w:latentStyles>
-  <w:style w:type="paragraph" w:default="1" w:styleId="1">
+  <w:style w:type="paragraph" w:default="1" w:styleId="Normal">
     <w:name w:val="Normal"/>
     <w:qFormat/>
-    <w:uiPriority w:val="0"/>
     <w:pPr>
       <w:kinsoku w:val="0"/>
       <w:autoSpaceDE w:val="0"/>
@@ -5367,7 +5241,7 @@
       <w:textAlignment w:val="baseline"/>
     </w:pPr>
     <w:rPr>
-      <w:rFonts w:ascii="Arial" w:hAnsi="Arial" w:eastAsia="宋体" w:cs="Arial"/>
+      <w:rFonts w:ascii="Arial" w:eastAsia="宋体" w:hAnsi="Arial" w:cs="Arial"/>
       <w:snapToGrid w:val="0"/>
       <w:color w:val="000000"/>
       <w:kern w:val="0"/>
@@ -5376,12 +5250,11 @@
       <w:lang w:val="en-US" w:eastAsia="en-US" w:bidi="ar-SA"/>
     </w:rPr>
   </w:style>
-  <w:style w:type="paragraph" w:styleId="2">
+  <w:style w:type="paragraph" w:styleId="Heading1">
     <w:name w:val="heading 1"/>
-    <w:basedOn w:val="1"/>
-    <w:next w:val="1"/>
+    <w:basedOn w:val="Normal"/>
+    <w:next w:val="Normal"/>
     <w:qFormat/>
-    <w:uiPriority w:val="0"/>
     <w:pPr>
       <w:keepNext/>
       <w:keepLines/>
@@ -5399,13 +5272,12 @@
       <w:sz w:val="44"/>
     </w:rPr>
   </w:style>
-  <w:style w:type="paragraph" w:styleId="3">
+  <w:style w:type="paragraph" w:styleId="Heading2">
     <w:name w:val="heading 2"/>
-    <w:basedOn w:val="1"/>
-    <w:next w:val="1"/>
+    <w:basedOn w:val="Normal"/>
+    <w:next w:val="Normal"/>
     <w:unhideWhenUsed/>
     <w:qFormat/>
-    <w:uiPriority w:val="0"/>
     <w:pPr>
       <w:keepNext/>
       <w:keepLines/>
@@ -5418,19 +5290,18 @@
       <w:outlineLvl w:val="1"/>
     </w:pPr>
     <w:rPr>
-      <w:rFonts w:ascii="Arial" w:hAnsi="Arial" w:eastAsia="黑体"/>
+      <w:rFonts w:ascii="Arial" w:eastAsia="黑体" w:hAnsi="Arial"/>
       <w:b/>
       <w:sz w:val="32"/>
     </w:rPr>
   </w:style>
-  <w:style w:type="paragraph" w:styleId="4">
+  <w:style w:type="paragraph" w:styleId="Heading3">
     <w:name w:val="heading 3"/>
-    <w:basedOn w:val="1"/>
-    <w:next w:val="1"/>
+    <w:basedOn w:val="Normal"/>
+    <w:next w:val="Normal"/>
     <w:semiHidden/>
     <w:unhideWhenUsed/>
     <w:qFormat/>
-    <w:uiPriority w:val="0"/>
     <w:pPr>
       <w:keepNext/>
       <w:keepLines/>
@@ -5447,13 +5318,12 @@
       <w:sz w:val="32"/>
     </w:rPr>
   </w:style>
-  <w:style w:type="paragraph" w:styleId="5">
+  <w:style w:type="paragraph" w:styleId="Heading4">
     <w:name w:val="heading 4"/>
-    <w:basedOn w:val="1"/>
-    <w:next w:val="1"/>
+    <w:basedOn w:val="Normal"/>
+    <w:next w:val="Normal"/>
     <w:unhideWhenUsed/>
     <w:qFormat/>
-    <w:uiPriority w:val="0"/>
     <w:pPr>
       <w:keepNext/>
       <w:keepLines/>
@@ -5466,19 +5336,18 @@
       <w:outlineLvl w:val="3"/>
     </w:pPr>
     <w:rPr>
-      <w:rFonts w:ascii="Arial" w:hAnsi="Arial" w:eastAsia="黑体"/>
+      <w:rFonts w:ascii="Arial" w:eastAsia="黑体" w:hAnsi="Arial"/>
       <w:b/>
       <w:sz w:val="28"/>
     </w:rPr>
   </w:style>
-  <w:style w:type="paragraph" w:styleId="6">
+  <w:style w:type="paragraph" w:styleId="Heading5">
     <w:name w:val="heading 5"/>
-    <w:basedOn w:val="1"/>
-    <w:next w:val="1"/>
+    <w:basedOn w:val="Normal"/>
+    <w:next w:val="Normal"/>
     <w:semiHidden/>
     <w:unhideWhenUsed/>
     <w:qFormat/>
-    <w:uiPriority w:val="0"/>
     <w:pPr>
       <w:keepNext/>
       <w:keepLines/>
@@ -5495,14 +5364,13 @@
       <w:sz w:val="28"/>
     </w:rPr>
   </w:style>
-  <w:style w:type="paragraph" w:styleId="7">
+  <w:style w:type="paragraph" w:styleId="Heading6">
     <w:name w:val="heading 6"/>
-    <w:basedOn w:val="1"/>
-    <w:next w:val="1"/>
+    <w:basedOn w:val="Normal"/>
+    <w:next w:val="Normal"/>
     <w:semiHidden/>
     <w:unhideWhenUsed/>
     <w:qFormat/>
-    <w:uiPriority w:val="0"/>
     <w:pPr>
       <w:keepNext/>
       <w:keepLines/>
@@ -5515,19 +5383,18 @@
       <w:outlineLvl w:val="5"/>
     </w:pPr>
     <w:rPr>
-      <w:rFonts w:ascii="Arial" w:hAnsi="Arial" w:eastAsia="黑体"/>
+      <w:rFonts w:ascii="Arial" w:eastAsia="黑体" w:hAnsi="Arial"/>
       <w:b/>
       <w:sz w:val="24"/>
     </w:rPr>
   </w:style>
-  <w:style w:type="paragraph" w:styleId="8">
+  <w:style w:type="paragraph" w:styleId="Heading7">
     <w:name w:val="heading 7"/>
-    <w:basedOn w:val="1"/>
-    <w:next w:val="1"/>
+    <w:basedOn w:val="Normal"/>
+    <w:next w:val="Normal"/>
     <w:semiHidden/>
     <w:unhideWhenUsed/>
     <w:qFormat/>
-    <w:uiPriority w:val="0"/>
     <w:pPr>
       <w:keepNext/>
       <w:keepLines/>
@@ -5544,14 +5411,13 @@
       <w:sz w:val="24"/>
     </w:rPr>
   </w:style>
-  <w:style w:type="paragraph" w:styleId="9">
+  <w:style w:type="paragraph" w:styleId="Heading8">
     <w:name w:val="heading 8"/>
-    <w:basedOn w:val="1"/>
-    <w:next w:val="1"/>
+    <w:basedOn w:val="Normal"/>
+    <w:next w:val="Normal"/>
     <w:semiHidden/>
     <w:unhideWhenUsed/>
     <w:qFormat/>
-    <w:uiPriority w:val="0"/>
     <w:pPr>
       <w:keepNext/>
       <w:keepLines/>
@@ -5564,18 +5430,17 @@
       <w:outlineLvl w:val="7"/>
     </w:pPr>
     <w:rPr>
-      <w:rFonts w:ascii="Arial" w:hAnsi="Arial" w:eastAsia="黑体"/>
+      <w:rFonts w:ascii="Arial" w:eastAsia="黑体" w:hAnsi="Arial"/>
       <w:sz w:val="24"/>
     </w:rPr>
   </w:style>
-  <w:style w:type="paragraph" w:styleId="10">
+  <w:style w:type="paragraph" w:styleId="Heading9">
     <w:name w:val="heading 9"/>
-    <w:basedOn w:val="1"/>
-    <w:next w:val="1"/>
+    <w:basedOn w:val="Normal"/>
+    <w:next w:val="Normal"/>
     <w:semiHidden/>
     <w:unhideWhenUsed/>
     <w:qFormat/>
-    <w:uiPriority w:val="0"/>
     <w:pPr>
       <w:keepNext/>
       <w:keepLines/>
@@ -5588,21 +5453,19 @@
       <w:outlineLvl w:val="8"/>
     </w:pPr>
     <w:rPr>
-      <w:rFonts w:ascii="Arial" w:hAnsi="Arial" w:eastAsia="黑体"/>
+      <w:rFonts w:ascii="Arial" w:eastAsia="黑体" w:hAnsi="Arial"/>
       <w:sz w:val="21"/>
     </w:rPr>
   </w:style>
-  <w:style w:type="character" w:default="1" w:styleId="22">
+  <w:style w:type="character" w:default="1" w:styleId="DefaultParagraphFont">
     <w:name w:val="Default Paragraph Font"/>
     <w:semiHidden/>
     <w:qFormat/>
-    <w:uiPriority w:val="0"/>
   </w:style>
-  <w:style w:type="table" w:default="1" w:styleId="20">
+  <w:style w:type="table" w:default="1" w:styleId="TableNormal">
     <w:name w:val="Normal Table"/>
     <w:semiHidden/>
     <w:qFormat/>
-    <w:uiPriority w:val="0"/>
     <w:tblPr>
       <w:tblCellMar>
         <w:top w:w="0" w:type="dxa"/>
@@ -5612,43 +5475,39 @@
       </w:tblCellMar>
     </w:tblPr>
   </w:style>
-  <w:style w:type="paragraph" w:styleId="11">
+  <w:style w:type="paragraph" w:styleId="CommentText">
     <w:name w:val="annotation text"/>
-    <w:basedOn w:val="1"/>
+    <w:basedOn w:val="Normal"/>
     <w:qFormat/>
-    <w:uiPriority w:val="0"/>
     <w:pPr>
       <w:jc w:val="left"/>
     </w:pPr>
   </w:style>
-  <w:style w:type="paragraph" w:styleId="12">
+  <w:style w:type="paragraph" w:styleId="BodyText">
     <w:name w:val="Body Text"/>
-    <w:basedOn w:val="1"/>
+    <w:basedOn w:val="Normal"/>
     <w:semiHidden/>
     <w:qFormat/>
-    <w:uiPriority w:val="0"/>
     <w:rPr>
-      <w:rFonts w:ascii="Arial" w:hAnsi="Arial" w:eastAsia="Arial" w:cs="Arial"/>
+      <w:rFonts w:ascii="Arial" w:eastAsia="Arial" w:hAnsi="Arial" w:cs="Arial"/>
       <w:sz w:val="21"/>
       <w:szCs w:val="21"/>
       <w:lang w:val="en-US" w:eastAsia="en-US" w:bidi="ar-SA"/>
     </w:rPr>
   </w:style>
-  <w:style w:type="paragraph" w:styleId="13">
+  <w:style w:type="paragraph" w:styleId="TOC3">
     <w:name w:val="toc 3"/>
-    <w:basedOn w:val="1"/>
-    <w:next w:val="1"/>
+    <w:basedOn w:val="Normal"/>
+    <w:next w:val="Normal"/>
     <w:qFormat/>
-    <w:uiPriority w:val="0"/>
     <w:pPr>
       <w:ind w:left="840" w:leftChars="400"/>
     </w:pPr>
   </w:style>
-  <w:style w:type="paragraph" w:styleId="14">
+  <w:style w:type="paragraph" w:styleId="Footer">
     <w:name w:val="footer"/>
-    <w:basedOn w:val="1"/>
+    <w:basedOn w:val="Normal"/>
     <w:qFormat/>
-    <w:uiPriority w:val="0"/>
     <w:pPr>
       <w:tabs>
         <w:tab w:val="center" w:pos="4153"/>
@@ -5661,17 +5520,16 @@
       <w:sz w:val="18"/>
     </w:rPr>
   </w:style>
-  <w:style w:type="paragraph" w:styleId="15">
+  <w:style w:type="paragraph" w:styleId="Header">
     <w:name w:val="header"/>
-    <w:basedOn w:val="1"/>
+    <w:basedOn w:val="Normal"/>
     <w:qFormat/>
-    <w:uiPriority w:val="0"/>
     <w:pPr>
       <w:pBdr>
-        <w:top w:val="none" w:color="auto" w:sz="0" w:space="0"/>
-        <w:left w:val="none" w:color="auto" w:sz="0" w:space="0"/>
-        <w:bottom w:val="none" w:color="auto" w:sz="0" w:space="0"/>
-        <w:right w:val="none" w:color="auto" w:sz="0" w:space="0"/>
+        <w:top w:val="nil"/>
+        <w:left w:val="nil"/>
+        <w:bottom w:val="nil"/>
+        <w:right w:val="nil"/>
       </w:pBdr>
       <w:tabs>
         <w:tab w:val="center" w:pos="4153"/>
@@ -5686,41 +5544,37 @@
       <w:sz w:val="18"/>
     </w:rPr>
   </w:style>
-  <w:style w:type="paragraph" w:styleId="16">
+  <w:style w:type="paragraph" w:styleId="TOC1">
     <w:name w:val="toc 1"/>
-    <w:basedOn w:val="1"/>
-    <w:next w:val="1"/>
+    <w:basedOn w:val="Normal"/>
+    <w:next w:val="Normal"/>
     <w:qFormat/>
-    <w:uiPriority w:val="0"/>
     <w:rPr>
-      <w:rFonts w:ascii="Arial" w:hAnsi="Arial" w:eastAsia="Microsoft JhengHei"/>
+      <w:rFonts w:ascii="Arial" w:eastAsia="Microsoft JhengHei" w:hAnsi="Arial"/>
       <w:sz w:val="24"/>
     </w:rPr>
   </w:style>
-  <w:style w:type="paragraph" w:styleId="17">
+  <w:style w:type="paragraph" w:styleId="TOC2">
     <w:name w:val="toc 2"/>
-    <w:basedOn w:val="1"/>
-    <w:next w:val="1"/>
+    <w:basedOn w:val="Normal"/>
+    <w:next w:val="Normal"/>
     <w:qFormat/>
-    <w:uiPriority w:val="0"/>
     <w:pPr>
       <w:ind w:left="420" w:leftChars="200"/>
     </w:pPr>
   </w:style>
-  <w:style w:type="paragraph" w:styleId="18">
+  <w:style w:type="paragraph" w:styleId="NormalWeb">
     <w:name w:val="Normal (Web)"/>
-    <w:basedOn w:val="1"/>
+    <w:basedOn w:val="Normal"/>
     <w:qFormat/>
-    <w:uiPriority w:val="0"/>
     <w:rPr>
       <w:sz w:val="24"/>
     </w:rPr>
   </w:style>
-  <w:style w:type="paragraph" w:styleId="19">
+  <w:style w:type="paragraph" w:styleId="Title">
     <w:name w:val="Title"/>
-    <w:basedOn w:val="1"/>
+    <w:basedOn w:val="Normal"/>
     <w:qFormat/>
-    <w:uiPriority w:val="0"/>
     <w:pPr>
       <w:spacing w:before="240" w:beforeLines="0" w:beforeAutospacing="0" w:after="60" w:afterLines="0" w:afterAutospacing="0"/>
       <w:jc w:val="center"/>
@@ -5732,73 +5586,68 @@
       <w:sz w:val="32"/>
     </w:rPr>
   </w:style>
-  <w:style w:type="table" w:styleId="21">
+  <w:style w:type="table" w:styleId="TableGrid">
     <w:name w:val="Table Grid"/>
-    <w:basedOn w:val="20"/>
+    <w:basedOn w:val="TableNormal"/>
     <w:qFormat/>
-    <w:uiPriority w:val="0"/>
     <w:pPr>
       <w:widowControl w:val="0"/>
       <w:jc w:val="both"/>
     </w:pPr>
     <w:tblPr>
       <w:tblBorders>
-        <w:top w:val="single" w:color="auto" w:sz="4" w:space="0"/>
-        <w:left w:val="single" w:color="auto" w:sz="4" w:space="0"/>
-        <w:bottom w:val="single" w:color="auto" w:sz="4" w:space="0"/>
-        <w:right w:val="single" w:color="auto" w:sz="4" w:space="0"/>
-        <w:insideH w:val="single" w:color="auto" w:sz="4" w:space="0"/>
-        <w:insideV w:val="single" w:color="auto" w:sz="4" w:space="0"/>
+        <w:top w:val="single" w:sz="4" w:space="0" w:color="auto"/>
+        <w:left w:val="single" w:sz="4" w:space="0" w:color="auto"/>
+        <w:bottom w:val="single" w:sz="4" w:space="0" w:color="auto"/>
+        <w:right w:val="single" w:sz="4" w:space="0" w:color="auto"/>
+        <w:insideH w:val="single" w:sz="4" w:space="0" w:color="auto"/>
+        <w:insideV w:val="single" w:sz="4" w:space="0" w:color="auto"/>
       </w:tblBorders>
     </w:tblPr>
   </w:style>
-  <w:style w:type="character" w:styleId="23">
+  <w:style w:type="character" w:styleId="Strong">
     <w:name w:val="Strong"/>
-    <w:basedOn w:val="22"/>
+    <w:basedOn w:val="DefaultParagraphFont"/>
     <w:qFormat/>
-    <w:uiPriority w:val="0"/>
     <w:rPr>
       <w:b/>
     </w:rPr>
   </w:style>
-  <w:style w:type="paragraph" w:customStyle="1" w:styleId="24">
+  <w:style w:type="paragraph" w:customStyle="1" w:styleId="a">
     <w:name w:val="柴_公司名"/>
-    <w:basedOn w:val="19"/>
+    <w:basedOn w:val="Title"/>
     <w:qFormat/>
-    <w:uiPriority w:val="0"/>
     <w:pPr>
       <w:spacing w:after="600" w:afterLines="600"/>
     </w:pPr>
     <w:rPr>
-      <w:rFonts w:hint="eastAsia" w:ascii="宋体" w:hAnsi="宋体" w:eastAsia="宋体" w:cs="宋体"/>
+      <w:rFonts w:ascii="宋体" w:eastAsia="宋体" w:hAnsi="宋体" w:cs="宋体" w:hint="eastAsia"/>
       <w:bCs/>
       <w:spacing w:val="-6"/>
       <w:sz w:val="52"/>
       <w:szCs w:val="52"/>
     </w:rPr>
   </w:style>
-  <w:style w:type="paragraph" w:customStyle="1" w:styleId="25">
+  <w:style w:type="paragraph" w:customStyle="1" w:styleId="a0">
     <w:name w:val="柴_文档名"/>
-    <w:basedOn w:val="19"/>
+    <w:basedOn w:val="Title"/>
     <w:qFormat/>
-    <w:uiPriority w:val="0"/>
     <w:pPr>
       <w:spacing w:after="900" w:afterLines="900"/>
     </w:pPr>
     <w:rPr>
-      <w:rFonts w:ascii="黑体" w:hAnsi="黑体" w:eastAsia="黑体" w:cs="黑体"/>
+      <w:rFonts w:ascii="黑体" w:eastAsia="黑体" w:hAnsi="黑体" w:cs="黑体"/>
       <w:bCs/>
       <w:spacing w:val="-7"/>
       <w:sz w:val="52"/>
       <w:szCs w:val="52"/>
     </w:rPr>
   </w:style>
-  <w:style w:type="table" w:customStyle="1" w:styleId="26">
+  <w:style w:type="table" w:customStyle="1" w:styleId="TableNormal0">
     <w:name w:val="Table Normal_0"/>
     <w:semiHidden/>
     <w:unhideWhenUsed/>
     <w:qFormat/>
-    <w:uiPriority w:val="0"/>
     <w:tblPr>
       <w:tblCellMar>
         <w:top w:w="0" w:type="dxa"/>
@@ -5808,87 +5657,81 @@
       </w:tblCellMar>
     </w:tblPr>
   </w:style>
-  <w:style w:type="paragraph" w:customStyle="1" w:styleId="27">
+  <w:style w:type="paragraph" w:customStyle="1" w:styleId="TableText">
     <w:name w:val="Table Text"/>
-    <w:basedOn w:val="1"/>
+    <w:basedOn w:val="Normal"/>
     <w:semiHidden/>
     <w:qFormat/>
-    <w:uiPriority w:val="0"/>
     <w:rPr>
-      <w:rFonts w:ascii="宋体" w:hAnsi="宋体" w:eastAsia="宋体" w:cs="宋体"/>
+      <w:rFonts w:ascii="宋体" w:eastAsia="宋体" w:hAnsi="宋体" w:cs="宋体"/>
       <w:sz w:val="21"/>
       <w:szCs w:val="21"/>
       <w:lang w:val="en-US" w:eastAsia="en-US" w:bidi="ar-SA"/>
     </w:rPr>
   </w:style>
-  <w:style w:type="paragraph" w:customStyle="1" w:styleId="28">
+  <w:style w:type="paragraph" w:customStyle="1" w:styleId="1">
     <w:name w:val="柴_标题1"/>
-    <w:basedOn w:val="2"/>
-    <w:next w:val="29"/>
-    <w:link w:val="38"/>
+    <w:basedOn w:val="Heading1"/>
+    <w:next w:val="a1"/>
+    <w:link w:val="1Char"/>
     <w:qFormat/>
-    <w:uiPriority w:val="0"/>
     <w:pPr>
       <w:spacing w:before="100" w:after="90" w:line="360" w:lineRule="auto"/>
     </w:pPr>
     <w:rPr>
-      <w:rFonts w:ascii="Arial" w:hAnsi="Arial" w:eastAsia="宋体"/>
+      <w:rFonts w:ascii="Arial" w:eastAsia="宋体" w:hAnsi="Arial"/>
       <w:sz w:val="32"/>
     </w:rPr>
   </w:style>
-  <w:style w:type="paragraph" w:customStyle="1" w:styleId="29">
+  <w:style w:type="paragraph" w:customStyle="1" w:styleId="a1">
     <w:name w:val="柴_正文"/>
-    <w:basedOn w:val="12"/>
-    <w:link w:val="42"/>
+    <w:basedOn w:val="BodyText"/>
+    <w:link w:val="Char"/>
     <w:qFormat/>
-    <w:uiPriority w:val="0"/>
     <w:pPr>
       <w:spacing w:line="360" w:lineRule="auto"/>
       <w:ind w:firstLine="470" w:firstLineChars="200"/>
     </w:pPr>
     <w:rPr>
-      <w:rFonts w:ascii="Arial" w:hAnsi="Arial" w:eastAsia="宋体"/>
+      <w:rFonts w:ascii="Arial" w:eastAsia="宋体" w:hAnsi="Arial"/>
       <w:sz w:val="24"/>
       <w:lang w:eastAsia="zh-CN"/>
     </w:rPr>
   </w:style>
-  <w:style w:type="paragraph" w:customStyle="1" w:styleId="30">
+  <w:style w:type="paragraph" w:customStyle="1" w:styleId="2">
     <w:name w:val="柴_标题2"/>
-    <w:basedOn w:val="3"/>
-    <w:next w:val="29"/>
+    <w:basedOn w:val="Heading2"/>
+    <w:next w:val="a1"/>
     <w:qFormat/>
-    <w:uiPriority w:val="0"/>
     <w:pPr>
       <w:spacing w:line="360" w:lineRule="auto"/>
     </w:pPr>
     <w:rPr>
-      <w:rFonts w:ascii="Arial" w:hAnsi="Arial" w:eastAsia="宋体"/>
+      <w:rFonts w:ascii="Arial" w:eastAsia="宋体" w:hAnsi="Arial"/>
       <w:sz w:val="28"/>
     </w:rPr>
   </w:style>
-  <w:style w:type="paragraph" w:customStyle="1" w:styleId="31">
+  <w:style w:type="paragraph" w:customStyle="1" w:styleId="3">
     <w:name w:val="柴_标题3"/>
-    <w:basedOn w:val="4"/>
-    <w:next w:val="29"/>
+    <w:basedOn w:val="Heading3"/>
+    <w:next w:val="a1"/>
     <w:qFormat/>
-    <w:uiPriority w:val="0"/>
     <w:pPr>
       <w:spacing w:line="360" w:lineRule="auto"/>
       <w:ind w:left="0" w:firstLine="472" w:firstLineChars="200"/>
     </w:pPr>
     <w:rPr>
-      <w:rFonts w:ascii="宋体" w:hAnsi="宋体" w:eastAsia="宋体" w:cs="宋体"/>
+      <w:rFonts w:ascii="宋体" w:eastAsia="宋体" w:hAnsi="宋体" w:cs="宋体"/>
       <w:spacing w:val="-2"/>
       <w:sz w:val="24"/>
       <w:szCs w:val="24"/>
     </w:rPr>
   </w:style>
-  <w:style w:type="paragraph" w:customStyle="1" w:styleId="32">
+  <w:style w:type="paragraph" w:customStyle="1" w:styleId="a2">
     <w:name w:val="柴_目录"/>
-    <w:basedOn w:val="1"/>
-    <w:next w:val="12"/>
+    <w:basedOn w:val="Normal"/>
+    <w:next w:val="BodyText"/>
     <w:qFormat/>
-    <w:uiPriority w:val="0"/>
     <w:pPr>
       <w:tabs>
         <w:tab w:val="right" w:leader="dot" w:pos="8442"/>
@@ -5896,64 +5739,59 @@
       <w:ind w:left="0" w:leftChars="0"/>
     </w:pPr>
     <w:rPr>
-      <w:rFonts w:ascii="Arial" w:hAnsi="Arial" w:eastAsia="Microsoft JhengHei"/>
+      <w:rFonts w:ascii="Arial" w:eastAsia="Microsoft JhengHei" w:hAnsi="Arial"/>
       <w:sz w:val="24"/>
     </w:rPr>
   </w:style>
-  <w:style w:type="paragraph" w:customStyle="1" w:styleId="33">
+  <w:style w:type="paragraph" w:customStyle="1" w:styleId="WPSOffice1">
     <w:name w:val="WPSOffice手动目录 1"/>
     <w:qFormat/>
-    <w:uiPriority w:val="0"/>
     <w:pPr>
       <w:ind w:leftChars="0"/>
     </w:pPr>
     <w:rPr>
-      <w:rFonts w:ascii="Times New Roman" w:hAnsi="Times New Roman" w:eastAsia="宋体" w:cs="Times New Roman"/>
+      <w:rFonts w:ascii="Times New Roman" w:eastAsia="宋体" w:hAnsi="Times New Roman" w:cs="Times New Roman"/>
       <w:sz w:val="20"/>
       <w:szCs w:val="20"/>
     </w:rPr>
   </w:style>
-  <w:style w:type="paragraph" w:customStyle="1" w:styleId="34">
+  <w:style w:type="paragraph" w:customStyle="1" w:styleId="WPSOffice2">
     <w:name w:val="WPSOffice手动目录 2"/>
     <w:qFormat/>
-    <w:uiPriority w:val="0"/>
     <w:pPr>
       <w:ind w:leftChars="200"/>
     </w:pPr>
     <w:rPr>
-      <w:rFonts w:ascii="Times New Roman" w:hAnsi="Times New Roman" w:eastAsia="宋体" w:cs="Times New Roman"/>
+      <w:rFonts w:ascii="Times New Roman" w:eastAsia="宋体" w:hAnsi="Times New Roman" w:cs="Times New Roman"/>
       <w:sz w:val="20"/>
       <w:szCs w:val="20"/>
     </w:rPr>
   </w:style>
-  <w:style w:type="paragraph" w:customStyle="1" w:styleId="35">
+  <w:style w:type="paragraph" w:customStyle="1" w:styleId="WPSOffice3">
     <w:name w:val="WPSOffice手动目录 3"/>
     <w:qFormat/>
-    <w:uiPriority w:val="0"/>
     <w:pPr>
       <w:ind w:leftChars="400"/>
     </w:pPr>
     <w:rPr>
-      <w:rFonts w:ascii="Times New Roman" w:hAnsi="Times New Roman" w:eastAsia="宋体" w:cs="Times New Roman"/>
+      <w:rFonts w:ascii="Times New Roman" w:eastAsia="宋体" w:hAnsi="Times New Roman" w:cs="Times New Roman"/>
       <w:sz w:val="20"/>
       <w:szCs w:val="20"/>
     </w:rPr>
   </w:style>
-  <w:style w:type="paragraph" w:customStyle="1" w:styleId="36">
+  <w:style w:type="paragraph" w:customStyle="1" w:styleId="Compact">
     <w:name w:val="Compact"/>
-    <w:basedOn w:val="12"/>
+    <w:basedOn w:val="BodyText"/>
     <w:qFormat/>
-    <w:uiPriority w:val="0"/>
     <w:pPr>
       <w:spacing w:before="36" w:after="36"/>
     </w:pPr>
   </w:style>
-  <w:style w:type="table" w:customStyle="1" w:styleId="37">
+  <w:style w:type="table" w:customStyle="1" w:styleId="Table">
     <w:name w:val="Table"/>
     <w:semiHidden/>
     <w:unhideWhenUsed/>
     <w:qFormat/>
-    <w:uiPriority w:val="0"/>
     <w:tblPr>
       <w:tblCellMar>
         <w:top w:w="0" w:type="dxa"/>
@@ -5965,28 +5803,26 @@
     <w:tblStylePr w:type="firstRow">
       <w:tcPr>
         <w:tcBorders>
-          <w:bottom w:val="single" w:color="auto" w:sz="0" w:space="0"/>
+          <w:bottom w:val="single" w:sz="0" w:space="0" w:color="auto"/>
         </w:tcBorders>
         <w:vAlign w:val="bottom"/>
       </w:tcPr>
     </w:tblStylePr>
   </w:style>
-  <w:style w:type="character" w:customStyle="1" w:styleId="38">
+  <w:style w:type="character" w:customStyle="1" w:styleId="1Char">
     <w:name w:val="柴_标题1 Char"/>
-    <w:link w:val="28"/>
+    <w:link w:val="1"/>
     <w:qFormat/>
-    <w:uiPriority w:val="0"/>
     <w:rPr>
-      <w:rFonts w:ascii="Arial" w:hAnsi="Arial" w:eastAsia="宋体"/>
+      <w:rFonts w:ascii="Arial" w:eastAsia="宋体" w:hAnsi="Arial"/>
       <w:sz w:val="32"/>
     </w:rPr>
   </w:style>
-  <w:style w:type="table" w:customStyle="1" w:styleId="39">
+  <w:style w:type="table" w:customStyle="1" w:styleId="TableNormal1">
     <w:name w:val="Table Normal_1"/>
     <w:semiHidden/>
     <w:unhideWhenUsed/>
     <w:qFormat/>
-    <w:uiPriority w:val="0"/>
     <w:tblPr>
       <w:tblCellMar>
         <w:top w:w="0" w:type="dxa"/>
@@ -5996,11 +5832,10 @@
       </w:tblCellMar>
     </w:tblPr>
   </w:style>
-  <w:style w:type="paragraph" w:customStyle="1" w:styleId="40">
+  <w:style w:type="paragraph" w:customStyle="1" w:styleId="a3">
     <w:name w:val="柴_正文_无缩进"/>
-    <w:basedOn w:val="1"/>
+    <w:basedOn w:val="Normal"/>
     <w:qFormat/>
-    <w:uiPriority w:val="0"/>
     <w:pPr>
       <w:ind w:firstLine="0" w:firstLineChars="0"/>
     </w:pPr>
@@ -6010,31 +5845,29 @@
       <w:lang w:eastAsia="zh-CN"/>
     </w:rPr>
   </w:style>
-  <w:style w:type="paragraph" w:customStyle="1" w:styleId="41">
+  <w:style w:type="paragraph" w:customStyle="1" w:styleId="4">
     <w:name w:val="柴_标题4"/>
-    <w:basedOn w:val="5"/>
-    <w:next w:val="1"/>
+    <w:basedOn w:val="Heading4"/>
+    <w:next w:val="Normal"/>
     <w:qFormat/>
-    <w:uiPriority w:val="0"/>
     <w:pPr>
       <w:widowControl w:val="0"/>
       <w:spacing w:before="160" w:line="360" w:lineRule="auto"/>
-      <w:ind w:left="981" w:leftChars="300" w:hanging="862"/>
+      <w:ind w:left="981" w:hanging="862" w:leftChars="300"/>
     </w:pPr>
     <w:rPr>
-      <w:rFonts w:hint="eastAsia" w:ascii="Calibri" w:hAnsi="Calibri" w:eastAsia="宋体" w:cs="宋体"/>
+      <w:rFonts w:ascii="Calibri" w:eastAsia="宋体" w:hAnsi="Calibri" w:cs="宋体" w:hint="eastAsia"/>
       <w:sz w:val="24"/>
       <w:szCs w:val="24"/>
       <w:lang w:eastAsia="zh-CN" w:bidi="zh-CN"/>
     </w:rPr>
   </w:style>
-  <w:style w:type="character" w:customStyle="1" w:styleId="42">
+  <w:style w:type="character" w:customStyle="1" w:styleId="Char">
     <w:name w:val="柴_正文 Char"/>
-    <w:link w:val="29"/>
+    <w:link w:val="a1"/>
     <w:qFormat/>
-    <w:uiPriority w:val="0"/>
     <w:rPr>
-      <w:rFonts w:ascii="Arial" w:hAnsi="Arial" w:eastAsia="宋体"/>
+      <w:rFonts w:ascii="Arial" w:eastAsia="宋体" w:hAnsi="Arial"/>
       <w:sz w:val="24"/>
       <w:lang w:eastAsia="zh-CN"/>
     </w:rPr>

--- a/4.质量管理/2.运行记录类文件/JXTX-04-11-运维服务质量管理内审计划.docx
+++ b/4.质量管理/2.运行记录类文件/JXTX-04-11-运维服务质量管理内审计划.docx
@@ -1,11 +1,10 @@
 
 <file path=word/document.xml><?xml version="1.0" encoding="utf-8"?>
-<w:document xmlns:wpc="http://schemas.microsoft.com/office/word/2010/wordprocessingCanvas" xmlns:mc="http://schemas.openxmlformats.org/markup-compatibility/2006" xmlns:o="urn:schemas-microsoft-com:office:office" xmlns:r="http://schemas.openxmlformats.org/officeDocument/2006/relationships" xmlns:m="http://schemas.openxmlformats.org/officeDocument/2006/math" xmlns:v="urn:schemas-microsoft-com:vml" xmlns:wp14="http://schemas.microsoft.com/office/word/2010/wordprocessingDrawing" xmlns:wp="http://schemas.openxmlformats.org/drawingml/2006/wordprocessingDrawing" xmlns:w10="urn:schemas-microsoft-com:office:word" xmlns:w="http://schemas.openxmlformats.org/wordprocessingml/2006/main" xmlns:w14="http://schemas.microsoft.com/office/word/2010/wordml" xmlns:w15="http://schemas.microsoft.com/office/word/2012/wordml" xmlns:wne="http://schemas.microsoft.com/office/word/2006/wordml" xmlns:wpg="http://schemas.microsoft.com/office/word/2010/wordprocessingGroup" xmlns:wpi="http://schemas.microsoft.com/office/word/2010/wordprocessingInk" xmlns:wps="http://schemas.microsoft.com/office/word/2010/wordprocessingShape" mc:Ignorable="w14 w15 wp14">
-  <!-- Generated by Aspose.Words for .NET 13.3.0.1 -->
+<w:document xmlns:wpc="http://schemas.microsoft.com/office/word/2010/wordprocessingCanvas" xmlns:mc="http://schemas.openxmlformats.org/markup-compatibility/2006" xmlns:o="urn:schemas-microsoft-com:office:office" xmlns:r="http://schemas.openxmlformats.org/officeDocument/2006/relationships" xmlns:m="http://schemas.openxmlformats.org/officeDocument/2006/math" xmlns:v="urn:schemas-microsoft-com:vml" xmlns:wp14="http://schemas.microsoft.com/office/word/2010/wordprocessingDrawing" xmlns:wp="http://schemas.openxmlformats.org/drawingml/2006/wordprocessingDrawing" xmlns:w="http://schemas.openxmlformats.org/wordprocessingml/2006/main" xmlns:w14="http://schemas.microsoft.com/office/word/2010/wordml" xmlns:w10="urn:schemas-microsoft-com:office:word" xmlns:w15="http://schemas.microsoft.com/office/word/2012/wordml" xmlns:wpg="http://schemas.microsoft.com/office/word/2010/wordprocessingGroup" xmlns:wpi="http://schemas.microsoft.com/office/word/2010/wordprocessingInk" xmlns:wne="http://schemas.microsoft.com/office/word/2006/wordml" xmlns:wps="http://schemas.microsoft.com/office/word/2010/wordprocessingShape" xmlns:wpsCustomData="http://www.wps.cn/officeDocument/2013/wpsCustomData" mc:Ignorable="w14 w15 wp14">
   <w:body>
     <w:p>
       <w:pPr>
-        <w:pStyle w:val="a"/>
+        <w:pStyle w:val="24"/>
         <w:keepNext w:val="0"/>
         <w:keepLines w:val="0"/>
         <w:pageBreakBefore w:val="0"/>
@@ -22,10 +21,10 @@
         <w:spacing w:before="3120" w:beforeLines="1000"/>
         <w:textAlignment w:val="baseline"/>
       </w:pPr>
-      <w:bookmarkStart w:id="0" w:name="_Toc2239"/>
+      <w:bookmarkStart w:id="0" w:name="_Toc16543"/>
       <w:r>
         <w:drawing>
-          <wp:anchor distT="0" distB="0" distL="114300" distR="114300" simplePos="0" relativeHeight="251660288" behindDoc="1" locked="0" layoutInCell="1" allowOverlap="1">
+          <wp:anchor distT="0" distB="0" distL="114300" distR="114300" simplePos="0" relativeHeight="251661312" behindDoc="1" locked="0" layoutInCell="1" allowOverlap="1">
             <wp:simplePos x="0" y="0"/>
             <wp:positionH relativeFrom="column">
               <wp:posOffset>-19050</wp:posOffset>
@@ -50,7 +49,7 @@
                     </pic:cNvPicPr>
                   </pic:nvPicPr>
                   <pic:blipFill>
-                    <a:blip xmlns:r="http://schemas.openxmlformats.org/officeDocument/2006/relationships" r:embed="rId4"/>
+                    <a:blip r:embed="rId7"/>
                     <a:stretch>
                       <a:fillRect/>
                     </a:stretch>
@@ -76,7 +75,7 @@
       </w:r>
       <w:r>
         <w:drawing>
-          <wp:anchor distT="0" distB="0" distL="114300" distR="114300" simplePos="0" relativeHeight="251659264" behindDoc="1" locked="0" layoutInCell="1" allowOverlap="1">
+          <wp:anchor distT="0" distB="0" distL="114300" distR="114300" simplePos="0" relativeHeight="251660288" behindDoc="1" locked="0" layoutInCell="1" allowOverlap="1">
             <wp:simplePos x="0" y="0"/>
             <wp:positionH relativeFrom="column">
               <wp:posOffset>0</wp:posOffset>
@@ -101,7 +100,7 @@
                     </pic:cNvPicPr>
                   </pic:nvPicPr>
                   <pic:blipFill>
-                    <a:blip xmlns:r="http://schemas.openxmlformats.org/officeDocument/2006/relationships" r:embed="rId5"/>
+                    <a:blip r:embed="rId8"/>
                     <a:stretch>
                       <a:fillRect/>
                     </a:stretch>
@@ -131,7 +130,7 @@
           <w:lang w:val="en-US" w:eastAsia="zh-CN"/>
         </w:rPr>
         <w:drawing>
-          <wp:anchor distT="0" distB="0" distL="114300" distR="114300" simplePos="0" relativeHeight="251658240" behindDoc="1" locked="0" layoutInCell="1" allowOverlap="1">
+          <wp:anchor distT="0" distB="0" distL="114300" distR="114300" simplePos="0" relativeHeight="251659264" behindDoc="1" locked="0" layoutInCell="1" allowOverlap="1">
             <wp:simplePos x="0" y="0"/>
             <wp:positionH relativeFrom="column">
               <wp:posOffset>635</wp:posOffset>
@@ -156,7 +155,7 @@
                     </pic:cNvPicPr>
                   </pic:nvPicPr>
                   <pic:blipFill>
-                    <a:blip xmlns:r="http://schemas.openxmlformats.org/officeDocument/2006/relationships" r:embed="rId6">
+                    <a:blip r:embed="rId9">
                       <a:alphaModFix amt="58000"/>
                       <a:lum contrast="-52000"/>
                     </a:blip>
@@ -190,7 +189,7 @@
     </w:p>
     <w:p>
       <w:pPr>
-        <w:pStyle w:val="a0"/>
+        <w:pStyle w:val="25"/>
         <w:keepNext w:val="0"/>
         <w:keepLines w:val="0"/>
         <w:pageBreakBefore w:val="0"/>
@@ -211,7 +210,7 @@
           <w:lang w:val="en-US" w:eastAsia="zh-CN"/>
         </w:rPr>
       </w:pPr>
-      <w:bookmarkStart w:id="1" w:name="_Toc22589"/>
+      <w:bookmarkStart w:id="1" w:name="_Toc31740"/>
       <w:r>
         <w:rPr>
           <w:rFonts w:hint="eastAsia"/>
@@ -237,11 +236,11 @@
         <w:adjustRightInd w:val="0"/>
         <w:snapToGrid w:val="0"/>
         <w:spacing w:after="624" w:afterLines="200" w:line="219" w:lineRule="auto"/>
-        <w:ind w:left="0" w:right="0" w:firstLine="0" w:leftChars="0" w:rightChars="0" w:firstLineChars="0"/>
+        <w:ind w:left="0" w:leftChars="0" w:right="0" w:rightChars="0" w:firstLine="0" w:firstLineChars="0"/>
         <w:jc w:val="center"/>
         <w:textAlignment w:val="baseline"/>
         <w:rPr>
-          <w:rFonts w:ascii="宋体" w:eastAsia="宋体" w:hAnsi="宋体" w:cs="宋体" w:hint="default"/>
+          <w:rFonts w:hint="default" w:ascii="宋体" w:hAnsi="宋体" w:eastAsia="宋体" w:cs="宋体"/>
           <w:sz w:val="24"/>
           <w:szCs w:val="24"/>
           <w:lang w:val="en-US" w:eastAsia="zh-CN"/>
@@ -249,7 +248,7 @@
       </w:pPr>
       <w:r>
         <w:rPr>
-          <w:rFonts w:ascii="宋体" w:eastAsia="宋体" w:hAnsi="宋体" w:cs="宋体"/>
+          <w:rFonts w:ascii="宋体" w:hAnsi="宋体" w:eastAsia="宋体" w:cs="宋体"/>
           <w:b/>
           <w:bCs/>
           <w:spacing w:val="-3"/>
@@ -260,7 +259,7 @@
       </w:r>
       <w:r>
         <w:rPr>
-          <w:rFonts w:ascii="宋体" w:eastAsia="宋体" w:hAnsi="宋体" w:cs="宋体" w:hint="eastAsia"/>
+          <w:rFonts w:hint="eastAsia" w:ascii="宋体" w:hAnsi="宋体" w:eastAsia="宋体" w:cs="宋体"/>
           <w:b/>
           <w:bCs/>
           <w:spacing w:val="-3"/>
@@ -272,7 +271,7 @@
       </w:r>
       <w:r>
         <w:rPr>
-          <w:rFonts w:ascii="宋体" w:eastAsia="宋体" w:hAnsi="宋体" w:cs="宋体"/>
+          <w:rFonts w:ascii="宋体" w:hAnsi="宋体" w:eastAsia="宋体" w:cs="宋体"/>
           <w:b/>
           <w:bCs/>
           <w:spacing w:val="-3"/>
@@ -283,7 +282,7 @@
       </w:r>
       <w:r>
         <w:rPr>
-          <w:rFonts w:ascii="宋体" w:hAnsi="宋体" w:cs="宋体" w:hint="eastAsia"/>
+          <w:rFonts w:hint="eastAsia" w:ascii="宋体" w:hAnsi="宋体" w:cs="宋体"/>
           <w:b/>
           <w:bCs/>
           <w:spacing w:val="-3"/>
@@ -295,7 +294,7 @@
       </w:r>
       <w:r>
         <w:rPr>
-          <w:rFonts w:ascii="宋体" w:eastAsia="宋体" w:hAnsi="宋体" w:cs="宋体"/>
+          <w:rFonts w:ascii="宋体" w:hAnsi="宋体" w:eastAsia="宋体" w:cs="宋体"/>
           <w:b/>
           <w:bCs/>
           <w:spacing w:val="-3"/>
@@ -306,7 +305,7 @@
       </w:r>
       <w:r>
         <w:rPr>
-          <w:rFonts w:ascii="宋体" w:hAnsi="宋体" w:cs="宋体" w:hint="eastAsia"/>
+          <w:rFonts w:hint="eastAsia" w:ascii="宋体" w:hAnsi="宋体" w:cs="宋体"/>
           <w:b/>
           <w:bCs/>
           <w:spacing w:val="-3"/>
@@ -319,17 +318,18 @@
     </w:p>
     <w:tbl>
       <w:tblPr>
-        <w:tblStyle w:val="TableGrid"/>
+        <w:tblStyle w:val="21"/>
         <w:tblW w:w="0" w:type="auto"/>
         <w:jc w:val="center"/>
         <w:tblBorders>
-          <w:top w:val="nil"/>
-          <w:left w:val="nil"/>
-          <w:bottom w:val="nil"/>
-          <w:right w:val="nil"/>
-          <w:insideH w:val="nil"/>
-          <w:insideV w:val="nil"/>
+          <w:top w:val="none" w:color="auto" w:sz="0" w:space="0"/>
+          <w:left w:val="none" w:color="auto" w:sz="0" w:space="0"/>
+          <w:bottom w:val="none" w:color="auto" w:sz="0" w:space="0"/>
+          <w:right w:val="none" w:color="auto" w:sz="0" w:space="0"/>
+          <w:insideH w:val="none" w:color="auto" w:sz="0" w:space="0"/>
+          <w:insideV w:val="none" w:color="auto" w:sz="0" w:space="0"/>
         </w:tblBorders>
+        <w:tblLayout w:type="autofit"/>
         <w:tblCellMar>
           <w:top w:w="0" w:type="dxa"/>
           <w:left w:w="108" w:type="dxa"/>
@@ -343,15 +343,13 @@
       </w:tblGrid>
       <w:tr>
         <w:tblPrEx>
-          <w:tblW w:w="0" w:type="auto"/>
-          <w:jc w:val="center"/>
           <w:tblBorders>
-            <w:top w:val="nil"/>
-            <w:left w:val="nil"/>
-            <w:bottom w:val="nil"/>
-            <w:right w:val="nil"/>
-            <w:insideH w:val="nil"/>
-            <w:insideV w:val="nil"/>
+            <w:top w:val="none" w:color="auto" w:sz="0" w:space="0"/>
+            <w:left w:val="none" w:color="auto" w:sz="0" w:space="0"/>
+            <w:bottom w:val="none" w:color="auto" w:sz="0" w:space="0"/>
+            <w:right w:val="none" w:color="auto" w:sz="0" w:space="0"/>
+            <w:insideH w:val="none" w:color="auto" w:sz="0" w:space="0"/>
+            <w:insideV w:val="none" w:color="auto" w:sz="0" w:space="0"/>
           </w:tblBorders>
           <w:tblCellMar>
             <w:top w:w="0" w:type="dxa"/>
@@ -361,7 +359,7 @@
           </w:tblCellMar>
         </w:tblPrEx>
         <w:trPr>
-          <w:trHeight w:val="810"/>
+          <w:trHeight w:val="810" w:hRule="atLeast"/>
           <w:jc w:val="center"/>
         </w:trPr>
         <w:tc>
@@ -399,7 +397,7 @@
             </w:r>
             <w:r>
               <w:rPr>
-                <w:rFonts w:asciiTheme="minorAscii" w:eastAsiaTheme="minorEastAsia" w:hAnsiTheme="minorAscii" w:hint="default"/>
+                <w:rFonts w:hint="default" w:asciiTheme="minorAscii" w:hAnsiTheme="minorAscii" w:eastAsiaTheme="minorEastAsia"/>
                 <w:spacing w:val="227"/>
                 <w:sz w:val="21"/>
                 <w:vertAlign w:val="baseline"/>
@@ -453,7 +451,7 @@
             </w:r>
             <w:r>
               <w:rPr>
-                <w:rFonts w:asciiTheme="minorAscii" w:eastAsiaTheme="minorEastAsia" w:hAnsiTheme="minorAscii" w:hint="eastAsia"/>
+                <w:rFonts w:hint="eastAsia" w:asciiTheme="minorAscii" w:hAnsiTheme="minorAscii" w:eastAsiaTheme="minorEastAsia"/>
                 <w:spacing w:val="227"/>
                 <w:sz w:val="21"/>
                 <w:vertAlign w:val="baseline"/>
@@ -475,8 +473,14 @@
       </w:tr>
       <w:tr>
         <w:tblPrEx>
-          <w:tblW w:w="0" w:type="auto"/>
-          <w:jc w:val="center"/>
+          <w:tblBorders>
+            <w:top w:val="none" w:color="auto" w:sz="0" w:space="0"/>
+            <w:left w:val="none" w:color="auto" w:sz="0" w:space="0"/>
+            <w:bottom w:val="none" w:color="auto" w:sz="0" w:space="0"/>
+            <w:right w:val="none" w:color="auto" w:sz="0" w:space="0"/>
+            <w:insideH w:val="none" w:color="auto" w:sz="0" w:space="0"/>
+            <w:insideV w:val="none" w:color="auto" w:sz="0" w:space="0"/>
+          </w:tblBorders>
           <w:tblCellMar>
             <w:top w:w="0" w:type="dxa"/>
             <w:left w:w="108" w:type="dxa"/>
@@ -485,7 +489,7 @@
           </w:tblCellMar>
         </w:tblPrEx>
         <w:trPr>
-          <w:trHeight w:val="810"/>
+          <w:trHeight w:val="810" w:hRule="atLeast"/>
           <w:jc w:val="center"/>
         </w:trPr>
         <w:tc>
@@ -509,7 +513,7 @@
               <w:snapToGrid w:val="0"/>
               <w:textAlignment w:val="baseline"/>
               <w:rPr>
-                <w:rFonts w:ascii="Arial" w:eastAsia="Arial" w:hAnsi="Arial" w:cs="Arial" w:hint="default"/>
+                <w:rFonts w:hint="default" w:ascii="Arial" w:hAnsi="Arial" w:eastAsia="Arial" w:cs="Arial"/>
                 <w:snapToGrid w:val="0"/>
                 <w:color w:val="000000"/>
                 <w:kern w:val="0"/>
@@ -541,7 +545,7 @@
             </w:r>
             <w:r>
               <w:rPr>
-                <w:rFonts w:asciiTheme="minorAscii" w:eastAsiaTheme="minorEastAsia" w:hAnsiTheme="minorAscii" w:hint="default"/>
+                <w:rFonts w:hint="default" w:asciiTheme="minorAscii" w:hAnsiTheme="minorAscii" w:eastAsiaTheme="minorEastAsia"/>
                 <w:spacing w:val="227"/>
                 <w:sz w:val="21"/>
                 <w:vertAlign w:val="baseline"/>
@@ -594,7 +598,7 @@
               <w:snapToGrid w:val="0"/>
               <w:textAlignment w:val="baseline"/>
               <w:rPr>
-                <w:rFonts w:ascii="Arial" w:eastAsia="Arial" w:hAnsi="Arial" w:cs="Arial" w:hint="default"/>
+                <w:rFonts w:hint="default" w:ascii="Arial" w:hAnsi="Arial" w:eastAsia="Arial" w:cs="Arial"/>
                 <w:snapToGrid w:val="0"/>
                 <w:color w:val="000000"/>
                 <w:kern w:val="0"/>
@@ -614,7 +618,7 @@
             </w:r>
             <w:r>
               <w:rPr>
-                <w:rFonts w:asciiTheme="minorAscii" w:eastAsiaTheme="minorEastAsia" w:hAnsiTheme="minorAscii" w:hint="eastAsia"/>
+                <w:rFonts w:hint="eastAsia" w:asciiTheme="minorAscii" w:hAnsiTheme="minorAscii" w:eastAsiaTheme="minorEastAsia"/>
                 <w:spacing w:val="227"/>
                 <w:sz w:val="21"/>
                 <w:vertAlign w:val="baseline"/>
@@ -636,8 +640,14 @@
       </w:tr>
       <w:tr>
         <w:tblPrEx>
-          <w:tblW w:w="0" w:type="auto"/>
-          <w:jc w:val="center"/>
+          <w:tblBorders>
+            <w:top w:val="none" w:color="auto" w:sz="0" w:space="0"/>
+            <w:left w:val="none" w:color="auto" w:sz="0" w:space="0"/>
+            <w:bottom w:val="none" w:color="auto" w:sz="0" w:space="0"/>
+            <w:right w:val="none" w:color="auto" w:sz="0" w:space="0"/>
+            <w:insideH w:val="none" w:color="auto" w:sz="0" w:space="0"/>
+            <w:insideV w:val="none" w:color="auto" w:sz="0" w:space="0"/>
+          </w:tblBorders>
           <w:tblCellMar>
             <w:top w:w="0" w:type="dxa"/>
             <w:left w:w="108" w:type="dxa"/>
@@ -646,7 +656,7 @@
           </w:tblCellMar>
         </w:tblPrEx>
         <w:trPr>
-          <w:trHeight w:val="635"/>
+          <w:trHeight w:val="635" w:hRule="atLeast"/>
           <w:jc w:val="center"/>
         </w:trPr>
         <w:tc>
@@ -696,7 +706,7 @@
             </w:r>
             <w:r>
               <w:rPr>
-                <w:rFonts w:asciiTheme="minorAscii" w:eastAsiaTheme="minorEastAsia" w:hAnsiTheme="minorAscii" w:hint="eastAsia"/>
+                <w:rFonts w:hint="eastAsia" w:asciiTheme="minorAscii" w:hAnsiTheme="minorAscii" w:eastAsiaTheme="minorEastAsia"/>
                 <w:spacing w:val="227"/>
                 <w:sz w:val="21"/>
                 <w:vertAlign w:val="baseline"/>
@@ -749,7 +759,7 @@
             </w:r>
             <w:r>
               <w:rPr>
-                <w:rFonts w:asciiTheme="minorAscii" w:eastAsiaTheme="minorEastAsia" w:hAnsiTheme="minorAscii" w:hint="eastAsia"/>
+                <w:rFonts w:hint="eastAsia" w:asciiTheme="minorAscii" w:hAnsiTheme="minorAscii" w:eastAsiaTheme="minorEastAsia"/>
                 <w:spacing w:val="227"/>
                 <w:sz w:val="21"/>
                 <w:vertAlign w:val="baseline"/>
@@ -808,14 +818,14 @@
         <w:ind w:left="3634"/>
         <w:textAlignment w:val="baseline"/>
         <w:rPr>
-          <w:rFonts w:ascii="宋体" w:eastAsia="宋体" w:hAnsi="宋体" w:cs="宋体"/>
+          <w:rFonts w:ascii="宋体" w:hAnsi="宋体" w:eastAsia="宋体" w:cs="宋体"/>
           <w:sz w:val="31"/>
           <w:szCs w:val="31"/>
         </w:rPr>
       </w:pPr>
       <w:r>
         <w:rPr>
-          <w:rFonts w:ascii="宋体" w:eastAsia="宋体" w:hAnsi="宋体" w:cs="宋体"/>
+          <w:rFonts w:ascii="宋体" w:hAnsi="宋体" w:eastAsia="宋体" w:cs="宋体"/>
           <w:b/>
           <w:bCs/>
           <w:spacing w:val="4"/>
@@ -827,16 +837,16 @@
     </w:p>
     <w:tbl>
       <w:tblPr>
-        <w:tblStyle w:val="TableNormal0"/>
+        <w:tblStyle w:val="26"/>
         <w:tblW w:w="8214" w:type="dxa"/>
         <w:jc w:val="center"/>
         <w:tblBorders>
-          <w:top w:val="single" w:sz="2" w:space="0" w:color="000000"/>
-          <w:left w:val="single" w:sz="2" w:space="0" w:color="000000"/>
-          <w:bottom w:val="single" w:sz="2" w:space="0" w:color="000000"/>
-          <w:right w:val="single" w:sz="2" w:space="0" w:color="000000"/>
-          <w:insideH w:val="single" w:sz="2" w:space="0" w:color="000000"/>
-          <w:insideV w:val="single" w:sz="2" w:space="0" w:color="000000"/>
+          <w:top w:val="single" w:color="000000" w:sz="2" w:space="0"/>
+          <w:left w:val="single" w:color="000000" w:sz="2" w:space="0"/>
+          <w:bottom w:val="single" w:color="000000" w:sz="2" w:space="0"/>
+          <w:right w:val="single" w:color="000000" w:sz="2" w:space="0"/>
+          <w:insideH w:val="single" w:color="000000" w:sz="2" w:space="0"/>
+          <w:insideV w:val="single" w:color="000000" w:sz="2" w:space="0"/>
         </w:tblBorders>
         <w:tblLayout w:type="fixed"/>
         <w:tblCellMar>
@@ -856,17 +866,14 @@
       </w:tblGrid>
       <w:tr>
         <w:tblPrEx>
-          <w:tblW w:w="8214" w:type="dxa"/>
-          <w:jc w:val="center"/>
           <w:tblBorders>
-            <w:top w:val="single" w:sz="2" w:space="0" w:color="000000"/>
-            <w:left w:val="single" w:sz="2" w:space="0" w:color="000000"/>
-            <w:bottom w:val="single" w:sz="2" w:space="0" w:color="000000"/>
-            <w:right w:val="single" w:sz="2" w:space="0" w:color="000000"/>
-            <w:insideH w:val="single" w:sz="2" w:space="0" w:color="000000"/>
-            <w:insideV w:val="single" w:sz="2" w:space="0" w:color="000000"/>
+            <w:top w:val="single" w:color="000000" w:sz="2" w:space="0"/>
+            <w:left w:val="single" w:color="000000" w:sz="2" w:space="0"/>
+            <w:bottom w:val="single" w:color="000000" w:sz="2" w:space="0"/>
+            <w:right w:val="single" w:color="000000" w:sz="2" w:space="0"/>
+            <w:insideH w:val="single" w:color="000000" w:sz="2" w:space="0"/>
+            <w:insideV w:val="single" w:color="000000" w:sz="2" w:space="0"/>
           </w:tblBorders>
-          <w:tblLayout w:type="fixed"/>
           <w:tblCellMar>
             <w:top w:w="0" w:type="dxa"/>
             <w:left w:w="0" w:type="dxa"/>
@@ -875,7 +882,7 @@
           </w:tblCellMar>
         </w:tblPrEx>
         <w:trPr>
-          <w:trHeight w:val="593"/>
+          <w:trHeight w:val="593" w:hRule="atLeast"/>
           <w:jc w:val="center"/>
         </w:trPr>
         <w:tc>
@@ -897,18 +904,18 @@
               <w:adjustRightInd w:val="0"/>
               <w:snapToGrid w:val="0"/>
               <w:spacing w:before="176" w:line="228" w:lineRule="auto"/>
-              <w:ind w:left="0" w:right="0" w:firstLine="0" w:leftChars="0" w:rightChars="0" w:firstLineChars="0"/>
+              <w:ind w:left="0" w:leftChars="0" w:right="0" w:rightChars="0" w:firstLine="0" w:firstLineChars="0"/>
               <w:jc w:val="center"/>
               <w:textAlignment w:val="baseline"/>
               <w:rPr>
-                <w:rFonts w:ascii="宋体" w:eastAsia="宋体" w:hAnsi="宋体" w:cs="宋体"/>
+                <w:rFonts w:ascii="宋体" w:hAnsi="宋体" w:eastAsia="宋体" w:cs="宋体"/>
                 <w:sz w:val="20"/>
                 <w:szCs w:val="20"/>
               </w:rPr>
             </w:pPr>
             <w:r>
               <w:rPr>
-                <w:rFonts w:ascii="宋体" w:hAnsi="宋体" w:cs="宋体" w:hint="eastAsia"/>
+                <w:rFonts w:hint="eastAsia" w:ascii="宋体" w:hAnsi="宋体" w:cs="宋体"/>
                 <w:spacing w:val="-14"/>
                 <w:sz w:val="20"/>
                 <w:szCs w:val="20"/>
@@ -918,7 +925,7 @@
             </w:r>
             <w:r>
               <w:rPr>
-                <w:rFonts w:ascii="宋体" w:eastAsia="宋体" w:hAnsi="宋体" w:cs="宋体"/>
+                <w:rFonts w:ascii="宋体" w:hAnsi="宋体" w:eastAsia="宋体" w:cs="宋体"/>
                 <w:spacing w:val="-14"/>
                 <w:sz w:val="20"/>
                 <w:szCs w:val="20"/>
@@ -946,18 +953,18 @@
               <w:adjustRightInd w:val="0"/>
               <w:snapToGrid w:val="0"/>
               <w:spacing w:before="175" w:line="227" w:lineRule="auto"/>
-              <w:ind w:left="0" w:right="0" w:firstLine="0" w:leftChars="0" w:rightChars="0" w:firstLineChars="0"/>
+              <w:ind w:left="0" w:leftChars="0" w:right="0" w:rightChars="0" w:firstLine="0" w:firstLineChars="0"/>
               <w:jc w:val="center"/>
               <w:textAlignment w:val="baseline"/>
               <w:rPr>
-                <w:rFonts w:ascii="宋体" w:eastAsia="宋体" w:hAnsi="宋体" w:cs="宋体"/>
+                <w:rFonts w:ascii="宋体" w:hAnsi="宋体" w:eastAsia="宋体" w:cs="宋体"/>
                 <w:sz w:val="20"/>
                 <w:szCs w:val="20"/>
               </w:rPr>
             </w:pPr>
             <w:r>
               <w:rPr>
-                <w:rFonts w:ascii="宋体" w:eastAsia="宋体" w:hAnsi="宋体" w:cs="宋体"/>
+                <w:rFonts w:ascii="宋体" w:hAnsi="宋体" w:eastAsia="宋体" w:cs="宋体"/>
                 <w:spacing w:val="4"/>
                 <w:sz w:val="20"/>
                 <w:szCs w:val="20"/>
@@ -985,18 +992,18 @@
               <w:adjustRightInd w:val="0"/>
               <w:snapToGrid w:val="0"/>
               <w:spacing w:before="175" w:line="228" w:lineRule="auto"/>
-              <w:ind w:left="0" w:right="0" w:firstLine="0" w:leftChars="0" w:rightChars="0" w:firstLineChars="0"/>
+              <w:ind w:left="0" w:leftChars="0" w:right="0" w:rightChars="0" w:firstLine="0" w:firstLineChars="0"/>
               <w:jc w:val="center"/>
               <w:textAlignment w:val="baseline"/>
               <w:rPr>
-                <w:rFonts w:ascii="宋体" w:eastAsia="宋体" w:hAnsi="宋体" w:cs="宋体"/>
+                <w:rFonts w:ascii="宋体" w:hAnsi="宋体" w:eastAsia="宋体" w:cs="宋体"/>
                 <w:sz w:val="20"/>
                 <w:szCs w:val="20"/>
               </w:rPr>
             </w:pPr>
             <w:r>
               <w:rPr>
-                <w:rFonts w:ascii="宋体" w:eastAsia="宋体" w:hAnsi="宋体" w:cs="宋体"/>
+                <w:rFonts w:ascii="宋体" w:hAnsi="宋体" w:eastAsia="宋体" w:cs="宋体"/>
                 <w:spacing w:val="7"/>
                 <w:sz w:val="20"/>
                 <w:szCs w:val="20"/>
@@ -1024,11 +1031,11 @@
               <w:adjustRightInd w:val="0"/>
               <w:snapToGrid w:val="0"/>
               <w:spacing w:before="175" w:line="228" w:lineRule="auto"/>
-              <w:ind w:left="0" w:right="0" w:firstLine="0" w:leftChars="0" w:rightChars="0" w:firstLineChars="0"/>
+              <w:ind w:left="0" w:leftChars="0" w:right="0" w:rightChars="0" w:firstLine="0" w:firstLineChars="0"/>
               <w:jc w:val="center"/>
               <w:textAlignment w:val="baseline"/>
               <w:rPr>
-                <w:rFonts w:ascii="宋体" w:eastAsia="宋体" w:hAnsi="宋体" w:cs="宋体" w:hint="eastAsia"/>
+                <w:rFonts w:hint="eastAsia" w:ascii="宋体" w:hAnsi="宋体" w:eastAsia="宋体" w:cs="宋体"/>
                 <w:spacing w:val="7"/>
                 <w:sz w:val="20"/>
                 <w:szCs w:val="20"/>
@@ -1037,7 +1044,7 @@
             </w:pPr>
             <w:r>
               <w:rPr>
-                <w:rFonts w:ascii="宋体" w:hAnsi="宋体" w:cs="宋体" w:hint="eastAsia"/>
+                <w:rFonts w:hint="eastAsia" w:ascii="宋体" w:hAnsi="宋体" w:cs="宋体"/>
                 <w:spacing w:val="7"/>
                 <w:sz w:val="20"/>
                 <w:szCs w:val="20"/>
@@ -1066,11 +1073,11 @@
               <w:adjustRightInd w:val="0"/>
               <w:snapToGrid w:val="0"/>
               <w:spacing w:before="175" w:line="228" w:lineRule="auto"/>
-              <w:ind w:left="0" w:right="0" w:firstLine="0" w:leftChars="0" w:rightChars="0" w:firstLineChars="0"/>
+              <w:ind w:left="0" w:leftChars="0" w:right="0" w:rightChars="0" w:firstLine="0" w:firstLineChars="0"/>
               <w:jc w:val="center"/>
               <w:textAlignment w:val="baseline"/>
               <w:rPr>
-                <w:rFonts w:ascii="宋体" w:hAnsi="宋体" w:cs="宋体" w:hint="default"/>
+                <w:rFonts w:hint="default" w:ascii="宋体" w:hAnsi="宋体" w:cs="宋体"/>
                 <w:spacing w:val="7"/>
                 <w:sz w:val="20"/>
                 <w:szCs w:val="20"/>
@@ -1079,7 +1086,7 @@
             </w:pPr>
             <w:r>
               <w:rPr>
-                <w:rFonts w:ascii="宋体" w:hAnsi="宋体" w:cs="宋体" w:hint="eastAsia"/>
+                <w:rFonts w:hint="eastAsia" w:ascii="宋体" w:hAnsi="宋体" w:cs="宋体"/>
                 <w:spacing w:val="7"/>
                 <w:sz w:val="20"/>
                 <w:szCs w:val="20"/>
@@ -1108,18 +1115,18 @@
               <w:adjustRightInd w:val="0"/>
               <w:snapToGrid w:val="0"/>
               <w:spacing w:before="176" w:line="229" w:lineRule="auto"/>
-              <w:ind w:left="0" w:right="0" w:firstLine="0" w:leftChars="0" w:rightChars="0" w:firstLineChars="0"/>
+              <w:ind w:left="0" w:leftChars="0" w:right="0" w:rightChars="0" w:firstLine="0" w:firstLineChars="0"/>
               <w:jc w:val="center"/>
               <w:textAlignment w:val="baseline"/>
               <w:rPr>
-                <w:rFonts w:ascii="宋体" w:eastAsia="宋体" w:hAnsi="宋体" w:cs="宋体"/>
+                <w:rFonts w:ascii="宋体" w:hAnsi="宋体" w:eastAsia="宋体" w:cs="宋体"/>
                 <w:sz w:val="20"/>
                 <w:szCs w:val="20"/>
               </w:rPr>
             </w:pPr>
             <w:r>
               <w:rPr>
-                <w:rFonts w:ascii="宋体" w:eastAsia="宋体" w:hAnsi="宋体" w:cs="宋体"/>
+                <w:rFonts w:ascii="宋体" w:hAnsi="宋体" w:eastAsia="宋体" w:cs="宋体"/>
                 <w:spacing w:val="7"/>
                 <w:sz w:val="20"/>
                 <w:szCs w:val="20"/>
@@ -1131,9 +1138,14 @@
       </w:tr>
       <w:tr>
         <w:tblPrEx>
-          <w:tblW w:w="8214" w:type="dxa"/>
-          <w:jc w:val="center"/>
-          <w:tblLayout w:type="fixed"/>
+          <w:tblBorders>
+            <w:top w:val="single" w:color="000000" w:sz="2" w:space="0"/>
+            <w:left w:val="single" w:color="000000" w:sz="2" w:space="0"/>
+            <w:bottom w:val="single" w:color="000000" w:sz="2" w:space="0"/>
+            <w:right w:val="single" w:color="000000" w:sz="2" w:space="0"/>
+            <w:insideH w:val="single" w:color="000000" w:sz="2" w:space="0"/>
+            <w:insideV w:val="single" w:color="000000" w:sz="2" w:space="0"/>
+          </w:tblBorders>
           <w:tblCellMar>
             <w:top w:w="0" w:type="dxa"/>
             <w:left w:w="0" w:type="dxa"/>
@@ -1142,7 +1154,7 @@
           </w:tblCellMar>
         </w:tblPrEx>
         <w:trPr>
-          <w:trHeight w:val="516"/>
+          <w:trHeight w:val="516" w:hRule="atLeast"/>
           <w:jc w:val="center"/>
         </w:trPr>
         <w:tc>
@@ -1164,11 +1176,11 @@
               <w:adjustRightInd w:val="0"/>
               <w:snapToGrid w:val="0"/>
               <w:spacing w:before="173" w:line="267" w:lineRule="exact"/>
-              <w:ind w:left="0" w:right="0" w:firstLine="0" w:leftChars="0" w:rightChars="0" w:firstLineChars="0"/>
+              <w:ind w:left="0" w:leftChars="0" w:right="0" w:rightChars="0" w:firstLine="0" w:firstLineChars="0"/>
               <w:jc w:val="center"/>
               <w:textAlignment w:val="baseline"/>
               <w:rPr>
-                <w:rFonts w:ascii="宋体" w:eastAsia="宋体" w:hAnsi="宋体" w:cs="宋体" w:hint="default"/>
+                <w:rFonts w:hint="default" w:ascii="宋体" w:hAnsi="宋体" w:eastAsia="宋体" w:cs="宋体"/>
                 <w:sz w:val="20"/>
                 <w:szCs w:val="20"/>
                 <w:lang w:val="en-US"/>
@@ -1176,7 +1188,7 @@
             </w:pPr>
             <w:r>
               <w:rPr>
-                <w:rFonts w:ascii="宋体" w:eastAsia="宋体" w:hAnsi="宋体" w:cs="宋体"/>
+                <w:rFonts w:ascii="宋体" w:hAnsi="宋体" w:eastAsia="宋体" w:cs="宋体"/>
                 <w:spacing w:val="3"/>
                 <w:position w:val="1"/>
                 <w:sz w:val="20"/>
@@ -1186,7 +1198,7 @@
             </w:r>
             <w:r>
               <w:rPr>
-                <w:rFonts w:ascii="宋体" w:hAnsi="宋体" w:cs="宋体" w:hint="eastAsia"/>
+                <w:rFonts w:hint="eastAsia" w:ascii="宋体" w:hAnsi="宋体" w:cs="宋体"/>
                 <w:spacing w:val="3"/>
                 <w:position w:val="1"/>
                 <w:sz w:val="20"/>
@@ -1197,7 +1209,7 @@
             </w:r>
             <w:r>
               <w:rPr>
-                <w:rFonts w:ascii="宋体" w:eastAsia="宋体" w:hAnsi="宋体" w:cs="宋体"/>
+                <w:rFonts w:ascii="宋体" w:hAnsi="宋体" w:eastAsia="宋体" w:cs="宋体"/>
                 <w:spacing w:val="3"/>
                 <w:position w:val="1"/>
                 <w:sz w:val="20"/>
@@ -1207,7 +1219,7 @@
             </w:r>
             <w:r>
               <w:rPr>
-                <w:rFonts w:ascii="宋体" w:hAnsi="宋体" w:cs="宋体" w:hint="eastAsia"/>
+                <w:rFonts w:hint="eastAsia" w:ascii="宋体" w:hAnsi="宋体" w:cs="宋体"/>
                 <w:spacing w:val="3"/>
                 <w:position w:val="1"/>
                 <w:sz w:val="20"/>
@@ -1237,18 +1249,18 @@
               <w:adjustRightInd w:val="0"/>
               <w:snapToGrid w:val="0"/>
               <w:spacing w:before="173" w:line="267" w:lineRule="exact"/>
-              <w:ind w:left="0" w:right="0" w:firstLine="0" w:leftChars="0" w:rightChars="0" w:firstLineChars="0"/>
+              <w:ind w:left="0" w:leftChars="0" w:right="0" w:rightChars="0" w:firstLine="0" w:firstLineChars="0"/>
               <w:jc w:val="center"/>
               <w:textAlignment w:val="baseline"/>
               <w:rPr>
-                <w:rFonts w:ascii="宋体" w:eastAsia="宋体" w:hAnsi="宋体" w:cs="宋体"/>
+                <w:rFonts w:ascii="宋体" w:hAnsi="宋体" w:eastAsia="宋体" w:cs="宋体"/>
                 <w:sz w:val="20"/>
                 <w:szCs w:val="20"/>
               </w:rPr>
             </w:pPr>
             <w:r>
               <w:rPr>
-                <w:rFonts w:ascii="宋体" w:eastAsia="宋体" w:hAnsi="宋体" w:cs="宋体"/>
+                <w:rFonts w:ascii="宋体" w:hAnsi="宋体" w:eastAsia="宋体" w:cs="宋体"/>
                 <w:spacing w:val="4"/>
                 <w:position w:val="1"/>
                 <w:sz w:val="20"/>
@@ -1277,18 +1289,18 @@
               <w:adjustRightInd w:val="0"/>
               <w:snapToGrid w:val="0"/>
               <w:spacing w:before="172" w:line="228" w:lineRule="auto"/>
-              <w:ind w:left="0" w:right="0" w:firstLine="0" w:leftChars="0" w:rightChars="0" w:firstLineChars="0"/>
+              <w:ind w:left="0" w:leftChars="0" w:right="0" w:rightChars="0" w:firstLine="0" w:firstLineChars="0"/>
               <w:jc w:val="center"/>
               <w:textAlignment w:val="baseline"/>
               <w:rPr>
-                <w:rFonts w:ascii="宋体" w:eastAsia="宋体" w:hAnsi="宋体" w:cs="宋体"/>
+                <w:rFonts w:ascii="宋体" w:hAnsi="宋体" w:eastAsia="宋体" w:cs="宋体"/>
                 <w:sz w:val="20"/>
                 <w:szCs w:val="20"/>
               </w:rPr>
             </w:pPr>
             <w:r>
               <w:rPr>
-                <w:rFonts w:ascii="宋体" w:eastAsia="宋体" w:hAnsi="宋体" w:cs="宋体"/>
+                <w:rFonts w:ascii="宋体" w:hAnsi="宋体" w:eastAsia="宋体" w:cs="宋体"/>
                 <w:spacing w:val="200"/>
                 <w:kern w:val="0"/>
                 <w:sz w:val="20"/>
@@ -1298,7 +1310,7 @@
             </w:r>
             <w:r>
               <w:rPr>
-                <w:rFonts w:ascii="宋体" w:eastAsia="宋体" w:hAnsi="宋体" w:cs="宋体"/>
+                <w:rFonts w:ascii="宋体" w:hAnsi="宋体" w:eastAsia="宋体" w:cs="宋体"/>
                 <w:spacing w:val="0"/>
                 <w:kern w:val="0"/>
                 <w:sz w:val="20"/>
@@ -1327,11 +1339,11 @@
               <w:adjustRightInd w:val="0"/>
               <w:snapToGrid w:val="0"/>
               <w:spacing w:before="173" w:line="229" w:lineRule="auto"/>
-              <w:ind w:left="0" w:right="0" w:firstLine="0" w:leftChars="0" w:rightChars="0" w:firstLineChars="0"/>
+              <w:ind w:left="0" w:leftChars="0" w:right="0" w:rightChars="0" w:firstLine="0" w:firstLineChars="0"/>
               <w:jc w:val="center"/>
               <w:textAlignment w:val="baseline"/>
               <w:rPr>
-                <w:rFonts w:ascii="宋体" w:eastAsia="宋体" w:hAnsi="宋体" w:cs="宋体"/>
+                <w:rFonts w:ascii="宋体" w:hAnsi="宋体" w:eastAsia="宋体" w:cs="宋体"/>
                 <w:spacing w:val="200"/>
                 <w:kern w:val="0"/>
                 <w:sz w:val="20"/>
@@ -1340,7 +1352,7 @@
             </w:pPr>
             <w:r>
               <w:rPr>
-                <w:rFonts w:asciiTheme="minorAscii" w:eastAsiaTheme="minorEastAsia" w:hAnsiTheme="minorAscii" w:hint="eastAsia"/>
+                <w:rFonts w:hint="eastAsia" w:asciiTheme="minorAscii" w:hAnsiTheme="minorAscii" w:eastAsiaTheme="minorEastAsia"/>
                 <w:spacing w:val="0"/>
                 <w:kern w:val="0"/>
                 <w:sz w:val="21"/>
@@ -1370,11 +1382,11 @@
               <w:adjustRightInd w:val="0"/>
               <w:snapToGrid w:val="0"/>
               <w:spacing w:before="172" w:line="228" w:lineRule="auto"/>
-              <w:ind w:left="0" w:right="0" w:firstLine="0" w:leftChars="0" w:rightChars="0" w:firstLineChars="0"/>
+              <w:ind w:left="0" w:leftChars="0" w:right="0" w:rightChars="0" w:firstLine="0" w:firstLineChars="0"/>
               <w:jc w:val="center"/>
               <w:textAlignment w:val="baseline"/>
               <w:rPr>
-                <w:rFonts w:ascii="宋体" w:eastAsia="宋体" w:hAnsi="宋体" w:cs="宋体"/>
+                <w:rFonts w:ascii="宋体" w:hAnsi="宋体" w:eastAsia="宋体" w:cs="宋体"/>
                 <w:spacing w:val="200"/>
                 <w:kern w:val="0"/>
                 <w:sz w:val="20"/>
@@ -1383,7 +1395,7 @@
             </w:pPr>
             <w:r>
               <w:rPr>
-                <w:rFonts w:ascii="宋体" w:eastAsia="宋体" w:hAnsi="宋体" w:cs="宋体" w:hint="eastAsia"/>
+                <w:rFonts w:hint="eastAsia" w:ascii="宋体" w:hAnsi="宋体" w:eastAsia="宋体" w:cs="宋体"/>
                 <w:spacing w:val="200"/>
                 <w:kern w:val="0"/>
                 <w:sz w:val="20"/>
@@ -1393,7 +1405,7 @@
             </w:r>
             <w:r>
               <w:rPr>
-                <w:rFonts w:asciiTheme="minorAscii" w:eastAsiaTheme="minorEastAsia" w:hAnsiTheme="minorAscii" w:hint="eastAsia"/>
+                <w:rFonts w:hint="eastAsia" w:asciiTheme="minorAscii" w:hAnsiTheme="minorAscii" w:eastAsiaTheme="minorEastAsia"/>
                 <w:spacing w:val="0"/>
                 <w:kern w:val="0"/>
                 <w:sz w:val="21"/>
@@ -1423,18 +1435,18 @@
               <w:adjustRightInd w:val="0"/>
               <w:snapToGrid w:val="0"/>
               <w:spacing w:before="173" w:line="229" w:lineRule="auto"/>
-              <w:ind w:left="0" w:right="0" w:firstLine="0" w:leftChars="0" w:rightChars="0" w:firstLineChars="0"/>
+              <w:ind w:left="0" w:leftChars="0" w:right="0" w:rightChars="0" w:firstLine="0" w:firstLineChars="0"/>
               <w:jc w:val="center"/>
               <w:textAlignment w:val="baseline"/>
               <w:rPr>
-                <w:rFonts w:ascii="宋体" w:eastAsia="宋体" w:hAnsi="宋体" w:cs="宋体"/>
+                <w:rFonts w:ascii="宋体" w:hAnsi="宋体" w:eastAsia="宋体" w:cs="宋体"/>
                 <w:sz w:val="20"/>
                 <w:szCs w:val="20"/>
               </w:rPr>
             </w:pPr>
             <w:r>
               <w:rPr>
-                <w:rFonts w:asciiTheme="minorAscii" w:eastAsiaTheme="minorEastAsia" w:hAnsiTheme="minorAscii" w:hint="eastAsia"/>
+                <w:rFonts w:hint="eastAsia" w:asciiTheme="minorAscii" w:hAnsiTheme="minorAscii" w:eastAsiaTheme="minorEastAsia"/>
                 <w:spacing w:val="0"/>
                 <w:kern w:val="0"/>
                 <w:sz w:val="21"/>
@@ -1448,9 +1460,14 @@
       </w:tr>
       <w:tr>
         <w:tblPrEx>
-          <w:tblW w:w="8214" w:type="dxa"/>
-          <w:jc w:val="center"/>
-          <w:tblLayout w:type="fixed"/>
+          <w:tblBorders>
+            <w:top w:val="single" w:color="000000" w:sz="2" w:space="0"/>
+            <w:left w:val="single" w:color="000000" w:sz="2" w:space="0"/>
+            <w:bottom w:val="single" w:color="000000" w:sz="2" w:space="0"/>
+            <w:right w:val="single" w:color="000000" w:sz="2" w:space="0"/>
+            <w:insideH w:val="single" w:color="000000" w:sz="2" w:space="0"/>
+            <w:insideV w:val="single" w:color="000000" w:sz="2" w:space="0"/>
+          </w:tblBorders>
           <w:tblCellMar>
             <w:top w:w="0" w:type="dxa"/>
             <w:left w:w="0" w:type="dxa"/>
@@ -1459,7 +1476,7 @@
           </w:tblCellMar>
         </w:tblPrEx>
         <w:trPr>
-          <w:trHeight w:val="556"/>
+          <w:trHeight w:val="556" w:hRule="atLeast"/>
           <w:jc w:val="center"/>
         </w:trPr>
         <w:tc>
@@ -1468,7 +1485,7 @@
           </w:tcPr>
           <w:p>
             <w:pPr>
-              <w:pStyle w:val="TableText"/>
+              <w:pStyle w:val="27"/>
               <w:keepNext w:val="0"/>
               <w:keepLines w:val="0"/>
               <w:pageBreakBefore w:val="0"/>
@@ -1481,7 +1498,7 @@
               <w:bidi w:val="0"/>
               <w:adjustRightInd w:val="0"/>
               <w:snapToGrid w:val="0"/>
-              <w:ind w:left="0" w:right="0" w:firstLine="0" w:leftChars="0" w:rightChars="0" w:firstLineChars="0"/>
+              <w:ind w:left="0" w:leftChars="0" w:right="0" w:rightChars="0" w:firstLine="0" w:firstLineChars="0"/>
               <w:jc w:val="center"/>
               <w:textAlignment w:val="baseline"/>
             </w:pPr>
@@ -1493,7 +1510,7 @@
           </w:tcPr>
           <w:p>
             <w:pPr>
-              <w:pStyle w:val="TableText"/>
+              <w:pStyle w:val="27"/>
               <w:keepNext w:val="0"/>
               <w:keepLines w:val="0"/>
               <w:pageBreakBefore w:val="0"/>
@@ -1506,7 +1523,7 @@
               <w:bidi w:val="0"/>
               <w:adjustRightInd w:val="0"/>
               <w:snapToGrid w:val="0"/>
-              <w:ind w:left="0" w:right="0" w:firstLine="0" w:leftChars="0" w:rightChars="0" w:firstLineChars="0"/>
+              <w:ind w:left="0" w:leftChars="0" w:right="0" w:rightChars="0" w:firstLine="0" w:firstLineChars="0"/>
               <w:jc w:val="center"/>
               <w:textAlignment w:val="baseline"/>
             </w:pPr>
@@ -1518,7 +1535,7 @@
           </w:tcPr>
           <w:p>
             <w:pPr>
-              <w:pStyle w:val="TableText"/>
+              <w:pStyle w:val="27"/>
               <w:keepNext w:val="0"/>
               <w:keepLines w:val="0"/>
               <w:pageBreakBefore w:val="0"/>
@@ -1531,7 +1548,7 @@
               <w:bidi w:val="0"/>
               <w:adjustRightInd w:val="0"/>
               <w:snapToGrid w:val="0"/>
-              <w:ind w:left="0" w:right="0" w:firstLine="0" w:leftChars="0" w:rightChars="0" w:firstLineChars="0"/>
+              <w:ind w:left="0" w:leftChars="0" w:right="0" w:rightChars="0" w:firstLine="0" w:firstLineChars="0"/>
               <w:jc w:val="center"/>
               <w:textAlignment w:val="baseline"/>
             </w:pPr>
@@ -1543,7 +1560,7 @@
           </w:tcPr>
           <w:p>
             <w:pPr>
-              <w:pStyle w:val="TableText"/>
+              <w:pStyle w:val="27"/>
               <w:keepNext w:val="0"/>
               <w:keepLines w:val="0"/>
               <w:pageBreakBefore w:val="0"/>
@@ -1556,7 +1573,7 @@
               <w:bidi w:val="0"/>
               <w:adjustRightInd w:val="0"/>
               <w:snapToGrid w:val="0"/>
-              <w:ind w:left="0" w:right="0" w:firstLine="0" w:leftChars="0" w:rightChars="0" w:firstLineChars="0"/>
+              <w:ind w:left="0" w:leftChars="0" w:right="0" w:rightChars="0" w:firstLine="0" w:firstLineChars="0"/>
               <w:jc w:val="center"/>
               <w:textAlignment w:val="baseline"/>
             </w:pPr>
@@ -1568,7 +1585,7 @@
           </w:tcPr>
           <w:p>
             <w:pPr>
-              <w:pStyle w:val="TableText"/>
+              <w:pStyle w:val="27"/>
               <w:keepNext w:val="0"/>
               <w:keepLines w:val="0"/>
               <w:pageBreakBefore w:val="0"/>
@@ -1581,7 +1598,7 @@
               <w:bidi w:val="0"/>
               <w:adjustRightInd w:val="0"/>
               <w:snapToGrid w:val="0"/>
-              <w:ind w:left="0" w:right="0" w:firstLine="0" w:leftChars="0" w:rightChars="0" w:firstLineChars="0"/>
+              <w:ind w:left="0" w:leftChars="0" w:right="0" w:rightChars="0" w:firstLine="0" w:firstLineChars="0"/>
               <w:jc w:val="center"/>
               <w:textAlignment w:val="baseline"/>
             </w:pPr>
@@ -1593,7 +1610,7 @@
           </w:tcPr>
           <w:p>
             <w:pPr>
-              <w:pStyle w:val="TableText"/>
+              <w:pStyle w:val="27"/>
               <w:keepNext w:val="0"/>
               <w:keepLines w:val="0"/>
               <w:pageBreakBefore w:val="0"/>
@@ -1606,7 +1623,7 @@
               <w:bidi w:val="0"/>
               <w:adjustRightInd w:val="0"/>
               <w:snapToGrid w:val="0"/>
-              <w:ind w:left="0" w:right="0" w:firstLine="0" w:leftChars="0" w:rightChars="0" w:firstLineChars="0"/>
+              <w:ind w:left="0" w:leftChars="0" w:right="0" w:rightChars="0" w:firstLine="0" w:firstLineChars="0"/>
               <w:jc w:val="center"/>
               <w:textAlignment w:val="baseline"/>
             </w:pPr>
@@ -1615,9 +1632,14 @@
       </w:tr>
       <w:tr>
         <w:tblPrEx>
-          <w:tblW w:w="8214" w:type="dxa"/>
-          <w:jc w:val="center"/>
-          <w:tblLayout w:type="fixed"/>
+          <w:tblBorders>
+            <w:top w:val="single" w:color="000000" w:sz="2" w:space="0"/>
+            <w:left w:val="single" w:color="000000" w:sz="2" w:space="0"/>
+            <w:bottom w:val="single" w:color="000000" w:sz="2" w:space="0"/>
+            <w:right w:val="single" w:color="000000" w:sz="2" w:space="0"/>
+            <w:insideH w:val="single" w:color="000000" w:sz="2" w:space="0"/>
+            <w:insideV w:val="single" w:color="000000" w:sz="2" w:space="0"/>
+          </w:tblBorders>
           <w:tblCellMar>
             <w:top w:w="0" w:type="dxa"/>
             <w:left w:w="0" w:type="dxa"/>
@@ -1626,7 +1648,7 @@
           </w:tblCellMar>
         </w:tblPrEx>
         <w:trPr>
-          <w:trHeight w:val="556"/>
+          <w:trHeight w:val="556" w:hRule="atLeast"/>
           <w:jc w:val="center"/>
         </w:trPr>
         <w:tc>
@@ -1635,7 +1657,7 @@
           </w:tcPr>
           <w:p>
             <w:pPr>
-              <w:pStyle w:val="TableText"/>
+              <w:pStyle w:val="27"/>
               <w:keepNext w:val="0"/>
               <w:keepLines w:val="0"/>
               <w:pageBreakBefore w:val="0"/>
@@ -1648,7 +1670,7 @@
               <w:bidi w:val="0"/>
               <w:adjustRightInd w:val="0"/>
               <w:snapToGrid w:val="0"/>
-              <w:ind w:left="0" w:right="0" w:firstLine="0" w:leftChars="0" w:rightChars="0" w:firstLineChars="0"/>
+              <w:ind w:left="0" w:leftChars="0" w:right="0" w:rightChars="0" w:firstLine="0" w:firstLineChars="0"/>
               <w:jc w:val="center"/>
               <w:textAlignment w:val="baseline"/>
             </w:pPr>
@@ -1660,7 +1682,7 @@
           </w:tcPr>
           <w:p>
             <w:pPr>
-              <w:pStyle w:val="TableText"/>
+              <w:pStyle w:val="27"/>
               <w:keepNext w:val="0"/>
               <w:keepLines w:val="0"/>
               <w:pageBreakBefore w:val="0"/>
@@ -1673,7 +1695,7 @@
               <w:bidi w:val="0"/>
               <w:adjustRightInd w:val="0"/>
               <w:snapToGrid w:val="0"/>
-              <w:ind w:left="0" w:right="0" w:firstLine="0" w:leftChars="0" w:rightChars="0" w:firstLineChars="0"/>
+              <w:ind w:left="0" w:leftChars="0" w:right="0" w:rightChars="0" w:firstLine="0" w:firstLineChars="0"/>
               <w:jc w:val="center"/>
               <w:textAlignment w:val="baseline"/>
             </w:pPr>
@@ -1685,7 +1707,7 @@
           </w:tcPr>
           <w:p>
             <w:pPr>
-              <w:pStyle w:val="TableText"/>
+              <w:pStyle w:val="27"/>
               <w:keepNext w:val="0"/>
               <w:keepLines w:val="0"/>
               <w:pageBreakBefore w:val="0"/>
@@ -1698,7 +1720,7 @@
               <w:bidi w:val="0"/>
               <w:adjustRightInd w:val="0"/>
               <w:snapToGrid w:val="0"/>
-              <w:ind w:left="0" w:right="0" w:firstLine="0" w:leftChars="0" w:rightChars="0" w:firstLineChars="0"/>
+              <w:ind w:left="0" w:leftChars="0" w:right="0" w:rightChars="0" w:firstLine="0" w:firstLineChars="0"/>
               <w:jc w:val="center"/>
               <w:textAlignment w:val="baseline"/>
             </w:pPr>
@@ -1710,7 +1732,7 @@
           </w:tcPr>
           <w:p>
             <w:pPr>
-              <w:pStyle w:val="TableText"/>
+              <w:pStyle w:val="27"/>
               <w:keepNext w:val="0"/>
               <w:keepLines w:val="0"/>
               <w:pageBreakBefore w:val="0"/>
@@ -1723,7 +1745,7 @@
               <w:bidi w:val="0"/>
               <w:adjustRightInd w:val="0"/>
               <w:snapToGrid w:val="0"/>
-              <w:ind w:left="0" w:right="0" w:firstLine="0" w:leftChars="0" w:rightChars="0" w:firstLineChars="0"/>
+              <w:ind w:left="0" w:leftChars="0" w:right="0" w:rightChars="0" w:firstLine="0" w:firstLineChars="0"/>
               <w:jc w:val="center"/>
               <w:textAlignment w:val="baseline"/>
             </w:pPr>
@@ -1735,7 +1757,7 @@
           </w:tcPr>
           <w:p>
             <w:pPr>
-              <w:pStyle w:val="TableText"/>
+              <w:pStyle w:val="27"/>
               <w:keepNext w:val="0"/>
               <w:keepLines w:val="0"/>
               <w:pageBreakBefore w:val="0"/>
@@ -1748,7 +1770,7 @@
               <w:bidi w:val="0"/>
               <w:adjustRightInd w:val="0"/>
               <w:snapToGrid w:val="0"/>
-              <w:ind w:left="0" w:right="0" w:firstLine="0" w:leftChars="0" w:rightChars="0" w:firstLineChars="0"/>
+              <w:ind w:left="0" w:leftChars="0" w:right="0" w:rightChars="0" w:firstLine="0" w:firstLineChars="0"/>
               <w:jc w:val="center"/>
               <w:textAlignment w:val="baseline"/>
             </w:pPr>
@@ -1760,7 +1782,7 @@
           </w:tcPr>
           <w:p>
             <w:pPr>
-              <w:pStyle w:val="TableText"/>
+              <w:pStyle w:val="27"/>
               <w:keepNext w:val="0"/>
               <w:keepLines w:val="0"/>
               <w:pageBreakBefore w:val="0"/>
@@ -1773,7 +1795,7 @@
               <w:bidi w:val="0"/>
               <w:adjustRightInd w:val="0"/>
               <w:snapToGrid w:val="0"/>
-              <w:ind w:left="0" w:right="0" w:firstLine="0" w:leftChars="0" w:rightChars="0" w:firstLineChars="0"/>
+              <w:ind w:left="0" w:leftChars="0" w:right="0" w:rightChars="0" w:firstLine="0" w:firstLineChars="0"/>
               <w:jc w:val="center"/>
               <w:textAlignment w:val="baseline"/>
             </w:pPr>
@@ -1782,9 +1804,14 @@
       </w:tr>
       <w:tr>
         <w:tblPrEx>
-          <w:tblW w:w="8214" w:type="dxa"/>
-          <w:jc w:val="center"/>
-          <w:tblLayout w:type="fixed"/>
+          <w:tblBorders>
+            <w:top w:val="single" w:color="000000" w:sz="2" w:space="0"/>
+            <w:left w:val="single" w:color="000000" w:sz="2" w:space="0"/>
+            <w:bottom w:val="single" w:color="000000" w:sz="2" w:space="0"/>
+            <w:right w:val="single" w:color="000000" w:sz="2" w:space="0"/>
+            <w:insideH w:val="single" w:color="000000" w:sz="2" w:space="0"/>
+            <w:insideV w:val="single" w:color="000000" w:sz="2" w:space="0"/>
+          </w:tblBorders>
           <w:tblCellMar>
             <w:top w:w="0" w:type="dxa"/>
             <w:left w:w="0" w:type="dxa"/>
@@ -1793,7 +1820,7 @@
           </w:tblCellMar>
         </w:tblPrEx>
         <w:trPr>
-          <w:trHeight w:val="557"/>
+          <w:trHeight w:val="557" w:hRule="atLeast"/>
           <w:jc w:val="center"/>
         </w:trPr>
         <w:tc>
@@ -1802,7 +1829,7 @@
           </w:tcPr>
           <w:p>
             <w:pPr>
-              <w:pStyle w:val="TableText"/>
+              <w:pStyle w:val="27"/>
               <w:keepNext w:val="0"/>
               <w:keepLines w:val="0"/>
               <w:pageBreakBefore w:val="0"/>
@@ -1815,7 +1842,7 @@
               <w:bidi w:val="0"/>
               <w:adjustRightInd w:val="0"/>
               <w:snapToGrid w:val="0"/>
-              <w:ind w:left="0" w:right="0" w:firstLine="0" w:leftChars="0" w:rightChars="0" w:firstLineChars="0"/>
+              <w:ind w:left="0" w:leftChars="0" w:right="0" w:rightChars="0" w:firstLine="0" w:firstLineChars="0"/>
               <w:jc w:val="center"/>
               <w:textAlignment w:val="baseline"/>
             </w:pPr>
@@ -1827,7 +1854,7 @@
           </w:tcPr>
           <w:p>
             <w:pPr>
-              <w:pStyle w:val="TableText"/>
+              <w:pStyle w:val="27"/>
               <w:keepNext w:val="0"/>
               <w:keepLines w:val="0"/>
               <w:pageBreakBefore w:val="0"/>
@@ -1840,7 +1867,7 @@
               <w:bidi w:val="0"/>
               <w:adjustRightInd w:val="0"/>
               <w:snapToGrid w:val="0"/>
-              <w:ind w:left="0" w:right="0" w:firstLine="0" w:leftChars="0" w:rightChars="0" w:firstLineChars="0"/>
+              <w:ind w:left="0" w:leftChars="0" w:right="0" w:rightChars="0" w:firstLine="0" w:firstLineChars="0"/>
               <w:jc w:val="center"/>
               <w:textAlignment w:val="baseline"/>
             </w:pPr>
@@ -1852,7 +1879,7 @@
           </w:tcPr>
           <w:p>
             <w:pPr>
-              <w:pStyle w:val="TableText"/>
+              <w:pStyle w:val="27"/>
               <w:keepNext w:val="0"/>
               <w:keepLines w:val="0"/>
               <w:pageBreakBefore w:val="0"/>
@@ -1865,7 +1892,7 @@
               <w:bidi w:val="0"/>
               <w:adjustRightInd w:val="0"/>
               <w:snapToGrid w:val="0"/>
-              <w:ind w:left="0" w:right="0" w:firstLine="0" w:leftChars="0" w:rightChars="0" w:firstLineChars="0"/>
+              <w:ind w:left="0" w:leftChars="0" w:right="0" w:rightChars="0" w:firstLine="0" w:firstLineChars="0"/>
               <w:jc w:val="center"/>
               <w:textAlignment w:val="baseline"/>
             </w:pPr>
@@ -1877,7 +1904,7 @@
           </w:tcPr>
           <w:p>
             <w:pPr>
-              <w:pStyle w:val="TableText"/>
+              <w:pStyle w:val="27"/>
               <w:keepNext w:val="0"/>
               <w:keepLines w:val="0"/>
               <w:pageBreakBefore w:val="0"/>
@@ -1890,7 +1917,7 @@
               <w:bidi w:val="0"/>
               <w:adjustRightInd w:val="0"/>
               <w:snapToGrid w:val="0"/>
-              <w:ind w:left="0" w:right="0" w:firstLine="0" w:leftChars="0" w:rightChars="0" w:firstLineChars="0"/>
+              <w:ind w:left="0" w:leftChars="0" w:right="0" w:rightChars="0" w:firstLine="0" w:firstLineChars="0"/>
               <w:jc w:val="center"/>
               <w:textAlignment w:val="baseline"/>
             </w:pPr>
@@ -1902,7 +1929,7 @@
           </w:tcPr>
           <w:p>
             <w:pPr>
-              <w:pStyle w:val="TableText"/>
+              <w:pStyle w:val="27"/>
               <w:keepNext w:val="0"/>
               <w:keepLines w:val="0"/>
               <w:pageBreakBefore w:val="0"/>
@@ -1915,7 +1942,7 @@
               <w:bidi w:val="0"/>
               <w:adjustRightInd w:val="0"/>
               <w:snapToGrid w:val="0"/>
-              <w:ind w:left="0" w:right="0" w:firstLine="0" w:leftChars="0" w:rightChars="0" w:firstLineChars="0"/>
+              <w:ind w:left="0" w:leftChars="0" w:right="0" w:rightChars="0" w:firstLine="0" w:firstLineChars="0"/>
               <w:jc w:val="center"/>
               <w:textAlignment w:val="baseline"/>
             </w:pPr>
@@ -1927,7 +1954,7 @@
           </w:tcPr>
           <w:p>
             <w:pPr>
-              <w:pStyle w:val="TableText"/>
+              <w:pStyle w:val="27"/>
               <w:keepNext w:val="0"/>
               <w:keepLines w:val="0"/>
               <w:pageBreakBefore w:val="0"/>
@@ -1940,7 +1967,7 @@
               <w:bidi w:val="0"/>
               <w:adjustRightInd w:val="0"/>
               <w:snapToGrid w:val="0"/>
-              <w:ind w:left="0" w:right="0" w:firstLine="0" w:leftChars="0" w:rightChars="0" w:firstLineChars="0"/>
+              <w:ind w:left="0" w:leftChars="0" w:right="0" w:rightChars="0" w:firstLine="0" w:firstLineChars="0"/>
               <w:jc w:val="center"/>
               <w:textAlignment w:val="baseline"/>
             </w:pPr>
@@ -1971,7 +1998,7 @@
     <w:sdt>
       <w:sdtPr>
         <w:rPr>
-          <w:rFonts w:ascii="宋体" w:eastAsia="宋体" w:hAnsi="宋体" w:cs="Arial"/>
+          <w:rFonts w:ascii="宋体" w:hAnsi="宋体" w:eastAsia="宋体" w:cs="Arial"/>
           <w:snapToGrid w:val="0"/>
           <w:color w:val="000000"/>
           <w:kern w:val="0"/>
@@ -1987,7 +2014,7 @@
       </w:sdtPr>
       <w:sdtEndPr>
         <w:rPr>
-          <w:rFonts w:ascii="宋体" w:eastAsia="宋体" w:hAnsi="宋体" w:cs="宋体" w:hint="eastAsia"/>
+          <w:rFonts w:hint="eastAsia" w:ascii="宋体" w:hAnsi="宋体" w:eastAsia="宋体" w:cs="宋体"/>
           <w:snapToGrid w:val="0"/>
           <w:color w:val="000000"/>
           <w:kern w:val="0"/>
@@ -2012,18 +2039,18 @@
             <w:adjustRightInd w:val="0"/>
             <w:snapToGrid w:val="0"/>
             <w:spacing w:before="0" w:beforeLines="0" w:after="0" w:afterLines="0" w:line="240" w:lineRule="auto"/>
-            <w:ind w:left="0" w:right="0" w:firstLine="0" w:leftChars="0" w:rightChars="0" w:firstLineChars="0"/>
+            <w:ind w:left="0" w:leftChars="0" w:right="0" w:rightChars="0" w:firstLine="0" w:firstLineChars="0"/>
             <w:jc w:val="center"/>
             <w:textAlignment w:val="baseline"/>
             <w:rPr>
-              <w:rFonts w:ascii="宋体" w:eastAsia="宋体" w:hAnsi="宋体" w:cs="宋体" w:hint="eastAsia"/>
+              <w:rFonts w:hint="eastAsia" w:ascii="宋体" w:hAnsi="宋体" w:eastAsia="宋体" w:cs="宋体"/>
               <w:sz w:val="24"/>
               <w:szCs w:val="24"/>
             </w:rPr>
           </w:pPr>
           <w:r>
             <w:rPr>
-              <w:rFonts w:ascii="宋体" w:eastAsia="宋体" w:hAnsi="宋体" w:cs="宋体" w:hint="eastAsia"/>
+              <w:rFonts w:hint="eastAsia" w:ascii="宋体" w:hAnsi="宋体" w:eastAsia="宋体" w:cs="宋体"/>
               <w:sz w:val="24"/>
               <w:szCs w:val="24"/>
             </w:rPr>
@@ -2032,16 +2059,14 @@
         </w:p>
         <w:p>
           <w:pPr>
-            <w:pStyle w:val="TOC1"/>
+            <w:pStyle w:val="16"/>
             <w:tabs>
               <w:tab w:val="right" w:leader="dot" w:pos="8306"/>
             </w:tabs>
           </w:pPr>
-          <w:bookmarkStart w:id="2" w:name="_GoBack"/>
-          <w:bookmarkEnd w:id="2"/>
           <w:r>
             <w:rPr>
-              <w:rFonts w:ascii="宋体" w:eastAsia="宋体" w:hAnsi="宋体" w:cs="宋体" w:hint="eastAsia"/>
+              <w:rFonts w:hint="eastAsia" w:ascii="宋体" w:hAnsi="宋体" w:eastAsia="宋体" w:cs="宋体"/>
               <w:sz w:val="24"/>
               <w:szCs w:val="24"/>
             </w:rPr>
@@ -2049,7 +2074,7 @@
           </w:r>
           <w:r>
             <w:rPr>
-              <w:rFonts w:ascii="宋体" w:eastAsia="宋体" w:hAnsi="宋体" w:cs="宋体" w:hint="eastAsia"/>
+              <w:rFonts w:hint="eastAsia" w:ascii="宋体" w:hAnsi="宋体" w:eastAsia="宋体" w:cs="宋体"/>
               <w:sz w:val="24"/>
               <w:szCs w:val="24"/>
             </w:rPr>
@@ -2057,7 +2082,7 @@
           </w:r>
           <w:r>
             <w:rPr>
-              <w:rFonts w:ascii="宋体" w:eastAsia="宋体" w:hAnsi="宋体" w:cs="宋体" w:hint="eastAsia"/>
+              <w:rFonts w:hint="eastAsia" w:ascii="宋体" w:hAnsi="宋体" w:eastAsia="宋体" w:cs="宋体"/>
               <w:sz w:val="24"/>
               <w:szCs w:val="24"/>
             </w:rPr>
@@ -2065,21 +2090,21 @@
           </w:r>
           <w:r>
             <w:rPr>
-              <w:rFonts w:ascii="宋体" w:eastAsia="宋体" w:hAnsi="宋体" w:cs="宋体" w:hint="eastAsia"/>
+              <w:rFonts w:hint="eastAsia" w:ascii="宋体" w:hAnsi="宋体" w:eastAsia="宋体" w:cs="宋体"/>
               <w:szCs w:val="24"/>
             </w:rPr>
             <w:fldChar w:fldCharType="begin"/>
           </w:r>
           <w:r>
             <w:rPr>
-              <w:rFonts w:ascii="宋体" w:eastAsia="宋体" w:hAnsi="宋体" w:cs="宋体" w:hint="eastAsia"/>
+              <w:rFonts w:hint="eastAsia" w:ascii="宋体" w:hAnsi="宋体" w:eastAsia="宋体" w:cs="宋体"/>
               <w:szCs w:val="24"/>
             </w:rPr>
-            <w:instrText xml:space="preserve"> HYPERLINK \l _Toc2239 </w:instrText>
+            <w:instrText xml:space="preserve"> HYPERLINK \l _Toc16543 </w:instrText>
           </w:r>
           <w:r>
             <w:rPr>
-              <w:rFonts w:ascii="宋体" w:eastAsia="宋体" w:hAnsi="宋体" w:cs="宋体" w:hint="eastAsia"/>
+              <w:rFonts w:hint="eastAsia" w:ascii="宋体" w:hAnsi="宋体" w:eastAsia="宋体" w:cs="宋体"/>
               <w:szCs w:val="24"/>
             </w:rPr>
             <w:fldChar w:fldCharType="separate"/>
@@ -2098,7 +2123,7 @@
             <w:fldChar w:fldCharType="begin"/>
           </w:r>
           <w:r>
-            <w:instrText xml:space="preserve"> PAGEREF _Toc2239 \h </w:instrText>
+            <w:instrText xml:space="preserve"> PAGEREF _Toc16543 \h </w:instrText>
           </w:r>
           <w:r>
             <w:fldChar w:fldCharType="separate"/>
@@ -2111,7 +2136,7 @@
           </w:r>
           <w:r>
             <w:rPr>
-              <w:rFonts w:ascii="宋体" w:eastAsia="宋体" w:hAnsi="宋体" w:cs="宋体" w:hint="eastAsia"/>
+              <w:rFonts w:hint="eastAsia" w:ascii="宋体" w:hAnsi="宋体" w:eastAsia="宋体" w:cs="宋体"/>
               <w:szCs w:val="24"/>
             </w:rPr>
             <w:fldChar w:fldCharType="end"/>
@@ -2119,28 +2144,28 @@
         </w:p>
         <w:p>
           <w:pPr>
-            <w:pStyle w:val="TOC1"/>
+            <w:pStyle w:val="16"/>
             <w:tabs>
               <w:tab w:val="right" w:leader="dot" w:pos="8306"/>
             </w:tabs>
           </w:pPr>
           <w:r>
             <w:rPr>
-              <w:rFonts w:ascii="宋体" w:eastAsia="宋体" w:hAnsi="宋体" w:cs="宋体" w:hint="eastAsia"/>
+              <w:rFonts w:hint="eastAsia" w:ascii="宋体" w:hAnsi="宋体" w:eastAsia="宋体" w:cs="宋体"/>
               <w:szCs w:val="24"/>
             </w:rPr>
             <w:fldChar w:fldCharType="begin"/>
           </w:r>
           <w:r>
             <w:rPr>
-              <w:rFonts w:ascii="宋体" w:eastAsia="宋体" w:hAnsi="宋体" w:cs="宋体" w:hint="eastAsia"/>
+              <w:rFonts w:hint="eastAsia" w:ascii="宋体" w:hAnsi="宋体" w:eastAsia="宋体" w:cs="宋体"/>
               <w:szCs w:val="24"/>
             </w:rPr>
-            <w:instrText xml:space="preserve"> HYPERLINK \l _Toc22589 </w:instrText>
+            <w:instrText xml:space="preserve"> HYPERLINK \l _Toc31740 </w:instrText>
           </w:r>
           <w:r>
             <w:rPr>
-              <w:rFonts w:ascii="宋体" w:eastAsia="宋体" w:hAnsi="宋体" w:cs="宋体" w:hint="eastAsia"/>
+              <w:rFonts w:hint="eastAsia" w:ascii="宋体" w:hAnsi="宋体" w:eastAsia="宋体" w:cs="宋体"/>
               <w:szCs w:val="24"/>
             </w:rPr>
             <w:fldChar w:fldCharType="separate"/>
@@ -2159,7 +2184,7 @@
             <w:fldChar w:fldCharType="begin"/>
           </w:r>
           <w:r>
-            <w:instrText xml:space="preserve"> PAGEREF _Toc22589 \h </w:instrText>
+            <w:instrText xml:space="preserve"> PAGEREF _Toc31740 \h </w:instrText>
           </w:r>
           <w:r>
             <w:fldChar w:fldCharType="separate"/>
@@ -2172,7 +2197,7 @@
           </w:r>
           <w:r>
             <w:rPr>
-              <w:rFonts w:ascii="宋体" w:eastAsia="宋体" w:hAnsi="宋体" w:cs="宋体" w:hint="eastAsia"/>
+              <w:rFonts w:hint="eastAsia" w:ascii="宋体" w:hAnsi="宋体" w:eastAsia="宋体" w:cs="宋体"/>
               <w:szCs w:val="24"/>
             </w:rPr>
             <w:fldChar w:fldCharType="end"/>
@@ -2180,28 +2205,28 @@
         </w:p>
         <w:p>
           <w:pPr>
-            <w:pStyle w:val="TOC1"/>
+            <w:pStyle w:val="16"/>
             <w:tabs>
               <w:tab w:val="right" w:leader="dot" w:pos="8306"/>
             </w:tabs>
           </w:pPr>
           <w:r>
             <w:rPr>
-              <w:rFonts w:ascii="宋体" w:eastAsia="宋体" w:hAnsi="宋体" w:cs="宋体" w:hint="eastAsia"/>
+              <w:rFonts w:hint="eastAsia" w:ascii="宋体" w:hAnsi="宋体" w:eastAsia="宋体" w:cs="宋体"/>
               <w:szCs w:val="24"/>
             </w:rPr>
             <w:fldChar w:fldCharType="begin"/>
           </w:r>
           <w:r>
             <w:rPr>
-              <w:rFonts w:ascii="宋体" w:eastAsia="宋体" w:hAnsi="宋体" w:cs="宋体" w:hint="eastAsia"/>
+              <w:rFonts w:hint="eastAsia" w:ascii="宋体" w:hAnsi="宋体" w:eastAsia="宋体" w:cs="宋体"/>
               <w:szCs w:val="24"/>
             </w:rPr>
-            <w:instrText xml:space="preserve"> HYPERLINK \l _Toc9858 </w:instrText>
+            <w:instrText xml:space="preserve"> HYPERLINK \l _Toc25493 </w:instrText>
           </w:r>
           <w:r>
             <w:rPr>
-              <w:rFonts w:ascii="宋体" w:eastAsia="宋体" w:hAnsi="宋体" w:cs="宋体" w:hint="eastAsia"/>
+              <w:rFonts w:hint="eastAsia" w:ascii="宋体" w:hAnsi="宋体" w:eastAsia="宋体" w:cs="宋体"/>
               <w:szCs w:val="24"/>
             </w:rPr>
             <w:fldChar w:fldCharType="separate"/>
@@ -2226,7 +2251,7 @@
             <w:fldChar w:fldCharType="begin"/>
           </w:r>
           <w:r>
-            <w:instrText xml:space="preserve"> PAGEREF _Toc9858 \h </w:instrText>
+            <w:instrText xml:space="preserve"> PAGEREF _Toc25493 \h </w:instrText>
           </w:r>
           <w:r>
             <w:fldChar w:fldCharType="separate"/>
@@ -2239,7 +2264,7 @@
           </w:r>
           <w:r>
             <w:rPr>
-              <w:rFonts w:ascii="宋体" w:eastAsia="宋体" w:hAnsi="宋体" w:cs="宋体" w:hint="eastAsia"/>
+              <w:rFonts w:hint="eastAsia" w:ascii="宋体" w:hAnsi="宋体" w:eastAsia="宋体" w:cs="宋体"/>
               <w:szCs w:val="24"/>
             </w:rPr>
             <w:fldChar w:fldCharType="end"/>
@@ -2247,28 +2272,28 @@
         </w:p>
         <w:p>
           <w:pPr>
-            <w:pStyle w:val="TOC2"/>
+            <w:pStyle w:val="17"/>
             <w:tabs>
               <w:tab w:val="right" w:leader="dot" w:pos="8306"/>
             </w:tabs>
           </w:pPr>
           <w:r>
             <w:rPr>
-              <w:rFonts w:ascii="宋体" w:eastAsia="宋体" w:hAnsi="宋体" w:cs="宋体" w:hint="eastAsia"/>
+              <w:rFonts w:hint="eastAsia" w:ascii="宋体" w:hAnsi="宋体" w:eastAsia="宋体" w:cs="宋体"/>
               <w:szCs w:val="24"/>
             </w:rPr>
             <w:fldChar w:fldCharType="begin"/>
           </w:r>
           <w:r>
             <w:rPr>
-              <w:rFonts w:ascii="宋体" w:eastAsia="宋体" w:hAnsi="宋体" w:cs="宋体" w:hint="eastAsia"/>
+              <w:rFonts w:hint="eastAsia" w:ascii="宋体" w:hAnsi="宋体" w:eastAsia="宋体" w:cs="宋体"/>
               <w:szCs w:val="24"/>
             </w:rPr>
-            <w:instrText xml:space="preserve"> HYPERLINK \l _Toc20773 </w:instrText>
+            <w:instrText xml:space="preserve"> HYPERLINK \l _Toc16810 </w:instrText>
           </w:r>
           <w:r>
             <w:rPr>
-              <w:rFonts w:ascii="宋体" w:eastAsia="宋体" w:hAnsi="宋体" w:cs="宋体" w:hint="eastAsia"/>
+              <w:rFonts w:hint="eastAsia" w:ascii="宋体" w:hAnsi="宋体" w:eastAsia="宋体" w:cs="宋体"/>
               <w:szCs w:val="24"/>
             </w:rPr>
             <w:fldChar w:fldCharType="separate"/>
@@ -2294,7 +2319,7 @@
             <w:fldChar w:fldCharType="begin"/>
           </w:r>
           <w:r>
-            <w:instrText xml:space="preserve"> PAGEREF _Toc20773 \h </w:instrText>
+            <w:instrText xml:space="preserve"> PAGEREF _Toc16810 \h </w:instrText>
           </w:r>
           <w:r>
             <w:fldChar w:fldCharType="separate"/>
@@ -2307,7 +2332,7 @@
           </w:r>
           <w:r>
             <w:rPr>
-              <w:rFonts w:ascii="宋体" w:eastAsia="宋体" w:hAnsi="宋体" w:cs="宋体" w:hint="eastAsia"/>
+              <w:rFonts w:hint="eastAsia" w:ascii="宋体" w:hAnsi="宋体" w:eastAsia="宋体" w:cs="宋体"/>
               <w:szCs w:val="24"/>
             </w:rPr>
             <w:fldChar w:fldCharType="end"/>
@@ -2315,28 +2340,28 @@
         </w:p>
         <w:p>
           <w:pPr>
-            <w:pStyle w:val="TOC2"/>
+            <w:pStyle w:val="17"/>
             <w:tabs>
               <w:tab w:val="right" w:leader="dot" w:pos="8306"/>
             </w:tabs>
           </w:pPr>
           <w:r>
             <w:rPr>
-              <w:rFonts w:ascii="宋体" w:eastAsia="宋体" w:hAnsi="宋体" w:cs="宋体" w:hint="eastAsia"/>
+              <w:rFonts w:hint="eastAsia" w:ascii="宋体" w:hAnsi="宋体" w:eastAsia="宋体" w:cs="宋体"/>
               <w:szCs w:val="24"/>
             </w:rPr>
             <w:fldChar w:fldCharType="begin"/>
           </w:r>
           <w:r>
             <w:rPr>
-              <w:rFonts w:ascii="宋体" w:eastAsia="宋体" w:hAnsi="宋体" w:cs="宋体" w:hint="eastAsia"/>
+              <w:rFonts w:hint="eastAsia" w:ascii="宋体" w:hAnsi="宋体" w:eastAsia="宋体" w:cs="宋体"/>
               <w:szCs w:val="24"/>
             </w:rPr>
-            <w:instrText xml:space="preserve"> HYPERLINK \l _Toc28118 </w:instrText>
+            <w:instrText xml:space="preserve"> HYPERLINK \l _Toc761 </w:instrText>
           </w:r>
           <w:r>
             <w:rPr>
-              <w:rFonts w:ascii="宋体" w:eastAsia="宋体" w:hAnsi="宋体" w:cs="宋体" w:hint="eastAsia"/>
+              <w:rFonts w:hint="eastAsia" w:ascii="宋体" w:hAnsi="宋体" w:eastAsia="宋体" w:cs="宋体"/>
               <w:szCs w:val="24"/>
             </w:rPr>
             <w:fldChar w:fldCharType="separate"/>
@@ -2362,7 +2387,7 @@
             <w:fldChar w:fldCharType="begin"/>
           </w:r>
           <w:r>
-            <w:instrText xml:space="preserve"> PAGEREF _Toc28118 \h </w:instrText>
+            <w:instrText xml:space="preserve"> PAGEREF _Toc761 \h </w:instrText>
           </w:r>
           <w:r>
             <w:fldChar w:fldCharType="separate"/>
@@ -2375,7 +2400,7 @@
           </w:r>
           <w:r>
             <w:rPr>
-              <w:rFonts w:ascii="宋体" w:eastAsia="宋体" w:hAnsi="宋体" w:cs="宋体" w:hint="eastAsia"/>
+              <w:rFonts w:hint="eastAsia" w:ascii="宋体" w:hAnsi="宋体" w:eastAsia="宋体" w:cs="宋体"/>
               <w:szCs w:val="24"/>
             </w:rPr>
             <w:fldChar w:fldCharType="end"/>
@@ -2383,28 +2408,28 @@
         </w:p>
         <w:p>
           <w:pPr>
-            <w:pStyle w:val="TOC2"/>
+            <w:pStyle w:val="17"/>
             <w:tabs>
               <w:tab w:val="right" w:leader="dot" w:pos="8306"/>
             </w:tabs>
           </w:pPr>
           <w:r>
             <w:rPr>
-              <w:rFonts w:ascii="宋体" w:eastAsia="宋体" w:hAnsi="宋体" w:cs="宋体" w:hint="eastAsia"/>
+              <w:rFonts w:hint="eastAsia" w:ascii="宋体" w:hAnsi="宋体" w:eastAsia="宋体" w:cs="宋体"/>
               <w:szCs w:val="24"/>
             </w:rPr>
             <w:fldChar w:fldCharType="begin"/>
           </w:r>
           <w:r>
             <w:rPr>
-              <w:rFonts w:ascii="宋体" w:eastAsia="宋体" w:hAnsi="宋体" w:cs="宋体" w:hint="eastAsia"/>
+              <w:rFonts w:hint="eastAsia" w:ascii="宋体" w:hAnsi="宋体" w:eastAsia="宋体" w:cs="宋体"/>
               <w:szCs w:val="24"/>
             </w:rPr>
-            <w:instrText xml:space="preserve"> HYPERLINK \l _Toc27432 </w:instrText>
+            <w:instrText xml:space="preserve"> HYPERLINK \l _Toc7636 </w:instrText>
           </w:r>
           <w:r>
             <w:rPr>
-              <w:rFonts w:ascii="宋体" w:eastAsia="宋体" w:hAnsi="宋体" w:cs="宋体" w:hint="eastAsia"/>
+              <w:rFonts w:hint="eastAsia" w:ascii="宋体" w:hAnsi="宋体" w:eastAsia="宋体" w:cs="宋体"/>
               <w:szCs w:val="24"/>
             </w:rPr>
             <w:fldChar w:fldCharType="separate"/>
@@ -2430,7 +2455,7 @@
             <w:fldChar w:fldCharType="begin"/>
           </w:r>
           <w:r>
-            <w:instrText xml:space="preserve"> PAGEREF _Toc27432 \h </w:instrText>
+            <w:instrText xml:space="preserve"> PAGEREF _Toc7636 \h </w:instrText>
           </w:r>
           <w:r>
             <w:fldChar w:fldCharType="separate"/>
@@ -2443,7 +2468,7 @@
           </w:r>
           <w:r>
             <w:rPr>
-              <w:rFonts w:ascii="宋体" w:eastAsia="宋体" w:hAnsi="宋体" w:cs="宋体" w:hint="eastAsia"/>
+              <w:rFonts w:hint="eastAsia" w:ascii="宋体" w:hAnsi="宋体" w:eastAsia="宋体" w:cs="宋体"/>
               <w:szCs w:val="24"/>
             </w:rPr>
             <w:fldChar w:fldCharType="end"/>
@@ -2465,7 +2490,7 @@
             <w:snapToGrid w:val="0"/>
             <w:textAlignment w:val="baseline"/>
             <w:rPr>
-              <w:rFonts w:ascii="宋体" w:eastAsia="宋体" w:hAnsi="宋体" w:cs="宋体" w:hint="eastAsia"/>
+              <w:rFonts w:hint="eastAsia" w:ascii="宋体" w:hAnsi="宋体" w:eastAsia="宋体" w:cs="宋体"/>
               <w:snapToGrid w:val="0"/>
               <w:color w:val="000000"/>
               <w:kern w:val="0"/>
@@ -2476,7 +2501,7 @@
           </w:pPr>
           <w:r>
             <w:rPr>
-              <w:rFonts w:ascii="宋体" w:eastAsia="宋体" w:hAnsi="宋体" w:cs="宋体" w:hint="eastAsia"/>
+              <w:rFonts w:hint="eastAsia" w:ascii="宋体" w:hAnsi="宋体" w:eastAsia="宋体" w:cs="宋体"/>
               <w:szCs w:val="24"/>
             </w:rPr>
             <w:fldChar w:fldCharType="end"/>
@@ -2500,7 +2525,7 @@
         <w:snapToGrid w:val="0"/>
         <w:textAlignment w:val="baseline"/>
         <w:rPr>
-          <w:rFonts w:ascii="Arial" w:eastAsia="Arial" w:hAnsi="Arial" w:cs="Arial"/>
+          <w:rFonts w:ascii="Arial" w:hAnsi="Arial" w:eastAsia="Arial" w:cs="Arial"/>
           <w:snapToGrid w:val="0"/>
           <w:color w:val="000000"/>
           <w:kern w:val="0"/>
@@ -2511,7 +2536,7 @@
       </w:pPr>
       <w:r>
         <w:rPr>
-          <w:rFonts w:ascii="Arial" w:eastAsia="Arial" w:hAnsi="Arial" w:cs="Arial"/>
+          <w:rFonts w:ascii="Arial" w:hAnsi="Arial" w:eastAsia="Arial" w:cs="Arial"/>
           <w:snapToGrid w:val="0"/>
           <w:color w:val="000000"/>
           <w:kern w:val="0"/>
@@ -2524,7 +2549,7 @@
     </w:p>
     <w:p>
       <w:pPr>
-        <w:pStyle w:val="1"/>
+        <w:pStyle w:val="28"/>
         <w:keepNext w:val="0"/>
         <w:keepLines w:val="0"/>
         <w:pageBreakBefore w:val="0"/>
@@ -2539,19 +2564,54 @@
         <w:snapToGrid w:val="0"/>
         <w:textAlignment w:val="baseline"/>
       </w:pPr>
-      <w:bookmarkStart w:id="3" w:name="_Toc9858"/>
+      <w:bookmarkStart w:id="2" w:name="_Toc25493"/>
       <w:r>
         <w:rPr>
           <w:rFonts w:hint="eastAsia"/>
           <w:lang w:val="en-US" w:eastAsia="zh-CN"/>
         </w:rPr>
         <w:t>目的</w:t>
+      </w:r>
+      <w:bookmarkEnd w:id="2"/>
+    </w:p>
+    <w:p>
+      <w:pPr>
+        <w:pStyle w:val="29"/>
+        <w:rPr>
+          <w:rFonts w:hint="default"/>
+          <w:lang w:val="en-US" w:eastAsia="zh-CN"/>
+        </w:rPr>
+      </w:pPr>
+      <w:r>
+        <w:rPr>
+          <w:rFonts w:hint="eastAsia"/>
+          <w:lang w:val="en-US" w:eastAsia="zh-CN"/>
+        </w:rPr>
+        <w:t>为验证公司运维工作的规范性、准确性及在实际场景中的应用效果，确保其符合公司既定的服务标准与沟通规范，并能有效支撑运维服务质量的统一交付与客户体验的提升，特制定本年度内部审核计划。</w:t>
+      </w:r>
+    </w:p>
+    <w:p>
+      <w:pPr>
+        <w:pStyle w:val="30"/>
+        <w:bidi w:val="0"/>
+        <w:rPr>
+          <w:rFonts w:hint="eastAsia"/>
+          <w:lang w:val="en-US" w:eastAsia="zh-CN"/>
+        </w:rPr>
+      </w:pPr>
+      <w:bookmarkStart w:id="3" w:name="_Toc16810"/>
+      <w:r>
+        <w:rPr>
+          <w:rFonts w:hint="eastAsia"/>
+          <w:lang w:val="en-US" w:eastAsia="zh-CN"/>
+        </w:rPr>
+        <w:t>审核基本信息</w:t>
       </w:r>
       <w:bookmarkEnd w:id="3"/>
     </w:p>
     <w:p>
       <w:pPr>
-        <w:pStyle w:val="a1"/>
+        <w:pStyle w:val="29"/>
         <w:rPr>
           <w:rFonts w:hint="default"/>
           <w:lang w:val="en-US" w:eastAsia="zh-CN"/>
@@ -2562,33 +2622,67 @@
           <w:rFonts w:hint="eastAsia"/>
           <w:lang w:val="en-US" w:eastAsia="zh-CN"/>
         </w:rPr>
-        <w:t>为验证公司运维工作的规范性、准确性及在实际场景中的应用效果，确保其符合公司既定的服务标准与沟通规范，并能有效支撑运维服务质量的统一交付与客户体验的提升，特制定本年度内部审核计划。</w:t>
+        <w:t>时间安排：2025.11.15-2025.11.16</w:t>
       </w:r>
     </w:p>
     <w:p>
       <w:pPr>
-        <w:pStyle w:val="2"/>
+        <w:pStyle w:val="29"/>
+        <w:rPr>
+          <w:rFonts w:hint="eastAsia"/>
+          <w:lang w:val="en-US" w:eastAsia="zh-CN"/>
+        </w:rPr>
+      </w:pPr>
+      <w:r>
+        <w:rPr>
+          <w:rFonts w:hint="eastAsia"/>
+          <w:lang w:val="en-US" w:eastAsia="zh-CN"/>
+        </w:rPr>
+        <w:t>首次会议：2025.11.15 9:30</w:t>
+      </w:r>
+    </w:p>
+    <w:p>
+      <w:pPr>
+        <w:pStyle w:val="29"/>
+        <w:rPr>
+          <w:rFonts w:hint="default"/>
+          <w:lang w:val="en-US" w:eastAsia="zh-CN"/>
+        </w:rPr>
+      </w:pPr>
+      <w:r>
+        <w:rPr>
+          <w:rFonts w:hint="eastAsia"/>
+          <w:lang w:val="en-US" w:eastAsia="zh-CN"/>
+        </w:rPr>
+        <w:t>末次会议：2025.11.16 17:30</w:t>
+      </w:r>
+      <w:bookmarkStart w:id="6" w:name="_GoBack"/>
+      <w:bookmarkEnd w:id="6"/>
+    </w:p>
+    <w:p>
+      <w:pPr>
+        <w:pStyle w:val="30"/>
         <w:bidi w:val="0"/>
         <w:rPr>
           <w:rFonts w:hint="eastAsia"/>
           <w:lang w:val="en-US" w:eastAsia="zh-CN"/>
         </w:rPr>
       </w:pPr>
-      <w:bookmarkStart w:id="4" w:name="_Toc20773"/>
+      <w:bookmarkStart w:id="4" w:name="_Toc761"/>
       <w:r>
         <w:rPr>
           <w:rFonts w:hint="eastAsia"/>
           <w:lang w:val="en-US" w:eastAsia="zh-CN"/>
         </w:rPr>
-        <w:t>审核基本信息</w:t>
+        <w:t>审核组成员</w:t>
       </w:r>
       <w:bookmarkEnd w:id="4"/>
     </w:p>
     <w:p>
       <w:pPr>
-        <w:pStyle w:val="a1"/>
-        <w:rPr>
-          <w:rFonts w:hint="default"/>
+        <w:pStyle w:val="29"/>
+        <w:rPr>
+          <w:rFonts w:hint="eastAsia"/>
           <w:lang w:val="en-US" w:eastAsia="zh-CN"/>
         </w:rPr>
       </w:pPr>
@@ -2597,28 +2691,113 @@
           <w:rFonts w:hint="eastAsia"/>
           <w:lang w:val="en-US" w:eastAsia="zh-CN"/>
         </w:rPr>
-        <w:t>时间安排：2025.11.15-2025.11.16</w:t>
+        <w:t>审核组由组长和组员构成，组长由管代担任，数智运营部经理</w:t>
+      </w:r>
+      <w:r>
+        <w:rPr>
+          <w:rFonts w:hint="eastAsia"/>
+          <w:vertAlign w:val="baseline"/>
+          <w:lang w:val="en-US" w:eastAsia="zh-CN"/>
+        </w:rPr>
+        <w:t>（A）</w:t>
+      </w:r>
+      <w:r>
+        <w:rPr>
+          <w:rFonts w:hint="eastAsia"/>
+          <w:lang w:val="en-US" w:eastAsia="zh-CN"/>
+        </w:rPr>
+        <w:t>、研究总院经理</w:t>
+      </w:r>
+      <w:r>
+        <w:rPr>
+          <w:rFonts w:hint="eastAsia"/>
+          <w:vertAlign w:val="baseline"/>
+          <w:lang w:val="en-US" w:eastAsia="zh-CN"/>
+        </w:rPr>
+        <w:t>（B）</w:t>
+      </w:r>
+      <w:r>
+        <w:rPr>
+          <w:rFonts w:hint="eastAsia"/>
+          <w:lang w:val="en-US" w:eastAsia="zh-CN"/>
+        </w:rPr>
+        <w:t>、人力部经理</w:t>
+      </w:r>
+      <w:r>
+        <w:rPr>
+          <w:rFonts w:hint="eastAsia"/>
+          <w:vertAlign w:val="baseline"/>
+          <w:lang w:val="en-US" w:eastAsia="zh-CN"/>
+        </w:rPr>
+        <w:t>（C）</w:t>
+      </w:r>
+      <w:r>
+        <w:rPr>
+          <w:rFonts w:hint="eastAsia"/>
+          <w:lang w:val="en-US" w:eastAsia="zh-CN"/>
+        </w:rPr>
+        <w:t>、质量管理部经理</w:t>
+      </w:r>
+      <w:r>
+        <w:rPr>
+          <w:rFonts w:hint="eastAsia"/>
+          <w:vertAlign w:val="baseline"/>
+          <w:lang w:val="en-US" w:eastAsia="zh-CN"/>
+        </w:rPr>
+        <w:t>（D）</w:t>
+      </w:r>
+      <w:r>
+        <w:rPr>
+          <w:rFonts w:hint="eastAsia"/>
+          <w:lang w:val="en-US" w:eastAsia="zh-CN"/>
+        </w:rPr>
+        <w:t>担任组员。审核组信息如表4-1所示</w:t>
       </w:r>
     </w:p>
     <w:p>
       <w:pPr>
-        <w:pStyle w:val="a1"/>
+        <w:pStyle w:val="29"/>
+        <w:ind w:left="0" w:leftChars="0" w:right="0" w:rightChars="0" w:firstLine="0" w:firstLineChars="0"/>
+        <w:jc w:val="center"/>
+        <w:rPr>
+          <w:rFonts w:hint="default"/>
+          <w:lang w:val="en-US" w:eastAsia="zh-CN"/>
+        </w:rPr>
+      </w:pPr>
+      <w:r>
         <w:rPr>
           <w:rFonts w:hint="eastAsia"/>
           <w:lang w:val="en-US" w:eastAsia="zh-CN"/>
         </w:rPr>
-      </w:pPr>
+        <w:t>表</w:t>
+      </w:r>
       <w:r>
         <w:rPr>
           <w:rFonts w:hint="eastAsia"/>
           <w:lang w:val="en-US" w:eastAsia="zh-CN"/>
         </w:rPr>
-        <w:t>首次会议：2025.11.15 9:30</w:t>
+        <w:fldChar w:fldCharType="begin"/>
+      </w:r>
+      <w:r>
+        <w:rPr>
+          <w:rFonts w:hint="eastAsia"/>
+          <w:lang w:val="en-US" w:eastAsia="zh-CN"/>
+        </w:rPr>
+        <w:instrText xml:space="preserve"> </w:instrText>
+      </w:r>
+      <w:r>
+        <w:rPr>
+          <w:rFonts w:hint="default"/>
+          <w:lang w:val="en-US" w:eastAsia="zh-CN"/>
+        </w:rPr>
+        <w:instrText xml:space="preserve"> STYLEREF "柴_标题1" \n \* Charformat</w:instrText>
       </w:r>
     </w:p>
     <w:p>
       <w:pPr>
-        <w:pStyle w:val="a1"/>
+        <w:pStyle w:val="29"/>
+        <w:ind w:left="0" w:leftChars="0" w:right="0" w:rightChars="0" w:firstLine="0" w:firstLineChars="0"/>
+        <w:jc w:val="center"/>
         <w:rPr>
           <w:rFonts w:hint="default"/>
           <w:lang w:val="en-US" w:eastAsia="zh-CN"/>
@@ -2629,207 +2808,55 @@
           <w:rFonts w:hint="eastAsia"/>
           <w:lang w:val="en-US" w:eastAsia="zh-CN"/>
         </w:rPr>
-        <w:t>末次会议：2025.11.16 17:30</w:t>
+        <w:fldChar w:fldCharType="separate"/>
+      </w:r>
+      <w:r>
+        <w:rPr>
+          <w:rFonts w:hint="default"/>
+          <w:lang w:val="en-US" w:eastAsia="zh-CN"/>
+        </w:rPr>
+        <w:t>4</w:t>
+      </w:r>
+      <w:r>
+        <w:rPr>
+          <w:rFonts w:hint="eastAsia"/>
+          <w:lang w:val="en-US" w:eastAsia="zh-CN"/>
+        </w:rPr>
+        <w:fldChar w:fldCharType="end"/>
+      </w:r>
+      <w:r>
+        <w:rPr>
+          <w:rFonts w:hint="eastAsia"/>
+          <w:lang w:val="en-US" w:eastAsia="zh-CN"/>
+        </w:rPr>
+        <w:t xml:space="preserve"> -</w:t>
+      </w:r>
+      <w:r>
+        <w:rPr>
+          <w:rFonts w:hint="eastAsia"/>
+          <w:lang w:val="en-US" w:eastAsia="zh-CN"/>
+        </w:rPr>
+        <w:fldChar w:fldCharType="begin"/>
+      </w:r>
+      <w:r>
+        <w:rPr>
+          <w:rFonts w:hint="eastAsia"/>
+          <w:lang w:val="en-US" w:eastAsia="zh-CN"/>
+        </w:rPr>
+        <w:instrText xml:space="preserve"> </w:instrText>
+      </w:r>
+      <w:r>
+        <w:rPr>
+          <w:rFonts w:hint="default"/>
+          <w:lang w:val="en-US" w:eastAsia="zh-CN"/>
+        </w:rPr>
+        <w:instrText xml:space="preserve">  SEQ 图表 \* ARABIC  \s 1</w:instrText>
       </w:r>
     </w:p>
     <w:p>
       <w:pPr>
-        <w:pStyle w:val="2"/>
-        <w:bidi w:val="0"/>
-        <w:rPr>
-          <w:rFonts w:hint="eastAsia"/>
-          <w:lang w:val="en-US" w:eastAsia="zh-CN"/>
-        </w:rPr>
-      </w:pPr>
-      <w:bookmarkStart w:id="5" w:name="_Toc28118"/>
-      <w:r>
-        <w:rPr>
-          <w:rFonts w:hint="eastAsia"/>
-          <w:lang w:val="en-US" w:eastAsia="zh-CN"/>
-        </w:rPr>
-        <w:t>审核组成员</w:t>
-      </w:r>
-      <w:bookmarkEnd w:id="5"/>
-    </w:p>
-    <w:p>
-      <w:pPr>
-        <w:pStyle w:val="a1"/>
-        <w:rPr>
-          <w:rFonts w:hint="eastAsia"/>
-          <w:lang w:val="en-US" w:eastAsia="zh-CN"/>
-        </w:rPr>
-      </w:pPr>
-      <w:r>
-        <w:rPr>
-          <w:rFonts w:hint="eastAsia"/>
-          <w:lang w:val="en-US" w:eastAsia="zh-CN"/>
-        </w:rPr>
-        <w:t>审核组由组长和组员构成，组长由管代担任，数智运营部经理</w:t>
-      </w:r>
-      <w:r>
-        <w:rPr>
-          <w:rFonts w:hint="eastAsia"/>
-          <w:vertAlign w:val="baseline"/>
-          <w:lang w:val="en-US" w:eastAsia="zh-CN"/>
-        </w:rPr>
-        <w:t>（A）</w:t>
-      </w:r>
-      <w:r>
-        <w:rPr>
-          <w:rFonts w:hint="eastAsia"/>
-          <w:lang w:val="en-US" w:eastAsia="zh-CN"/>
-        </w:rPr>
-        <w:t>、研究总院经理</w:t>
-      </w:r>
-      <w:r>
-        <w:rPr>
-          <w:rFonts w:hint="eastAsia"/>
-          <w:vertAlign w:val="baseline"/>
-          <w:lang w:val="en-US" w:eastAsia="zh-CN"/>
-        </w:rPr>
-        <w:t>（B）</w:t>
-      </w:r>
-      <w:r>
-        <w:rPr>
-          <w:rFonts w:hint="eastAsia"/>
-          <w:lang w:val="en-US" w:eastAsia="zh-CN"/>
-        </w:rPr>
-        <w:t>、人力部经理</w:t>
-      </w:r>
-      <w:r>
-        <w:rPr>
-          <w:rFonts w:hint="eastAsia"/>
-          <w:vertAlign w:val="baseline"/>
-          <w:lang w:val="en-US" w:eastAsia="zh-CN"/>
-        </w:rPr>
-        <w:t>（C）</w:t>
-      </w:r>
-      <w:r>
-        <w:rPr>
-          <w:rFonts w:hint="eastAsia"/>
-          <w:lang w:val="en-US" w:eastAsia="zh-CN"/>
-        </w:rPr>
-        <w:t>、质量管理部经理</w:t>
-      </w:r>
-      <w:r>
-        <w:rPr>
-          <w:rFonts w:hint="eastAsia"/>
-          <w:vertAlign w:val="baseline"/>
-          <w:lang w:val="en-US" w:eastAsia="zh-CN"/>
-        </w:rPr>
-        <w:t>（D）</w:t>
-      </w:r>
-      <w:r>
-        <w:rPr>
-          <w:rFonts w:hint="eastAsia"/>
-          <w:lang w:val="en-US" w:eastAsia="zh-CN"/>
-        </w:rPr>
-        <w:t>担任组员。审核组信息如表4-1所示</w:t>
-      </w:r>
-    </w:p>
-    <w:p>
-      <w:pPr>
-        <w:pStyle w:val="a1"/>
-        <w:ind w:left="0" w:right="0" w:firstLine="0" w:leftChars="0" w:rightChars="0" w:firstLineChars="0"/>
-        <w:jc w:val="center"/>
-        <w:rPr>
-          <w:rFonts w:hint="default"/>
-          <w:lang w:val="en-US" w:eastAsia="zh-CN"/>
-        </w:rPr>
-      </w:pPr>
-      <w:r>
-        <w:rPr>
-          <w:rFonts w:hint="eastAsia"/>
-          <w:lang w:val="en-US" w:eastAsia="zh-CN"/>
-        </w:rPr>
-        <w:t>表</w:t>
-      </w:r>
-      <w:r>
-        <w:rPr>
-          <w:rFonts w:hint="eastAsia"/>
-          <w:lang w:val="en-US" w:eastAsia="zh-CN"/>
-        </w:rPr>
-        <w:fldChar w:fldCharType="begin"/>
-      </w:r>
-      <w:r>
-        <w:rPr>
-          <w:rFonts w:hint="eastAsia"/>
-          <w:lang w:val="en-US" w:eastAsia="zh-CN"/>
-        </w:rPr>
-        <w:instrText xml:space="preserve"> </w:instrText>
-      </w:r>
-      <w:r>
-        <w:rPr>
-          <w:rFonts w:hint="default"/>
-          <w:lang w:val="en-US" w:eastAsia="zh-CN"/>
-        </w:rPr>
-        <w:instrText xml:space="preserve"> STYLEREF "柴_标题1" \n \* Charformat</w:instrText>
-      </w:r>
-    </w:p>
-    <w:p>
-      <w:pPr>
-        <w:pStyle w:val="a1"/>
-        <w:ind w:left="0" w:right="0" w:firstLine="0" w:leftChars="0" w:rightChars="0" w:firstLineChars="0"/>
-        <w:jc w:val="center"/>
-        <w:rPr>
-          <w:rFonts w:hint="default"/>
-          <w:lang w:val="en-US" w:eastAsia="zh-CN"/>
-        </w:rPr>
-      </w:pPr>
-      <w:r>
-        <w:rPr>
-          <w:rFonts w:hint="eastAsia"/>
-          <w:lang w:val="en-US" w:eastAsia="zh-CN"/>
-        </w:rPr>
-        <w:fldChar w:fldCharType="separate"/>
-      </w:r>
-      <w:r>
-        <w:rPr>
-          <w:rFonts w:hint="default"/>
-          <w:lang w:val="en-US" w:eastAsia="zh-CN"/>
-        </w:rPr>
-        <w:t>4</w:t>
-      </w:r>
-      <w:r>
-        <w:rPr>
-          <w:rFonts w:hint="eastAsia"/>
-          <w:lang w:val="en-US" w:eastAsia="zh-CN"/>
-        </w:rPr>
-        <w:fldChar w:fldCharType="end"/>
-      </w:r>
-      <w:r>
-        <w:rPr>
-          <w:rFonts w:hint="eastAsia"/>
-          <w:lang w:val="en-US" w:eastAsia="zh-CN"/>
-        </w:rPr>
-        <w:t xml:space="preserve"> -</w:t>
-      </w:r>
-      <w:r>
-        <w:rPr>
-          <w:rFonts w:hint="eastAsia"/>
-          <w:lang w:val="en-US" w:eastAsia="zh-CN"/>
-        </w:rPr>
-        <w:fldChar w:fldCharType="begin"/>
-      </w:r>
-      <w:r>
-        <w:rPr>
-          <w:rFonts w:hint="eastAsia"/>
-          <w:lang w:val="en-US" w:eastAsia="zh-CN"/>
-        </w:rPr>
-        <w:instrText xml:space="preserve"> </w:instrText>
-      </w:r>
-      <w:r>
-        <w:rPr>
-          <w:rFonts w:hint="default"/>
-          <w:lang w:val="en-US" w:eastAsia="zh-CN"/>
-        </w:rPr>
-        <w:instrText xml:space="preserve">  SEQ 图表 \* ARABIC  \s 1</w:instrText>
-      </w:r>
-    </w:p>
-    <w:p>
-      <w:pPr>
-        <w:pStyle w:val="a1"/>
-        <w:ind w:left="0" w:right="0" w:firstLine="0" w:leftChars="0" w:rightChars="0" w:firstLineChars="0"/>
+        <w:pStyle w:val="29"/>
+        <w:ind w:left="0" w:leftChars="0" w:right="0" w:rightChars="0" w:firstLine="0" w:firstLineChars="0"/>
         <w:jc w:val="center"/>
         <w:rPr>
           <w:rFonts w:hint="eastAsia"/>
@@ -2867,17 +2894,18 @@
     </w:p>
     <w:tbl>
       <w:tblPr>
-        <w:tblStyle w:val="TableGrid"/>
+        <w:tblStyle w:val="21"/>
         <w:tblW w:w="0" w:type="auto"/>
         <w:jc w:val="center"/>
         <w:tblBorders>
-          <w:top w:val="single" w:sz="4" w:space="0" w:color="auto"/>
-          <w:left w:val="single" w:sz="4" w:space="0" w:color="auto"/>
-          <w:bottom w:val="single" w:sz="4" w:space="0" w:color="auto"/>
-          <w:right w:val="single" w:sz="4" w:space="0" w:color="auto"/>
-          <w:insideH w:val="single" w:sz="4" w:space="0" w:color="auto"/>
-          <w:insideV w:val="single" w:sz="4" w:space="0" w:color="auto"/>
+          <w:top w:val="single" w:color="auto" w:sz="4" w:space="0"/>
+          <w:left w:val="single" w:color="auto" w:sz="4" w:space="0"/>
+          <w:bottom w:val="single" w:color="auto" w:sz="4" w:space="0"/>
+          <w:right w:val="single" w:color="auto" w:sz="4" w:space="0"/>
+          <w:insideH w:val="single" w:color="auto" w:sz="4" w:space="0"/>
+          <w:insideV w:val="single" w:color="auto" w:sz="4" w:space="0"/>
         </w:tblBorders>
+        <w:tblLayout w:type="autofit"/>
         <w:tblCellMar>
           <w:top w:w="0" w:type="dxa"/>
           <w:left w:w="108" w:type="dxa"/>
@@ -2891,15 +2919,13 @@
       </w:tblGrid>
       <w:tr>
         <w:tblPrEx>
-          <w:tblW w:w="0" w:type="auto"/>
-          <w:jc w:val="center"/>
           <w:tblBorders>
-            <w:top w:val="single" w:sz="4" w:space="0" w:color="auto"/>
-            <w:left w:val="single" w:sz="4" w:space="0" w:color="auto"/>
-            <w:bottom w:val="single" w:sz="4" w:space="0" w:color="auto"/>
-            <w:right w:val="single" w:sz="4" w:space="0" w:color="auto"/>
-            <w:insideH w:val="single" w:sz="4" w:space="0" w:color="auto"/>
-            <w:insideV w:val="single" w:sz="4" w:space="0" w:color="auto"/>
+            <w:top w:val="single" w:color="auto" w:sz="4" w:space="0"/>
+            <w:left w:val="single" w:color="auto" w:sz="4" w:space="0"/>
+            <w:bottom w:val="single" w:color="auto" w:sz="4" w:space="0"/>
+            <w:right w:val="single" w:color="auto" w:sz="4" w:space="0"/>
+            <w:insideH w:val="single" w:color="auto" w:sz="4" w:space="0"/>
+            <w:insideV w:val="single" w:color="auto" w:sz="4" w:space="0"/>
           </w:tblBorders>
           <w:tblCellMar>
             <w:top w:w="0" w:type="dxa"/>
@@ -2909,7 +2935,7 @@
           </w:tblCellMar>
         </w:tblPrEx>
         <w:trPr>
-          <w:trHeight w:val="309"/>
+          <w:trHeight w:val="309" w:hRule="atLeast"/>
           <w:jc w:val="center"/>
         </w:trPr>
         <w:tc>
@@ -2918,9 +2944,9 @@
           </w:tcPr>
           <w:p>
             <w:pPr>
-              <w:pStyle w:val="a1"/>
+              <w:pStyle w:val="29"/>
               <w:widowControl w:val="0"/>
-              <w:ind w:left="0" w:right="0" w:firstLine="0" w:leftChars="0" w:rightChars="0" w:firstLineChars="0"/>
+              <w:ind w:left="0" w:leftChars="0" w:right="0" w:rightChars="0" w:firstLine="0" w:firstLineChars="0"/>
               <w:jc w:val="both"/>
               <w:rPr>
                 <w:rFonts w:hint="default"/>
@@ -2944,9 +2970,9 @@
           </w:tcPr>
           <w:p>
             <w:pPr>
-              <w:pStyle w:val="a1"/>
+              <w:pStyle w:val="29"/>
               <w:widowControl w:val="0"/>
-              <w:ind w:left="0" w:right="0" w:firstLine="0" w:leftChars="0" w:rightChars="0" w:firstLineChars="0"/>
+              <w:ind w:left="0" w:leftChars="0" w:right="0" w:rightChars="0" w:firstLine="0" w:firstLineChars="0"/>
               <w:jc w:val="both"/>
               <w:rPr>
                 <w:rFonts w:hint="default"/>
@@ -2967,8 +2993,14 @@
       </w:tr>
       <w:tr>
         <w:tblPrEx>
-          <w:tblW w:w="0" w:type="auto"/>
-          <w:jc w:val="center"/>
+          <w:tblBorders>
+            <w:top w:val="single" w:color="auto" w:sz="4" w:space="0"/>
+            <w:left w:val="single" w:color="auto" w:sz="4" w:space="0"/>
+            <w:bottom w:val="single" w:color="auto" w:sz="4" w:space="0"/>
+            <w:right w:val="single" w:color="auto" w:sz="4" w:space="0"/>
+            <w:insideH w:val="single" w:color="auto" w:sz="4" w:space="0"/>
+            <w:insideV w:val="single" w:color="auto" w:sz="4" w:space="0"/>
+          </w:tblBorders>
           <w:tblCellMar>
             <w:top w:w="0" w:type="dxa"/>
             <w:left w:w="108" w:type="dxa"/>
@@ -2977,7 +3009,7 @@
           </w:tblCellMar>
         </w:tblPrEx>
         <w:trPr>
-          <w:trHeight w:val="331"/>
+          <w:trHeight w:val="331" w:hRule="atLeast"/>
           <w:jc w:val="center"/>
         </w:trPr>
         <w:tc>
@@ -2986,9 +3018,9 @@
           </w:tcPr>
           <w:p>
             <w:pPr>
-              <w:pStyle w:val="a1"/>
+              <w:pStyle w:val="29"/>
               <w:widowControl w:val="0"/>
-              <w:ind w:left="0" w:right="0" w:firstLine="0" w:leftChars="0" w:rightChars="0" w:firstLineChars="0"/>
+              <w:ind w:left="0" w:leftChars="0" w:right="0" w:rightChars="0" w:firstLine="0" w:firstLineChars="0"/>
               <w:jc w:val="both"/>
               <w:rPr>
                 <w:rFonts w:hint="default"/>
@@ -3012,9 +3044,9 @@
           </w:tcPr>
           <w:p>
             <w:pPr>
-              <w:pStyle w:val="a1"/>
+              <w:pStyle w:val="29"/>
               <w:widowControl w:val="0"/>
-              <w:ind w:left="0" w:right="0" w:firstLine="0" w:leftChars="0" w:rightChars="0" w:firstLineChars="0"/>
+              <w:ind w:left="0" w:leftChars="0" w:right="0" w:rightChars="0" w:firstLine="0" w:firstLineChars="0"/>
               <w:jc w:val="both"/>
               <w:rPr>
                 <w:rFonts w:hint="default"/>
@@ -3036,14 +3068,14 @@
     </w:tbl>
     <w:p>
       <w:pPr>
-        <w:pStyle w:val="2"/>
+        <w:pStyle w:val="30"/>
         <w:bidi w:val="0"/>
         <w:rPr>
           <w:rFonts w:hint="default"/>
           <w:lang w:val="en-US" w:eastAsia="zh-CN"/>
         </w:rPr>
       </w:pPr>
-      <w:bookmarkStart w:id="6" w:name="_Toc27432"/>
+      <w:bookmarkStart w:id="5" w:name="_Toc7636"/>
       <w:r>
         <w:rPr>
           <w:rFonts w:hint="eastAsia"/>
@@ -3051,12 +3083,12 @@
         </w:rPr>
         <w:t>审核日程进度</w:t>
       </w:r>
-      <w:bookmarkEnd w:id="6"/>
+      <w:bookmarkEnd w:id="5"/>
     </w:p>
     <w:p>
       <w:pPr>
-        <w:pStyle w:val="a1"/>
-        <w:ind w:left="0" w:right="0" w:firstLine="0" w:leftChars="0" w:rightChars="0" w:firstLineChars="0"/>
+        <w:pStyle w:val="29"/>
+        <w:ind w:left="0" w:leftChars="0" w:right="0" w:rightChars="0" w:firstLine="0" w:firstLineChars="0"/>
         <w:jc w:val="center"/>
         <w:rPr>
           <w:rFonts w:hint="default"/>
@@ -3094,8 +3126,8 @@
     </w:p>
     <w:p>
       <w:pPr>
-        <w:pStyle w:val="a1"/>
-        <w:ind w:left="0" w:right="0" w:firstLine="0" w:leftChars="0" w:rightChars="0" w:firstLineChars="0"/>
+        <w:pStyle w:val="29"/>
+        <w:ind w:left="0" w:leftChars="0" w:right="0" w:rightChars="0" w:firstLine="0" w:firstLineChars="0"/>
         <w:jc w:val="center"/>
         <w:rPr>
           <w:rFonts w:hint="default"/>
@@ -3154,8 +3186,8 @@
     </w:p>
     <w:p>
       <w:pPr>
-        <w:pStyle w:val="a1"/>
-        <w:ind w:left="0" w:right="0" w:firstLine="0" w:leftChars="0" w:rightChars="0" w:firstLineChars="0"/>
+        <w:pStyle w:val="29"/>
+        <w:ind w:left="0" w:leftChars="0" w:right="0" w:rightChars="0" w:firstLine="0" w:firstLineChars="0"/>
         <w:jc w:val="center"/>
         <w:rPr>
           <w:rFonts w:hint="eastAsia"/>
@@ -3193,16 +3225,16 @@
     </w:p>
     <w:tbl>
       <w:tblPr>
-        <w:tblStyle w:val="TableNormal0"/>
+        <w:tblStyle w:val="26"/>
         <w:tblW w:w="9679" w:type="dxa"/>
         <w:tblInd w:w="2" w:type="dxa"/>
         <w:tblBorders>
-          <w:top w:val="single" w:sz="2" w:space="0" w:color="000000"/>
-          <w:left w:val="single" w:sz="2" w:space="0" w:color="000000"/>
-          <w:bottom w:val="single" w:sz="2" w:space="0" w:color="000000"/>
-          <w:right w:val="single" w:sz="2" w:space="0" w:color="000000"/>
-          <w:insideH w:val="single" w:sz="2" w:space="0" w:color="000000"/>
-          <w:insideV w:val="single" w:sz="2" w:space="0" w:color="000000"/>
+          <w:top w:val="single" w:color="000000" w:sz="2" w:space="0"/>
+          <w:left w:val="single" w:color="000000" w:sz="2" w:space="0"/>
+          <w:bottom w:val="single" w:color="000000" w:sz="2" w:space="0"/>
+          <w:right w:val="single" w:color="000000" w:sz="2" w:space="0"/>
+          <w:insideH w:val="single" w:color="000000" w:sz="2" w:space="0"/>
+          <w:insideV w:val="single" w:color="000000" w:sz="2" w:space="0"/>
         </w:tblBorders>
         <w:tblLayout w:type="fixed"/>
         <w:tblCellMar>
@@ -3221,17 +3253,14 @@
       </w:tblGrid>
       <w:tr>
         <w:tblPrEx>
-          <w:tblW w:w="9679" w:type="dxa"/>
-          <w:tblInd w:w="2" w:type="dxa"/>
           <w:tblBorders>
-            <w:top w:val="single" w:sz="2" w:space="0" w:color="000000"/>
-            <w:left w:val="single" w:sz="2" w:space="0" w:color="000000"/>
-            <w:bottom w:val="single" w:sz="2" w:space="0" w:color="000000"/>
-            <w:right w:val="single" w:sz="2" w:space="0" w:color="000000"/>
-            <w:insideH w:val="single" w:sz="2" w:space="0" w:color="000000"/>
-            <w:insideV w:val="single" w:sz="2" w:space="0" w:color="000000"/>
+            <w:top w:val="single" w:color="000000" w:sz="2" w:space="0"/>
+            <w:left w:val="single" w:color="000000" w:sz="2" w:space="0"/>
+            <w:bottom w:val="single" w:color="000000" w:sz="2" w:space="0"/>
+            <w:right w:val="single" w:color="000000" w:sz="2" w:space="0"/>
+            <w:insideH w:val="single" w:color="000000" w:sz="2" w:space="0"/>
+            <w:insideV w:val="single" w:color="000000" w:sz="2" w:space="0"/>
           </w:tblBorders>
-          <w:tblLayout w:type="fixed"/>
           <w:tblCellMar>
             <w:top w:w="0" w:type="dxa"/>
             <w:left w:w="0" w:type="dxa"/>
@@ -3240,7 +3269,7 @@
           </w:tblCellMar>
         </w:tblPrEx>
         <w:trPr>
-          <w:trHeight w:val="633"/>
+          <w:trHeight w:val="633" w:hRule="atLeast"/>
         </w:trPr>
         <w:tc>
           <w:tcPr>
@@ -3248,7 +3277,7 @@
           </w:tcPr>
           <w:p>
             <w:pPr>
-              <w:pStyle w:val="TableText"/>
+              <w:pStyle w:val="27"/>
               <w:spacing w:before="209" w:line="228" w:lineRule="auto"/>
               <w:jc w:val="center"/>
             </w:pPr>
@@ -3267,7 +3296,7 @@
           </w:tcPr>
           <w:p>
             <w:pPr>
-              <w:pStyle w:val="TableText"/>
+              <w:pStyle w:val="27"/>
               <w:spacing w:before="208" w:line="230" w:lineRule="auto"/>
               <w:jc w:val="center"/>
             </w:pPr>
@@ -3286,7 +3315,7 @@
           </w:tcPr>
           <w:p>
             <w:pPr>
-              <w:pStyle w:val="TableText"/>
+              <w:pStyle w:val="27"/>
               <w:spacing w:before="208" w:line="228" w:lineRule="auto"/>
               <w:jc w:val="center"/>
             </w:pPr>
@@ -3304,7 +3333,7 @@
           </w:tcPr>
           <w:p>
             <w:pPr>
-              <w:pStyle w:val="TableText"/>
+              <w:pStyle w:val="27"/>
               <w:spacing w:before="53" w:line="263" w:lineRule="auto"/>
               <w:ind w:right="316"/>
               <w:jc w:val="center"/>
@@ -3320,9 +3349,14 @@
       </w:tr>
       <w:tr>
         <w:tblPrEx>
-          <w:tblW w:w="9679" w:type="dxa"/>
-          <w:tblInd w:w="2" w:type="dxa"/>
-          <w:tblLayout w:type="fixed"/>
+          <w:tblBorders>
+            <w:top w:val="single" w:color="000000" w:sz="2" w:space="0"/>
+            <w:left w:val="single" w:color="000000" w:sz="2" w:space="0"/>
+            <w:bottom w:val="single" w:color="000000" w:sz="2" w:space="0"/>
+            <w:right w:val="single" w:color="000000" w:sz="2" w:space="0"/>
+            <w:insideH w:val="single" w:color="000000" w:sz="2" w:space="0"/>
+            <w:insideV w:val="single" w:color="000000" w:sz="2" w:space="0"/>
+          </w:tblBorders>
           <w:tblCellMar>
             <w:top w:w="0" w:type="dxa"/>
             <w:left w:w="0" w:type="dxa"/>
@@ -3331,7 +3365,7 @@
           </w:tblCellMar>
         </w:tblPrEx>
         <w:trPr>
-          <w:trHeight w:val="448"/>
+          <w:trHeight w:val="448" w:hRule="atLeast"/>
         </w:trPr>
         <w:tc>
           <w:tcPr>
@@ -3343,7 +3377,7 @@
           </w:tcPr>
           <w:p>
             <w:pPr>
-              <w:pStyle w:val="TableText"/>
+              <w:pStyle w:val="27"/>
               <w:spacing w:before="65" w:line="290" w:lineRule="auto"/>
               <w:ind w:left="113" w:right="324" w:rightChars="0"/>
               <w:jc w:val="both"/>
@@ -3362,12 +3396,12 @@
           </w:p>
           <w:p>
             <w:pPr>
-              <w:pStyle w:val="TableText"/>
+              <w:pStyle w:val="27"/>
               <w:spacing w:before="65" w:line="290" w:lineRule="auto"/>
               <w:ind w:left="113" w:right="324" w:rightChars="0"/>
               <w:jc w:val="both"/>
               <w:rPr>
-                <w:rFonts w:eastAsia="宋体" w:hint="default"/>
+                <w:rFonts w:hint="default" w:eastAsia="宋体"/>
                 <w:lang w:val="en-US" w:eastAsia="zh-CN"/>
               </w:rPr>
             </w:pPr>
@@ -3387,7 +3421,7 @@
           </w:tcPr>
           <w:p>
             <w:pPr>
-              <w:pStyle w:val="TableText"/>
+              <w:pStyle w:val="27"/>
               <w:spacing w:before="115" w:line="264" w:lineRule="exact"/>
               <w:ind w:left="181"/>
             </w:pPr>
@@ -3407,7 +3441,7 @@
           </w:tcPr>
           <w:p>
             <w:pPr>
-              <w:pStyle w:val="TableText"/>
+              <w:pStyle w:val="27"/>
               <w:spacing w:before="115" w:line="227" w:lineRule="auto"/>
               <w:ind w:left="1822"/>
             </w:pPr>
@@ -3425,7 +3459,7 @@
           </w:tcPr>
           <w:p>
             <w:pPr>
-              <w:pStyle w:val="TableText"/>
+              <w:pStyle w:val="27"/>
               <w:spacing w:before="115" w:line="229" w:lineRule="auto"/>
               <w:ind w:left="321"/>
             </w:pPr>
@@ -3437,9 +3471,14 @@
       </w:tr>
       <w:tr>
         <w:tblPrEx>
-          <w:tblW w:w="9679" w:type="dxa"/>
-          <w:tblInd w:w="2" w:type="dxa"/>
-          <w:tblLayout w:type="fixed"/>
+          <w:tblBorders>
+            <w:top w:val="single" w:color="000000" w:sz="2" w:space="0"/>
+            <w:left w:val="single" w:color="000000" w:sz="2" w:space="0"/>
+            <w:bottom w:val="single" w:color="000000" w:sz="2" w:space="0"/>
+            <w:right w:val="single" w:color="000000" w:sz="2" w:space="0"/>
+            <w:insideH w:val="single" w:color="000000" w:sz="2" w:space="0"/>
+            <w:insideV w:val="single" w:color="000000" w:sz="2" w:space="0"/>
+          </w:tblBorders>
           <w:tblCellMar>
             <w:top w:w="0" w:type="dxa"/>
             <w:left w:w="0" w:type="dxa"/>
@@ -3448,12 +3487,12 @@
           </w:tblCellMar>
         </w:tblPrEx>
         <w:trPr>
-          <w:trHeight w:val="1381"/>
+          <w:trHeight w:val="1381" w:hRule="atLeast"/>
         </w:trPr>
         <w:tc>
           <w:tcPr>
             <w:tcW w:w="966" w:type="dxa"/>
-            <w:vMerge/>
+            <w:vMerge w:val="continue"/>
             <w:tcBorders>
               <w:top w:val="nil"/>
               <w:bottom w:val="nil"/>
@@ -3475,7 +3514,7 @@
           </w:tcPr>
           <w:p>
             <w:pPr>
-              <w:pStyle w:val="TableText"/>
+              <w:pStyle w:val="27"/>
               <w:spacing w:before="72"/>
               <w:ind w:left="263"/>
               <w:rPr>
@@ -3500,7 +3539,7 @@
           </w:tcPr>
           <w:p>
             <w:pPr>
-              <w:pStyle w:val="TableText"/>
+              <w:pStyle w:val="27"/>
               <w:spacing w:before="65" w:line="228" w:lineRule="auto"/>
               <w:ind w:left="410"/>
               <w:rPr>
@@ -3518,11 +3557,11 @@
           </w:p>
           <w:p>
             <w:pPr>
-              <w:pStyle w:val="TableText"/>
+              <w:pStyle w:val="27"/>
               <w:spacing w:before="65" w:line="228" w:lineRule="auto"/>
               <w:ind w:left="410"/>
               <w:rPr>
-                <w:rFonts w:eastAsia="宋体" w:hint="eastAsia"/>
+                <w:rFonts w:hint="eastAsia" w:eastAsia="宋体"/>
                 <w:spacing w:val="5"/>
                 <w:lang w:val="en-US" w:eastAsia="zh-CN"/>
               </w:rPr>
@@ -3544,7 +3583,7 @@
           </w:tcPr>
           <w:p>
             <w:pPr>
-              <w:pStyle w:val="TableText"/>
+              <w:pStyle w:val="27"/>
               <w:spacing w:before="65" w:line="289" w:lineRule="auto"/>
               <w:ind w:left="112" w:right="102" w:firstLine="3"/>
             </w:pPr>
@@ -3587,11 +3626,11 @@
           </w:tcPr>
           <w:p>
             <w:pPr>
-              <w:pStyle w:val="TableText"/>
+              <w:pStyle w:val="27"/>
               <w:spacing w:before="65" w:line="228" w:lineRule="auto"/>
               <w:ind w:left="324"/>
               <w:rPr>
-                <w:rFonts w:eastAsia="宋体" w:hint="eastAsia"/>
+                <w:rFonts w:hint="eastAsia" w:eastAsia="宋体"/>
                 <w:lang w:eastAsia="zh-CN"/>
               </w:rPr>
             </w:pPr>
@@ -3607,9 +3646,14 @@
       </w:tr>
       <w:tr>
         <w:tblPrEx>
-          <w:tblW w:w="9679" w:type="dxa"/>
-          <w:tblInd w:w="2" w:type="dxa"/>
-          <w:tblLayout w:type="fixed"/>
+          <w:tblBorders>
+            <w:top w:val="single" w:color="000000" w:sz="2" w:space="0"/>
+            <w:left w:val="single" w:color="000000" w:sz="2" w:space="0"/>
+            <w:bottom w:val="single" w:color="000000" w:sz="2" w:space="0"/>
+            <w:right w:val="single" w:color="000000" w:sz="2" w:space="0"/>
+            <w:insideH w:val="single" w:color="000000" w:sz="2" w:space="0"/>
+            <w:insideV w:val="single" w:color="000000" w:sz="2" w:space="0"/>
+          </w:tblBorders>
           <w:tblCellMar>
             <w:top w:w="0" w:type="dxa"/>
             <w:left w:w="0" w:type="dxa"/>
@@ -3618,12 +3662,12 @@
           </w:tblCellMar>
         </w:tblPrEx>
         <w:trPr>
-          <w:trHeight w:val="1365"/>
+          <w:trHeight w:val="1365" w:hRule="atLeast"/>
         </w:trPr>
         <w:tc>
           <w:tcPr>
             <w:tcW w:w="966" w:type="dxa"/>
-            <w:vMerge/>
+            <w:vMerge w:val="continue"/>
             <w:tcBorders>
               <w:top w:val="nil"/>
               <w:bottom w:val="nil"/>
@@ -3645,7 +3689,7 @@
           </w:tcPr>
           <w:p>
             <w:pPr>
-              <w:pStyle w:val="TableText"/>
+              <w:pStyle w:val="27"/>
               <w:spacing w:before="72"/>
               <w:ind w:left="263"/>
               <w:rPr>
@@ -3670,7 +3714,7 @@
           </w:tcPr>
           <w:p>
             <w:pPr>
-              <w:pStyle w:val="TableText"/>
+              <w:pStyle w:val="27"/>
               <w:spacing w:before="65" w:line="289" w:lineRule="auto"/>
               <w:ind w:left="112" w:right="110" w:firstLine="2"/>
               <w:rPr>
@@ -3696,7 +3740,7 @@
           </w:p>
           <w:p>
             <w:pPr>
-              <w:pStyle w:val="TableText"/>
+              <w:pStyle w:val="27"/>
               <w:spacing w:before="65" w:line="289" w:lineRule="auto"/>
               <w:ind w:left="112" w:right="110" w:firstLine="2"/>
               <w:rPr>
@@ -3722,7 +3766,7 @@
           </w:tcPr>
           <w:p>
             <w:pPr>
-              <w:pStyle w:val="TableText"/>
+              <w:pStyle w:val="27"/>
               <w:spacing w:before="107" w:line="258" w:lineRule="auto"/>
               <w:ind w:left="110" w:right="108" w:firstLine="5"/>
             </w:pPr>
@@ -3765,7 +3809,7 @@
           </w:p>
           <w:p>
             <w:pPr>
-              <w:pStyle w:val="TableText"/>
+              <w:pStyle w:val="27"/>
               <w:spacing w:before="65" w:line="258" w:lineRule="auto"/>
               <w:ind w:left="110" w:right="189" w:firstLine="5"/>
             </w:pPr>
@@ -3784,11 +3828,11 @@
           </w:tcPr>
           <w:p>
             <w:pPr>
-              <w:pStyle w:val="TableText"/>
+              <w:pStyle w:val="27"/>
               <w:spacing w:before="65" w:line="228" w:lineRule="auto"/>
               <w:ind w:left="325"/>
               <w:rPr>
-                <w:rFonts w:eastAsia="宋体" w:hint="default"/>
+                <w:rFonts w:hint="default" w:eastAsia="宋体"/>
                 <w:lang w:val="en-US" w:eastAsia="zh-CN"/>
               </w:rPr>
             </w:pPr>
@@ -3804,9 +3848,14 @@
       </w:tr>
       <w:tr>
         <w:tblPrEx>
-          <w:tblW w:w="9679" w:type="dxa"/>
-          <w:tblInd w:w="2" w:type="dxa"/>
-          <w:tblLayout w:type="fixed"/>
+          <w:tblBorders>
+            <w:top w:val="single" w:color="000000" w:sz="2" w:space="0"/>
+            <w:left w:val="single" w:color="000000" w:sz="2" w:space="0"/>
+            <w:bottom w:val="single" w:color="000000" w:sz="2" w:space="0"/>
+            <w:right w:val="single" w:color="000000" w:sz="2" w:space="0"/>
+            <w:insideH w:val="single" w:color="000000" w:sz="2" w:space="0"/>
+            <w:insideV w:val="single" w:color="000000" w:sz="2" w:space="0"/>
+          </w:tblBorders>
           <w:tblCellMar>
             <w:top w:w="0" w:type="dxa"/>
             <w:left w:w="0" w:type="dxa"/>
@@ -3815,12 +3864,12 @@
           </w:tblCellMar>
         </w:tblPrEx>
         <w:trPr>
-          <w:trHeight w:val="1134"/>
+          <w:trHeight w:val="1134" w:hRule="atLeast"/>
         </w:trPr>
         <w:tc>
           <w:tcPr>
             <w:tcW w:w="966" w:type="dxa"/>
-            <w:vMerge/>
+            <w:vMerge w:val="continue"/>
             <w:tcBorders>
               <w:top w:val="nil"/>
             </w:tcBorders>
@@ -3841,7 +3890,7 @@
           </w:tcPr>
           <w:p>
             <w:pPr>
-              <w:pStyle w:val="TableText"/>
+              <w:pStyle w:val="27"/>
               <w:spacing w:before="72"/>
               <w:ind w:left="263"/>
               <w:rPr>
@@ -3866,11 +3915,11 @@
           </w:tcPr>
           <w:p>
             <w:pPr>
-              <w:pStyle w:val="TableText"/>
+              <w:pStyle w:val="27"/>
               <w:spacing w:before="65" w:line="228" w:lineRule="auto"/>
               <w:ind w:left="408"/>
               <w:rPr>
-                <w:rFonts w:eastAsia="宋体" w:hint="eastAsia"/>
+                <w:rFonts w:hint="eastAsia" w:eastAsia="宋体"/>
                 <w:lang w:eastAsia="zh-CN"/>
               </w:rPr>
             </w:pPr>
@@ -3891,7 +3940,7 @@
           </w:tcPr>
           <w:p>
             <w:pPr>
-              <w:pStyle w:val="TableText"/>
+              <w:pStyle w:val="27"/>
               <w:spacing w:before="305" w:line="289" w:lineRule="auto"/>
               <w:ind w:left="112" w:right="189" w:firstLine="3"/>
             </w:pPr>
@@ -3910,11 +3959,11 @@
           </w:tcPr>
           <w:p>
             <w:pPr>
-              <w:pStyle w:val="TableText"/>
+              <w:pStyle w:val="27"/>
               <w:spacing w:before="65" w:line="228" w:lineRule="auto"/>
               <w:ind w:left="323"/>
               <w:rPr>
-                <w:rFonts w:eastAsia="宋体" w:hint="eastAsia"/>
+                <w:rFonts w:hint="eastAsia" w:eastAsia="宋体"/>
                 <w:lang w:eastAsia="zh-CN"/>
               </w:rPr>
             </w:pPr>
@@ -3930,9 +3979,14 @@
       </w:tr>
       <w:tr>
         <w:tblPrEx>
-          <w:tblW w:w="9679" w:type="dxa"/>
-          <w:tblInd w:w="2" w:type="dxa"/>
-          <w:tblLayout w:type="fixed"/>
+          <w:tblBorders>
+            <w:top w:val="single" w:color="000000" w:sz="2" w:space="0"/>
+            <w:left w:val="single" w:color="000000" w:sz="2" w:space="0"/>
+            <w:bottom w:val="single" w:color="000000" w:sz="2" w:space="0"/>
+            <w:right w:val="single" w:color="000000" w:sz="2" w:space="0"/>
+            <w:insideH w:val="single" w:color="000000" w:sz="2" w:space="0"/>
+            <w:insideV w:val="single" w:color="000000" w:sz="2" w:space="0"/>
+          </w:tblBorders>
           <w:tblCellMar>
             <w:top w:w="0" w:type="dxa"/>
             <w:left w:w="0" w:type="dxa"/>
@@ -3941,7 +3995,7 @@
           </w:tblCellMar>
         </w:tblPrEx>
         <w:trPr>
-          <w:trHeight w:val="1135"/>
+          <w:trHeight w:val="1135" w:hRule="atLeast"/>
         </w:trPr>
         <w:tc>
           <w:tcPr>
@@ -3953,7 +4007,7 @@
           </w:tcPr>
           <w:p>
             <w:pPr>
-              <w:pStyle w:val="TableText"/>
+              <w:pStyle w:val="27"/>
               <w:spacing w:before="65" w:line="290" w:lineRule="auto"/>
               <w:ind w:left="113" w:right="324" w:rightChars="0"/>
               <w:jc w:val="both"/>
@@ -3972,12 +4026,12 @@
           </w:p>
           <w:p>
             <w:pPr>
-              <w:pStyle w:val="TableText"/>
+              <w:pStyle w:val="27"/>
               <w:spacing w:before="65" w:line="290" w:lineRule="auto"/>
               <w:ind w:left="113" w:right="324" w:rightChars="0"/>
               <w:jc w:val="both"/>
               <w:rPr>
-                <w:rFonts w:eastAsia="宋体" w:hint="default"/>
+                <w:rFonts w:hint="default" w:eastAsia="宋体"/>
                 <w:lang w:val="en-US" w:eastAsia="zh-CN"/>
               </w:rPr>
             </w:pPr>
@@ -3997,7 +4051,7 @@
           </w:tcPr>
           <w:p>
             <w:pPr>
-              <w:pStyle w:val="TableText"/>
+              <w:pStyle w:val="27"/>
               <w:spacing w:before="72"/>
               <w:ind w:left="263"/>
               <w:rPr>
@@ -4022,11 +4076,11 @@
           </w:tcPr>
           <w:p>
             <w:pPr>
-              <w:pStyle w:val="TableText"/>
+              <w:pStyle w:val="27"/>
               <w:spacing w:before="65" w:line="228" w:lineRule="auto"/>
               <w:ind w:left="407"/>
               <w:rPr>
-                <w:rFonts w:eastAsia="宋体" w:hint="default"/>
+                <w:rFonts w:hint="default" w:eastAsia="宋体"/>
                 <w:spacing w:val="6"/>
                 <w:lang w:val="en-US" w:eastAsia="zh-CN"/>
               </w:rPr>
@@ -4046,7 +4100,7 @@
           </w:tcPr>
           <w:p>
             <w:pPr>
-              <w:pStyle w:val="TableText"/>
+              <w:pStyle w:val="27"/>
               <w:spacing w:before="65" w:line="289" w:lineRule="auto"/>
               <w:ind w:left="114" w:right="105" w:firstLine="1"/>
             </w:pPr>
@@ -4111,11 +4165,11 @@
           </w:tcPr>
           <w:p>
             <w:pPr>
-              <w:pStyle w:val="TableText"/>
+              <w:pStyle w:val="27"/>
               <w:spacing w:before="65" w:line="228" w:lineRule="auto"/>
               <w:ind w:left="325"/>
               <w:rPr>
-                <w:rFonts w:eastAsia="宋体" w:hint="eastAsia"/>
+                <w:rFonts w:hint="eastAsia" w:eastAsia="宋体"/>
                 <w:lang w:eastAsia="zh-CN"/>
               </w:rPr>
             </w:pPr>
@@ -4131,9 +4185,14 @@
       </w:tr>
       <w:tr>
         <w:tblPrEx>
-          <w:tblW w:w="9679" w:type="dxa"/>
-          <w:tblInd w:w="2" w:type="dxa"/>
-          <w:tblLayout w:type="fixed"/>
+          <w:tblBorders>
+            <w:top w:val="single" w:color="000000" w:sz="2" w:space="0"/>
+            <w:left w:val="single" w:color="000000" w:sz="2" w:space="0"/>
+            <w:bottom w:val="single" w:color="000000" w:sz="2" w:space="0"/>
+            <w:right w:val="single" w:color="000000" w:sz="2" w:space="0"/>
+            <w:insideH w:val="single" w:color="000000" w:sz="2" w:space="0"/>
+            <w:insideV w:val="single" w:color="000000" w:sz="2" w:space="0"/>
+          </w:tblBorders>
           <w:tblCellMar>
             <w:top w:w="0" w:type="dxa"/>
             <w:left w:w="0" w:type="dxa"/>
@@ -4142,16 +4201,16 @@
           </w:tblCellMar>
         </w:tblPrEx>
         <w:trPr>
-          <w:trHeight w:val="1135"/>
+          <w:trHeight w:val="1135" w:hRule="atLeast"/>
         </w:trPr>
         <w:tc>
           <w:tcPr>
             <w:tcW w:w="966" w:type="dxa"/>
-            <w:vMerge/>
-          </w:tcPr>
-          <w:p>
-            <w:pPr>
-              <w:pStyle w:val="TableText"/>
+            <w:vMerge w:val="continue"/>
+          </w:tcPr>
+          <w:p>
+            <w:pPr>
+              <w:pStyle w:val="27"/>
               <w:spacing w:before="65" w:line="290" w:lineRule="auto"/>
               <w:ind w:left="113" w:right="324" w:rightChars="0"/>
               <w:jc w:val="both"/>
@@ -4170,11 +4229,11 @@
           </w:tcPr>
           <w:p>
             <w:pPr>
-              <w:pStyle w:val="TableText"/>
+              <w:pStyle w:val="27"/>
               <w:spacing w:before="72"/>
               <w:ind w:left="263" w:leftChars="0"/>
               <w:rPr>
-                <w:rFonts w:ascii="宋体" w:eastAsia="宋体" w:hAnsi="宋体" w:cs="宋体"/>
+                <w:rFonts w:ascii="宋体" w:hAnsi="宋体" w:eastAsia="宋体" w:cs="宋体"/>
                 <w:snapToGrid w:val="0"/>
                 <w:color w:val="000000"/>
                 <w:kern w:val="0"/>
@@ -4201,11 +4260,11 @@
           </w:tcPr>
           <w:p>
             <w:pPr>
-              <w:pStyle w:val="TableText"/>
+              <w:pStyle w:val="27"/>
               <w:spacing w:before="65" w:line="228" w:lineRule="auto"/>
               <w:ind w:left="407" w:leftChars="0"/>
               <w:rPr>
-                <w:rFonts w:ascii="宋体" w:eastAsia="宋体" w:hAnsi="宋体" w:cs="宋体" w:hint="default"/>
+                <w:rFonts w:hint="default" w:ascii="宋体" w:hAnsi="宋体" w:eastAsia="宋体" w:cs="宋体"/>
                 <w:snapToGrid w:val="0"/>
                 <w:color w:val="000000"/>
                 <w:spacing w:val="6"/>
@@ -4230,7 +4289,7 @@
           </w:tcPr>
           <w:p>
             <w:pPr>
-              <w:pStyle w:val="TableText"/>
+              <w:pStyle w:val="27"/>
               <w:spacing w:before="65" w:line="289" w:lineRule="auto"/>
               <w:ind w:left="114" w:right="105" w:firstLine="1"/>
               <w:rPr>
@@ -4260,7 +4319,7 @@
           </w:tcPr>
           <w:p>
             <w:pPr>
-              <w:pStyle w:val="TableText"/>
+              <w:pStyle w:val="27"/>
               <w:spacing w:before="65" w:line="228" w:lineRule="auto"/>
               <w:ind w:left="325"/>
               <w:rPr>
@@ -4273,9 +4332,14 @@
       </w:tr>
       <w:tr>
         <w:tblPrEx>
-          <w:tblW w:w="9679" w:type="dxa"/>
-          <w:tblInd w:w="2" w:type="dxa"/>
-          <w:tblLayout w:type="fixed"/>
+          <w:tblBorders>
+            <w:top w:val="single" w:color="000000" w:sz="2" w:space="0"/>
+            <w:left w:val="single" w:color="000000" w:sz="2" w:space="0"/>
+            <w:bottom w:val="single" w:color="000000" w:sz="2" w:space="0"/>
+            <w:right w:val="single" w:color="000000" w:sz="2" w:space="0"/>
+            <w:insideH w:val="single" w:color="000000" w:sz="2" w:space="0"/>
+            <w:insideV w:val="single" w:color="000000" w:sz="2" w:space="0"/>
+          </w:tblBorders>
           <w:tblCellMar>
             <w:top w:w="0" w:type="dxa"/>
             <w:left w:w="0" w:type="dxa"/>
@@ -4284,12 +4348,12 @@
           </w:tblCellMar>
         </w:tblPrEx>
         <w:trPr>
-          <w:trHeight w:val="1564"/>
+          <w:trHeight w:val="1564" w:hRule="atLeast"/>
         </w:trPr>
         <w:tc>
           <w:tcPr>
             <w:tcW w:w="966" w:type="dxa"/>
-            <w:vMerge/>
+            <w:vMerge w:val="continue"/>
             <w:tcBorders>
               <w:top w:val="nil"/>
               <w:bottom w:val="nil"/>
@@ -4308,13 +4372,13 @@
           <w:tcPr>
             <w:tcW w:w="1512" w:type="dxa"/>
             <w:tcBorders>
-              <w:bottom w:val="single" w:sz="4" w:space="0" w:color="auto"/>
+              <w:bottom w:val="single" w:color="auto" w:sz="4" w:space="0"/>
             </w:tcBorders>
             <w:vAlign w:val="center"/>
           </w:tcPr>
           <w:p>
             <w:pPr>
-              <w:pStyle w:val="TableText"/>
+              <w:pStyle w:val="27"/>
               <w:spacing w:before="72"/>
               <w:ind w:left="263"/>
               <w:rPr>
@@ -4336,13 +4400,13 @@
           <w:tcPr>
             <w:tcW w:w="1693" w:type="dxa"/>
             <w:tcBorders>
-              <w:bottom w:val="single" w:sz="4" w:space="0" w:color="auto"/>
+              <w:bottom w:val="single" w:color="auto" w:sz="4" w:space="0"/>
             </w:tcBorders>
             <w:vAlign w:val="center"/>
           </w:tcPr>
           <w:p>
             <w:pPr>
-              <w:pStyle w:val="TableText"/>
+              <w:pStyle w:val="27"/>
               <w:spacing w:before="65" w:line="228" w:lineRule="auto"/>
               <w:ind w:left="407"/>
               <w:rPr>
@@ -4358,11 +4422,11 @@
           </w:p>
           <w:p>
             <w:pPr>
-              <w:pStyle w:val="TableText"/>
+              <w:pStyle w:val="27"/>
               <w:spacing w:before="65" w:line="228" w:lineRule="auto"/>
               <w:ind w:left="407"/>
               <w:rPr>
-                <w:rFonts w:eastAsia="宋体" w:hint="eastAsia"/>
+                <w:rFonts w:hint="eastAsia" w:eastAsia="宋体"/>
                 <w:spacing w:val="6"/>
                 <w:lang w:val="en-US" w:eastAsia="zh-CN"/>
               </w:rPr>
@@ -4381,13 +4445,13 @@
           <w:tcPr>
             <w:tcW w:w="4066" w:type="dxa"/>
             <w:tcBorders>
-              <w:bottom w:val="single" w:sz="4" w:space="0" w:color="auto"/>
+              <w:bottom w:val="single" w:color="auto" w:sz="4" w:space="0"/>
             </w:tcBorders>
             <w:vAlign w:val="center"/>
           </w:tcPr>
           <w:p>
             <w:pPr>
-              <w:pStyle w:val="TableText"/>
+              <w:pStyle w:val="27"/>
               <w:spacing w:before="53" w:line="268" w:lineRule="auto"/>
               <w:ind w:left="110" w:right="189" w:firstLine="5"/>
             </w:pPr>
@@ -4436,7 +4500,7 @@
           </w:p>
           <w:p>
             <w:pPr>
-              <w:pStyle w:val="TableText"/>
+              <w:pStyle w:val="27"/>
               <w:spacing w:before="65" w:line="258" w:lineRule="auto"/>
               <w:ind w:left="116" w:right="189" w:hanging="1"/>
             </w:pPr>
@@ -4458,13 +4522,13 @@
           <w:tcPr>
             <w:tcW w:w="1442" w:type="dxa"/>
             <w:tcBorders>
-              <w:bottom w:val="single" w:sz="4" w:space="0" w:color="auto"/>
+              <w:bottom w:val="single" w:color="auto" w:sz="4" w:space="0"/>
             </w:tcBorders>
             <w:vAlign w:val="center"/>
           </w:tcPr>
           <w:p>
             <w:pPr>
-              <w:pStyle w:val="TableText"/>
+              <w:pStyle w:val="27"/>
               <w:spacing w:before="65" w:line="228" w:lineRule="auto"/>
               <w:ind w:left="324"/>
             </w:pPr>
@@ -4480,9 +4544,14 @@
       </w:tr>
       <w:tr>
         <w:tblPrEx>
-          <w:tblW w:w="9679" w:type="dxa"/>
-          <w:tblInd w:w="2" w:type="dxa"/>
-          <w:tblLayout w:type="fixed"/>
+          <w:tblBorders>
+            <w:top w:val="single" w:color="000000" w:sz="2" w:space="0"/>
+            <w:left w:val="single" w:color="000000" w:sz="2" w:space="0"/>
+            <w:bottom w:val="single" w:color="000000" w:sz="2" w:space="0"/>
+            <w:right w:val="single" w:color="000000" w:sz="2" w:space="0"/>
+            <w:insideH w:val="single" w:color="000000" w:sz="2" w:space="0"/>
+            <w:insideV w:val="single" w:color="000000" w:sz="2" w:space="0"/>
+          </w:tblBorders>
           <w:tblCellMar>
             <w:top w:w="0" w:type="dxa"/>
             <w:left w:w="0" w:type="dxa"/>
@@ -4491,12 +4560,12 @@
           </w:tblCellMar>
         </w:tblPrEx>
         <w:trPr>
-          <w:trHeight w:val="1878"/>
+          <w:trHeight w:val="1878" w:hRule="atLeast"/>
         </w:trPr>
         <w:tc>
           <w:tcPr>
             <w:tcW w:w="966" w:type="dxa"/>
-            <w:vMerge/>
+            <w:vMerge w:val="continue"/>
             <w:tcBorders>
               <w:top w:val="nil"/>
               <w:bottom w:val="nil"/>
@@ -4515,18 +4584,18 @@
           <w:tcPr>
             <w:tcW w:w="1512" w:type="dxa"/>
             <w:tcBorders>
-              <w:top w:val="single" w:sz="4" w:space="0" w:color="auto"/>
+              <w:top w:val="single" w:color="auto" w:sz="4" w:space="0"/>
             </w:tcBorders>
             <w:shd w:val="clear" w:color="auto" w:fill="auto"/>
             <w:vAlign w:val="center"/>
           </w:tcPr>
           <w:p>
             <w:pPr>
-              <w:pStyle w:val="TableText"/>
+              <w:pStyle w:val="27"/>
               <w:spacing w:before="72"/>
               <w:ind w:left="263" w:leftChars="0"/>
               <w:rPr>
-                <w:rFonts w:ascii="宋体" w:eastAsia="宋体" w:hAnsi="宋体" w:cs="宋体"/>
+                <w:rFonts w:ascii="宋体" w:hAnsi="宋体" w:eastAsia="宋体" w:cs="宋体"/>
                 <w:snapToGrid w:val="0"/>
                 <w:color w:val="000000"/>
                 <w:kern w:val="0"/>
@@ -4549,13 +4618,13 @@
           <w:tcPr>
             <w:tcW w:w="1693" w:type="dxa"/>
             <w:tcBorders>
-              <w:top w:val="single" w:sz="4" w:space="0" w:color="auto"/>
+              <w:top w:val="single" w:color="auto" w:sz="4" w:space="0"/>
             </w:tcBorders>
             <w:vAlign w:val="center"/>
           </w:tcPr>
           <w:p>
             <w:pPr>
-              <w:pStyle w:val="TableText"/>
+              <w:pStyle w:val="27"/>
               <w:spacing w:before="65" w:line="228" w:lineRule="auto"/>
               <w:ind w:left="407"/>
             </w:pPr>
@@ -4571,12 +4640,12 @@
           <w:tcPr>
             <w:tcW w:w="4066" w:type="dxa"/>
             <w:tcBorders>
-              <w:top w:val="single" w:sz="4" w:space="0" w:color="auto"/>
+              <w:top w:val="single" w:color="auto" w:sz="4" w:space="0"/>
             </w:tcBorders>
           </w:tcPr>
           <w:p>
             <w:pPr>
-              <w:pStyle w:val="TableText"/>
+              <w:pStyle w:val="27"/>
               <w:spacing w:before="54" w:line="228" w:lineRule="auto"/>
               <w:ind w:left="115"/>
             </w:pPr>
@@ -4589,7 +4658,7 @@
           </w:p>
           <w:p>
             <w:pPr>
-              <w:pStyle w:val="TableText"/>
+              <w:pStyle w:val="27"/>
               <w:spacing w:before="66" w:line="257" w:lineRule="auto"/>
               <w:ind w:left="133" w:right="35" w:hanging="18"/>
             </w:pPr>
@@ -4608,7 +4677,7 @@
           </w:p>
           <w:p>
             <w:pPr>
-              <w:pStyle w:val="TableText"/>
+              <w:pStyle w:val="27"/>
               <w:spacing w:before="65" w:line="268" w:lineRule="auto"/>
               <w:ind w:left="115" w:right="108"/>
             </w:pPr>
@@ -4648,13 +4717,13 @@
           <w:tcPr>
             <w:tcW w:w="1442" w:type="dxa"/>
             <w:tcBorders>
-              <w:top w:val="single" w:sz="4" w:space="0" w:color="auto"/>
+              <w:top w:val="single" w:color="auto" w:sz="4" w:space="0"/>
             </w:tcBorders>
             <w:vAlign w:val="center"/>
           </w:tcPr>
           <w:p>
             <w:pPr>
-              <w:pStyle w:val="TableText"/>
+              <w:pStyle w:val="27"/>
               <w:spacing w:before="65" w:line="228" w:lineRule="auto"/>
               <w:jc w:val="center"/>
               <w:rPr>
@@ -4672,7 +4741,7 @@
           </w:p>
           <w:p>
             <w:pPr>
-              <w:pStyle w:val="TableText"/>
+              <w:pStyle w:val="27"/>
               <w:spacing w:before="65" w:line="228" w:lineRule="auto"/>
             </w:pPr>
           </w:p>
@@ -4680,9 +4749,14 @@
       </w:tr>
       <w:tr>
         <w:tblPrEx>
-          <w:tblW w:w="9679" w:type="dxa"/>
-          <w:tblInd w:w="2" w:type="dxa"/>
-          <w:tblLayout w:type="fixed"/>
+          <w:tblBorders>
+            <w:top w:val="single" w:color="000000" w:sz="2" w:space="0"/>
+            <w:left w:val="single" w:color="000000" w:sz="2" w:space="0"/>
+            <w:bottom w:val="single" w:color="000000" w:sz="2" w:space="0"/>
+            <w:right w:val="single" w:color="000000" w:sz="2" w:space="0"/>
+            <w:insideH w:val="single" w:color="000000" w:sz="2" w:space="0"/>
+            <w:insideV w:val="single" w:color="000000" w:sz="2" w:space="0"/>
+          </w:tblBorders>
           <w:tblCellMar>
             <w:top w:w="0" w:type="dxa"/>
             <w:left w:w="0" w:type="dxa"/>
@@ -4691,12 +4765,12 @@
           </w:tblCellMar>
         </w:tblPrEx>
         <w:trPr>
-          <w:trHeight w:val="637"/>
+          <w:trHeight w:val="637" w:hRule="atLeast"/>
         </w:trPr>
         <w:tc>
           <w:tcPr>
             <w:tcW w:w="966" w:type="dxa"/>
-            <w:vMerge/>
+            <w:vMerge w:val="continue"/>
             <w:tcBorders>
               <w:top w:val="nil"/>
             </w:tcBorders>
@@ -4717,7 +4791,7 @@
           </w:tcPr>
           <w:p>
             <w:pPr>
-              <w:pStyle w:val="TableText"/>
+              <w:pStyle w:val="27"/>
               <w:spacing w:before="300" w:line="264" w:lineRule="exact"/>
               <w:ind w:left="124"/>
             </w:pPr>
@@ -4737,7 +4811,7 @@
           </w:tcPr>
           <w:p>
             <w:pPr>
-              <w:pStyle w:val="TableText"/>
+              <w:pStyle w:val="27"/>
               <w:spacing w:before="300" w:line="227" w:lineRule="auto"/>
               <w:ind w:left="2249"/>
             </w:pPr>
@@ -4756,11 +4830,11 @@
           </w:tcPr>
           <w:p>
             <w:pPr>
-              <w:pStyle w:val="TableText"/>
+              <w:pStyle w:val="27"/>
               <w:spacing w:before="300" w:line="229" w:lineRule="auto"/>
               <w:ind w:left="321"/>
               <w:rPr>
-                <w:rFonts w:eastAsia="宋体" w:hint="eastAsia"/>
+                <w:rFonts w:hint="eastAsia" w:eastAsia="宋体"/>
                 <w:lang w:eastAsia="zh-CN"/>
               </w:rPr>
             </w:pPr>
@@ -4777,7 +4851,7 @@
     </w:tbl>
     <w:p>
       <w:pPr>
-        <w:pStyle w:val="a1"/>
+        <w:pStyle w:val="29"/>
         <w:rPr>
           <w:rFonts w:hint="default"/>
           <w:lang w:val="en-US" w:eastAsia="zh-CN"/>
@@ -4785,23 +4859,73 @@
       </w:pPr>
     </w:p>
     <w:sectPr>
-      <w:headerReference w:type="default" r:id="rId7"/>
+      <w:headerReference r:id="rId5" w:type="default"/>
       <w:pgSz w:w="11906" w:h="16838"/>
       <w:pgMar w:top="1417" w:right="1800" w:bottom="1440" w:left="1800" w:header="1140" w:footer="992" w:gutter="0"/>
-      <w:cols w:num="1" w:space="425"/>
+      <w:cols w:space="425" w:num="1"/>
       <w:docGrid w:type="lines" w:linePitch="312" w:charSpace="0"/>
     </w:sectPr>
   </w:body>
 </w:document>
 </file>
 
+<file path=word/endnotes.xml><?xml version="1.0" encoding="utf-8"?>
+<w:endnotes xmlns:wpc="http://schemas.microsoft.com/office/word/2010/wordprocessingCanvas" xmlns:mc="http://schemas.openxmlformats.org/markup-compatibility/2006" xmlns:o="urn:schemas-microsoft-com:office:office" xmlns:r="http://schemas.openxmlformats.org/officeDocument/2006/relationships" xmlns:m="http://schemas.openxmlformats.org/officeDocument/2006/math" xmlns:v="urn:schemas-microsoft-com:vml" xmlns:wp14="http://schemas.microsoft.com/office/word/2010/wordprocessingDrawing" xmlns:wp="http://schemas.openxmlformats.org/drawingml/2006/wordprocessingDrawing" xmlns:w="http://schemas.openxmlformats.org/wordprocessingml/2006/main" xmlns:w14="http://schemas.microsoft.com/office/word/2010/wordml" xmlns:w15="http://schemas.microsoft.com/office/word/2012/wordml" xmlns:w10="urn:schemas-microsoft-com:office:word" xmlns:wpg="http://schemas.microsoft.com/office/word/2010/wordprocessingGroup" xmlns:wpi="http://schemas.microsoft.com/office/word/2010/wordprocessingInk" xmlns:wne="http://schemas.microsoft.com/office/word/2006/wordml" xmlns:wps="http://schemas.microsoft.com/office/word/2010/wordprocessingShape" xmlns:wpsCustomData="http://www.wps.cn/officeDocument/2013/wpsCustomData" mc:Ignorable="w14 w15 wp14">
+  <w:endnote w:type="separator" w:id="0">
+    <w:p>
+      <w:pPr>
+        <w:spacing w:line="240" w:lineRule="auto"/>
+      </w:pPr>
+      <w:r>
+        <w:separator/>
+      </w:r>
+    </w:p>
+  </w:endnote>
+  <w:endnote w:type="continuationSeparator" w:id="1">
+    <w:p>
+      <w:pPr>
+        <w:spacing w:line="240" w:lineRule="auto"/>
+      </w:pPr>
+      <w:r>
+        <w:continuationSeparator/>
+      </w:r>
+    </w:p>
+  </w:endnote>
+</w:endnotes>
+</file>
+
+<file path=word/footnotes.xml><?xml version="1.0" encoding="utf-8"?>
+<w:footnotes xmlns:wpc="http://schemas.microsoft.com/office/word/2010/wordprocessingCanvas" xmlns:mc="http://schemas.openxmlformats.org/markup-compatibility/2006" xmlns:o="urn:schemas-microsoft-com:office:office" xmlns:r="http://schemas.openxmlformats.org/officeDocument/2006/relationships" xmlns:m="http://schemas.openxmlformats.org/officeDocument/2006/math" xmlns:v="urn:schemas-microsoft-com:vml" xmlns:wp14="http://schemas.microsoft.com/office/word/2010/wordprocessingDrawing" xmlns:wp="http://schemas.openxmlformats.org/drawingml/2006/wordprocessingDrawing" xmlns:w="http://schemas.openxmlformats.org/wordprocessingml/2006/main" xmlns:w14="http://schemas.microsoft.com/office/word/2010/wordml" xmlns:w15="http://schemas.microsoft.com/office/word/2012/wordml" xmlns:w10="urn:schemas-microsoft-com:office:word" xmlns:wpg="http://schemas.microsoft.com/office/word/2010/wordprocessingGroup" xmlns:wpi="http://schemas.microsoft.com/office/word/2010/wordprocessingInk" xmlns:wne="http://schemas.microsoft.com/office/word/2006/wordml" xmlns:wps="http://schemas.microsoft.com/office/word/2010/wordprocessingShape" xmlns:wpsCustomData="http://www.wps.cn/officeDocument/2013/wpsCustomData" mc:Ignorable="w14 w15 wp14">
+  <w:footnote w:type="separator" w:id="0">
+    <w:p>
+      <w:pPr>
+        <w:spacing w:line="360" w:lineRule="auto"/>
+      </w:pPr>
+      <w:r>
+        <w:separator/>
+      </w:r>
+    </w:p>
+  </w:footnote>
+  <w:footnote w:type="continuationSeparator" w:id="1">
+    <w:p>
+      <w:pPr>
+        <w:spacing w:line="360" w:lineRule="auto"/>
+      </w:pPr>
+      <w:r>
+        <w:continuationSeparator/>
+      </w:r>
+    </w:p>
+  </w:footnote>
+</w:footnotes>
+</file>
+
 <file path=word/header1.xml><?xml version="1.0" encoding="utf-8"?>
-<w:hdr xmlns:wpc="http://schemas.microsoft.com/office/word/2010/wordprocessingCanvas" xmlns:mc="http://schemas.openxmlformats.org/markup-compatibility/2006" xmlns:o="urn:schemas-microsoft-com:office:office" xmlns:r="http://schemas.openxmlformats.org/officeDocument/2006/relationships" xmlns:m="http://schemas.openxmlformats.org/officeDocument/2006/math" xmlns:v="urn:schemas-microsoft-com:vml" xmlns:wp14="http://schemas.microsoft.com/office/word/2010/wordprocessingDrawing" xmlns:wp="http://schemas.openxmlformats.org/drawingml/2006/wordprocessingDrawing" xmlns:w10="urn:schemas-microsoft-com:office:word" xmlns:w="http://schemas.openxmlformats.org/wordprocessingml/2006/main" xmlns:w14="http://schemas.microsoft.com/office/word/2010/wordml" xmlns:w15="http://schemas.microsoft.com/office/word/2012/wordml" xmlns:wne="http://schemas.microsoft.com/office/word/2006/wordml" xmlns:wpg="http://schemas.microsoft.com/office/word/2010/wordprocessingGroup" xmlns:wpi="http://schemas.microsoft.com/office/word/2010/wordprocessingInk" xmlns:wps="http://schemas.microsoft.com/office/word/2010/wordprocessingShape" mc:Ignorable="w14 w15 wp14">
+<w:hdr xmlns:wpc="http://schemas.microsoft.com/office/word/2010/wordprocessingCanvas" xmlns:mc="http://schemas.openxmlformats.org/markup-compatibility/2006" xmlns:o="urn:schemas-microsoft-com:office:office" xmlns:r="http://schemas.openxmlformats.org/officeDocument/2006/relationships" xmlns:m="http://schemas.openxmlformats.org/officeDocument/2006/math" xmlns:v="urn:schemas-microsoft-com:vml" xmlns:wp14="http://schemas.microsoft.com/office/word/2010/wordprocessingDrawing" xmlns:wp="http://schemas.openxmlformats.org/drawingml/2006/wordprocessingDrawing" xmlns:w10="urn:schemas-microsoft-com:office:word" xmlns:w="http://schemas.openxmlformats.org/wordprocessingml/2006/main" xmlns:w14="http://schemas.microsoft.com/office/word/2010/wordml" xmlns:w15="http://schemas.microsoft.com/office/word/2012/wordml" xmlns:wpg="http://schemas.microsoft.com/office/word/2010/wordprocessingGroup" xmlns:wpi="http://schemas.microsoft.com/office/word/2010/wordprocessingInk" xmlns:wne="http://schemas.microsoft.com/office/word/2006/wordml" xmlns:wps="http://schemas.microsoft.com/office/word/2010/wordprocessingShape" xmlns:wpsCustomData="http://www.wps.cn/officeDocument/2013/wpsCustomData" mc:Ignorable="w14 w15 wp14">
   <w:p>
     <w:pPr>
-      <w:pStyle w:val="Header"/>
+      <w:pStyle w:val="15"/>
       <w:pBdr>
-        <w:bottom w:val="single" w:sz="4" w:space="1" w:color="auto"/>
+        <w:bottom w:val="single" w:color="auto" w:sz="4" w:space="1"/>
       </w:pBdr>
       <w:tabs>
         <w:tab w:val="left" w:pos="335"/>
@@ -4809,27 +4933,27 @@
       </w:tabs>
       <w:jc w:val="right"/>
       <w:rPr>
-        <w:rFonts w:eastAsiaTheme="minorEastAsia" w:hint="eastAsia"/>
+        <w:rFonts w:hint="eastAsia" w:eastAsiaTheme="minorEastAsia"/>
         <w:lang w:eastAsia="zh-CN"/>
       </w:rPr>
     </w:pPr>
     <w:r>
       <w:rPr>
-        <w:rFonts w:eastAsiaTheme="minorEastAsia" w:hint="eastAsia"/>
+        <w:rFonts w:hint="eastAsia" w:eastAsiaTheme="minorEastAsia"/>
         <w:lang w:val="en-US" w:eastAsia="zh-CN"/>
       </w:rPr>
       <w:tab/>
     </w:r>
     <w:r>
       <w:rPr>
-        <w:rFonts w:eastAsiaTheme="minorEastAsia" w:hint="eastAsia"/>
+        <w:rFonts w:hint="eastAsia" w:eastAsiaTheme="minorEastAsia"/>
         <w:lang w:val="en-US" w:eastAsia="zh-CN"/>
       </w:rPr>
       <w:tab/>
     </w:r>
     <w:r>
       <w:rPr>
-        <w:rFonts w:eastAsiaTheme="minorEastAsia" w:hint="eastAsia"/>
+        <w:rFonts w:hint="eastAsia" w:eastAsiaTheme="minorEastAsia"/>
         <w:lang w:val="en-US" w:eastAsia="zh-CN"/>
       </w:rPr>
       <w:t>江西通信产业服务有限公司</w:t>
@@ -4839,15 +4963,15 @@
 </file>
 
 <file path=word/numbering.xml><?xml version="1.0" encoding="utf-8"?>
-<w:numbering xmlns:wpc="http://schemas.microsoft.com/office/word/2010/wordprocessingCanvas" xmlns:mc="http://schemas.openxmlformats.org/markup-compatibility/2006" xmlns:o="urn:schemas-microsoft-com:office:office" xmlns:r="http://schemas.openxmlformats.org/officeDocument/2006/relationships" xmlns:m="http://schemas.openxmlformats.org/officeDocument/2006/math" xmlns:v="urn:schemas-microsoft-com:vml" xmlns:wp14="http://schemas.microsoft.com/office/word/2010/wordprocessingDrawing" xmlns:wp="http://schemas.openxmlformats.org/drawingml/2006/wordprocessingDrawing" xmlns:w10="urn:schemas-microsoft-com:office:word" xmlns:w="http://schemas.openxmlformats.org/wordprocessingml/2006/main" xmlns:w14="http://schemas.microsoft.com/office/word/2010/wordml" xmlns:w15="http://schemas.microsoft.com/office/word/2012/wordml" xmlns:wne="http://schemas.microsoft.com/office/word/2006/wordml" xmlns:wpg="http://schemas.microsoft.com/office/word/2010/wordprocessingGroup" xmlns:wpi="http://schemas.microsoft.com/office/word/2010/wordprocessingInk" xmlns:wps="http://schemas.microsoft.com/office/word/2010/wordprocessingShape" mc:Ignorable="w14 w15 wp14">
+<w:numbering xmlns:wpc="http://schemas.microsoft.com/office/word/2010/wordprocessingCanvas" xmlns:mc="http://schemas.openxmlformats.org/markup-compatibility/2006" xmlns:o="urn:schemas-microsoft-com:office:office" xmlns:r="http://schemas.openxmlformats.org/officeDocument/2006/relationships" xmlns:m="http://schemas.openxmlformats.org/officeDocument/2006/math" xmlns:v="urn:schemas-microsoft-com:vml" xmlns:wp14="http://schemas.microsoft.com/office/word/2010/wordprocessingDrawing" xmlns:wp="http://schemas.openxmlformats.org/drawingml/2006/wordprocessingDrawing" xmlns:w10="urn:schemas-microsoft-com:office:word" xmlns:w="http://schemas.openxmlformats.org/wordprocessingml/2006/main" xmlns:w14="http://schemas.microsoft.com/office/word/2010/wordml" xmlns:wpg="http://schemas.microsoft.com/office/word/2010/wordprocessingGroup" xmlns:wpi="http://schemas.microsoft.com/office/word/2010/wordprocessingInk" xmlns:wne="http://schemas.microsoft.com/office/word/2006/wordml" xmlns:wps="http://schemas.microsoft.com/office/word/2010/wordprocessingShape" xmlns:wpsCustomData="http://www.wps.cn/officeDocument/2013/wpsCustomData" mc:Ignorable="w14 wp14">
   <w:abstractNum w:abstractNumId="0">
     <w:nsid w:val="8E964DCE"/>
     <w:multiLevelType w:val="multilevel"/>
     <w:tmpl w:val="8E964DCE"/>
-    <w:lvl w:ilvl="0">
+    <w:lvl w:ilvl="0" w:tentative="0">
       <w:start w:val="1"/>
       <w:numFmt w:val="decimal"/>
-      <w:pStyle w:val="Heading1"/>
+      <w:pStyle w:val="2"/>
       <w:lvlText w:val="%1."/>
       <w:lvlJc w:val="left"/>
       <w:pPr>
@@ -4857,10 +4981,10 @@
         <w:rFonts w:hint="default"/>
       </w:rPr>
     </w:lvl>
-    <w:lvl w:ilvl="1">
+    <w:lvl w:ilvl="1" w:tentative="0">
       <w:start w:val="1"/>
       <w:numFmt w:val="decimal"/>
-      <w:pStyle w:val="Heading2"/>
+      <w:pStyle w:val="3"/>
       <w:lvlText w:val="%1.%2."/>
       <w:lvlJc w:val="left"/>
       <w:pPr>
@@ -4870,10 +4994,10 @@
         <w:rFonts w:hint="default"/>
       </w:rPr>
     </w:lvl>
-    <w:lvl w:ilvl="2">
+    <w:lvl w:ilvl="2" w:tentative="0">
       <w:start w:val="1"/>
       <w:numFmt w:val="decimal"/>
-      <w:pStyle w:val="Heading3"/>
+      <w:pStyle w:val="4"/>
       <w:lvlText w:val="%1.%2.%3."/>
       <w:lvlJc w:val="left"/>
       <w:pPr>
@@ -4883,10 +5007,10 @@
         <w:rFonts w:hint="default"/>
       </w:rPr>
     </w:lvl>
-    <w:lvl w:ilvl="3">
+    <w:lvl w:ilvl="3" w:tentative="0">
       <w:start w:val="1"/>
       <w:numFmt w:val="decimal"/>
-      <w:pStyle w:val="Heading4"/>
+      <w:pStyle w:val="5"/>
       <w:lvlText w:val="%1.%2.%3.%4."/>
       <w:lvlJc w:val="left"/>
       <w:pPr>
@@ -4896,10 +5020,10 @@
         <w:rFonts w:hint="default"/>
       </w:rPr>
     </w:lvl>
-    <w:lvl w:ilvl="4">
+    <w:lvl w:ilvl="4" w:tentative="0">
       <w:start w:val="1"/>
       <w:numFmt w:val="decimal"/>
-      <w:pStyle w:val="Heading5"/>
+      <w:pStyle w:val="6"/>
       <w:lvlText w:val="%1.%2.%3.%4.%5."/>
       <w:lvlJc w:val="left"/>
       <w:pPr>
@@ -4909,10 +5033,10 @@
         <w:rFonts w:hint="default"/>
       </w:rPr>
     </w:lvl>
-    <w:lvl w:ilvl="5">
+    <w:lvl w:ilvl="5" w:tentative="0">
       <w:start w:val="1"/>
       <w:numFmt w:val="decimal"/>
-      <w:pStyle w:val="Heading6"/>
+      <w:pStyle w:val="7"/>
       <w:lvlText w:val="%1.%2.%3.%4.%5.%6."/>
       <w:lvlJc w:val="left"/>
       <w:pPr>
@@ -4922,10 +5046,10 @@
         <w:rFonts w:hint="default"/>
       </w:rPr>
     </w:lvl>
-    <w:lvl w:ilvl="6">
+    <w:lvl w:ilvl="6" w:tentative="0">
       <w:start w:val="1"/>
       <w:numFmt w:val="decimal"/>
-      <w:pStyle w:val="Heading7"/>
+      <w:pStyle w:val="8"/>
       <w:lvlText w:val="%1.%2.%3.%4.%5.%6.%7."/>
       <w:lvlJc w:val="left"/>
       <w:pPr>
@@ -4935,10 +5059,10 @@
         <w:rFonts w:hint="default"/>
       </w:rPr>
     </w:lvl>
-    <w:lvl w:ilvl="7">
+    <w:lvl w:ilvl="7" w:tentative="0">
       <w:start w:val="1"/>
       <w:numFmt w:val="decimal"/>
-      <w:pStyle w:val="Heading8"/>
+      <w:pStyle w:val="9"/>
       <w:lvlText w:val="%1.%2.%3.%4.%5.%6.%7.%8."/>
       <w:lvlJc w:val="left"/>
       <w:pPr>
@@ -4948,10 +5072,10 @@
         <w:rFonts w:hint="default"/>
       </w:rPr>
     </w:lvl>
-    <w:lvl w:ilvl="8">
+    <w:lvl w:ilvl="8" w:tentative="0">
       <w:start w:val="1"/>
       <w:numFmt w:val="decimal"/>
-      <w:pStyle w:val="Heading9"/>
+      <w:pStyle w:val="10"/>
       <w:lvlText w:val="%1.%2.%3.%4.%5.%6.%7.%8.%9."/>
       <w:lvlJc w:val="left"/>
       <w:pPr>
@@ -4969,267 +5093,269 @@
 </file>
 
 <file path=word/styles.xml><?xml version="1.0" encoding="utf-8"?>
-<w:styles xmlns:mc="http://schemas.openxmlformats.org/markup-compatibility/2006" xmlns:r="http://schemas.openxmlformats.org/officeDocument/2006/relationships" xmlns:w="http://schemas.openxmlformats.org/wordprocessingml/2006/main" xmlns:w14="http://schemas.microsoft.com/office/word/2010/wordml" xmlns:w15="http://schemas.microsoft.com/office/word/2012/wordml" mc:Ignorable="w14 w15">
+<w:styles xmlns:mc="http://schemas.openxmlformats.org/markup-compatibility/2006" xmlns:o="urn:schemas-microsoft-com:office:office" xmlns:r="http://schemas.openxmlformats.org/officeDocument/2006/relationships" xmlns:m="http://schemas.openxmlformats.org/officeDocument/2006/math" xmlns:v="urn:schemas-microsoft-com:vml" xmlns:w="http://schemas.openxmlformats.org/wordprocessingml/2006/main" xmlns:w14="http://schemas.microsoft.com/office/word/2010/wordml" xmlns:w10="urn:schemas-microsoft-com:office:word" xmlns:sl="http://schemas.openxmlformats.org/schemaLibrary/2006/main" xmlns:wpsCustomData="http://www.wps.cn/officeDocument/2013/wpsCustomData" mc:Ignorable="w14">
   <w:docDefaults>
     <w:rPrDefault>
       <w:rPr>
-        <w:rFonts w:ascii="Times New Roman" w:eastAsia="宋体" w:hAnsi="Times New Roman" w:cs="Times New Roman"/>
+        <w:rFonts w:ascii="Times New Roman" w:hAnsi="Times New Roman" w:eastAsia="宋体" w:cs="Times New Roman"/>
       </w:rPr>
     </w:rPrDefault>
     <w:pPrDefault/>
   </w:docDefaults>
-  <w:latentStyles w:defLockedState="0" w:defUIPriority="99" w:defSemiHidden="1" w:defUnhideWhenUsed="1" w:defQFormat="0" w:count="260">
-    <w:lsdException w:name="Normal" w:semiHidden="0" w:uiPriority="0" w:unhideWhenUsed="0" w:qFormat="1"/>
-    <w:lsdException w:name="heading 1" w:semiHidden="0" w:uiPriority="0" w:unhideWhenUsed="0" w:qFormat="1"/>
-    <w:lsdException w:name="heading 2" w:semiHidden="0" w:uiPriority="0" w:qFormat="1"/>
-    <w:lsdException w:name="heading 3" w:uiPriority="0" w:qFormat="1"/>
-    <w:lsdException w:name="heading 4" w:semiHidden="0" w:uiPriority="0" w:qFormat="1"/>
-    <w:lsdException w:name="heading 5" w:uiPriority="0" w:qFormat="1"/>
-    <w:lsdException w:name="heading 6" w:uiPriority="0" w:qFormat="1"/>
-    <w:lsdException w:name="heading 7" w:uiPriority="0" w:qFormat="1"/>
-    <w:lsdException w:name="heading 8" w:uiPriority="0" w:qFormat="1"/>
-    <w:lsdException w:name="heading 9" w:uiPriority="0" w:qFormat="1"/>
-    <w:lsdException w:name="index 1" w:semiHidden="0" w:uiPriority="0" w:unhideWhenUsed="0"/>
-    <w:lsdException w:name="index 2" w:semiHidden="0" w:uiPriority="0" w:unhideWhenUsed="0"/>
-    <w:lsdException w:name="index 3" w:semiHidden="0" w:uiPriority="0" w:unhideWhenUsed="0"/>
-    <w:lsdException w:name="index 4" w:semiHidden="0" w:uiPriority="0" w:unhideWhenUsed="0"/>
-    <w:lsdException w:name="index 5" w:semiHidden="0" w:uiPriority="0" w:unhideWhenUsed="0"/>
-    <w:lsdException w:name="index 6" w:semiHidden="0" w:uiPriority="0" w:unhideWhenUsed="0"/>
-    <w:lsdException w:name="index 7" w:semiHidden="0" w:uiPriority="0" w:unhideWhenUsed="0"/>
-    <w:lsdException w:name="index 8" w:semiHidden="0" w:uiPriority="0" w:unhideWhenUsed="0"/>
-    <w:lsdException w:name="index 9" w:semiHidden="0" w:uiPriority="0" w:unhideWhenUsed="0"/>
-    <w:lsdException w:name="toc 1" w:semiHidden="0" w:uiPriority="0" w:unhideWhenUsed="0" w:qFormat="1"/>
-    <w:lsdException w:name="toc 2" w:semiHidden="0" w:uiPriority="0" w:unhideWhenUsed="0" w:qFormat="1"/>
-    <w:lsdException w:name="toc 3" w:semiHidden="0" w:uiPriority="0" w:unhideWhenUsed="0" w:qFormat="1"/>
-    <w:lsdException w:name="toc 4" w:semiHidden="0" w:uiPriority="0" w:unhideWhenUsed="0"/>
-    <w:lsdException w:name="toc 5" w:semiHidden="0" w:uiPriority="0" w:unhideWhenUsed="0"/>
-    <w:lsdException w:name="toc 6" w:semiHidden="0" w:uiPriority="0" w:unhideWhenUsed="0"/>
-    <w:lsdException w:name="toc 7" w:semiHidden="0" w:uiPriority="0" w:unhideWhenUsed="0"/>
-    <w:lsdException w:name="toc 8" w:semiHidden="0" w:uiPriority="0" w:unhideWhenUsed="0"/>
-    <w:lsdException w:name="toc 9" w:semiHidden="0" w:uiPriority="0" w:unhideWhenUsed="0"/>
-    <w:lsdException w:name="Normal Indent" w:semiHidden="0" w:uiPriority="0" w:unhideWhenUsed="0"/>
-    <w:lsdException w:name="footnote text" w:semiHidden="0" w:uiPriority="0" w:unhideWhenUsed="0"/>
-    <w:lsdException w:name="annotation text" w:semiHidden="0" w:uiPriority="0" w:unhideWhenUsed="0" w:qFormat="1"/>
-    <w:lsdException w:name="header" w:semiHidden="0" w:uiPriority="0" w:unhideWhenUsed="0" w:qFormat="1"/>
-    <w:lsdException w:name="footer" w:semiHidden="0" w:uiPriority="0" w:unhideWhenUsed="0" w:qFormat="1"/>
-    <w:lsdException w:name="index heading" w:semiHidden="0" w:uiPriority="0" w:unhideWhenUsed="0"/>
-    <w:lsdException w:name="caption" w:uiPriority="0" w:qFormat="1"/>
-    <w:lsdException w:name="table of figures" w:semiHidden="0" w:uiPriority="0" w:unhideWhenUsed="0"/>
-    <w:lsdException w:name="envelope address" w:semiHidden="0" w:uiPriority="0" w:unhideWhenUsed="0"/>
-    <w:lsdException w:name="envelope return" w:semiHidden="0" w:uiPriority="0" w:unhideWhenUsed="0"/>
-    <w:lsdException w:name="footnote reference" w:semiHidden="0" w:uiPriority="0" w:unhideWhenUsed="0"/>
-    <w:lsdException w:name="annotation reference" w:semiHidden="0" w:uiPriority="0" w:unhideWhenUsed="0"/>
-    <w:lsdException w:name="line number" w:semiHidden="0" w:uiPriority="0" w:unhideWhenUsed="0"/>
-    <w:lsdException w:name="page number" w:semiHidden="0" w:uiPriority="0" w:unhideWhenUsed="0"/>
-    <w:lsdException w:name="endnote reference" w:semiHidden="0" w:uiPriority="0" w:unhideWhenUsed="0"/>
-    <w:lsdException w:name="endnote text" w:semiHidden="0" w:uiPriority="0" w:unhideWhenUsed="0"/>
-    <w:lsdException w:name="table of authorities" w:semiHidden="0" w:uiPriority="0" w:unhideWhenUsed="0"/>
-    <w:lsdException w:name="macro" w:semiHidden="0" w:uiPriority="0" w:unhideWhenUsed="0"/>
-    <w:lsdException w:name="toa heading" w:semiHidden="0" w:uiPriority="0" w:unhideWhenUsed="0"/>
-    <w:lsdException w:name="List" w:semiHidden="0" w:uiPriority="0" w:unhideWhenUsed="0"/>
-    <w:lsdException w:name="List Bullet" w:semiHidden="0" w:uiPriority="0" w:unhideWhenUsed="0"/>
-    <w:lsdException w:name="List Number" w:semiHidden="0" w:uiPriority="0" w:unhideWhenUsed="0"/>
-    <w:lsdException w:name="List 2" w:semiHidden="0" w:uiPriority="0" w:unhideWhenUsed="0"/>
-    <w:lsdException w:name="List 3" w:semiHidden="0" w:uiPriority="0" w:unhideWhenUsed="0"/>
-    <w:lsdException w:name="List 4" w:semiHidden="0" w:uiPriority="0" w:unhideWhenUsed="0"/>
-    <w:lsdException w:name="List 5" w:semiHidden="0" w:uiPriority="0" w:unhideWhenUsed="0"/>
-    <w:lsdException w:name="List Bullet 2" w:semiHidden="0" w:uiPriority="0" w:unhideWhenUsed="0"/>
-    <w:lsdException w:name="List Bullet 3" w:semiHidden="0" w:uiPriority="0" w:unhideWhenUsed="0"/>
-    <w:lsdException w:name="List Bullet 4" w:semiHidden="0" w:uiPriority="0" w:unhideWhenUsed="0"/>
-    <w:lsdException w:name="List Bullet 5" w:semiHidden="0" w:uiPriority="0" w:unhideWhenUsed="0"/>
-    <w:lsdException w:name="List Number 2" w:semiHidden="0" w:uiPriority="0" w:unhideWhenUsed="0"/>
-    <w:lsdException w:name="List Number 3" w:semiHidden="0" w:uiPriority="0" w:unhideWhenUsed="0"/>
-    <w:lsdException w:name="List Number 4" w:semiHidden="0" w:uiPriority="0" w:unhideWhenUsed="0"/>
-    <w:lsdException w:name="List Number 5" w:semiHidden="0" w:uiPriority="0" w:unhideWhenUsed="0"/>
-    <w:lsdException w:name="Title" w:semiHidden="0" w:uiPriority="0" w:unhideWhenUsed="0" w:qFormat="1"/>
-    <w:lsdException w:name="Closing" w:semiHidden="0" w:uiPriority="0" w:unhideWhenUsed="0"/>
-    <w:lsdException w:name="Signature" w:semiHidden="0" w:uiPriority="0" w:unhideWhenUsed="0"/>
-    <w:lsdException w:name="Default Paragraph Font" w:uiPriority="0" w:unhideWhenUsed="0" w:qFormat="1"/>
-    <w:lsdException w:name="Body Text" w:uiPriority="0" w:unhideWhenUsed="0" w:qFormat="1"/>
-    <w:lsdException w:name="Body Text Indent" w:semiHidden="0" w:uiPriority="0" w:unhideWhenUsed="0"/>
-    <w:lsdException w:name="List Continue" w:semiHidden="0" w:uiPriority="0" w:unhideWhenUsed="0"/>
-    <w:lsdException w:name="List Continue 2" w:semiHidden="0" w:uiPriority="0" w:unhideWhenUsed="0"/>
-    <w:lsdException w:name="List Continue 3" w:semiHidden="0" w:uiPriority="0" w:unhideWhenUsed="0"/>
-    <w:lsdException w:name="List Continue 4" w:semiHidden="0" w:uiPriority="0" w:unhideWhenUsed="0"/>
-    <w:lsdException w:name="List Continue 5" w:semiHidden="0" w:uiPriority="0" w:unhideWhenUsed="0"/>
-    <w:lsdException w:name="Message Header" w:semiHidden="0" w:uiPriority="0" w:unhideWhenUsed="0"/>
-    <w:lsdException w:name="Subtitle" w:semiHidden="0" w:uiPriority="0" w:unhideWhenUsed="0" w:qFormat="1"/>
-    <w:lsdException w:name="Salutation" w:semiHidden="0" w:uiPriority="0" w:unhideWhenUsed="0"/>
-    <w:lsdException w:name="Date" w:semiHidden="0" w:uiPriority="0" w:unhideWhenUsed="0"/>
-    <w:lsdException w:name="Body Text First Indent" w:semiHidden="0" w:uiPriority="0" w:unhideWhenUsed="0"/>
-    <w:lsdException w:name="Body Text First Indent 2" w:semiHidden="0" w:uiPriority="0" w:unhideWhenUsed="0"/>
-    <w:lsdException w:name="Body Text 2" w:semiHidden="0" w:uiPriority="0" w:unhideWhenUsed="0"/>
-    <w:lsdException w:name="Body Text 3" w:semiHidden="0" w:uiPriority="0" w:unhideWhenUsed="0"/>
-    <w:lsdException w:name="Body Text Indent 2" w:semiHidden="0" w:uiPriority="0" w:unhideWhenUsed="0"/>
-    <w:lsdException w:name="Body Text Indent 3" w:semiHidden="0" w:uiPriority="0" w:unhideWhenUsed="0"/>
-    <w:lsdException w:name="Block Text" w:semiHidden="0" w:uiPriority="0" w:unhideWhenUsed="0"/>
-    <w:lsdException w:name="Hyperlink" w:semiHidden="0" w:uiPriority="0" w:unhideWhenUsed="0"/>
-    <w:lsdException w:name="FollowedHyperlink" w:semiHidden="0" w:uiPriority="0" w:unhideWhenUsed="0"/>
-    <w:lsdException w:name="Strong" w:semiHidden="0" w:uiPriority="0" w:unhideWhenUsed="0" w:qFormat="1"/>
-    <w:lsdException w:name="Emphasis" w:semiHidden="0" w:uiPriority="0" w:unhideWhenUsed="0" w:qFormat="1"/>
-    <w:lsdException w:name="Document Map" w:semiHidden="0" w:uiPriority="0" w:unhideWhenUsed="0"/>
-    <w:lsdException w:name="Plain Text" w:semiHidden="0" w:uiPriority="0" w:unhideWhenUsed="0"/>
-    <w:lsdException w:name="E-mail Signature" w:semiHidden="0" w:uiPriority="0" w:unhideWhenUsed="0"/>
-    <w:lsdException w:name="Normal (Web)" w:semiHidden="0" w:uiPriority="0" w:unhideWhenUsed="0" w:qFormat="1"/>
-    <w:lsdException w:name="HTML Acronym" w:semiHidden="0" w:uiPriority="0" w:unhideWhenUsed="0"/>
-    <w:lsdException w:name="HTML Address" w:semiHidden="0" w:uiPriority="0" w:unhideWhenUsed="0"/>
-    <w:lsdException w:name="HTML Cite" w:semiHidden="0" w:uiPriority="0" w:unhideWhenUsed="0"/>
-    <w:lsdException w:name="HTML Code" w:semiHidden="0" w:uiPriority="0" w:unhideWhenUsed="0"/>
-    <w:lsdException w:name="HTML Definition" w:semiHidden="0" w:uiPriority="0" w:unhideWhenUsed="0"/>
-    <w:lsdException w:name="HTML Keyboard" w:semiHidden="0" w:uiPriority="0" w:unhideWhenUsed="0"/>
-    <w:lsdException w:name="HTML Preformatted" w:semiHidden="0" w:uiPriority="0" w:unhideWhenUsed="0"/>
-    <w:lsdException w:name="HTML Sample" w:semiHidden="0" w:uiPriority="0" w:unhideWhenUsed="0"/>
-    <w:lsdException w:name="HTML Typewriter" w:semiHidden="0" w:uiPriority="0" w:unhideWhenUsed="0"/>
-    <w:lsdException w:name="HTML Variable" w:semiHidden="0" w:uiPriority="0" w:unhideWhenUsed="0"/>
-    <w:lsdException w:name="Normal Table" w:uiPriority="0" w:unhideWhenUsed="0" w:qFormat="1"/>
-    <w:lsdException w:name="annotation subject" w:semiHidden="0" w:uiPriority="0" w:unhideWhenUsed="0"/>
-    <w:lsdException w:name="Table Simple 1" w:semiHidden="0" w:uiPriority="0" w:unhideWhenUsed="0"/>
-    <w:lsdException w:name="Table Simple 2" w:semiHidden="0" w:uiPriority="0" w:unhideWhenUsed="0"/>
-    <w:lsdException w:name="Table Simple 3" w:semiHidden="0" w:uiPriority="0" w:unhideWhenUsed="0"/>
-    <w:lsdException w:name="Table Classic 1" w:semiHidden="0" w:uiPriority="0" w:unhideWhenUsed="0"/>
-    <w:lsdException w:name="Table Classic 2" w:semiHidden="0" w:uiPriority="0" w:unhideWhenUsed="0"/>
-    <w:lsdException w:name="Table Classic 3" w:semiHidden="0" w:uiPriority="0" w:unhideWhenUsed="0"/>
-    <w:lsdException w:name="Table Classic 4" w:semiHidden="0" w:uiPriority="0" w:unhideWhenUsed="0"/>
-    <w:lsdException w:name="Table Colorful 1" w:semiHidden="0" w:uiPriority="0" w:unhideWhenUsed="0"/>
-    <w:lsdException w:name="Table Colorful 2" w:semiHidden="0" w:uiPriority="0" w:unhideWhenUsed="0"/>
-    <w:lsdException w:name="Table Colorful 3" w:semiHidden="0" w:uiPriority="0" w:unhideWhenUsed="0"/>
-    <w:lsdException w:name="Table Columns 1" w:semiHidden="0" w:uiPriority="0" w:unhideWhenUsed="0"/>
-    <w:lsdException w:name="Table Columns 2" w:semiHidden="0" w:uiPriority="0" w:unhideWhenUsed="0"/>
-    <w:lsdException w:name="Table Columns 3" w:semiHidden="0" w:uiPriority="0" w:unhideWhenUsed="0"/>
-    <w:lsdException w:name="Table Columns 4" w:semiHidden="0" w:uiPriority="0" w:unhideWhenUsed="0"/>
-    <w:lsdException w:name="Table Columns 5" w:semiHidden="0" w:uiPriority="0" w:unhideWhenUsed="0"/>
-    <w:lsdException w:name="Table Grid 1" w:semiHidden="0" w:uiPriority="0" w:unhideWhenUsed="0"/>
-    <w:lsdException w:name="Table Grid 2" w:semiHidden="0" w:uiPriority="0" w:unhideWhenUsed="0"/>
-    <w:lsdException w:name="Table Grid 3" w:semiHidden="0" w:uiPriority="0" w:unhideWhenUsed="0"/>
-    <w:lsdException w:name="Table Grid 4" w:semiHidden="0" w:uiPriority="0" w:unhideWhenUsed="0"/>
-    <w:lsdException w:name="Table Grid 5" w:semiHidden="0" w:uiPriority="0" w:unhideWhenUsed="0"/>
-    <w:lsdException w:name="Table Grid 6" w:semiHidden="0" w:uiPriority="0" w:unhideWhenUsed="0"/>
-    <w:lsdException w:name="Table Grid 7" w:semiHidden="0" w:uiPriority="0" w:unhideWhenUsed="0"/>
-    <w:lsdException w:name="Table Grid 8" w:semiHidden="0" w:uiPriority="0" w:unhideWhenUsed="0"/>
-    <w:lsdException w:name="Table List 1" w:semiHidden="0" w:uiPriority="0" w:unhideWhenUsed="0"/>
-    <w:lsdException w:name="Table List 2" w:semiHidden="0" w:uiPriority="0" w:unhideWhenUsed="0"/>
-    <w:lsdException w:name="Table List 3" w:semiHidden="0" w:uiPriority="0" w:unhideWhenUsed="0"/>
-    <w:lsdException w:name="Table List 4" w:semiHidden="0" w:uiPriority="0" w:unhideWhenUsed="0"/>
-    <w:lsdException w:name="Table List 5" w:semiHidden="0" w:uiPriority="0" w:unhideWhenUsed="0"/>
-    <w:lsdException w:name="Table List 6" w:semiHidden="0" w:uiPriority="0" w:unhideWhenUsed="0"/>
-    <w:lsdException w:name="Table List 7" w:semiHidden="0" w:uiPriority="0" w:unhideWhenUsed="0"/>
-    <w:lsdException w:name="Table List 8" w:semiHidden="0" w:uiPriority="0" w:unhideWhenUsed="0"/>
-    <w:lsdException w:name="Table 3D effects 1" w:semiHidden="0" w:uiPriority="0" w:unhideWhenUsed="0"/>
-    <w:lsdException w:name="Table 3D effects 2" w:semiHidden="0" w:uiPriority="0" w:unhideWhenUsed="0"/>
-    <w:lsdException w:name="Table 3D effects 3" w:semiHidden="0" w:uiPriority="0" w:unhideWhenUsed="0"/>
-    <w:lsdException w:name="Table Contemporary" w:semiHidden="0" w:uiPriority="0" w:unhideWhenUsed="0"/>
-    <w:lsdException w:name="Table Elegant" w:semiHidden="0" w:uiPriority="0" w:unhideWhenUsed="0"/>
-    <w:lsdException w:name="Table Professional" w:semiHidden="0" w:uiPriority="0" w:unhideWhenUsed="0"/>
-    <w:lsdException w:name="Table Subtle 1" w:semiHidden="0" w:uiPriority="0" w:unhideWhenUsed="0"/>
-    <w:lsdException w:name="Table Subtle 2" w:semiHidden="0" w:uiPriority="0" w:unhideWhenUsed="0"/>
-    <w:lsdException w:name="Table Web 1" w:semiHidden="0" w:uiPriority="0" w:unhideWhenUsed="0"/>
-    <w:lsdException w:name="Table Web 2" w:semiHidden="0" w:uiPriority="0" w:unhideWhenUsed="0"/>
-    <w:lsdException w:name="Table Web 3" w:semiHidden="0" w:uiPriority="0" w:unhideWhenUsed="0"/>
-    <w:lsdException w:name="Balloon Text" w:semiHidden="0" w:uiPriority="0" w:unhideWhenUsed="0"/>
-    <w:lsdException w:name="Table Grid" w:semiHidden="0" w:uiPriority="0" w:unhideWhenUsed="0" w:qFormat="1"/>
-    <w:lsdException w:name="Table Theme" w:semiHidden="0" w:uiPriority="0" w:unhideWhenUsed="0"/>
-    <w:lsdException w:name="Light Shading" w:semiHidden="0" w:uiPriority="60" w:unhideWhenUsed="0"/>
-    <w:lsdException w:name="Light List" w:semiHidden="0" w:uiPriority="61" w:unhideWhenUsed="0"/>
-    <w:lsdException w:name="Light Grid" w:semiHidden="0" w:uiPriority="62" w:unhideWhenUsed="0"/>
-    <w:lsdException w:name="Medium Shading 1" w:semiHidden="0" w:uiPriority="63" w:unhideWhenUsed="0"/>
-    <w:lsdException w:name="Medium Shading 2" w:semiHidden="0" w:uiPriority="64" w:unhideWhenUsed="0"/>
-    <w:lsdException w:name="Medium List 1" w:semiHidden="0" w:uiPriority="65" w:unhideWhenUsed="0"/>
-    <w:lsdException w:name="Medium List 2" w:semiHidden="0" w:uiPriority="66" w:unhideWhenUsed="0"/>
-    <w:lsdException w:name="Medium Grid 1" w:semiHidden="0" w:uiPriority="67" w:unhideWhenUsed="0"/>
-    <w:lsdException w:name="Medium Grid 2" w:semiHidden="0" w:uiPriority="68" w:unhideWhenUsed="0"/>
-    <w:lsdException w:name="Medium Grid 3" w:semiHidden="0" w:uiPriority="69" w:unhideWhenUsed="0"/>
-    <w:lsdException w:name="Dark List" w:semiHidden="0" w:uiPriority="70" w:unhideWhenUsed="0"/>
-    <w:lsdException w:name="Colorful Shading" w:semiHidden="0" w:uiPriority="71" w:unhideWhenUsed="0"/>
-    <w:lsdException w:name="Colorful List" w:semiHidden="0" w:uiPriority="72" w:unhideWhenUsed="0"/>
-    <w:lsdException w:name="Colorful Grid" w:semiHidden="0" w:uiPriority="73" w:unhideWhenUsed="0"/>
-    <w:lsdException w:name="Light Shading Accent 1" w:semiHidden="0" w:uiPriority="60" w:unhideWhenUsed="0"/>
-    <w:lsdException w:name="Light List Accent 1" w:semiHidden="0" w:uiPriority="61" w:unhideWhenUsed="0"/>
-    <w:lsdException w:name="Light Grid Accent 1" w:semiHidden="0" w:uiPriority="62" w:unhideWhenUsed="0"/>
-    <w:lsdException w:name="Medium Shading 1 Accent 1" w:semiHidden="0" w:uiPriority="63" w:unhideWhenUsed="0"/>
-    <w:lsdException w:name="Medium Shading 2 Accent 1" w:semiHidden="0" w:uiPriority="64" w:unhideWhenUsed="0"/>
-    <w:lsdException w:name="Medium List 1 Accent 1" w:semiHidden="0" w:uiPriority="65" w:unhideWhenUsed="0"/>
-    <w:lsdException w:name="Medium List 2 Accent 1" w:semiHidden="0" w:uiPriority="66" w:unhideWhenUsed="0"/>
-    <w:lsdException w:name="Medium Grid 1 Accent 1" w:semiHidden="0" w:uiPriority="67" w:unhideWhenUsed="0"/>
-    <w:lsdException w:name="Medium Grid 2 Accent 1" w:semiHidden="0" w:uiPriority="68" w:unhideWhenUsed="0"/>
-    <w:lsdException w:name="Medium Grid 3 Accent 1" w:semiHidden="0" w:uiPriority="69" w:unhideWhenUsed="0"/>
-    <w:lsdException w:name="Dark List Accent 1" w:semiHidden="0" w:uiPriority="70" w:unhideWhenUsed="0"/>
-    <w:lsdException w:name="Colorful Shading Accent 1" w:semiHidden="0" w:uiPriority="71" w:unhideWhenUsed="0"/>
-    <w:lsdException w:name="Colorful List Accent 1" w:semiHidden="0" w:uiPriority="72" w:unhideWhenUsed="0"/>
-    <w:lsdException w:name="Colorful Grid Accent 1" w:semiHidden="0" w:uiPriority="73" w:unhideWhenUsed="0"/>
-    <w:lsdException w:name="Light Shading Accent 2" w:semiHidden="0" w:uiPriority="60" w:unhideWhenUsed="0"/>
-    <w:lsdException w:name="Light List Accent 2" w:semiHidden="0" w:uiPriority="61" w:unhideWhenUsed="0"/>
-    <w:lsdException w:name="Light Grid Accent 2" w:semiHidden="0" w:uiPriority="62" w:unhideWhenUsed="0"/>
-    <w:lsdException w:name="Medium Shading 1 Accent 2" w:semiHidden="0" w:uiPriority="63" w:unhideWhenUsed="0"/>
-    <w:lsdException w:name="Medium Shading 2 Accent 2" w:semiHidden="0" w:uiPriority="64" w:unhideWhenUsed="0"/>
-    <w:lsdException w:name="Medium List 1 Accent 2" w:semiHidden="0" w:uiPriority="65" w:unhideWhenUsed="0"/>
-    <w:lsdException w:name="Medium List 2 Accent 2" w:semiHidden="0" w:uiPriority="66" w:unhideWhenUsed="0"/>
-    <w:lsdException w:name="Medium Grid 1 Accent 2" w:semiHidden="0" w:uiPriority="67" w:unhideWhenUsed="0"/>
-    <w:lsdException w:name="Medium Grid 2 Accent 2" w:semiHidden="0" w:uiPriority="68" w:unhideWhenUsed="0"/>
-    <w:lsdException w:name="Medium Grid 3 Accent 2" w:semiHidden="0" w:uiPriority="69" w:unhideWhenUsed="0"/>
-    <w:lsdException w:name="Dark List Accent 2" w:semiHidden="0" w:uiPriority="70" w:unhideWhenUsed="0"/>
-    <w:lsdException w:name="Colorful Shading Accent 2" w:semiHidden="0" w:uiPriority="71" w:unhideWhenUsed="0"/>
-    <w:lsdException w:name="Colorful List Accent 2" w:semiHidden="0" w:uiPriority="72" w:unhideWhenUsed="0"/>
-    <w:lsdException w:name="Colorful Grid Accent 2" w:semiHidden="0" w:uiPriority="73" w:unhideWhenUsed="0"/>
-    <w:lsdException w:name="Light Shading Accent 3" w:semiHidden="0" w:uiPriority="60" w:unhideWhenUsed="0"/>
-    <w:lsdException w:name="Light List Accent 3" w:semiHidden="0" w:uiPriority="61" w:unhideWhenUsed="0"/>
-    <w:lsdException w:name="Light Grid Accent 3" w:semiHidden="0" w:uiPriority="62" w:unhideWhenUsed="0"/>
-    <w:lsdException w:name="Medium Shading 1 Accent 3" w:semiHidden="0" w:uiPriority="63" w:unhideWhenUsed="0"/>
-    <w:lsdException w:name="Medium Shading 2 Accent 3" w:semiHidden="0" w:uiPriority="64" w:unhideWhenUsed="0"/>
-    <w:lsdException w:name="Medium List 1 Accent 3" w:semiHidden="0" w:uiPriority="65" w:unhideWhenUsed="0"/>
-    <w:lsdException w:name="Medium List 2 Accent 3" w:semiHidden="0" w:uiPriority="66" w:unhideWhenUsed="0"/>
-    <w:lsdException w:name="Medium Grid 1 Accent 3" w:semiHidden="0" w:uiPriority="67" w:unhideWhenUsed="0"/>
-    <w:lsdException w:name="Medium Grid 2 Accent 3" w:semiHidden="0" w:uiPriority="68" w:unhideWhenUsed="0"/>
-    <w:lsdException w:name="Medium Grid 3 Accent 3" w:semiHidden="0" w:uiPriority="69" w:unhideWhenUsed="0"/>
-    <w:lsdException w:name="Dark List Accent 3" w:semiHidden="0" w:uiPriority="70" w:unhideWhenUsed="0"/>
-    <w:lsdException w:name="Colorful Shading Accent 3" w:semiHidden="0" w:uiPriority="71" w:unhideWhenUsed="0"/>
-    <w:lsdException w:name="Colorful List Accent 3" w:semiHidden="0" w:uiPriority="72" w:unhideWhenUsed="0"/>
-    <w:lsdException w:name="Colorful Grid Accent 3" w:semiHidden="0" w:uiPriority="73" w:unhideWhenUsed="0"/>
-    <w:lsdException w:name="Light Shading Accent 4" w:semiHidden="0" w:uiPriority="60" w:unhideWhenUsed="0"/>
-    <w:lsdException w:name="Light List Accent 4" w:semiHidden="0" w:uiPriority="61" w:unhideWhenUsed="0"/>
-    <w:lsdException w:name="Light Grid Accent 4" w:semiHidden="0" w:uiPriority="62" w:unhideWhenUsed="0"/>
-    <w:lsdException w:name="Medium Shading 1 Accent 4" w:semiHidden="0" w:uiPriority="63" w:unhideWhenUsed="0"/>
-    <w:lsdException w:name="Medium Shading 2 Accent 4" w:semiHidden="0" w:uiPriority="64" w:unhideWhenUsed="0"/>
-    <w:lsdException w:name="Medium List 1 Accent 4" w:semiHidden="0" w:uiPriority="65" w:unhideWhenUsed="0"/>
-    <w:lsdException w:name="Medium List 2 Accent 4" w:semiHidden="0" w:uiPriority="66" w:unhideWhenUsed="0"/>
-    <w:lsdException w:name="Medium Grid 1 Accent 4" w:semiHidden="0" w:uiPriority="67" w:unhideWhenUsed="0"/>
-    <w:lsdException w:name="Medium Grid 2 Accent 4" w:semiHidden="0" w:uiPriority="68" w:unhideWhenUsed="0"/>
-    <w:lsdException w:name="Medium Grid 3 Accent 4" w:semiHidden="0" w:uiPriority="69" w:unhideWhenUsed="0"/>
-    <w:lsdException w:name="Dark List Accent 4" w:semiHidden="0" w:uiPriority="70" w:unhideWhenUsed="0"/>
-    <w:lsdException w:name="Colorful Shading Accent 4" w:semiHidden="0" w:uiPriority="71" w:unhideWhenUsed="0"/>
-    <w:lsdException w:name="Colorful List Accent 4" w:semiHidden="0" w:uiPriority="72" w:unhideWhenUsed="0"/>
-    <w:lsdException w:name="Colorful Grid Accent 4" w:semiHidden="0" w:uiPriority="73" w:unhideWhenUsed="0"/>
-    <w:lsdException w:name="Light Shading Accent 5" w:semiHidden="0" w:uiPriority="60" w:unhideWhenUsed="0"/>
-    <w:lsdException w:name="Light List Accent 5" w:semiHidden="0" w:uiPriority="61" w:unhideWhenUsed="0"/>
-    <w:lsdException w:name="Light Grid Accent 5" w:semiHidden="0" w:uiPriority="62" w:unhideWhenUsed="0"/>
-    <w:lsdException w:name="Medium Shading 1 Accent 5" w:semiHidden="0" w:uiPriority="63" w:unhideWhenUsed="0"/>
-    <w:lsdException w:name="Medium Shading 2 Accent 5" w:semiHidden="0" w:uiPriority="64" w:unhideWhenUsed="0"/>
-    <w:lsdException w:name="Medium List 1 Accent 5" w:semiHidden="0" w:uiPriority="65" w:unhideWhenUsed="0"/>
-    <w:lsdException w:name="Medium List 2 Accent 5" w:semiHidden="0" w:uiPriority="66" w:unhideWhenUsed="0"/>
-    <w:lsdException w:name="Medium Grid 1 Accent 5" w:semiHidden="0" w:uiPriority="67" w:unhideWhenUsed="0"/>
-    <w:lsdException w:name="Medium Grid 2 Accent 5" w:semiHidden="0" w:uiPriority="68" w:unhideWhenUsed="0"/>
-    <w:lsdException w:name="Medium Grid 3 Accent 5" w:semiHidden="0" w:uiPriority="69" w:unhideWhenUsed="0"/>
-    <w:lsdException w:name="Dark List Accent 5" w:semiHidden="0" w:uiPriority="70" w:unhideWhenUsed="0"/>
-    <w:lsdException w:name="Colorful Shading Accent 5" w:semiHidden="0" w:uiPriority="71" w:unhideWhenUsed="0"/>
-    <w:lsdException w:name="Colorful List Accent 5" w:semiHidden="0" w:uiPriority="72" w:unhideWhenUsed="0"/>
-    <w:lsdException w:name="Colorful Grid Accent 5" w:semiHidden="0" w:uiPriority="73" w:unhideWhenUsed="0"/>
-    <w:lsdException w:name="Light Shading Accent 6" w:semiHidden="0" w:uiPriority="60" w:unhideWhenUsed="0"/>
-    <w:lsdException w:name="Light List Accent 6" w:semiHidden="0" w:uiPriority="61" w:unhideWhenUsed="0"/>
-    <w:lsdException w:name="Light Grid Accent 6" w:semiHidden="0" w:uiPriority="62" w:unhideWhenUsed="0"/>
-    <w:lsdException w:name="Medium Shading 1 Accent 6" w:semiHidden="0" w:uiPriority="63" w:unhideWhenUsed="0"/>
-    <w:lsdException w:name="Medium Shading 2 Accent 6" w:semiHidden="0" w:uiPriority="64" w:unhideWhenUsed="0"/>
-    <w:lsdException w:name="Medium List 1 Accent 6" w:semiHidden="0" w:uiPriority="65" w:unhideWhenUsed="0"/>
-    <w:lsdException w:name="Medium List 2 Accent 6" w:semiHidden="0" w:uiPriority="66" w:unhideWhenUsed="0"/>
-    <w:lsdException w:name="Medium Grid 1 Accent 6" w:semiHidden="0" w:uiPriority="67" w:unhideWhenUsed="0"/>
-    <w:lsdException w:name="Medium Grid 2 Accent 6" w:semiHidden="0" w:uiPriority="68" w:unhideWhenUsed="0"/>
-    <w:lsdException w:name="Medium Grid 3 Accent 6" w:semiHidden="0" w:uiPriority="69" w:unhideWhenUsed="0"/>
-    <w:lsdException w:name="Dark List Accent 6" w:semiHidden="0" w:uiPriority="70" w:unhideWhenUsed="0"/>
-    <w:lsdException w:name="Colorful Shading Accent 6" w:semiHidden="0" w:uiPriority="71" w:unhideWhenUsed="0"/>
-    <w:lsdException w:name="Colorful List Accent 6" w:semiHidden="0" w:uiPriority="72" w:unhideWhenUsed="0"/>
-    <w:lsdException w:name="Colorful Grid Accent 6" w:semiHidden="0" w:uiPriority="73" w:unhideWhenUsed="0"/>
+  <w:latentStyles w:count="260" w:defQFormat="0" w:defUnhideWhenUsed="1" w:defSemiHidden="1" w:defUIPriority="99" w:defLockedState="0">
+    <w:lsdException w:qFormat="1" w:unhideWhenUsed="0" w:uiPriority="0" w:semiHidden="0" w:name="Normal"/>
+    <w:lsdException w:qFormat="1" w:unhideWhenUsed="0" w:uiPriority="0" w:semiHidden="0" w:name="heading 1"/>
+    <w:lsdException w:qFormat="1" w:uiPriority="0" w:semiHidden="0" w:name="heading 2"/>
+    <w:lsdException w:qFormat="1" w:uiPriority="0" w:name="heading 3"/>
+    <w:lsdException w:qFormat="1" w:uiPriority="0" w:semiHidden="0" w:name="heading 4"/>
+    <w:lsdException w:qFormat="1" w:uiPriority="0" w:name="heading 5"/>
+    <w:lsdException w:qFormat="1" w:uiPriority="0" w:name="heading 6"/>
+    <w:lsdException w:qFormat="1" w:uiPriority="0" w:name="heading 7"/>
+    <w:lsdException w:qFormat="1" w:uiPriority="0" w:name="heading 8"/>
+    <w:lsdException w:qFormat="1" w:uiPriority="0" w:name="heading 9"/>
+    <w:lsdException w:unhideWhenUsed="0" w:uiPriority="0" w:semiHidden="0" w:name="index 1"/>
+    <w:lsdException w:unhideWhenUsed="0" w:uiPriority="0" w:semiHidden="0" w:name="index 2"/>
+    <w:lsdException w:unhideWhenUsed="0" w:uiPriority="0" w:semiHidden="0" w:name="index 3"/>
+    <w:lsdException w:unhideWhenUsed="0" w:uiPriority="0" w:semiHidden="0" w:name="index 4"/>
+    <w:lsdException w:unhideWhenUsed="0" w:uiPriority="0" w:semiHidden="0" w:name="index 5"/>
+    <w:lsdException w:unhideWhenUsed="0" w:uiPriority="0" w:semiHidden="0" w:name="index 6"/>
+    <w:lsdException w:unhideWhenUsed="0" w:uiPriority="0" w:semiHidden="0" w:name="index 7"/>
+    <w:lsdException w:unhideWhenUsed="0" w:uiPriority="0" w:semiHidden="0" w:name="index 8"/>
+    <w:lsdException w:unhideWhenUsed="0" w:uiPriority="0" w:semiHidden="0" w:name="index 9"/>
+    <w:lsdException w:qFormat="1" w:unhideWhenUsed="0" w:uiPriority="0" w:semiHidden="0" w:name="toc 1"/>
+    <w:lsdException w:qFormat="1" w:unhideWhenUsed="0" w:uiPriority="0" w:semiHidden="0" w:name="toc 2"/>
+    <w:lsdException w:qFormat="1" w:unhideWhenUsed="0" w:uiPriority="0" w:semiHidden="0" w:name="toc 3"/>
+    <w:lsdException w:unhideWhenUsed="0" w:uiPriority="0" w:semiHidden="0" w:name="toc 4"/>
+    <w:lsdException w:unhideWhenUsed="0" w:uiPriority="0" w:semiHidden="0" w:name="toc 5"/>
+    <w:lsdException w:unhideWhenUsed="0" w:uiPriority="0" w:semiHidden="0" w:name="toc 6"/>
+    <w:lsdException w:unhideWhenUsed="0" w:uiPriority="0" w:semiHidden="0" w:name="toc 7"/>
+    <w:lsdException w:unhideWhenUsed="0" w:uiPriority="0" w:semiHidden="0" w:name="toc 8"/>
+    <w:lsdException w:unhideWhenUsed="0" w:uiPriority="0" w:semiHidden="0" w:name="toc 9"/>
+    <w:lsdException w:unhideWhenUsed="0" w:uiPriority="0" w:semiHidden="0" w:name="Normal Indent"/>
+    <w:lsdException w:unhideWhenUsed="0" w:uiPriority="0" w:semiHidden="0" w:name="footnote text"/>
+    <w:lsdException w:qFormat="1" w:unhideWhenUsed="0" w:uiPriority="0" w:semiHidden="0" w:name="annotation text"/>
+    <w:lsdException w:qFormat="1" w:unhideWhenUsed="0" w:uiPriority="0" w:semiHidden="0" w:name="header"/>
+    <w:lsdException w:qFormat="1" w:unhideWhenUsed="0" w:uiPriority="0" w:semiHidden="0" w:name="footer"/>
+    <w:lsdException w:unhideWhenUsed="0" w:uiPriority="0" w:semiHidden="0" w:name="index heading"/>
+    <w:lsdException w:qFormat="1" w:uiPriority="0" w:name="caption"/>
+    <w:lsdException w:unhideWhenUsed="0" w:uiPriority="0" w:semiHidden="0" w:name="table of figures"/>
+    <w:lsdException w:unhideWhenUsed="0" w:uiPriority="0" w:semiHidden="0" w:name="envelope address"/>
+    <w:lsdException w:unhideWhenUsed="0" w:uiPriority="0" w:semiHidden="0" w:name="envelope return"/>
+    <w:lsdException w:unhideWhenUsed="0" w:uiPriority="0" w:semiHidden="0" w:name="footnote reference"/>
+    <w:lsdException w:unhideWhenUsed="0" w:uiPriority="0" w:semiHidden="0" w:name="annotation reference"/>
+    <w:lsdException w:unhideWhenUsed="0" w:uiPriority="0" w:semiHidden="0" w:name="line number"/>
+    <w:lsdException w:unhideWhenUsed="0" w:uiPriority="0" w:semiHidden="0" w:name="page number"/>
+    <w:lsdException w:unhideWhenUsed="0" w:uiPriority="0" w:semiHidden="0" w:name="endnote reference"/>
+    <w:lsdException w:unhideWhenUsed="0" w:uiPriority="0" w:semiHidden="0" w:name="endnote text"/>
+    <w:lsdException w:unhideWhenUsed="0" w:uiPriority="0" w:semiHidden="0" w:name="table of authorities"/>
+    <w:lsdException w:unhideWhenUsed="0" w:uiPriority="0" w:semiHidden="0" w:name="macro"/>
+    <w:lsdException w:unhideWhenUsed="0" w:uiPriority="0" w:semiHidden="0" w:name="toa heading"/>
+    <w:lsdException w:unhideWhenUsed="0" w:uiPriority="0" w:semiHidden="0" w:name="List"/>
+    <w:lsdException w:unhideWhenUsed="0" w:uiPriority="0" w:semiHidden="0" w:name="List Bullet"/>
+    <w:lsdException w:unhideWhenUsed="0" w:uiPriority="0" w:semiHidden="0" w:name="List Number"/>
+    <w:lsdException w:unhideWhenUsed="0" w:uiPriority="0" w:semiHidden="0" w:name="List 2"/>
+    <w:lsdException w:unhideWhenUsed="0" w:uiPriority="0" w:semiHidden="0" w:name="List 3"/>
+    <w:lsdException w:unhideWhenUsed="0" w:uiPriority="0" w:semiHidden="0" w:name="List 4"/>
+    <w:lsdException w:unhideWhenUsed="0" w:uiPriority="0" w:semiHidden="0" w:name="List 5"/>
+    <w:lsdException w:unhideWhenUsed="0" w:uiPriority="0" w:semiHidden="0" w:name="List Bullet 2"/>
+    <w:lsdException w:unhideWhenUsed="0" w:uiPriority="0" w:semiHidden="0" w:name="List Bullet 3"/>
+    <w:lsdException w:unhideWhenUsed="0" w:uiPriority="0" w:semiHidden="0" w:name="List Bullet 4"/>
+    <w:lsdException w:unhideWhenUsed="0" w:uiPriority="0" w:semiHidden="0" w:name="List Bullet 5"/>
+    <w:lsdException w:unhideWhenUsed="0" w:uiPriority="0" w:semiHidden="0" w:name="List Number 2"/>
+    <w:lsdException w:unhideWhenUsed="0" w:uiPriority="0" w:semiHidden="0" w:name="List Number 3"/>
+    <w:lsdException w:unhideWhenUsed="0" w:uiPriority="0" w:semiHidden="0" w:name="List Number 4"/>
+    <w:lsdException w:unhideWhenUsed="0" w:uiPriority="0" w:semiHidden="0" w:name="List Number 5"/>
+    <w:lsdException w:qFormat="1" w:unhideWhenUsed="0" w:uiPriority="0" w:semiHidden="0" w:name="Title"/>
+    <w:lsdException w:unhideWhenUsed="0" w:uiPriority="0" w:semiHidden="0" w:name="Closing"/>
+    <w:lsdException w:unhideWhenUsed="0" w:uiPriority="0" w:semiHidden="0" w:name="Signature"/>
+    <w:lsdException w:qFormat="1" w:unhideWhenUsed="0" w:uiPriority="0" w:name="Default Paragraph Font"/>
+    <w:lsdException w:qFormat="1" w:unhideWhenUsed="0" w:uiPriority="0" w:name="Body Text"/>
+    <w:lsdException w:unhideWhenUsed="0" w:uiPriority="0" w:semiHidden="0" w:name="Body Text Indent"/>
+    <w:lsdException w:unhideWhenUsed="0" w:uiPriority="0" w:semiHidden="0" w:name="List Continue"/>
+    <w:lsdException w:unhideWhenUsed="0" w:uiPriority="0" w:semiHidden="0" w:name="List Continue 2"/>
+    <w:lsdException w:unhideWhenUsed="0" w:uiPriority="0" w:semiHidden="0" w:name="List Continue 3"/>
+    <w:lsdException w:unhideWhenUsed="0" w:uiPriority="0" w:semiHidden="0" w:name="List Continue 4"/>
+    <w:lsdException w:unhideWhenUsed="0" w:uiPriority="0" w:semiHidden="0" w:name="List Continue 5"/>
+    <w:lsdException w:unhideWhenUsed="0" w:uiPriority="0" w:semiHidden="0" w:name="Message Header"/>
+    <w:lsdException w:qFormat="1" w:unhideWhenUsed="0" w:uiPriority="0" w:semiHidden="0" w:name="Subtitle"/>
+    <w:lsdException w:unhideWhenUsed="0" w:uiPriority="0" w:semiHidden="0" w:name="Salutation"/>
+    <w:lsdException w:unhideWhenUsed="0" w:uiPriority="0" w:semiHidden="0" w:name="Date"/>
+    <w:lsdException w:unhideWhenUsed="0" w:uiPriority="0" w:semiHidden="0" w:name="Body Text First Indent"/>
+    <w:lsdException w:unhideWhenUsed="0" w:uiPriority="0" w:semiHidden="0" w:name="Body Text First Indent 2"/>
+    <w:lsdException w:uiPriority="99" w:name="Note Heading"/>
+    <w:lsdException w:unhideWhenUsed="0" w:uiPriority="0" w:semiHidden="0" w:name="Body Text 2"/>
+    <w:lsdException w:unhideWhenUsed="0" w:uiPriority="0" w:semiHidden="0" w:name="Body Text 3"/>
+    <w:lsdException w:unhideWhenUsed="0" w:uiPriority="0" w:semiHidden="0" w:name="Body Text Indent 2"/>
+    <w:lsdException w:unhideWhenUsed="0" w:uiPriority="0" w:semiHidden="0" w:name="Body Text Indent 3"/>
+    <w:lsdException w:unhideWhenUsed="0" w:uiPriority="0" w:semiHidden="0" w:name="Block Text"/>
+    <w:lsdException w:unhideWhenUsed="0" w:uiPriority="0" w:semiHidden="0" w:name="Hyperlink"/>
+    <w:lsdException w:unhideWhenUsed="0" w:uiPriority="0" w:semiHidden="0" w:name="FollowedHyperlink"/>
+    <w:lsdException w:qFormat="1" w:unhideWhenUsed="0" w:uiPriority="0" w:semiHidden="0" w:name="Strong"/>
+    <w:lsdException w:qFormat="1" w:unhideWhenUsed="0" w:uiPriority="0" w:semiHidden="0" w:name="Emphasis"/>
+    <w:lsdException w:unhideWhenUsed="0" w:uiPriority="0" w:semiHidden="0" w:name="Document Map"/>
+    <w:lsdException w:unhideWhenUsed="0" w:uiPriority="0" w:semiHidden="0" w:name="Plain Text"/>
+    <w:lsdException w:unhideWhenUsed="0" w:uiPriority="0" w:semiHidden="0" w:name="E-mail Signature"/>
+    <w:lsdException w:qFormat="1" w:unhideWhenUsed="0" w:uiPriority="0" w:semiHidden="0" w:name="Normal (Web)"/>
+    <w:lsdException w:unhideWhenUsed="0" w:uiPriority="0" w:semiHidden="0" w:name="HTML Acronym"/>
+    <w:lsdException w:unhideWhenUsed="0" w:uiPriority="0" w:semiHidden="0" w:name="HTML Address"/>
+    <w:lsdException w:unhideWhenUsed="0" w:uiPriority="0" w:semiHidden="0" w:name="HTML Cite"/>
+    <w:lsdException w:unhideWhenUsed="0" w:uiPriority="0" w:semiHidden="0" w:name="HTML Code"/>
+    <w:lsdException w:unhideWhenUsed="0" w:uiPriority="0" w:semiHidden="0" w:name="HTML Definition"/>
+    <w:lsdException w:unhideWhenUsed="0" w:uiPriority="0" w:semiHidden="0" w:name="HTML Keyboard"/>
+    <w:lsdException w:unhideWhenUsed="0" w:uiPriority="0" w:semiHidden="0" w:name="HTML Preformatted"/>
+    <w:lsdException w:unhideWhenUsed="0" w:uiPriority="0" w:semiHidden="0" w:name="HTML Sample"/>
+    <w:lsdException w:unhideWhenUsed="0" w:uiPriority="0" w:semiHidden="0" w:name="HTML Typewriter"/>
+    <w:lsdException w:unhideWhenUsed="0" w:uiPriority="0" w:semiHidden="0" w:name="HTML Variable"/>
+    <w:lsdException w:qFormat="1" w:unhideWhenUsed="0" w:uiPriority="0" w:name="Normal Table"/>
+    <w:lsdException w:unhideWhenUsed="0" w:uiPriority="0" w:semiHidden="0" w:name="annotation subject"/>
+    <w:lsdException w:unhideWhenUsed="0" w:uiPriority="0" w:semiHidden="0" w:name="Table Simple 1"/>
+    <w:lsdException w:unhideWhenUsed="0" w:uiPriority="0" w:semiHidden="0" w:name="Table Simple 2"/>
+    <w:lsdException w:unhideWhenUsed="0" w:uiPriority="0" w:semiHidden="0" w:name="Table Simple 3"/>
+    <w:lsdException w:unhideWhenUsed="0" w:uiPriority="0" w:semiHidden="0" w:name="Table Classic 1"/>
+    <w:lsdException w:unhideWhenUsed="0" w:uiPriority="0" w:semiHidden="0" w:name="Table Classic 2"/>
+    <w:lsdException w:unhideWhenUsed="0" w:uiPriority="0" w:semiHidden="0" w:name="Table Classic 3"/>
+    <w:lsdException w:unhideWhenUsed="0" w:uiPriority="0" w:semiHidden="0" w:name="Table Classic 4"/>
+    <w:lsdException w:unhideWhenUsed="0" w:uiPriority="0" w:semiHidden="0" w:name="Table Colorful 1"/>
+    <w:lsdException w:unhideWhenUsed="0" w:uiPriority="0" w:semiHidden="0" w:name="Table Colorful 2"/>
+    <w:lsdException w:unhideWhenUsed="0" w:uiPriority="0" w:semiHidden="0" w:name="Table Colorful 3"/>
+    <w:lsdException w:unhideWhenUsed="0" w:uiPriority="0" w:semiHidden="0" w:name="Table Columns 1"/>
+    <w:lsdException w:unhideWhenUsed="0" w:uiPriority="0" w:semiHidden="0" w:name="Table Columns 2"/>
+    <w:lsdException w:unhideWhenUsed="0" w:uiPriority="0" w:semiHidden="0" w:name="Table Columns 3"/>
+    <w:lsdException w:unhideWhenUsed="0" w:uiPriority="0" w:semiHidden="0" w:name="Table Columns 4"/>
+    <w:lsdException w:unhideWhenUsed="0" w:uiPriority="0" w:semiHidden="0" w:name="Table Columns 5"/>
+    <w:lsdException w:unhideWhenUsed="0" w:uiPriority="0" w:semiHidden="0" w:name="Table Grid 1"/>
+    <w:lsdException w:unhideWhenUsed="0" w:uiPriority="0" w:semiHidden="0" w:name="Table Grid 2"/>
+    <w:lsdException w:unhideWhenUsed="0" w:uiPriority="0" w:semiHidden="0" w:name="Table Grid 3"/>
+    <w:lsdException w:unhideWhenUsed="0" w:uiPriority="0" w:semiHidden="0" w:name="Table Grid 4"/>
+    <w:lsdException w:unhideWhenUsed="0" w:uiPriority="0" w:semiHidden="0" w:name="Table Grid 5"/>
+    <w:lsdException w:unhideWhenUsed="0" w:uiPriority="0" w:semiHidden="0" w:name="Table Grid 6"/>
+    <w:lsdException w:unhideWhenUsed="0" w:uiPriority="0" w:semiHidden="0" w:name="Table Grid 7"/>
+    <w:lsdException w:unhideWhenUsed="0" w:uiPriority="0" w:semiHidden="0" w:name="Table Grid 8"/>
+    <w:lsdException w:unhideWhenUsed="0" w:uiPriority="0" w:semiHidden="0" w:name="Table List 1"/>
+    <w:lsdException w:unhideWhenUsed="0" w:uiPriority="0" w:semiHidden="0" w:name="Table List 2"/>
+    <w:lsdException w:unhideWhenUsed="0" w:uiPriority="0" w:semiHidden="0" w:name="Table List 3"/>
+    <w:lsdException w:unhideWhenUsed="0" w:uiPriority="0" w:semiHidden="0" w:name="Table List 4"/>
+    <w:lsdException w:unhideWhenUsed="0" w:uiPriority="0" w:semiHidden="0" w:name="Table List 5"/>
+    <w:lsdException w:unhideWhenUsed="0" w:uiPriority="0" w:semiHidden="0" w:name="Table List 6"/>
+    <w:lsdException w:unhideWhenUsed="0" w:uiPriority="0" w:semiHidden="0" w:name="Table List 7"/>
+    <w:lsdException w:unhideWhenUsed="0" w:uiPriority="0" w:semiHidden="0" w:name="Table List 8"/>
+    <w:lsdException w:unhideWhenUsed="0" w:uiPriority="0" w:semiHidden="0" w:name="Table 3D effects 1"/>
+    <w:lsdException w:unhideWhenUsed="0" w:uiPriority="0" w:semiHidden="0" w:name="Table 3D effects 2"/>
+    <w:lsdException w:unhideWhenUsed="0" w:uiPriority="0" w:semiHidden="0" w:name="Table 3D effects 3"/>
+    <w:lsdException w:unhideWhenUsed="0" w:uiPriority="0" w:semiHidden="0" w:name="Table Contemporary"/>
+    <w:lsdException w:unhideWhenUsed="0" w:uiPriority="0" w:semiHidden="0" w:name="Table Elegant"/>
+    <w:lsdException w:unhideWhenUsed="0" w:uiPriority="0" w:semiHidden="0" w:name="Table Professional"/>
+    <w:lsdException w:unhideWhenUsed="0" w:uiPriority="0" w:semiHidden="0" w:name="Table Subtle 1"/>
+    <w:lsdException w:unhideWhenUsed="0" w:uiPriority="0" w:semiHidden="0" w:name="Table Subtle 2"/>
+    <w:lsdException w:unhideWhenUsed="0" w:uiPriority="0" w:semiHidden="0" w:name="Table Web 1"/>
+    <w:lsdException w:unhideWhenUsed="0" w:uiPriority="0" w:semiHidden="0" w:name="Table Web 2"/>
+    <w:lsdException w:unhideWhenUsed="0" w:uiPriority="0" w:semiHidden="0" w:name="Table Web 3"/>
+    <w:lsdException w:unhideWhenUsed="0" w:uiPriority="0" w:semiHidden="0" w:name="Balloon Text"/>
+    <w:lsdException w:qFormat="1" w:unhideWhenUsed="0" w:uiPriority="0" w:semiHidden="0" w:name="Table Grid"/>
+    <w:lsdException w:unhideWhenUsed="0" w:uiPriority="0" w:semiHidden="0" w:name="Table Theme"/>
+    <w:lsdException w:unhideWhenUsed="0" w:uiPriority="60" w:semiHidden="0" w:name="Light Shading"/>
+    <w:lsdException w:unhideWhenUsed="0" w:uiPriority="61" w:semiHidden="0" w:name="Light List"/>
+    <w:lsdException w:unhideWhenUsed="0" w:uiPriority="62" w:semiHidden="0" w:name="Light Grid"/>
+    <w:lsdException w:unhideWhenUsed="0" w:uiPriority="63" w:semiHidden="0" w:name="Medium Shading 1"/>
+    <w:lsdException w:unhideWhenUsed="0" w:uiPriority="64" w:semiHidden="0" w:name="Medium Shading 2"/>
+    <w:lsdException w:unhideWhenUsed="0" w:uiPriority="65" w:semiHidden="0" w:name="Medium List 1"/>
+    <w:lsdException w:unhideWhenUsed="0" w:uiPriority="66" w:semiHidden="0" w:name="Medium List 2"/>
+    <w:lsdException w:unhideWhenUsed="0" w:uiPriority="67" w:semiHidden="0" w:name="Medium Grid 1"/>
+    <w:lsdException w:unhideWhenUsed="0" w:uiPriority="68" w:semiHidden="0" w:name="Medium Grid 2"/>
+    <w:lsdException w:unhideWhenUsed="0" w:uiPriority="69" w:semiHidden="0" w:name="Medium Grid 3"/>
+    <w:lsdException w:unhideWhenUsed="0" w:uiPriority="70" w:semiHidden="0" w:name="Dark List"/>
+    <w:lsdException w:unhideWhenUsed="0" w:uiPriority="71" w:semiHidden="0" w:name="Colorful Shading"/>
+    <w:lsdException w:unhideWhenUsed="0" w:uiPriority="72" w:semiHidden="0" w:name="Colorful List"/>
+    <w:lsdException w:unhideWhenUsed="0" w:uiPriority="73" w:semiHidden="0" w:name="Colorful Grid"/>
+    <w:lsdException w:unhideWhenUsed="0" w:uiPriority="60" w:semiHidden="0" w:name="Light Shading Accent 1"/>
+    <w:lsdException w:unhideWhenUsed="0" w:uiPriority="61" w:semiHidden="0" w:name="Light List Accent 1"/>
+    <w:lsdException w:unhideWhenUsed="0" w:uiPriority="62" w:semiHidden="0" w:name="Light Grid Accent 1"/>
+    <w:lsdException w:unhideWhenUsed="0" w:uiPriority="63" w:semiHidden="0" w:name="Medium Shading 1 Accent 1"/>
+    <w:lsdException w:unhideWhenUsed="0" w:uiPriority="64" w:semiHidden="0" w:name="Medium Shading 2 Accent 1"/>
+    <w:lsdException w:unhideWhenUsed="0" w:uiPriority="65" w:semiHidden="0" w:name="Medium List 1 Accent 1"/>
+    <w:lsdException w:unhideWhenUsed="0" w:uiPriority="66" w:semiHidden="0" w:name="Medium List 2 Accent 1"/>
+    <w:lsdException w:unhideWhenUsed="0" w:uiPriority="67" w:semiHidden="0" w:name="Medium Grid 1 Accent 1"/>
+    <w:lsdException w:unhideWhenUsed="0" w:uiPriority="68" w:semiHidden="0" w:name="Medium Grid 2 Accent 1"/>
+    <w:lsdException w:unhideWhenUsed="0" w:uiPriority="69" w:semiHidden="0" w:name="Medium Grid 3 Accent 1"/>
+    <w:lsdException w:unhideWhenUsed="0" w:uiPriority="70" w:semiHidden="0" w:name="Dark List Accent 1"/>
+    <w:lsdException w:unhideWhenUsed="0" w:uiPriority="71" w:semiHidden="0" w:name="Colorful Shading Accent 1"/>
+    <w:lsdException w:unhideWhenUsed="0" w:uiPriority="72" w:semiHidden="0" w:name="Colorful List Accent 1"/>
+    <w:lsdException w:unhideWhenUsed="0" w:uiPriority="73" w:semiHidden="0" w:name="Colorful Grid Accent 1"/>
+    <w:lsdException w:unhideWhenUsed="0" w:uiPriority="60" w:semiHidden="0" w:name="Light Shading Accent 2"/>
+    <w:lsdException w:unhideWhenUsed="0" w:uiPriority="61" w:semiHidden="0" w:name="Light List Accent 2"/>
+    <w:lsdException w:unhideWhenUsed="0" w:uiPriority="62" w:semiHidden="0" w:name="Light Grid Accent 2"/>
+    <w:lsdException w:unhideWhenUsed="0" w:uiPriority="63" w:semiHidden="0" w:name="Medium Shading 1 Accent 2"/>
+    <w:lsdException w:unhideWhenUsed="0" w:uiPriority="64" w:semiHidden="0" w:name="Medium Shading 2 Accent 2"/>
+    <w:lsdException w:unhideWhenUsed="0" w:uiPriority="65" w:semiHidden="0" w:name="Medium List 1 Accent 2"/>
+    <w:lsdException w:unhideWhenUsed="0" w:uiPriority="66" w:semiHidden="0" w:name="Medium List 2 Accent 2"/>
+    <w:lsdException w:unhideWhenUsed="0" w:uiPriority="67" w:semiHidden="0" w:name="Medium Grid 1 Accent 2"/>
+    <w:lsdException w:unhideWhenUsed="0" w:uiPriority="68" w:semiHidden="0" w:name="Medium Grid 2 Accent 2"/>
+    <w:lsdException w:unhideWhenUsed="0" w:uiPriority="69" w:semiHidden="0" w:name="Medium Grid 3 Accent 2"/>
+    <w:lsdException w:unhideWhenUsed="0" w:uiPriority="70" w:semiHidden="0" w:name="Dark List Accent 2"/>
+    <w:lsdException w:unhideWhenUsed="0" w:uiPriority="71" w:semiHidden="0" w:name="Colorful Shading Accent 2"/>
+    <w:lsdException w:unhideWhenUsed="0" w:uiPriority="72" w:semiHidden="0" w:name="Colorful List Accent 2"/>
+    <w:lsdException w:unhideWhenUsed="0" w:uiPriority="73" w:semiHidden="0" w:name="Colorful Grid Accent 2"/>
+    <w:lsdException w:unhideWhenUsed="0" w:uiPriority="60" w:semiHidden="0" w:name="Light Shading Accent 3"/>
+    <w:lsdException w:unhideWhenUsed="0" w:uiPriority="61" w:semiHidden="0" w:name="Light List Accent 3"/>
+    <w:lsdException w:unhideWhenUsed="0" w:uiPriority="62" w:semiHidden="0" w:name="Light Grid Accent 3"/>
+    <w:lsdException w:unhideWhenUsed="0" w:uiPriority="63" w:semiHidden="0" w:name="Medium Shading 1 Accent 3"/>
+    <w:lsdException w:unhideWhenUsed="0" w:uiPriority="64" w:semiHidden="0" w:name="Medium Shading 2 Accent 3"/>
+    <w:lsdException w:unhideWhenUsed="0" w:uiPriority="65" w:semiHidden="0" w:name="Medium List 1 Accent 3"/>
+    <w:lsdException w:unhideWhenUsed="0" w:uiPriority="66" w:semiHidden="0" w:name="Medium List 2 Accent 3"/>
+    <w:lsdException w:unhideWhenUsed="0" w:uiPriority="67" w:semiHidden="0" w:name="Medium Grid 1 Accent 3"/>
+    <w:lsdException w:unhideWhenUsed="0" w:uiPriority="68" w:semiHidden="0" w:name="Medium Grid 2 Accent 3"/>
+    <w:lsdException w:unhideWhenUsed="0" w:uiPriority="69" w:semiHidden="0" w:name="Medium Grid 3 Accent 3"/>
+    <w:lsdException w:unhideWhenUsed="0" w:uiPriority="70" w:semiHidden="0" w:name="Dark List Accent 3"/>
+    <w:lsdException w:unhideWhenUsed="0" w:uiPriority="71" w:semiHidden="0" w:name="Colorful Shading Accent 3"/>
+    <w:lsdException w:unhideWhenUsed="0" w:uiPriority="72" w:semiHidden="0" w:name="Colorful List Accent 3"/>
+    <w:lsdException w:unhideWhenUsed="0" w:uiPriority="73" w:semiHidden="0" w:name="Colorful Grid Accent 3"/>
+    <w:lsdException w:unhideWhenUsed="0" w:uiPriority="60" w:semiHidden="0" w:name="Light Shading Accent 4"/>
+    <w:lsdException w:unhideWhenUsed="0" w:uiPriority="61" w:semiHidden="0" w:name="Light List Accent 4"/>
+    <w:lsdException w:unhideWhenUsed="0" w:uiPriority="62" w:semiHidden="0" w:name="Light Grid Accent 4"/>
+    <w:lsdException w:unhideWhenUsed="0" w:uiPriority="63" w:semiHidden="0" w:name="Medium Shading 1 Accent 4"/>
+    <w:lsdException w:unhideWhenUsed="0" w:uiPriority="64" w:semiHidden="0" w:name="Medium Shading 2 Accent 4"/>
+    <w:lsdException w:unhideWhenUsed="0" w:uiPriority="65" w:semiHidden="0" w:name="Medium List 1 Accent 4"/>
+    <w:lsdException w:unhideWhenUsed="0" w:uiPriority="66" w:semiHidden="0" w:name="Medium List 2 Accent 4"/>
+    <w:lsdException w:unhideWhenUsed="0" w:uiPriority="67" w:semiHidden="0" w:name="Medium Grid 1 Accent 4"/>
+    <w:lsdException w:unhideWhenUsed="0" w:uiPriority="68" w:semiHidden="0" w:name="Medium Grid 2 Accent 4"/>
+    <w:lsdException w:unhideWhenUsed="0" w:uiPriority="69" w:semiHidden="0" w:name="Medium Grid 3 Accent 4"/>
+    <w:lsdException w:unhideWhenUsed="0" w:uiPriority="70" w:semiHidden="0" w:name="Dark List Accent 4"/>
+    <w:lsdException w:unhideWhenUsed="0" w:uiPriority="71" w:semiHidden="0" w:name="Colorful Shading Accent 4"/>
+    <w:lsdException w:unhideWhenUsed="0" w:uiPriority="72" w:semiHidden="0" w:name="Colorful List Accent 4"/>
+    <w:lsdException w:unhideWhenUsed="0" w:uiPriority="73" w:semiHidden="0" w:name="Colorful Grid Accent 4"/>
+    <w:lsdException w:unhideWhenUsed="0" w:uiPriority="60" w:semiHidden="0" w:name="Light Shading Accent 5"/>
+    <w:lsdException w:unhideWhenUsed="0" w:uiPriority="61" w:semiHidden="0" w:name="Light List Accent 5"/>
+    <w:lsdException w:unhideWhenUsed="0" w:uiPriority="62" w:semiHidden="0" w:name="Light Grid Accent 5"/>
+    <w:lsdException w:unhideWhenUsed="0" w:uiPriority="63" w:semiHidden="0" w:name="Medium Shading 1 Accent 5"/>
+    <w:lsdException w:unhideWhenUsed="0" w:uiPriority="64" w:semiHidden="0" w:name="Medium Shading 2 Accent 5"/>
+    <w:lsdException w:unhideWhenUsed="0" w:uiPriority="65" w:semiHidden="0" w:name="Medium List 1 Accent 5"/>
+    <w:lsdException w:unhideWhenUsed="0" w:uiPriority="66" w:semiHidden="0" w:name="Medium List 2 Accent 5"/>
+    <w:lsdException w:unhideWhenUsed="0" w:uiPriority="67" w:semiHidden="0" w:name="Medium Grid 1 Accent 5"/>
+    <w:lsdException w:unhideWhenUsed="0" w:uiPriority="68" w:semiHidden="0" w:name="Medium Grid 2 Accent 5"/>
+    <w:lsdException w:unhideWhenUsed="0" w:uiPriority="69" w:semiHidden="0" w:name="Medium Grid 3 Accent 5"/>
+    <w:lsdException w:unhideWhenUsed="0" w:uiPriority="70" w:semiHidden="0" w:name="Dark List Accent 5"/>
+    <w:lsdException w:unhideWhenUsed="0" w:uiPriority="71" w:semiHidden="0" w:name="Colorful Shading Accent 5"/>
+    <w:lsdException w:unhideWhenUsed="0" w:uiPriority="72" w:semiHidden="0" w:name="Colorful List Accent 5"/>
+    <w:lsdException w:unhideWhenUsed="0" w:uiPriority="73" w:semiHidden="0" w:name="Colorful Grid Accent 5"/>
+    <w:lsdException w:unhideWhenUsed="0" w:uiPriority="60" w:semiHidden="0" w:name="Light Shading Accent 6"/>
+    <w:lsdException w:unhideWhenUsed="0" w:uiPriority="61" w:semiHidden="0" w:name="Light List Accent 6"/>
+    <w:lsdException w:unhideWhenUsed="0" w:uiPriority="62" w:semiHidden="0" w:name="Light Grid Accent 6"/>
+    <w:lsdException w:unhideWhenUsed="0" w:uiPriority="63" w:semiHidden="0" w:name="Medium Shading 1 Accent 6"/>
+    <w:lsdException w:unhideWhenUsed="0" w:uiPriority="64" w:semiHidden="0" w:name="Medium Shading 2 Accent 6"/>
+    <w:lsdException w:unhideWhenUsed="0" w:uiPriority="65" w:semiHidden="0" w:name="Medium List 1 Accent 6"/>
+    <w:lsdException w:unhideWhenUsed="0" w:uiPriority="66" w:semiHidden="0" w:name="Medium List 2 Accent 6"/>
+    <w:lsdException w:unhideWhenUsed="0" w:uiPriority="67" w:semiHidden="0" w:name="Medium Grid 1 Accent 6"/>
+    <w:lsdException w:unhideWhenUsed="0" w:uiPriority="68" w:semiHidden="0" w:name="Medium Grid 2 Accent 6"/>
+    <w:lsdException w:unhideWhenUsed="0" w:uiPriority="69" w:semiHidden="0" w:name="Medium Grid 3 Accent 6"/>
+    <w:lsdException w:unhideWhenUsed="0" w:uiPriority="70" w:semiHidden="0" w:name="Dark List Accent 6"/>
+    <w:lsdException w:unhideWhenUsed="0" w:uiPriority="71" w:semiHidden="0" w:name="Colorful Shading Accent 6"/>
+    <w:lsdException w:unhideWhenUsed="0" w:uiPriority="72" w:semiHidden="0" w:name="Colorful List Accent 6"/>
+    <w:lsdException w:unhideWhenUsed="0" w:uiPriority="73" w:semiHidden="0" w:name="Colorful Grid Accent 6"/>
   </w:latentStyles>
-  <w:style w:type="paragraph" w:default="1" w:styleId="Normal">
+  <w:style w:type="paragraph" w:default="1" w:styleId="1">
     <w:name w:val="Normal"/>
     <w:qFormat/>
+    <w:uiPriority w:val="0"/>
     <w:pPr>
       <w:kinsoku w:val="0"/>
       <w:autoSpaceDE w:val="0"/>
@@ -5241,7 +5367,7 @@
       <w:textAlignment w:val="baseline"/>
     </w:pPr>
     <w:rPr>
-      <w:rFonts w:ascii="Arial" w:eastAsia="宋体" w:hAnsi="Arial" w:cs="Arial"/>
+      <w:rFonts w:ascii="Arial" w:hAnsi="Arial" w:eastAsia="宋体" w:cs="Arial"/>
       <w:snapToGrid w:val="0"/>
       <w:color w:val="000000"/>
       <w:kern w:val="0"/>
@@ -5250,11 +5376,12 @@
       <w:lang w:val="en-US" w:eastAsia="en-US" w:bidi="ar-SA"/>
     </w:rPr>
   </w:style>
-  <w:style w:type="paragraph" w:styleId="Heading1">
+  <w:style w:type="paragraph" w:styleId="2">
     <w:name w:val="heading 1"/>
-    <w:basedOn w:val="Normal"/>
-    <w:next w:val="Normal"/>
+    <w:basedOn w:val="1"/>
+    <w:next w:val="1"/>
     <w:qFormat/>
+    <w:uiPriority w:val="0"/>
     <w:pPr>
       <w:keepNext/>
       <w:keepLines/>
@@ -5272,12 +5399,13 @@
       <w:sz w:val="44"/>
     </w:rPr>
   </w:style>
-  <w:style w:type="paragraph" w:styleId="Heading2">
+  <w:style w:type="paragraph" w:styleId="3">
     <w:name w:val="heading 2"/>
-    <w:basedOn w:val="Normal"/>
-    <w:next w:val="Normal"/>
+    <w:basedOn w:val="1"/>
+    <w:next w:val="1"/>
     <w:unhideWhenUsed/>
     <w:qFormat/>
+    <w:uiPriority w:val="0"/>
     <w:pPr>
       <w:keepNext/>
       <w:keepLines/>
@@ -5290,18 +5418,19 @@
       <w:outlineLvl w:val="1"/>
     </w:pPr>
     <w:rPr>
-      <w:rFonts w:ascii="Arial" w:eastAsia="黑体" w:hAnsi="Arial"/>
+      <w:rFonts w:ascii="Arial" w:hAnsi="Arial" w:eastAsia="黑体"/>
       <w:b/>
       <w:sz w:val="32"/>
     </w:rPr>
   </w:style>
-  <w:style w:type="paragraph" w:styleId="Heading3">
+  <w:style w:type="paragraph" w:styleId="4">
     <w:name w:val="heading 3"/>
-    <w:basedOn w:val="Normal"/>
-    <w:next w:val="Normal"/>
+    <w:basedOn w:val="1"/>
+    <w:next w:val="1"/>
     <w:semiHidden/>
     <w:unhideWhenUsed/>
     <w:qFormat/>
+    <w:uiPriority w:val="0"/>
     <w:pPr>
       <w:keepNext/>
       <w:keepLines/>
@@ -5318,12 +5447,13 @@
       <w:sz w:val="32"/>
     </w:rPr>
   </w:style>
-  <w:style w:type="paragraph" w:styleId="Heading4">
+  <w:style w:type="paragraph" w:styleId="5">
     <w:name w:val="heading 4"/>
-    <w:basedOn w:val="Normal"/>
-    <w:next w:val="Normal"/>
+    <w:basedOn w:val="1"/>
+    <w:next w:val="1"/>
     <w:unhideWhenUsed/>
     <w:qFormat/>
+    <w:uiPriority w:val="0"/>
     <w:pPr>
       <w:keepNext/>
       <w:keepLines/>
@@ -5336,18 +5466,19 @@
       <w:outlineLvl w:val="3"/>
     </w:pPr>
     <w:rPr>
-      <w:rFonts w:ascii="Arial" w:eastAsia="黑体" w:hAnsi="Arial"/>
+      <w:rFonts w:ascii="Arial" w:hAnsi="Arial" w:eastAsia="黑体"/>
       <w:b/>
       <w:sz w:val="28"/>
     </w:rPr>
   </w:style>
-  <w:style w:type="paragraph" w:styleId="Heading5">
+  <w:style w:type="paragraph" w:styleId="6">
     <w:name w:val="heading 5"/>
-    <w:basedOn w:val="Normal"/>
-    <w:next w:val="Normal"/>
+    <w:basedOn w:val="1"/>
+    <w:next w:val="1"/>
     <w:semiHidden/>
     <w:unhideWhenUsed/>
     <w:qFormat/>
+    <w:uiPriority w:val="0"/>
     <w:pPr>
       <w:keepNext/>
       <w:keepLines/>
@@ -5364,13 +5495,14 @@
       <w:sz w:val="28"/>
     </w:rPr>
   </w:style>
-  <w:style w:type="paragraph" w:styleId="Heading6">
+  <w:style w:type="paragraph" w:styleId="7">
     <w:name w:val="heading 6"/>
-    <w:basedOn w:val="Normal"/>
-    <w:next w:val="Normal"/>
+    <w:basedOn w:val="1"/>
+    <w:next w:val="1"/>
     <w:semiHidden/>
     <w:unhideWhenUsed/>
     <w:qFormat/>
+    <w:uiPriority w:val="0"/>
     <w:pPr>
       <w:keepNext/>
       <w:keepLines/>
@@ -5383,18 +5515,19 @@
       <w:outlineLvl w:val="5"/>
     </w:pPr>
     <w:rPr>
-      <w:rFonts w:ascii="Arial" w:eastAsia="黑体" w:hAnsi="Arial"/>
+      <w:rFonts w:ascii="Arial" w:hAnsi="Arial" w:eastAsia="黑体"/>
       <w:b/>
       <w:sz w:val="24"/>
     </w:rPr>
   </w:style>
-  <w:style w:type="paragraph" w:styleId="Heading7">
+  <w:style w:type="paragraph" w:styleId="8">
     <w:name w:val="heading 7"/>
-    <w:basedOn w:val="Normal"/>
-    <w:next w:val="Normal"/>
+    <w:basedOn w:val="1"/>
+    <w:next w:val="1"/>
     <w:semiHidden/>
     <w:unhideWhenUsed/>
     <w:qFormat/>
+    <w:uiPriority w:val="0"/>
     <w:pPr>
       <w:keepNext/>
       <w:keepLines/>
@@ -5411,13 +5544,14 @@
       <w:sz w:val="24"/>
     </w:rPr>
   </w:style>
-  <w:style w:type="paragraph" w:styleId="Heading8">
+  <w:style w:type="paragraph" w:styleId="9">
     <w:name w:val="heading 8"/>
-    <w:basedOn w:val="Normal"/>
-    <w:next w:val="Normal"/>
+    <w:basedOn w:val="1"/>
+    <w:next w:val="1"/>
     <w:semiHidden/>
     <w:unhideWhenUsed/>
     <w:qFormat/>
+    <w:uiPriority w:val="0"/>
     <w:pPr>
       <w:keepNext/>
       <w:keepLines/>
@@ -5430,17 +5564,18 @@
       <w:outlineLvl w:val="7"/>
     </w:pPr>
     <w:rPr>
-      <w:rFonts w:ascii="Arial" w:eastAsia="黑体" w:hAnsi="Arial"/>
+      <w:rFonts w:ascii="Arial" w:hAnsi="Arial" w:eastAsia="黑体"/>
       <w:sz w:val="24"/>
     </w:rPr>
   </w:style>
-  <w:style w:type="paragraph" w:styleId="Heading9">
+  <w:style w:type="paragraph" w:styleId="10">
     <w:name w:val="heading 9"/>
-    <w:basedOn w:val="Normal"/>
-    <w:next w:val="Normal"/>
+    <w:basedOn w:val="1"/>
+    <w:next w:val="1"/>
     <w:semiHidden/>
     <w:unhideWhenUsed/>
     <w:qFormat/>
+    <w:uiPriority w:val="0"/>
     <w:pPr>
       <w:keepNext/>
       <w:keepLines/>
@@ -5453,19 +5588,21 @@
       <w:outlineLvl w:val="8"/>
     </w:pPr>
     <w:rPr>
-      <w:rFonts w:ascii="Arial" w:eastAsia="黑体" w:hAnsi="Arial"/>
+      <w:rFonts w:ascii="Arial" w:hAnsi="Arial" w:eastAsia="黑体"/>
       <w:sz w:val="21"/>
     </w:rPr>
   </w:style>
-  <w:style w:type="character" w:default="1" w:styleId="DefaultParagraphFont">
+  <w:style w:type="character" w:default="1" w:styleId="22">
     <w:name w:val="Default Paragraph Font"/>
     <w:semiHidden/>
     <w:qFormat/>
+    <w:uiPriority w:val="0"/>
   </w:style>
-  <w:style w:type="table" w:default="1" w:styleId="TableNormal">
+  <w:style w:type="table" w:default="1" w:styleId="20">
     <w:name w:val="Normal Table"/>
     <w:semiHidden/>
     <w:qFormat/>
+    <w:uiPriority w:val="0"/>
     <w:tblPr>
       <w:tblCellMar>
         <w:top w:w="0" w:type="dxa"/>
@@ -5475,39 +5612,43 @@
       </w:tblCellMar>
     </w:tblPr>
   </w:style>
-  <w:style w:type="paragraph" w:styleId="CommentText">
+  <w:style w:type="paragraph" w:styleId="11">
     <w:name w:val="annotation text"/>
-    <w:basedOn w:val="Normal"/>
+    <w:basedOn w:val="1"/>
     <w:qFormat/>
+    <w:uiPriority w:val="0"/>
     <w:pPr>
       <w:jc w:val="left"/>
     </w:pPr>
   </w:style>
-  <w:style w:type="paragraph" w:styleId="BodyText">
+  <w:style w:type="paragraph" w:styleId="12">
     <w:name w:val="Body Text"/>
-    <w:basedOn w:val="Normal"/>
+    <w:basedOn w:val="1"/>
     <w:semiHidden/>
     <w:qFormat/>
+    <w:uiPriority w:val="0"/>
     <w:rPr>
-      <w:rFonts w:ascii="Arial" w:eastAsia="Arial" w:hAnsi="Arial" w:cs="Arial"/>
+      <w:rFonts w:ascii="Arial" w:hAnsi="Arial" w:eastAsia="Arial" w:cs="Arial"/>
       <w:sz w:val="21"/>
       <w:szCs w:val="21"/>
       <w:lang w:val="en-US" w:eastAsia="en-US" w:bidi="ar-SA"/>
     </w:rPr>
   </w:style>
-  <w:style w:type="paragraph" w:styleId="TOC3">
+  <w:style w:type="paragraph" w:styleId="13">
     <w:name w:val="toc 3"/>
-    <w:basedOn w:val="Normal"/>
-    <w:next w:val="Normal"/>
+    <w:basedOn w:val="1"/>
+    <w:next w:val="1"/>
     <w:qFormat/>
+    <w:uiPriority w:val="0"/>
     <w:pPr>
       <w:ind w:left="840" w:leftChars="400"/>
     </w:pPr>
   </w:style>
-  <w:style w:type="paragraph" w:styleId="Footer">
+  <w:style w:type="paragraph" w:styleId="14">
     <w:name w:val="footer"/>
-    <w:basedOn w:val="Normal"/>
+    <w:basedOn w:val="1"/>
     <w:qFormat/>
+    <w:uiPriority w:val="0"/>
     <w:pPr>
       <w:tabs>
         <w:tab w:val="center" w:pos="4153"/>
@@ -5520,16 +5661,17 @@
       <w:sz w:val="18"/>
     </w:rPr>
   </w:style>
-  <w:style w:type="paragraph" w:styleId="Header">
+  <w:style w:type="paragraph" w:styleId="15">
     <w:name w:val="header"/>
-    <w:basedOn w:val="Normal"/>
+    <w:basedOn w:val="1"/>
     <w:qFormat/>
+    <w:uiPriority w:val="0"/>
     <w:pPr>
       <w:pBdr>
-        <w:top w:val="nil"/>
-        <w:left w:val="nil"/>
-        <w:bottom w:val="nil"/>
-        <w:right w:val="nil"/>
+        <w:top w:val="none" w:color="auto" w:sz="0" w:space="0"/>
+        <w:left w:val="none" w:color="auto" w:sz="0" w:space="0"/>
+        <w:bottom w:val="none" w:color="auto" w:sz="0" w:space="0"/>
+        <w:right w:val="none" w:color="auto" w:sz="0" w:space="0"/>
       </w:pBdr>
       <w:tabs>
         <w:tab w:val="center" w:pos="4153"/>
@@ -5544,37 +5686,41 @@
       <w:sz w:val="18"/>
     </w:rPr>
   </w:style>
-  <w:style w:type="paragraph" w:styleId="TOC1">
+  <w:style w:type="paragraph" w:styleId="16">
     <w:name w:val="toc 1"/>
-    <w:basedOn w:val="Normal"/>
-    <w:next w:val="Normal"/>
+    <w:basedOn w:val="1"/>
+    <w:next w:val="1"/>
     <w:qFormat/>
+    <w:uiPriority w:val="0"/>
     <w:rPr>
-      <w:rFonts w:ascii="Arial" w:eastAsia="Microsoft JhengHei" w:hAnsi="Arial"/>
+      <w:rFonts w:ascii="Arial" w:hAnsi="Arial" w:eastAsia="Microsoft JhengHei"/>
       <w:sz w:val="24"/>
     </w:rPr>
   </w:style>
-  <w:style w:type="paragraph" w:styleId="TOC2">
+  <w:style w:type="paragraph" w:styleId="17">
     <w:name w:val="toc 2"/>
-    <w:basedOn w:val="Normal"/>
-    <w:next w:val="Normal"/>
+    <w:basedOn w:val="1"/>
+    <w:next w:val="1"/>
     <w:qFormat/>
+    <w:uiPriority w:val="0"/>
     <w:pPr>
       <w:ind w:left="420" w:leftChars="200"/>
     </w:pPr>
   </w:style>
-  <w:style w:type="paragraph" w:styleId="NormalWeb">
+  <w:style w:type="paragraph" w:styleId="18">
     <w:name w:val="Normal (Web)"/>
-    <w:basedOn w:val="Normal"/>
+    <w:basedOn w:val="1"/>
     <w:qFormat/>
+    <w:uiPriority w:val="0"/>
     <w:rPr>
       <w:sz w:val="24"/>
     </w:rPr>
   </w:style>
-  <w:style w:type="paragraph" w:styleId="Title">
+  <w:style w:type="paragraph" w:styleId="19">
     <w:name w:val="Title"/>
-    <w:basedOn w:val="Normal"/>
+    <w:basedOn w:val="1"/>
     <w:qFormat/>
+    <w:uiPriority w:val="0"/>
     <w:pPr>
       <w:spacing w:before="240" w:beforeLines="0" w:beforeAutospacing="0" w:after="60" w:afterLines="0" w:afterAutospacing="0"/>
       <w:jc w:val="center"/>
@@ -5586,68 +5732,73 @@
       <w:sz w:val="32"/>
     </w:rPr>
   </w:style>
-  <w:style w:type="table" w:styleId="TableGrid">
+  <w:style w:type="table" w:styleId="21">
     <w:name w:val="Table Grid"/>
-    <w:basedOn w:val="TableNormal"/>
+    <w:basedOn w:val="20"/>
     <w:qFormat/>
+    <w:uiPriority w:val="0"/>
     <w:pPr>
       <w:widowControl w:val="0"/>
       <w:jc w:val="both"/>
     </w:pPr>
     <w:tblPr>
       <w:tblBorders>
-        <w:top w:val="single" w:sz="4" w:space="0" w:color="auto"/>
-        <w:left w:val="single" w:sz="4" w:space="0" w:color="auto"/>
-        <w:bottom w:val="single" w:sz="4" w:space="0" w:color="auto"/>
-        <w:right w:val="single" w:sz="4" w:space="0" w:color="auto"/>
-        <w:insideH w:val="single" w:sz="4" w:space="0" w:color="auto"/>
-        <w:insideV w:val="single" w:sz="4" w:space="0" w:color="auto"/>
+        <w:top w:val="single" w:color="auto" w:sz="4" w:space="0"/>
+        <w:left w:val="single" w:color="auto" w:sz="4" w:space="0"/>
+        <w:bottom w:val="single" w:color="auto" w:sz="4" w:space="0"/>
+        <w:right w:val="single" w:color="auto" w:sz="4" w:space="0"/>
+        <w:insideH w:val="single" w:color="auto" w:sz="4" w:space="0"/>
+        <w:insideV w:val="single" w:color="auto" w:sz="4" w:space="0"/>
       </w:tblBorders>
     </w:tblPr>
   </w:style>
-  <w:style w:type="character" w:styleId="Strong">
+  <w:style w:type="character" w:styleId="23">
     <w:name w:val="Strong"/>
-    <w:basedOn w:val="DefaultParagraphFont"/>
+    <w:basedOn w:val="22"/>
     <w:qFormat/>
+    <w:uiPriority w:val="0"/>
     <w:rPr>
       <w:b/>
     </w:rPr>
   </w:style>
-  <w:style w:type="paragraph" w:customStyle="1" w:styleId="a">
+  <w:style w:type="paragraph" w:customStyle="1" w:styleId="24">
     <w:name w:val="柴_公司名"/>
-    <w:basedOn w:val="Title"/>
+    <w:basedOn w:val="19"/>
     <w:qFormat/>
+    <w:uiPriority w:val="0"/>
     <w:pPr>
       <w:spacing w:after="600" w:afterLines="600"/>
     </w:pPr>
     <w:rPr>
-      <w:rFonts w:ascii="宋体" w:eastAsia="宋体" w:hAnsi="宋体" w:cs="宋体" w:hint="eastAsia"/>
+      <w:rFonts w:hint="eastAsia" w:ascii="宋体" w:hAnsi="宋体" w:eastAsia="宋体" w:cs="宋体"/>
       <w:bCs/>
       <w:spacing w:val="-6"/>
       <w:sz w:val="52"/>
       <w:szCs w:val="52"/>
     </w:rPr>
   </w:style>
-  <w:style w:type="paragraph" w:customStyle="1" w:styleId="a0">
+  <w:style w:type="paragraph" w:customStyle="1" w:styleId="25">
     <w:name w:val="柴_文档名"/>
-    <w:basedOn w:val="Title"/>
+    <w:basedOn w:val="19"/>
     <w:qFormat/>
+    <w:uiPriority w:val="0"/>
     <w:pPr>
       <w:spacing w:after="900" w:afterLines="900"/>
     </w:pPr>
     <w:rPr>
-      <w:rFonts w:ascii="黑体" w:eastAsia="黑体" w:hAnsi="黑体" w:cs="黑体"/>
+      <w:rFonts w:ascii="黑体" w:hAnsi="黑体" w:eastAsia="黑体" w:cs="黑体"/>
       <w:bCs/>
       <w:spacing w:val="-7"/>
       <w:sz w:val="52"/>
       <w:szCs w:val="52"/>
     </w:rPr>
   </w:style>
-  <w:style w:type="table" w:customStyle="1" w:styleId="TableNormal0">
+  <w:style w:type="table" w:customStyle="1" w:styleId="26">
     <w:name w:val="Table Normal_0"/>
     <w:semiHidden/>
     <w:unhideWhenUsed/>
     <w:qFormat/>
+    <w:uiPriority w:val="0"/>
     <w:tblPr>
       <w:tblCellMar>
         <w:top w:w="0" w:type="dxa"/>
@@ -5657,81 +5808,87 @@
       </w:tblCellMar>
     </w:tblPr>
   </w:style>
-  <w:style w:type="paragraph" w:customStyle="1" w:styleId="TableText">
+  <w:style w:type="paragraph" w:customStyle="1" w:styleId="27">
     <w:name w:val="Table Text"/>
-    <w:basedOn w:val="Normal"/>
+    <w:basedOn w:val="1"/>
     <w:semiHidden/>
     <w:qFormat/>
+    <w:uiPriority w:val="0"/>
     <w:rPr>
-      <w:rFonts w:ascii="宋体" w:eastAsia="宋体" w:hAnsi="宋体" w:cs="宋体"/>
+      <w:rFonts w:ascii="宋体" w:hAnsi="宋体" w:eastAsia="宋体" w:cs="宋体"/>
       <w:sz w:val="21"/>
       <w:szCs w:val="21"/>
       <w:lang w:val="en-US" w:eastAsia="en-US" w:bidi="ar-SA"/>
     </w:rPr>
   </w:style>
-  <w:style w:type="paragraph" w:customStyle="1" w:styleId="1">
+  <w:style w:type="paragraph" w:customStyle="1" w:styleId="28">
     <w:name w:val="柴_标题1"/>
-    <w:basedOn w:val="Heading1"/>
-    <w:next w:val="a1"/>
-    <w:link w:val="1Char"/>
+    <w:basedOn w:val="2"/>
+    <w:next w:val="29"/>
+    <w:link w:val="38"/>
     <w:qFormat/>
+    <w:uiPriority w:val="0"/>
     <w:pPr>
       <w:spacing w:before="100" w:after="90" w:line="360" w:lineRule="auto"/>
     </w:pPr>
     <w:rPr>
-      <w:rFonts w:ascii="Arial" w:eastAsia="宋体" w:hAnsi="Arial"/>
+      <w:rFonts w:ascii="Arial" w:hAnsi="Arial" w:eastAsia="宋体"/>
       <w:sz w:val="32"/>
     </w:rPr>
   </w:style>
-  <w:style w:type="paragraph" w:customStyle="1" w:styleId="a1">
+  <w:style w:type="paragraph" w:customStyle="1" w:styleId="29">
     <w:name w:val="柴_正文"/>
-    <w:basedOn w:val="BodyText"/>
-    <w:link w:val="Char"/>
+    <w:basedOn w:val="12"/>
+    <w:link w:val="42"/>
     <w:qFormat/>
+    <w:uiPriority w:val="0"/>
     <w:pPr>
       <w:spacing w:line="360" w:lineRule="auto"/>
       <w:ind w:firstLine="470" w:firstLineChars="200"/>
     </w:pPr>
     <w:rPr>
-      <w:rFonts w:ascii="Arial" w:eastAsia="宋体" w:hAnsi="Arial"/>
+      <w:rFonts w:ascii="Arial" w:hAnsi="Arial" w:eastAsia="宋体"/>
       <w:sz w:val="24"/>
       <w:lang w:eastAsia="zh-CN"/>
     </w:rPr>
   </w:style>
-  <w:style w:type="paragraph" w:customStyle="1" w:styleId="2">
+  <w:style w:type="paragraph" w:customStyle="1" w:styleId="30">
     <w:name w:val="柴_标题2"/>
-    <w:basedOn w:val="Heading2"/>
-    <w:next w:val="a1"/>
+    <w:basedOn w:val="3"/>
+    <w:next w:val="29"/>
     <w:qFormat/>
+    <w:uiPriority w:val="0"/>
     <w:pPr>
       <w:spacing w:line="360" w:lineRule="auto"/>
     </w:pPr>
     <w:rPr>
-      <w:rFonts w:ascii="Arial" w:eastAsia="宋体" w:hAnsi="Arial"/>
+      <w:rFonts w:ascii="Arial" w:hAnsi="Arial" w:eastAsia="宋体"/>
       <w:sz w:val="28"/>
     </w:rPr>
   </w:style>
-  <w:style w:type="paragraph" w:customStyle="1" w:styleId="3">
+  <w:style w:type="paragraph" w:customStyle="1" w:styleId="31">
     <w:name w:val="柴_标题3"/>
-    <w:basedOn w:val="Heading3"/>
-    <w:next w:val="a1"/>
+    <w:basedOn w:val="4"/>
+    <w:next w:val="29"/>
     <w:qFormat/>
+    <w:uiPriority w:val="0"/>
     <w:pPr>
       <w:spacing w:line="360" w:lineRule="auto"/>
       <w:ind w:left="0" w:firstLine="472" w:firstLineChars="200"/>
     </w:pPr>
     <w:rPr>
-      <w:rFonts w:ascii="宋体" w:eastAsia="宋体" w:hAnsi="宋体" w:cs="宋体"/>
+      <w:rFonts w:ascii="宋体" w:hAnsi="宋体" w:eastAsia="宋体" w:cs="宋体"/>
       <w:spacing w:val="-2"/>
       <w:sz w:val="24"/>
       <w:szCs w:val="24"/>
     </w:rPr>
   </w:style>
-  <w:style w:type="paragraph" w:customStyle="1" w:styleId="a2">
+  <w:style w:type="paragraph" w:customStyle="1" w:styleId="32">
     <w:name w:val="柴_目录"/>
-    <w:basedOn w:val="Normal"/>
-    <w:next w:val="BodyText"/>
+    <w:basedOn w:val="1"/>
+    <w:next w:val="12"/>
     <w:qFormat/>
+    <w:uiPriority w:val="0"/>
     <w:pPr>
       <w:tabs>
         <w:tab w:val="right" w:leader="dot" w:pos="8442"/>
@@ -5739,59 +5896,64 @@
       <w:ind w:left="0" w:leftChars="0"/>
     </w:pPr>
     <w:rPr>
-      <w:rFonts w:ascii="Arial" w:eastAsia="Microsoft JhengHei" w:hAnsi="Arial"/>
+      <w:rFonts w:ascii="Arial" w:hAnsi="Arial" w:eastAsia="Microsoft JhengHei"/>
       <w:sz w:val="24"/>
     </w:rPr>
   </w:style>
-  <w:style w:type="paragraph" w:customStyle="1" w:styleId="WPSOffice1">
+  <w:style w:type="paragraph" w:customStyle="1" w:styleId="33">
     <w:name w:val="WPSOffice手动目录 1"/>
     <w:qFormat/>
+    <w:uiPriority w:val="0"/>
     <w:pPr>
       <w:ind w:leftChars="0"/>
     </w:pPr>
     <w:rPr>
-      <w:rFonts w:ascii="Times New Roman" w:eastAsia="宋体" w:hAnsi="Times New Roman" w:cs="Times New Roman"/>
+      <w:rFonts w:ascii="Times New Roman" w:hAnsi="Times New Roman" w:eastAsia="宋体" w:cs="Times New Roman"/>
       <w:sz w:val="20"/>
       <w:szCs w:val="20"/>
     </w:rPr>
   </w:style>
-  <w:style w:type="paragraph" w:customStyle="1" w:styleId="WPSOffice2">
+  <w:style w:type="paragraph" w:customStyle="1" w:styleId="34">
     <w:name w:val="WPSOffice手动目录 2"/>
     <w:qFormat/>
+    <w:uiPriority w:val="0"/>
     <w:pPr>
       <w:ind w:leftChars="200"/>
     </w:pPr>
     <w:rPr>
-      <w:rFonts w:ascii="Times New Roman" w:eastAsia="宋体" w:hAnsi="Times New Roman" w:cs="Times New Roman"/>
+      <w:rFonts w:ascii="Times New Roman" w:hAnsi="Times New Roman" w:eastAsia="宋体" w:cs="Times New Roman"/>
       <w:sz w:val="20"/>
       <w:szCs w:val="20"/>
     </w:rPr>
   </w:style>
-  <w:style w:type="paragraph" w:customStyle="1" w:styleId="WPSOffice3">
+  <w:style w:type="paragraph" w:customStyle="1" w:styleId="35">
     <w:name w:val="WPSOffice手动目录 3"/>
     <w:qFormat/>
+    <w:uiPriority w:val="0"/>
     <w:pPr>
       <w:ind w:leftChars="400"/>
     </w:pPr>
     <w:rPr>
-      <w:rFonts w:ascii="Times New Roman" w:eastAsia="宋体" w:hAnsi="Times New Roman" w:cs="Times New Roman"/>
+      <w:rFonts w:ascii="Times New Roman" w:hAnsi="Times New Roman" w:eastAsia="宋体" w:cs="Times New Roman"/>
       <w:sz w:val="20"/>
       <w:szCs w:val="20"/>
     </w:rPr>
   </w:style>
-  <w:style w:type="paragraph" w:customStyle="1" w:styleId="Compact">
+  <w:style w:type="paragraph" w:customStyle="1" w:styleId="36">
     <w:name w:val="Compact"/>
-    <w:basedOn w:val="BodyText"/>
+    <w:basedOn w:val="12"/>
     <w:qFormat/>
+    <w:uiPriority w:val="0"/>
     <w:pPr>
       <w:spacing w:before="36" w:after="36"/>
     </w:pPr>
   </w:style>
-  <w:style w:type="table" w:customStyle="1" w:styleId="Table">
+  <w:style w:type="table" w:customStyle="1" w:styleId="37">
     <w:name w:val="Table"/>
     <w:semiHidden/>
     <w:unhideWhenUsed/>
     <w:qFormat/>
+    <w:uiPriority w:val="0"/>
     <w:tblPr>
       <w:tblCellMar>
         <w:top w:w="0" w:type="dxa"/>
@@ -5803,26 +5965,28 @@
     <w:tblStylePr w:type="firstRow">
       <w:tcPr>
         <w:tcBorders>
-          <w:bottom w:val="single" w:sz="0" w:space="0" w:color="auto"/>
+          <w:bottom w:val="single" w:color="auto" w:sz="0" w:space="0"/>
         </w:tcBorders>
         <w:vAlign w:val="bottom"/>
       </w:tcPr>
     </w:tblStylePr>
   </w:style>
-  <w:style w:type="character" w:customStyle="1" w:styleId="1Char">
+  <w:style w:type="character" w:customStyle="1" w:styleId="38">
     <w:name w:val="柴_标题1 Char"/>
-    <w:link w:val="1"/>
+    <w:link w:val="28"/>
     <w:qFormat/>
+    <w:uiPriority w:val="0"/>
     <w:rPr>
-      <w:rFonts w:ascii="Arial" w:eastAsia="宋体" w:hAnsi="Arial"/>
+      <w:rFonts w:ascii="Arial" w:hAnsi="Arial" w:eastAsia="宋体"/>
       <w:sz w:val="32"/>
     </w:rPr>
   </w:style>
-  <w:style w:type="table" w:customStyle="1" w:styleId="TableNormal1">
+  <w:style w:type="table" w:customStyle="1" w:styleId="39">
     <w:name w:val="Table Normal_1"/>
     <w:semiHidden/>
     <w:unhideWhenUsed/>
     <w:qFormat/>
+    <w:uiPriority w:val="0"/>
     <w:tblPr>
       <w:tblCellMar>
         <w:top w:w="0" w:type="dxa"/>
@@ -5832,10 +5996,11 @@
       </w:tblCellMar>
     </w:tblPr>
   </w:style>
-  <w:style w:type="paragraph" w:customStyle="1" w:styleId="a3">
+  <w:style w:type="paragraph" w:customStyle="1" w:styleId="40">
     <w:name w:val="柴_正文_无缩进"/>
-    <w:basedOn w:val="Normal"/>
+    <w:basedOn w:val="1"/>
     <w:qFormat/>
+    <w:uiPriority w:val="0"/>
     <w:pPr>
       <w:ind w:firstLine="0" w:firstLineChars="0"/>
     </w:pPr>
@@ -5845,29 +6010,31 @@
       <w:lang w:eastAsia="zh-CN"/>
     </w:rPr>
   </w:style>
-  <w:style w:type="paragraph" w:customStyle="1" w:styleId="4">
+  <w:style w:type="paragraph" w:customStyle="1" w:styleId="41">
     <w:name w:val="柴_标题4"/>
-    <w:basedOn w:val="Heading4"/>
-    <w:next w:val="Normal"/>
+    <w:basedOn w:val="5"/>
+    <w:next w:val="1"/>
     <w:qFormat/>
+    <w:uiPriority w:val="0"/>
     <w:pPr>
       <w:widowControl w:val="0"/>
       <w:spacing w:before="160" w:line="360" w:lineRule="auto"/>
-      <w:ind w:left="981" w:hanging="862" w:leftChars="300"/>
+      <w:ind w:left="981" w:leftChars="300" w:hanging="862"/>
     </w:pPr>
     <w:rPr>
-      <w:rFonts w:ascii="Calibri" w:eastAsia="宋体" w:hAnsi="Calibri" w:cs="宋体" w:hint="eastAsia"/>
+      <w:rFonts w:hint="eastAsia" w:ascii="Calibri" w:hAnsi="Calibri" w:eastAsia="宋体" w:cs="宋体"/>
       <w:sz w:val="24"/>
       <w:szCs w:val="24"/>
       <w:lang w:eastAsia="zh-CN" w:bidi="zh-CN"/>
     </w:rPr>
   </w:style>
-  <w:style w:type="character" w:customStyle="1" w:styleId="Char">
+  <w:style w:type="character" w:customStyle="1" w:styleId="42">
     <w:name w:val="柴_正文 Char"/>
-    <w:link w:val="a1"/>
+    <w:link w:val="29"/>
     <w:qFormat/>
+    <w:uiPriority w:val="0"/>
     <w:rPr>
-      <w:rFonts w:ascii="Arial" w:eastAsia="宋体" w:hAnsi="Arial"/>
+      <w:rFonts w:ascii="Arial" w:hAnsi="Arial" w:eastAsia="宋体"/>
       <w:sz w:val="24"/>
       <w:lang w:eastAsia="zh-CN"/>
     </w:rPr>
